--- a/casos/laboral-kcarmona/escritos/2026-10-25_Plan_de_Mejora_KCarmona.docx
+++ b/casos/laboral-kcarmona/escritos/2026-10-25_Plan_de_Mejora_KCarmona.docx
@@ -2537,7 +2537,21 @@
           <w:color w:val="2F2E47"/>
           <w:sz w:val="21"/>
         </w:rPr>
-        <w:t>Si durante la vigencia ocurriera un hecho grave, se atenderá conforme a la ley, con independencia de este plan.</w:t>
+        <w:t>Cada situación que se verifique durante la vigencia del plan se conversará con usted y podrá dar lugar, en ese momento, a la medida disciplinaria que corresponda.</w:t>
+      </w:r>
+    </w:p>
+    <w:p>
+      <w:pPr>
+        <w:spacing w:before="0" w:after="120" w:line="300" w:lineRule="auto"/>
+      </w:pPr>
+      <w:r>
+        <w:rPr>
+          <w:rFonts w:ascii="Georgia" w:hAnsi="Georgia"/>
+          <w:b w:val="0"/>
+          <w:color w:val="2F2E47"/>
+          <w:sz w:val="21"/>
+        </w:rPr>
+        <w:t>Le informamos con claridad que la reiteración de las situaciones descritas, después de este plan y de las amonestaciones que se hayan aplicado, puede constituir falta grave y dar lugar a la terminación del contrato sin responsabilidad patronal. Si durante la vigencia ocurriera un hecho grave, se atenderá conforme a la ley, con independencia de este plan.</w:t>
       </w:r>
     </w:p>
     <w:p>
@@ -3814,7 +3828,7 @@
         <w:color w:val="131237"/>
         <w:sz w:val="17"/>
       </w:rPr>
-      <w:t>BORRADOR · No entregar: el cotejo tiene 9 observaciones</w:t>
+      <w:t>BORRADOR · No entregar: el cotejo tiene 11 observaciones</w:t>
     </w:r>
   </w:p>
 </w:hdr>

--- a/casos/laboral-kcarmona/escritos/2026-10-25_Plan_de_Mejora_KCarmona.docx
+++ b/casos/laboral-kcarmona/escritos/2026-10-25_Plan_de_Mejora_KCarmona.docx
@@ -1267,6 +1267,21 @@
           <w:sz w:val="21"/>
         </w:rPr>
         <w:t>Las situaciones personales o de desempeño de otras personas del equipo no se comentan en su ausencia.</w:t>
+      </w:r>
+    </w:p>
+    <w:p>
+      <w:pPr>
+        <w:pStyle w:val="ListBullet"/>
+        <w:spacing w:before="0" w:after="60" w:line="300" w:lineRule="auto"/>
+      </w:pPr>
+      <w:r>
+        <w:rPr>
+          <w:rFonts w:ascii="Georgia" w:hAnsi="Georgia"/>
+          <w:b w:val="0"/>
+          <w:color w:val="2F2E47"/>
+          <w:sz w:val="21"/>
+        </w:rPr>
+        <w:t>Las referencias a la Dirección, a la jefatura y a la clínica, también en su ausencia, se expresan con respeto, sin descalificaciones ni expresiones ofensivas. Las inconformidades se plantean por el canal de la sección 4.2.</w:t>
       </w:r>
     </w:p>
     <w:p>

--- a/casos/laboral-kcarmona/escritos/2026-10-25_Plan_de_Mejora_KCarmona.docx
+++ b/casos/laboral-kcarmona/escritos/2026-10-25_Plan_de_Mejora_KCarmona.docx
@@ -96,7 +96,7 @@
                 <w:color w:val="2F2E47"/>
                 <w:sz w:val="19"/>
               </w:rPr>
-              <w:t>Kristel Carmona Soto</w:t>
+              <w:t>Kristell Carmona Soto</w:t>
             </w:r>
           </w:p>
         </w:tc>
@@ -2755,7 +2755,7 @@
                 <w:color w:val="2F2E47"/>
                 <w:sz w:val="19"/>
               </w:rPr>
-              <w:t>Kristel Carmona Soto</w:t>
+              <w:t>Kristell Carmona Soto</w:t>
             </w:r>
           </w:p>
         </w:tc>

--- a/casos/laboral-kcarmona/escritos/2026-10-25_Plan_de_Mejora_KCarmona.docx
+++ b/casos/laboral-kcarmona/escritos/2026-10-25_Plan_de_Mejora_KCarmona.docx
@@ -4212,6 +4212,10 @@
     <w:name w:val="Normal"/>
     <w:qFormat/>
     <w:rsid w:val="00FC693F"/>
+    <w:rPr>
+      <w:rFonts w:ascii="Georgia" w:hAnsi="Georgia"/>
+      <w:color w:val="2F2E47"/>
+    </w:rPr>
   </w:style>
   <w:style w:type="paragraph" w:styleId="Header">
     <w:name w:val="header"/>
@@ -4275,7 +4279,7 @@
       <w:rFonts w:asciiTheme="majorHAnsi" w:eastAsiaTheme="majorEastAsia" w:hAnsiTheme="majorHAnsi" w:cstheme="majorBidi"/>
       <w:b/>
       <w:bCs/>
-      <w:color w:val="365F91" w:themeColor="accent1" w:themeShade="BF"/>
+      <w:color w:val="5C6684" w:themeColor="accent1" w:themeShade="BF"/>
       <w:sz w:val="28"/>
       <w:szCs w:val="28"/>
     </w:rPr>
@@ -4299,7 +4303,7 @@
       <w:rFonts w:asciiTheme="majorHAnsi" w:eastAsiaTheme="majorEastAsia" w:hAnsiTheme="majorHAnsi" w:cstheme="majorBidi"/>
       <w:b/>
       <w:bCs/>
-      <w:color w:val="4F81BD" w:themeColor="accent1"/>
+      <w:color w:val="5C6684" w:themeColor="accent1"/>
       <w:sz w:val="26"/>
       <w:szCs w:val="26"/>
     </w:rPr>
@@ -4323,7 +4327,7 @@
       <w:rFonts w:asciiTheme="majorHAnsi" w:eastAsiaTheme="majorEastAsia" w:hAnsiTheme="majorHAnsi" w:cstheme="majorBidi"/>
       <w:b/>
       <w:bCs/>
-      <w:color w:val="4F81BD" w:themeColor="accent1"/>
+      <w:color w:val="5C6684" w:themeColor="accent1"/>
     </w:rPr>
   </w:style>
   <w:style w:type="paragraph" w:styleId="Heading4">
@@ -4348,7 +4352,7 @@
       <w:bCs/>
       <w:i/>
       <w:iCs/>
-      <w:color w:val="4F81BD" w:themeColor="accent1"/>
+      <w:color w:val="5C6684" w:themeColor="accent1"/>
     </w:rPr>
   </w:style>
   <w:style w:type="paragraph" w:styleId="Heading5">
@@ -4369,7 +4373,7 @@
     </w:pPr>
     <w:rPr>
       <w:rFonts w:asciiTheme="majorHAnsi" w:eastAsiaTheme="majorEastAsia" w:hAnsiTheme="majorHAnsi" w:cstheme="majorBidi"/>
-      <w:color w:val="243F60" w:themeColor="accent1" w:themeShade="7F"/>
+      <w:color w:val="2F2E47" w:themeColor="accent1" w:themeShade="7F"/>
     </w:rPr>
   </w:style>
   <w:style w:type="paragraph" w:styleId="Heading6">
@@ -4392,7 +4396,7 @@
       <w:rFonts w:asciiTheme="majorHAnsi" w:eastAsiaTheme="majorEastAsia" w:hAnsiTheme="majorHAnsi" w:cstheme="majorBidi"/>
       <w:i/>
       <w:iCs/>
-      <w:color w:val="243F60" w:themeColor="accent1" w:themeShade="7F"/>
+      <w:color w:val="2F2E47" w:themeColor="accent1" w:themeShade="7F"/>
     </w:rPr>
   </w:style>
   <w:style w:type="paragraph" w:styleId="Heading7">
@@ -4415,7 +4419,7 @@
       <w:rFonts w:asciiTheme="majorHAnsi" w:eastAsiaTheme="majorEastAsia" w:hAnsiTheme="majorHAnsi" w:cstheme="majorBidi"/>
       <w:i/>
       <w:iCs/>
-      <w:color w:val="404040" w:themeColor="text1" w:themeTint="BF"/>
+      <w:color w:val="2F2E47" w:themeColor="text1" w:themeTint="BF"/>
     </w:rPr>
   </w:style>
   <w:style w:type="paragraph" w:styleId="Heading8">
@@ -4436,7 +4440,7 @@
     </w:pPr>
     <w:rPr>
       <w:rFonts w:asciiTheme="majorHAnsi" w:eastAsiaTheme="majorEastAsia" w:hAnsiTheme="majorHAnsi" w:cstheme="majorBidi"/>
-      <w:color w:val="4F81BD" w:themeColor="accent1"/>
+      <w:color w:val="5C6684" w:themeColor="accent1"/>
       <w:sz w:val="20"/>
       <w:szCs w:val="20"/>
     </w:rPr>
@@ -4461,7 +4465,7 @@
       <w:rFonts w:asciiTheme="majorHAnsi" w:eastAsiaTheme="majorEastAsia" w:hAnsiTheme="majorHAnsi" w:cstheme="majorBidi"/>
       <w:i/>
       <w:iCs/>
-      <w:color w:val="404040" w:themeColor="text1" w:themeTint="BF"/>
+      <w:color w:val="2F2E47" w:themeColor="text1" w:themeTint="BF"/>
       <w:sz w:val="20"/>
       <w:szCs w:val="20"/>
     </w:rPr>
@@ -4512,7 +4516,7 @@
       <w:rFonts w:asciiTheme="majorHAnsi" w:eastAsiaTheme="majorEastAsia" w:hAnsiTheme="majorHAnsi" w:cstheme="majorBidi"/>
       <w:b/>
       <w:bCs/>
-      <w:color w:val="365F91" w:themeColor="accent1" w:themeShade="BF"/>
+      <w:color w:val="5C6684" w:themeColor="accent1" w:themeShade="BF"/>
       <w:sz w:val="28"/>
       <w:szCs w:val="28"/>
     </w:rPr>
@@ -4527,7 +4531,7 @@
       <w:rFonts w:asciiTheme="majorHAnsi" w:eastAsiaTheme="majorEastAsia" w:hAnsiTheme="majorHAnsi" w:cstheme="majorBidi"/>
       <w:b/>
       <w:bCs/>
-      <w:color w:val="4F81BD" w:themeColor="accent1"/>
+      <w:color w:val="5C6684" w:themeColor="accent1"/>
       <w:sz w:val="26"/>
       <w:szCs w:val="26"/>
     </w:rPr>
@@ -4542,7 +4546,7 @@
       <w:rFonts w:asciiTheme="majorHAnsi" w:eastAsiaTheme="majorEastAsia" w:hAnsiTheme="majorHAnsi" w:cstheme="majorBidi"/>
       <w:b/>
       <w:bCs/>
-      <w:color w:val="4F81BD" w:themeColor="accent1"/>
+      <w:color w:val="5C6684" w:themeColor="accent1"/>
     </w:rPr>
   </w:style>
   <w:style w:type="paragraph" w:styleId="Title">
@@ -4562,7 +4566,7 @@
     </w:pPr>
     <w:rPr>
       <w:rFonts w:asciiTheme="majorHAnsi" w:eastAsiaTheme="majorEastAsia" w:hAnsiTheme="majorHAnsi" w:cstheme="majorBidi"/>
-      <w:color w:val="17365D" w:themeColor="text2" w:themeShade="BF"/>
+      <w:color w:val="2F2E47" w:themeColor="text2" w:themeShade="BF"/>
       <w:spacing w:val="5"/>
       <w:kern w:val="28"/>
       <w:sz w:val="52"/>
@@ -4577,7 +4581,7 @@
     <w:rsid w:val="00FC693F"/>
     <w:rPr>
       <w:rFonts w:asciiTheme="majorHAnsi" w:eastAsiaTheme="majorEastAsia" w:hAnsiTheme="majorHAnsi" w:cstheme="majorBidi"/>
-      <w:color w:val="17365D" w:themeColor="text2" w:themeShade="BF"/>
+      <w:color w:val="2F2E47" w:themeColor="text2" w:themeShade="BF"/>
       <w:spacing w:val="5"/>
       <w:kern w:val="28"/>
       <w:sz w:val="52"/>
@@ -4601,7 +4605,7 @@
       <w:rFonts w:asciiTheme="majorHAnsi" w:eastAsiaTheme="majorEastAsia" w:hAnsiTheme="majorHAnsi" w:cstheme="majorBidi"/>
       <w:i/>
       <w:iCs/>
-      <w:color w:val="4F81BD" w:themeColor="accent1"/>
+      <w:color w:val="5C6684" w:themeColor="accent1"/>
       <w:spacing w:val="15"/>
       <w:sz w:val="24"/>
       <w:szCs w:val="24"/>
@@ -4617,7 +4621,7 @@
       <w:rFonts w:asciiTheme="majorHAnsi" w:eastAsiaTheme="majorEastAsia" w:hAnsiTheme="majorHAnsi" w:cstheme="majorBidi"/>
       <w:i/>
       <w:iCs/>
-      <w:color w:val="4F81BD" w:themeColor="accent1"/>
+      <w:color w:val="5C6684" w:themeColor="accent1"/>
       <w:spacing w:val="15"/>
       <w:sz w:val="24"/>
       <w:szCs w:val="24"/>
@@ -4889,7 +4893,7 @@
     <w:rPr>
       <w:i/>
       <w:iCs/>
-      <w:color w:val="000000" w:themeColor="text1"/>
+      <w:color w:val="131237" w:themeColor="text1"/>
     </w:rPr>
   </w:style>
   <w:style w:type="character" w:customStyle="1" w:styleId="QuoteChar">
@@ -4901,7 +4905,7 @@
     <w:rPr>
       <w:i/>
       <w:iCs/>
-      <w:color w:val="000000" w:themeColor="text1"/>
+      <w:color w:val="131237" w:themeColor="text1"/>
     </w:rPr>
   </w:style>
   <w:style w:type="character" w:customStyle="1" w:styleId="Heading4Char">
@@ -4917,7 +4921,7 @@
       <w:bCs/>
       <w:i/>
       <w:iCs/>
-      <w:color w:val="4F81BD" w:themeColor="accent1"/>
+      <w:color w:val="5C6684" w:themeColor="accent1"/>
     </w:rPr>
   </w:style>
   <w:style w:type="character" w:customStyle="1" w:styleId="Heading5Char">
@@ -4929,7 +4933,7 @@
     <w:rsid w:val="00FC693F"/>
     <w:rPr>
       <w:rFonts w:asciiTheme="majorHAnsi" w:eastAsiaTheme="majorEastAsia" w:hAnsiTheme="majorHAnsi" w:cstheme="majorBidi"/>
-      <w:color w:val="243F60" w:themeColor="accent1" w:themeShade="7F"/>
+      <w:color w:val="2F2E47" w:themeColor="accent1" w:themeShade="7F"/>
     </w:rPr>
   </w:style>
   <w:style w:type="character" w:customStyle="1" w:styleId="Heading6Char">
@@ -4943,7 +4947,7 @@
       <w:rFonts w:asciiTheme="majorHAnsi" w:eastAsiaTheme="majorEastAsia" w:hAnsiTheme="majorHAnsi" w:cstheme="majorBidi"/>
       <w:i/>
       <w:iCs/>
-      <w:color w:val="243F60" w:themeColor="accent1" w:themeShade="7F"/>
+      <w:color w:val="2F2E47" w:themeColor="accent1" w:themeShade="7F"/>
     </w:rPr>
   </w:style>
   <w:style w:type="character" w:customStyle="1" w:styleId="Heading7Char">
@@ -4957,7 +4961,7 @@
       <w:rFonts w:asciiTheme="majorHAnsi" w:eastAsiaTheme="majorEastAsia" w:hAnsiTheme="majorHAnsi" w:cstheme="majorBidi"/>
       <w:i/>
       <w:iCs/>
-      <w:color w:val="404040" w:themeColor="text1" w:themeTint="BF"/>
+      <w:color w:val="2F2E47" w:themeColor="text1" w:themeTint="BF"/>
     </w:rPr>
   </w:style>
   <w:style w:type="character" w:customStyle="1" w:styleId="Heading8Char">
@@ -4969,7 +4973,7 @@
     <w:rsid w:val="00FC693F"/>
     <w:rPr>
       <w:rFonts w:asciiTheme="majorHAnsi" w:eastAsiaTheme="majorEastAsia" w:hAnsiTheme="majorHAnsi" w:cstheme="majorBidi"/>
-      <w:color w:val="4F81BD" w:themeColor="accent1"/>
+      <w:color w:val="5C6684" w:themeColor="accent1"/>
       <w:sz w:val="20"/>
       <w:szCs w:val="20"/>
     </w:rPr>
@@ -4985,7 +4989,7 @@
       <w:rFonts w:asciiTheme="majorHAnsi" w:eastAsiaTheme="majorEastAsia" w:hAnsiTheme="majorHAnsi" w:cstheme="majorBidi"/>
       <w:i/>
       <w:iCs/>
-      <w:color w:val="404040" w:themeColor="text1" w:themeTint="BF"/>
+      <w:color w:val="2F2E47" w:themeColor="text1" w:themeTint="BF"/>
       <w:sz w:val="20"/>
       <w:szCs w:val="20"/>
     </w:rPr>
@@ -5005,7 +5009,7 @@
     <w:rPr>
       <w:b/>
       <w:bCs/>
-      <w:color w:val="4F81BD" w:themeColor="accent1"/>
+      <w:color w:val="5C6684" w:themeColor="accent1"/>
       <w:sz w:val="18"/>
       <w:szCs w:val="18"/>
     </w:rPr>
@@ -5052,7 +5056,7 @@
       <w:bCs/>
       <w:i/>
       <w:iCs/>
-      <w:color w:val="4F81BD" w:themeColor="accent1"/>
+      <w:color w:val="5C6684" w:themeColor="accent1"/>
     </w:rPr>
   </w:style>
   <w:style w:type="character" w:customStyle="1" w:styleId="IntenseQuoteChar">
@@ -5066,7 +5070,7 @@
       <w:bCs/>
       <w:i/>
       <w:iCs/>
-      <w:color w:val="4F81BD" w:themeColor="accent1"/>
+      <w:color w:val="5C6684" w:themeColor="accent1"/>
     </w:rPr>
   </w:style>
   <w:style w:type="character" w:styleId="SubtleEmphasis">
@@ -5078,7 +5082,7 @@
     <w:rPr>
       <w:i/>
       <w:iCs/>
-      <w:color w:val="808080" w:themeColor="text1" w:themeTint="7F"/>
+      <w:color w:val="5C6684" w:themeColor="text1" w:themeTint="7F"/>
     </w:rPr>
   </w:style>
   <w:style w:type="character" w:styleId="IntenseEmphasis">
@@ -5092,7 +5096,7 @@
       <w:bCs/>
       <w:i/>
       <w:iCs/>
-      <w:color w:val="4F81BD" w:themeColor="accent1"/>
+      <w:color w:val="5C6684" w:themeColor="accent1"/>
     </w:rPr>
   </w:style>
   <w:style w:type="character" w:styleId="SubtleReference">
@@ -5103,7 +5107,7 @@
     <w:rsid w:val="00FC693F"/>
     <w:rPr>
       <w:smallCaps/>
-      <w:color w:val="C0504D" w:themeColor="accent2"/>
+      <w:color w:val="5C6684" w:themeColor="accent2"/>
       <w:u w:val="single"/>
     </w:rPr>
   </w:style>
@@ -5117,7 +5121,7 @@
       <w:b/>
       <w:bCs/>
       <w:smallCaps/>
-      <w:color w:val="C0504D" w:themeColor="accent2"/>
+      <w:color w:val="5C6684" w:themeColor="accent2"/>
       <w:spacing w:val="5"/>
       <w:u w:val="single"/>
     </w:rPr>
@@ -5183,7 +5187,7 @@
       <w:spacing w:after="0" w:line="240" w:lineRule="auto"/>
     </w:pPr>
     <w:rPr>
-      <w:color w:val="000000" w:themeColor="text1" w:themeShade="BF"/>
+      <w:color w:val="131237" w:themeColor="text1" w:themeShade="BF"/>
     </w:rPr>
     <w:tblPr>
       <w:tblStyleRowBandSize w:val="1"/>
@@ -5261,7 +5265,7 @@
           <w:insideH w:val="nil"/>
           <w:insideV w:val="nil"/>
         </w:tcBorders>
-        <w:shd w:val="clear" w:color="auto" w:fill="C0C0C0" w:themeFill="text1" w:themeFillTint="3F"/>
+        <w:shd w:val="clear" w:color="auto" w:fill="D1D0CB" w:themeFill="text1" w:themeFillTint="3F"/>
       </w:tcPr>
     </w:tblStylePr>
     <w:tblStylePr w:type="band1Horz">
@@ -5273,7 +5277,7 @@
           <w:insideH w:val="nil"/>
           <w:insideV w:val="nil"/>
         </w:tcBorders>
-        <w:shd w:val="clear" w:color="auto" w:fill="C0C0C0" w:themeFill="text1" w:themeFillTint="3F"/>
+        <w:shd w:val="clear" w:color="auto" w:fill="D1D0CB" w:themeFill="text1" w:themeFillTint="3F"/>
       </w:tcPr>
     </w:tblStylePr>
   </w:style>
@@ -5286,7 +5290,7 @@
       <w:spacing w:after="0" w:line="240" w:lineRule="auto"/>
     </w:pPr>
     <w:rPr>
-      <w:color w:val="365F91" w:themeColor="accent1" w:themeShade="BF"/>
+      <w:color w:val="5C6684" w:themeColor="accent1" w:themeShade="BF"/>
     </w:rPr>
     <w:tblPr>
       <w:tblStyleRowBandSize w:val="1"/>
@@ -5364,7 +5368,7 @@
           <w:insideH w:val="nil"/>
           <w:insideV w:val="nil"/>
         </w:tcBorders>
-        <w:shd w:val="clear" w:color="auto" w:fill="D3DFEE" w:themeFill="accent1" w:themeFillTint="3F"/>
+        <w:shd w:val="clear" w:color="auto" w:fill="D1D0CB" w:themeFill="accent1" w:themeFillTint="3F"/>
       </w:tcPr>
     </w:tblStylePr>
     <w:tblStylePr w:type="band1Horz">
@@ -5376,7 +5380,7 @@
           <w:insideH w:val="nil"/>
           <w:insideV w:val="nil"/>
         </w:tcBorders>
-        <w:shd w:val="clear" w:color="auto" w:fill="D3DFEE" w:themeFill="accent1" w:themeFillTint="3F"/>
+        <w:shd w:val="clear" w:color="auto" w:fill="D1D0CB" w:themeFill="accent1" w:themeFillTint="3F"/>
       </w:tcPr>
     </w:tblStylePr>
   </w:style>
@@ -5389,7 +5393,7 @@
       <w:spacing w:after="0" w:line="240" w:lineRule="auto"/>
     </w:pPr>
     <w:rPr>
-      <w:color w:val="943634" w:themeColor="accent2" w:themeShade="BF"/>
+      <w:color w:val="2F2E47" w:themeColor="accent2" w:themeShade="BF"/>
     </w:rPr>
     <w:tblPr>
       <w:tblStyleRowBandSize w:val="1"/>
@@ -5467,7 +5471,7 @@
           <w:insideH w:val="nil"/>
           <w:insideV w:val="nil"/>
         </w:tcBorders>
-        <w:shd w:val="clear" w:color="auto" w:fill="EFD3D2" w:themeFill="accent2" w:themeFillTint="3F"/>
+        <w:shd w:val="clear" w:color="auto" w:fill="D1D0CB" w:themeFill="accent2" w:themeFillTint="3F"/>
       </w:tcPr>
     </w:tblStylePr>
     <w:tblStylePr w:type="band1Horz">
@@ -5479,7 +5483,7 @@
           <w:insideH w:val="nil"/>
           <w:insideV w:val="nil"/>
         </w:tcBorders>
-        <w:shd w:val="clear" w:color="auto" w:fill="EFD3D2" w:themeFill="accent2" w:themeFillTint="3F"/>
+        <w:shd w:val="clear" w:color="auto" w:fill="D1D0CB" w:themeFill="accent2" w:themeFillTint="3F"/>
       </w:tcPr>
     </w:tblStylePr>
   </w:style>
@@ -5492,7 +5496,7 @@
       <w:spacing w:after="0" w:line="240" w:lineRule="auto"/>
     </w:pPr>
     <w:rPr>
-      <w:color w:val="76923C" w:themeColor="accent3" w:themeShade="BF"/>
+      <w:color w:val="5C6684" w:themeColor="accent3" w:themeShade="BF"/>
     </w:rPr>
     <w:tblPr>
       <w:tblStyleRowBandSize w:val="1"/>
@@ -5570,7 +5574,7 @@
           <w:insideH w:val="nil"/>
           <w:insideV w:val="nil"/>
         </w:tcBorders>
-        <w:shd w:val="clear" w:color="auto" w:fill="E6EED5" w:themeFill="accent3" w:themeFillTint="3F"/>
+        <w:shd w:val="clear" w:color="auto" w:fill="D1D0CB" w:themeFill="accent3" w:themeFillTint="3F"/>
       </w:tcPr>
     </w:tblStylePr>
     <w:tblStylePr w:type="band1Horz">
@@ -5582,7 +5586,7 @@
           <w:insideH w:val="nil"/>
           <w:insideV w:val="nil"/>
         </w:tcBorders>
-        <w:shd w:val="clear" w:color="auto" w:fill="E6EED5" w:themeFill="accent3" w:themeFillTint="3F"/>
+        <w:shd w:val="clear" w:color="auto" w:fill="D1D0CB" w:themeFill="accent3" w:themeFillTint="3F"/>
       </w:tcPr>
     </w:tblStylePr>
   </w:style>
@@ -5595,7 +5599,7 @@
       <w:spacing w:after="0" w:line="240" w:lineRule="auto"/>
     </w:pPr>
     <w:rPr>
-      <w:color w:val="5F497A" w:themeColor="accent4" w:themeShade="BF"/>
+      <w:color w:val="5C6684" w:themeColor="accent4" w:themeShade="BF"/>
     </w:rPr>
     <w:tblPr>
       <w:tblStyleRowBandSize w:val="1"/>
@@ -5673,7 +5677,7 @@
           <w:insideH w:val="nil"/>
           <w:insideV w:val="nil"/>
         </w:tcBorders>
-        <w:shd w:val="clear" w:color="auto" w:fill="DFD8E8" w:themeFill="accent4" w:themeFillTint="3F"/>
+        <w:shd w:val="clear" w:color="auto" w:fill="D1D0CB" w:themeFill="accent4" w:themeFillTint="3F"/>
       </w:tcPr>
     </w:tblStylePr>
     <w:tblStylePr w:type="band1Horz">
@@ -5685,7 +5689,7 @@
           <w:insideH w:val="nil"/>
           <w:insideV w:val="nil"/>
         </w:tcBorders>
-        <w:shd w:val="clear" w:color="auto" w:fill="DFD8E8" w:themeFill="accent4" w:themeFillTint="3F"/>
+        <w:shd w:val="clear" w:color="auto" w:fill="D1D0CB" w:themeFill="accent4" w:themeFillTint="3F"/>
       </w:tcPr>
     </w:tblStylePr>
   </w:style>
@@ -5698,7 +5702,7 @@
       <w:spacing w:after="0" w:line="240" w:lineRule="auto"/>
     </w:pPr>
     <w:rPr>
-      <w:color w:val="31849B" w:themeColor="accent5" w:themeShade="BF"/>
+      <w:color w:val="5C6684" w:themeColor="accent5" w:themeShade="BF"/>
     </w:rPr>
     <w:tblPr>
       <w:tblStyleRowBandSize w:val="1"/>
@@ -5776,7 +5780,7 @@
           <w:insideH w:val="nil"/>
           <w:insideV w:val="nil"/>
         </w:tcBorders>
-        <w:shd w:val="clear" w:color="auto" w:fill="D2EAF1" w:themeFill="accent5" w:themeFillTint="3F"/>
+        <w:shd w:val="clear" w:color="auto" w:fill="D1D0CB" w:themeFill="accent5" w:themeFillTint="3F"/>
       </w:tcPr>
     </w:tblStylePr>
     <w:tblStylePr w:type="band1Horz">
@@ -5788,7 +5792,7 @@
           <w:insideH w:val="nil"/>
           <w:insideV w:val="nil"/>
         </w:tcBorders>
-        <w:shd w:val="clear" w:color="auto" w:fill="D2EAF1" w:themeFill="accent5" w:themeFillTint="3F"/>
+        <w:shd w:val="clear" w:color="auto" w:fill="D1D0CB" w:themeFill="accent5" w:themeFillTint="3F"/>
       </w:tcPr>
     </w:tblStylePr>
   </w:style>
@@ -5801,7 +5805,7 @@
       <w:spacing w:after="0" w:line="240" w:lineRule="auto"/>
     </w:pPr>
     <w:rPr>
-      <w:color w:val="E36C0A" w:themeColor="accent6" w:themeShade="BF"/>
+      <w:color w:val="5C6684" w:themeColor="accent6" w:themeShade="BF"/>
     </w:rPr>
     <w:tblPr>
       <w:tblStyleRowBandSize w:val="1"/>
@@ -5879,7 +5883,7 @@
           <w:insideH w:val="nil"/>
           <w:insideV w:val="nil"/>
         </w:tcBorders>
-        <w:shd w:val="clear" w:color="auto" w:fill="FDE4D0" w:themeFill="accent6" w:themeFillTint="3F"/>
+        <w:shd w:val="clear" w:color="auto" w:fill="D1D0CB" w:themeFill="accent6" w:themeFillTint="3F"/>
       </w:tcPr>
     </w:tblStylePr>
     <w:tblStylePr w:type="band1Horz">
@@ -5891,7 +5895,7 @@
           <w:insideH w:val="nil"/>
           <w:insideV w:val="nil"/>
         </w:tcBorders>
-        <w:shd w:val="clear" w:color="auto" w:fill="FDE4D0" w:themeFill="accent6" w:themeFillTint="3F"/>
+        <w:shd w:val="clear" w:color="auto" w:fill="D1D0CB" w:themeFill="accent6" w:themeFillTint="3F"/>
       </w:tcPr>
     </w:tblStylePr>
   </w:style>
@@ -5931,7 +5935,7 @@
       </w:rPr>
       <w:tblPr/>
       <w:tcPr>
-        <w:shd w:val="clear" w:color="auto" w:fill="000000" w:themeFill="text1"/>
+        <w:shd w:val="clear" w:color="auto" w:fill="131237" w:themeFill="text1"/>
       </w:tcPr>
     </w:tblStylePr>
     <w:tblStylePr w:type="lastRow">
@@ -6023,7 +6027,7 @@
       </w:rPr>
       <w:tblPr/>
       <w:tcPr>
-        <w:shd w:val="clear" w:color="auto" w:fill="4F81BD" w:themeFill="accent1"/>
+        <w:shd w:val="clear" w:color="auto" w:fill="5C6684" w:themeFill="accent1"/>
       </w:tcPr>
     </w:tblStylePr>
     <w:tblStylePr w:type="lastRow">
@@ -6115,7 +6119,7 @@
       </w:rPr>
       <w:tblPr/>
       <w:tcPr>
-        <w:shd w:val="clear" w:color="auto" w:fill="C0504D" w:themeFill="accent2"/>
+        <w:shd w:val="clear" w:color="auto" w:fill="5C6684" w:themeFill="accent2"/>
       </w:tcPr>
     </w:tblStylePr>
     <w:tblStylePr w:type="lastRow">
@@ -6207,7 +6211,7 @@
       </w:rPr>
       <w:tblPr/>
       <w:tcPr>
-        <w:shd w:val="clear" w:color="auto" w:fill="9BBB59" w:themeFill="accent3"/>
+        <w:shd w:val="clear" w:color="auto" w:fill="5C6684" w:themeFill="accent3"/>
       </w:tcPr>
     </w:tblStylePr>
     <w:tblStylePr w:type="lastRow">
@@ -6299,7 +6303,7 @@
       </w:rPr>
       <w:tblPr/>
       <w:tcPr>
-        <w:shd w:val="clear" w:color="auto" w:fill="8064A2" w:themeFill="accent4"/>
+        <w:shd w:val="clear" w:color="auto" w:fill="5C6684" w:themeFill="accent4"/>
       </w:tcPr>
     </w:tblStylePr>
     <w:tblStylePr w:type="lastRow">
@@ -6391,7 +6395,7 @@
       </w:rPr>
       <w:tblPr/>
       <w:tcPr>
-        <w:shd w:val="clear" w:color="auto" w:fill="4BACC6" w:themeFill="accent5"/>
+        <w:shd w:val="clear" w:color="auto" w:fill="5C6684" w:themeFill="accent5"/>
       </w:tcPr>
     </w:tblStylePr>
     <w:tblStylePr w:type="lastRow">
@@ -6483,7 +6487,7 @@
       </w:rPr>
       <w:tblPr/>
       <w:tcPr>
-        <w:shd w:val="clear" w:color="auto" w:fill="F79646" w:themeFill="accent6"/>
+        <w:shd w:val="clear" w:color="auto" w:fill="D1D0CB" w:themeFill="accent6"/>
       </w:tcPr>
     </w:tblStylePr>
     <w:tblStylePr w:type="lastRow">
@@ -6640,7 +6644,7 @@
           <w:bottom w:val="single" w:sz="8" w:space="0" w:color="000000" w:themeColor="text1"/>
           <w:right w:val="single" w:sz="8" w:space="0" w:color="000000" w:themeColor="text1"/>
         </w:tcBorders>
-        <w:shd w:val="clear" w:color="auto" w:fill="C0C0C0" w:themeFill="text1" w:themeFillTint="3F"/>
+        <w:shd w:val="clear" w:color="auto" w:fill="D1D0CB" w:themeFill="text1" w:themeFillTint="3F"/>
       </w:tcPr>
     </w:tblStylePr>
     <w:tblStylePr w:type="band1Horz">
@@ -6653,7 +6657,7 @@
           <w:right w:val="single" w:sz="8" w:space="0" w:color="000000" w:themeColor="text1"/>
           <w:insideV w:val="single" w:sz="8" w:space="0" w:color="000000" w:themeColor="text1"/>
         </w:tcBorders>
-        <w:shd w:val="clear" w:color="auto" w:fill="C0C0C0" w:themeFill="text1" w:themeFillTint="3F"/>
+        <w:shd w:val="clear" w:color="auto" w:fill="D1D0CB" w:themeFill="text1" w:themeFillTint="3F"/>
       </w:tcPr>
     </w:tblStylePr>
     <w:tblStylePr w:type="band2Horz">
@@ -6770,7 +6774,7 @@
           <w:bottom w:val="single" w:sz="8" w:space="0" w:color="4F81BD" w:themeColor="accent1"/>
           <w:right w:val="single" w:sz="8" w:space="0" w:color="4F81BD" w:themeColor="accent1"/>
         </w:tcBorders>
-        <w:shd w:val="clear" w:color="auto" w:fill="D3DFEE" w:themeFill="accent1" w:themeFillTint="3F"/>
+        <w:shd w:val="clear" w:color="auto" w:fill="D1D0CB" w:themeFill="accent1" w:themeFillTint="3F"/>
       </w:tcPr>
     </w:tblStylePr>
     <w:tblStylePr w:type="band1Horz">
@@ -6783,7 +6787,7 @@
           <w:right w:val="single" w:sz="8" w:space="0" w:color="4F81BD" w:themeColor="accent1"/>
           <w:insideV w:val="single" w:sz="8" w:space="0" w:color="4F81BD" w:themeColor="accent1"/>
         </w:tcBorders>
-        <w:shd w:val="clear" w:color="auto" w:fill="D3DFEE" w:themeFill="accent1" w:themeFillTint="3F"/>
+        <w:shd w:val="clear" w:color="auto" w:fill="D1D0CB" w:themeFill="accent1" w:themeFillTint="3F"/>
       </w:tcPr>
     </w:tblStylePr>
     <w:tblStylePr w:type="band2Horz">
@@ -6900,7 +6904,7 @@
           <w:bottom w:val="single" w:sz="8" w:space="0" w:color="C0504D" w:themeColor="accent2"/>
           <w:right w:val="single" w:sz="8" w:space="0" w:color="C0504D" w:themeColor="accent2"/>
         </w:tcBorders>
-        <w:shd w:val="clear" w:color="auto" w:fill="EFD3D2" w:themeFill="accent2" w:themeFillTint="3F"/>
+        <w:shd w:val="clear" w:color="auto" w:fill="D1D0CB" w:themeFill="accent2" w:themeFillTint="3F"/>
       </w:tcPr>
     </w:tblStylePr>
     <w:tblStylePr w:type="band1Horz">
@@ -6913,7 +6917,7 @@
           <w:right w:val="single" w:sz="8" w:space="0" w:color="C0504D" w:themeColor="accent2"/>
           <w:insideV w:val="single" w:sz="8" w:space="0" w:color="C0504D" w:themeColor="accent2"/>
         </w:tcBorders>
-        <w:shd w:val="clear" w:color="auto" w:fill="EFD3D2" w:themeFill="accent2" w:themeFillTint="3F"/>
+        <w:shd w:val="clear" w:color="auto" w:fill="D1D0CB" w:themeFill="accent2" w:themeFillTint="3F"/>
       </w:tcPr>
     </w:tblStylePr>
     <w:tblStylePr w:type="band2Horz">
@@ -7030,7 +7034,7 @@
           <w:bottom w:val="single" w:sz="8" w:space="0" w:color="9BBB59" w:themeColor="accent3"/>
           <w:right w:val="single" w:sz="8" w:space="0" w:color="9BBB59" w:themeColor="accent3"/>
         </w:tcBorders>
-        <w:shd w:val="clear" w:color="auto" w:fill="E6EED5" w:themeFill="accent3" w:themeFillTint="3F"/>
+        <w:shd w:val="clear" w:color="auto" w:fill="D1D0CB" w:themeFill="accent3" w:themeFillTint="3F"/>
       </w:tcPr>
     </w:tblStylePr>
     <w:tblStylePr w:type="band1Horz">
@@ -7043,7 +7047,7 @@
           <w:right w:val="single" w:sz="8" w:space="0" w:color="9BBB59" w:themeColor="accent3"/>
           <w:insideV w:val="single" w:sz="8" w:space="0" w:color="9BBB59" w:themeColor="accent3"/>
         </w:tcBorders>
-        <w:shd w:val="clear" w:color="auto" w:fill="E6EED5" w:themeFill="accent3" w:themeFillTint="3F"/>
+        <w:shd w:val="clear" w:color="auto" w:fill="D1D0CB" w:themeFill="accent3" w:themeFillTint="3F"/>
       </w:tcPr>
     </w:tblStylePr>
     <w:tblStylePr w:type="band2Horz">
@@ -7160,7 +7164,7 @@
           <w:bottom w:val="single" w:sz="8" w:space="0" w:color="8064A2" w:themeColor="accent4"/>
           <w:right w:val="single" w:sz="8" w:space="0" w:color="8064A2" w:themeColor="accent4"/>
         </w:tcBorders>
-        <w:shd w:val="clear" w:color="auto" w:fill="DFD8E8" w:themeFill="accent4" w:themeFillTint="3F"/>
+        <w:shd w:val="clear" w:color="auto" w:fill="D1D0CB" w:themeFill="accent4" w:themeFillTint="3F"/>
       </w:tcPr>
     </w:tblStylePr>
     <w:tblStylePr w:type="band1Horz">
@@ -7173,7 +7177,7 @@
           <w:right w:val="single" w:sz="8" w:space="0" w:color="8064A2" w:themeColor="accent4"/>
           <w:insideV w:val="single" w:sz="8" w:space="0" w:color="8064A2" w:themeColor="accent4"/>
         </w:tcBorders>
-        <w:shd w:val="clear" w:color="auto" w:fill="DFD8E8" w:themeFill="accent4" w:themeFillTint="3F"/>
+        <w:shd w:val="clear" w:color="auto" w:fill="D1D0CB" w:themeFill="accent4" w:themeFillTint="3F"/>
       </w:tcPr>
     </w:tblStylePr>
     <w:tblStylePr w:type="band2Horz">
@@ -7290,7 +7294,7 @@
           <w:bottom w:val="single" w:sz="8" w:space="0" w:color="4BACC6" w:themeColor="accent5"/>
           <w:right w:val="single" w:sz="8" w:space="0" w:color="4BACC6" w:themeColor="accent5"/>
         </w:tcBorders>
-        <w:shd w:val="clear" w:color="auto" w:fill="D2EAF1" w:themeFill="accent5" w:themeFillTint="3F"/>
+        <w:shd w:val="clear" w:color="auto" w:fill="D1D0CB" w:themeFill="accent5" w:themeFillTint="3F"/>
       </w:tcPr>
     </w:tblStylePr>
     <w:tblStylePr w:type="band1Horz">
@@ -7303,7 +7307,7 @@
           <w:right w:val="single" w:sz="8" w:space="0" w:color="4BACC6" w:themeColor="accent5"/>
           <w:insideV w:val="single" w:sz="8" w:space="0" w:color="4BACC6" w:themeColor="accent5"/>
         </w:tcBorders>
-        <w:shd w:val="clear" w:color="auto" w:fill="D2EAF1" w:themeFill="accent5" w:themeFillTint="3F"/>
+        <w:shd w:val="clear" w:color="auto" w:fill="D1D0CB" w:themeFill="accent5" w:themeFillTint="3F"/>
       </w:tcPr>
     </w:tblStylePr>
     <w:tblStylePr w:type="band2Horz">
@@ -7420,7 +7424,7 @@
           <w:bottom w:val="single" w:sz="8" w:space="0" w:color="F79646" w:themeColor="accent6"/>
           <w:right w:val="single" w:sz="8" w:space="0" w:color="F79646" w:themeColor="accent6"/>
         </w:tcBorders>
-        <w:shd w:val="clear" w:color="auto" w:fill="FDE4D0" w:themeFill="accent6" w:themeFillTint="3F"/>
+        <w:shd w:val="clear" w:color="auto" w:fill="D1D0CB" w:themeFill="accent6" w:themeFillTint="3F"/>
       </w:tcPr>
     </w:tblStylePr>
     <w:tblStylePr w:type="band1Horz">
@@ -7433,7 +7437,7 @@
           <w:right w:val="single" w:sz="8" w:space="0" w:color="F79646" w:themeColor="accent6"/>
           <w:insideV w:val="single" w:sz="8" w:space="0" w:color="F79646" w:themeColor="accent6"/>
         </w:tcBorders>
-        <w:shd w:val="clear" w:color="auto" w:fill="FDE4D0" w:themeFill="accent6" w:themeFillTint="3F"/>
+        <w:shd w:val="clear" w:color="auto" w:fill="D1D0CB" w:themeFill="accent6" w:themeFillTint="3F"/>
       </w:tcPr>
     </w:tblStylePr>
     <w:tblStylePr w:type="band2Horz">
@@ -7494,7 +7498,7 @@
           <w:insideH w:val="nil"/>
           <w:insideV w:val="nil"/>
         </w:tcBorders>
-        <w:shd w:val="clear" w:color="auto" w:fill="000000" w:themeFill="text1"/>
+        <w:shd w:val="clear" w:color="auto" w:fill="131237" w:themeFill="text1"/>
       </w:tcPr>
     </w:tblStylePr>
     <w:tblStylePr w:type="lastRow">
@@ -7532,7 +7536,7 @@
     <w:tblStylePr w:type="band1Vert">
       <w:tblPr/>
       <w:tcPr>
-        <w:shd w:val="clear" w:color="auto" w:fill="C0C0C0" w:themeFill="text1" w:themeFillTint="3F"/>
+        <w:shd w:val="clear" w:color="auto" w:fill="D1D0CB" w:themeFill="text1" w:themeFillTint="3F"/>
       </w:tcPr>
     </w:tblStylePr>
     <w:tblStylePr w:type="band1Horz">
@@ -7542,7 +7546,7 @@
           <w:insideH w:val="nil"/>
           <w:insideV w:val="nil"/>
         </w:tcBorders>
-        <w:shd w:val="clear" w:color="auto" w:fill="C0C0C0" w:themeFill="text1" w:themeFillTint="3F"/>
+        <w:shd w:val="clear" w:color="auto" w:fill="D1D0CB" w:themeFill="text1" w:themeFillTint="3F"/>
       </w:tcPr>
     </w:tblStylePr>
     <w:tblStylePr w:type="band2Horz">
@@ -7600,7 +7604,7 @@
           <w:insideH w:val="nil"/>
           <w:insideV w:val="nil"/>
         </w:tcBorders>
-        <w:shd w:val="clear" w:color="auto" w:fill="4F81BD" w:themeFill="accent1"/>
+        <w:shd w:val="clear" w:color="auto" w:fill="5C6684" w:themeFill="accent1"/>
       </w:tcPr>
     </w:tblStylePr>
     <w:tblStylePr w:type="lastRow">
@@ -7638,7 +7642,7 @@
     <w:tblStylePr w:type="band1Vert">
       <w:tblPr/>
       <w:tcPr>
-        <w:shd w:val="clear" w:color="auto" w:fill="D3DFEE" w:themeFill="accent1" w:themeFillTint="3F"/>
+        <w:shd w:val="clear" w:color="auto" w:fill="D1D0CB" w:themeFill="accent1" w:themeFillTint="3F"/>
       </w:tcPr>
     </w:tblStylePr>
     <w:tblStylePr w:type="band1Horz">
@@ -7648,7 +7652,7 @@
           <w:insideH w:val="nil"/>
           <w:insideV w:val="nil"/>
         </w:tcBorders>
-        <w:shd w:val="clear" w:color="auto" w:fill="D3DFEE" w:themeFill="accent1" w:themeFillTint="3F"/>
+        <w:shd w:val="clear" w:color="auto" w:fill="D1D0CB" w:themeFill="accent1" w:themeFillTint="3F"/>
       </w:tcPr>
     </w:tblStylePr>
     <w:tblStylePr w:type="band2Horz">
@@ -7706,7 +7710,7 @@
           <w:insideH w:val="nil"/>
           <w:insideV w:val="nil"/>
         </w:tcBorders>
-        <w:shd w:val="clear" w:color="auto" w:fill="C0504D" w:themeFill="accent2"/>
+        <w:shd w:val="clear" w:color="auto" w:fill="5C6684" w:themeFill="accent2"/>
       </w:tcPr>
     </w:tblStylePr>
     <w:tblStylePr w:type="lastRow">
@@ -7744,7 +7748,7 @@
     <w:tblStylePr w:type="band1Vert">
       <w:tblPr/>
       <w:tcPr>
-        <w:shd w:val="clear" w:color="auto" w:fill="EFD3D2" w:themeFill="accent2" w:themeFillTint="3F"/>
+        <w:shd w:val="clear" w:color="auto" w:fill="D1D0CB" w:themeFill="accent2" w:themeFillTint="3F"/>
       </w:tcPr>
     </w:tblStylePr>
     <w:tblStylePr w:type="band1Horz">
@@ -7754,7 +7758,7 @@
           <w:insideH w:val="nil"/>
           <w:insideV w:val="nil"/>
         </w:tcBorders>
-        <w:shd w:val="clear" w:color="auto" w:fill="EFD3D2" w:themeFill="accent2" w:themeFillTint="3F"/>
+        <w:shd w:val="clear" w:color="auto" w:fill="D1D0CB" w:themeFill="accent2" w:themeFillTint="3F"/>
       </w:tcPr>
     </w:tblStylePr>
     <w:tblStylePr w:type="band2Horz">
@@ -7812,7 +7816,7 @@
           <w:insideH w:val="nil"/>
           <w:insideV w:val="nil"/>
         </w:tcBorders>
-        <w:shd w:val="clear" w:color="auto" w:fill="9BBB59" w:themeFill="accent3"/>
+        <w:shd w:val="clear" w:color="auto" w:fill="5C6684" w:themeFill="accent3"/>
       </w:tcPr>
     </w:tblStylePr>
     <w:tblStylePr w:type="lastRow">
@@ -7850,7 +7854,7 @@
     <w:tblStylePr w:type="band1Vert">
       <w:tblPr/>
       <w:tcPr>
-        <w:shd w:val="clear" w:color="auto" w:fill="E6EED5" w:themeFill="accent3" w:themeFillTint="3F"/>
+        <w:shd w:val="clear" w:color="auto" w:fill="D1D0CB" w:themeFill="accent3" w:themeFillTint="3F"/>
       </w:tcPr>
     </w:tblStylePr>
     <w:tblStylePr w:type="band1Horz">
@@ -7860,7 +7864,7 @@
           <w:insideH w:val="nil"/>
           <w:insideV w:val="nil"/>
         </w:tcBorders>
-        <w:shd w:val="clear" w:color="auto" w:fill="E6EED5" w:themeFill="accent3" w:themeFillTint="3F"/>
+        <w:shd w:val="clear" w:color="auto" w:fill="D1D0CB" w:themeFill="accent3" w:themeFillTint="3F"/>
       </w:tcPr>
     </w:tblStylePr>
     <w:tblStylePr w:type="band2Horz">
@@ -7918,7 +7922,7 @@
           <w:insideH w:val="nil"/>
           <w:insideV w:val="nil"/>
         </w:tcBorders>
-        <w:shd w:val="clear" w:color="auto" w:fill="8064A2" w:themeFill="accent4"/>
+        <w:shd w:val="clear" w:color="auto" w:fill="5C6684" w:themeFill="accent4"/>
       </w:tcPr>
     </w:tblStylePr>
     <w:tblStylePr w:type="lastRow">
@@ -7956,7 +7960,7 @@
     <w:tblStylePr w:type="band1Vert">
       <w:tblPr/>
       <w:tcPr>
-        <w:shd w:val="clear" w:color="auto" w:fill="DFD8E8" w:themeFill="accent4" w:themeFillTint="3F"/>
+        <w:shd w:val="clear" w:color="auto" w:fill="D1D0CB" w:themeFill="accent4" w:themeFillTint="3F"/>
       </w:tcPr>
     </w:tblStylePr>
     <w:tblStylePr w:type="band1Horz">
@@ -7966,7 +7970,7 @@
           <w:insideH w:val="nil"/>
           <w:insideV w:val="nil"/>
         </w:tcBorders>
-        <w:shd w:val="clear" w:color="auto" w:fill="DFD8E8" w:themeFill="accent4" w:themeFillTint="3F"/>
+        <w:shd w:val="clear" w:color="auto" w:fill="D1D0CB" w:themeFill="accent4" w:themeFillTint="3F"/>
       </w:tcPr>
     </w:tblStylePr>
     <w:tblStylePr w:type="band2Horz">
@@ -8024,7 +8028,7 @@
           <w:insideH w:val="nil"/>
           <w:insideV w:val="nil"/>
         </w:tcBorders>
-        <w:shd w:val="clear" w:color="auto" w:fill="4BACC6" w:themeFill="accent5"/>
+        <w:shd w:val="clear" w:color="auto" w:fill="5C6684" w:themeFill="accent5"/>
       </w:tcPr>
     </w:tblStylePr>
     <w:tblStylePr w:type="lastRow">
@@ -8062,7 +8066,7 @@
     <w:tblStylePr w:type="band1Vert">
       <w:tblPr/>
       <w:tcPr>
-        <w:shd w:val="clear" w:color="auto" w:fill="D2EAF1" w:themeFill="accent5" w:themeFillTint="3F"/>
+        <w:shd w:val="clear" w:color="auto" w:fill="D1D0CB" w:themeFill="accent5" w:themeFillTint="3F"/>
       </w:tcPr>
     </w:tblStylePr>
     <w:tblStylePr w:type="band1Horz">
@@ -8072,7 +8076,7 @@
           <w:insideH w:val="nil"/>
           <w:insideV w:val="nil"/>
         </w:tcBorders>
-        <w:shd w:val="clear" w:color="auto" w:fill="D2EAF1" w:themeFill="accent5" w:themeFillTint="3F"/>
+        <w:shd w:val="clear" w:color="auto" w:fill="D1D0CB" w:themeFill="accent5" w:themeFillTint="3F"/>
       </w:tcPr>
     </w:tblStylePr>
     <w:tblStylePr w:type="band2Horz">
@@ -8130,7 +8134,7 @@
           <w:insideH w:val="nil"/>
           <w:insideV w:val="nil"/>
         </w:tcBorders>
-        <w:shd w:val="clear" w:color="auto" w:fill="F79646" w:themeFill="accent6"/>
+        <w:shd w:val="clear" w:color="auto" w:fill="D1D0CB" w:themeFill="accent6"/>
       </w:tcPr>
     </w:tblStylePr>
     <w:tblStylePr w:type="lastRow">
@@ -8168,7 +8172,7 @@
     <w:tblStylePr w:type="band1Vert">
       <w:tblPr/>
       <w:tcPr>
-        <w:shd w:val="clear" w:color="auto" w:fill="FDE4D0" w:themeFill="accent6" w:themeFillTint="3F"/>
+        <w:shd w:val="clear" w:color="auto" w:fill="D1D0CB" w:themeFill="accent6" w:themeFillTint="3F"/>
       </w:tcPr>
     </w:tblStylePr>
     <w:tblStylePr w:type="band1Horz">
@@ -8178,7 +8182,7 @@
           <w:insideH w:val="nil"/>
           <w:insideV w:val="nil"/>
         </w:tcBorders>
-        <w:shd w:val="clear" w:color="auto" w:fill="FDE4D0" w:themeFill="accent6" w:themeFillTint="3F"/>
+        <w:shd w:val="clear" w:color="auto" w:fill="D1D0CB" w:themeFill="accent6" w:themeFillTint="3F"/>
       </w:tcPr>
     </w:tblStylePr>
     <w:tblStylePr w:type="band2Horz">
@@ -8233,7 +8237,7 @@
           <w:insideH w:val="nil"/>
           <w:insideV w:val="nil"/>
         </w:tcBorders>
-        <w:shd w:val="clear" w:color="auto" w:fill="000000" w:themeFill="text1"/>
+        <w:shd w:val="clear" w:color="auto" w:fill="131237" w:themeFill="text1"/>
       </w:tcPr>
     </w:tblStylePr>
     <w:tblStylePr w:type="lastRow">
@@ -8272,7 +8276,7 @@
           <w:insideH w:val="nil"/>
           <w:insideV w:val="nil"/>
         </w:tcBorders>
-        <w:shd w:val="clear" w:color="auto" w:fill="000000" w:themeFill="text1"/>
+        <w:shd w:val="clear" w:color="auto" w:fill="131237" w:themeFill="text1"/>
       </w:tcPr>
     </w:tblStylePr>
     <w:tblStylePr w:type="lastCol">
@@ -8289,7 +8293,7 @@
           <w:insideH w:val="nil"/>
           <w:insideV w:val="nil"/>
         </w:tcBorders>
-        <w:shd w:val="clear" w:color="auto" w:fill="000000" w:themeFill="text1"/>
+        <w:shd w:val="clear" w:color="auto" w:fill="131237" w:themeFill="text1"/>
       </w:tcPr>
     </w:tblStylePr>
     <w:tblStylePr w:type="band1Vert">
@@ -8301,13 +8305,13 @@
           <w:insideH w:val="nil"/>
           <w:insideV w:val="nil"/>
         </w:tcBorders>
-        <w:shd w:val="clear" w:color="auto" w:fill="D8D8D8" w:themeFill="background1" w:themeFillShade="D8"/>
+        <w:shd w:val="clear" w:color="auto" w:fill="D1D0CB" w:themeFill="background1" w:themeFillShade="D8"/>
       </w:tcPr>
     </w:tblStylePr>
     <w:tblStylePr w:type="band1Horz">
       <w:tblPr/>
       <w:tcPr>
-        <w:shd w:val="clear" w:color="auto" w:fill="D8D8D8" w:themeFill="background1" w:themeFillShade="D8"/>
+        <w:shd w:val="clear" w:color="auto" w:fill="D1D0CB" w:themeFill="background1" w:themeFillShade="D8"/>
       </w:tcPr>
     </w:tblStylePr>
     <w:tblStylePr w:type="neCell">
@@ -8382,7 +8386,7 @@
           <w:insideH w:val="nil"/>
           <w:insideV w:val="nil"/>
         </w:tcBorders>
-        <w:shd w:val="clear" w:color="auto" w:fill="4F81BD" w:themeFill="accent1"/>
+        <w:shd w:val="clear" w:color="auto" w:fill="5C6684" w:themeFill="accent1"/>
       </w:tcPr>
     </w:tblStylePr>
     <w:tblStylePr w:type="lastRow">
@@ -8421,7 +8425,7 @@
           <w:insideH w:val="nil"/>
           <w:insideV w:val="nil"/>
         </w:tcBorders>
-        <w:shd w:val="clear" w:color="auto" w:fill="4F81BD" w:themeFill="accent1"/>
+        <w:shd w:val="clear" w:color="auto" w:fill="5C6684" w:themeFill="accent1"/>
       </w:tcPr>
     </w:tblStylePr>
     <w:tblStylePr w:type="lastCol">
@@ -8438,7 +8442,7 @@
           <w:insideH w:val="nil"/>
           <w:insideV w:val="nil"/>
         </w:tcBorders>
-        <w:shd w:val="clear" w:color="auto" w:fill="4F81BD" w:themeFill="accent1"/>
+        <w:shd w:val="clear" w:color="auto" w:fill="5C6684" w:themeFill="accent1"/>
       </w:tcPr>
     </w:tblStylePr>
     <w:tblStylePr w:type="band1Vert">
@@ -8450,13 +8454,13 @@
           <w:insideH w:val="nil"/>
           <w:insideV w:val="nil"/>
         </w:tcBorders>
-        <w:shd w:val="clear" w:color="auto" w:fill="D8D8D8" w:themeFill="background1" w:themeFillShade="D8"/>
+        <w:shd w:val="clear" w:color="auto" w:fill="D1D0CB" w:themeFill="background1" w:themeFillShade="D8"/>
       </w:tcPr>
     </w:tblStylePr>
     <w:tblStylePr w:type="band1Horz">
       <w:tblPr/>
       <w:tcPr>
-        <w:shd w:val="clear" w:color="auto" w:fill="D8D8D8" w:themeFill="background1" w:themeFillShade="D8"/>
+        <w:shd w:val="clear" w:color="auto" w:fill="D1D0CB" w:themeFill="background1" w:themeFillShade="D8"/>
       </w:tcPr>
     </w:tblStylePr>
     <w:tblStylePr w:type="neCell">
@@ -8531,7 +8535,7 @@
           <w:insideH w:val="nil"/>
           <w:insideV w:val="nil"/>
         </w:tcBorders>
-        <w:shd w:val="clear" w:color="auto" w:fill="C0504D" w:themeFill="accent2"/>
+        <w:shd w:val="clear" w:color="auto" w:fill="5C6684" w:themeFill="accent2"/>
       </w:tcPr>
     </w:tblStylePr>
     <w:tblStylePr w:type="lastRow">
@@ -8570,7 +8574,7 @@
           <w:insideH w:val="nil"/>
           <w:insideV w:val="nil"/>
         </w:tcBorders>
-        <w:shd w:val="clear" w:color="auto" w:fill="C0504D" w:themeFill="accent2"/>
+        <w:shd w:val="clear" w:color="auto" w:fill="5C6684" w:themeFill="accent2"/>
       </w:tcPr>
     </w:tblStylePr>
     <w:tblStylePr w:type="lastCol">
@@ -8587,7 +8591,7 @@
           <w:insideH w:val="nil"/>
           <w:insideV w:val="nil"/>
         </w:tcBorders>
-        <w:shd w:val="clear" w:color="auto" w:fill="C0504D" w:themeFill="accent2"/>
+        <w:shd w:val="clear" w:color="auto" w:fill="5C6684" w:themeFill="accent2"/>
       </w:tcPr>
     </w:tblStylePr>
     <w:tblStylePr w:type="band1Vert">
@@ -8599,13 +8603,13 @@
           <w:insideH w:val="nil"/>
           <w:insideV w:val="nil"/>
         </w:tcBorders>
-        <w:shd w:val="clear" w:color="auto" w:fill="D8D8D8" w:themeFill="background1" w:themeFillShade="D8"/>
+        <w:shd w:val="clear" w:color="auto" w:fill="D1D0CB" w:themeFill="background1" w:themeFillShade="D8"/>
       </w:tcPr>
     </w:tblStylePr>
     <w:tblStylePr w:type="band1Horz">
       <w:tblPr/>
       <w:tcPr>
-        <w:shd w:val="clear" w:color="auto" w:fill="D8D8D8" w:themeFill="background1" w:themeFillShade="D8"/>
+        <w:shd w:val="clear" w:color="auto" w:fill="D1D0CB" w:themeFill="background1" w:themeFillShade="D8"/>
       </w:tcPr>
     </w:tblStylePr>
     <w:tblStylePr w:type="neCell">
@@ -8680,7 +8684,7 @@
           <w:insideH w:val="nil"/>
           <w:insideV w:val="nil"/>
         </w:tcBorders>
-        <w:shd w:val="clear" w:color="auto" w:fill="9BBB59" w:themeFill="accent3"/>
+        <w:shd w:val="clear" w:color="auto" w:fill="5C6684" w:themeFill="accent3"/>
       </w:tcPr>
     </w:tblStylePr>
     <w:tblStylePr w:type="lastRow">
@@ -8719,7 +8723,7 @@
           <w:insideH w:val="nil"/>
           <w:insideV w:val="nil"/>
         </w:tcBorders>
-        <w:shd w:val="clear" w:color="auto" w:fill="9BBB59" w:themeFill="accent3"/>
+        <w:shd w:val="clear" w:color="auto" w:fill="5C6684" w:themeFill="accent3"/>
       </w:tcPr>
     </w:tblStylePr>
     <w:tblStylePr w:type="lastCol">
@@ -8736,7 +8740,7 @@
           <w:insideH w:val="nil"/>
           <w:insideV w:val="nil"/>
         </w:tcBorders>
-        <w:shd w:val="clear" w:color="auto" w:fill="9BBB59" w:themeFill="accent3"/>
+        <w:shd w:val="clear" w:color="auto" w:fill="5C6684" w:themeFill="accent3"/>
       </w:tcPr>
     </w:tblStylePr>
     <w:tblStylePr w:type="band1Vert">
@@ -8748,13 +8752,13 @@
           <w:insideH w:val="nil"/>
           <w:insideV w:val="nil"/>
         </w:tcBorders>
-        <w:shd w:val="clear" w:color="auto" w:fill="D8D8D8" w:themeFill="background1" w:themeFillShade="D8"/>
+        <w:shd w:val="clear" w:color="auto" w:fill="D1D0CB" w:themeFill="background1" w:themeFillShade="D8"/>
       </w:tcPr>
     </w:tblStylePr>
     <w:tblStylePr w:type="band1Horz">
       <w:tblPr/>
       <w:tcPr>
-        <w:shd w:val="clear" w:color="auto" w:fill="D8D8D8" w:themeFill="background1" w:themeFillShade="D8"/>
+        <w:shd w:val="clear" w:color="auto" w:fill="D1D0CB" w:themeFill="background1" w:themeFillShade="D8"/>
       </w:tcPr>
     </w:tblStylePr>
     <w:tblStylePr w:type="neCell">
@@ -8829,7 +8833,7 @@
           <w:insideH w:val="nil"/>
           <w:insideV w:val="nil"/>
         </w:tcBorders>
-        <w:shd w:val="clear" w:color="auto" w:fill="8064A2" w:themeFill="accent4"/>
+        <w:shd w:val="clear" w:color="auto" w:fill="5C6684" w:themeFill="accent4"/>
       </w:tcPr>
     </w:tblStylePr>
     <w:tblStylePr w:type="lastRow">
@@ -8868,7 +8872,7 @@
           <w:insideH w:val="nil"/>
           <w:insideV w:val="nil"/>
         </w:tcBorders>
-        <w:shd w:val="clear" w:color="auto" w:fill="8064A2" w:themeFill="accent4"/>
+        <w:shd w:val="clear" w:color="auto" w:fill="5C6684" w:themeFill="accent4"/>
       </w:tcPr>
     </w:tblStylePr>
     <w:tblStylePr w:type="lastCol">
@@ -8885,7 +8889,7 @@
           <w:insideH w:val="nil"/>
           <w:insideV w:val="nil"/>
         </w:tcBorders>
-        <w:shd w:val="clear" w:color="auto" w:fill="8064A2" w:themeFill="accent4"/>
+        <w:shd w:val="clear" w:color="auto" w:fill="5C6684" w:themeFill="accent4"/>
       </w:tcPr>
     </w:tblStylePr>
     <w:tblStylePr w:type="band1Vert">
@@ -8897,13 +8901,13 @@
           <w:insideH w:val="nil"/>
           <w:insideV w:val="nil"/>
         </w:tcBorders>
-        <w:shd w:val="clear" w:color="auto" w:fill="D8D8D8" w:themeFill="background1" w:themeFillShade="D8"/>
+        <w:shd w:val="clear" w:color="auto" w:fill="D1D0CB" w:themeFill="background1" w:themeFillShade="D8"/>
       </w:tcPr>
     </w:tblStylePr>
     <w:tblStylePr w:type="band1Horz">
       <w:tblPr/>
       <w:tcPr>
-        <w:shd w:val="clear" w:color="auto" w:fill="D8D8D8" w:themeFill="background1" w:themeFillShade="D8"/>
+        <w:shd w:val="clear" w:color="auto" w:fill="D1D0CB" w:themeFill="background1" w:themeFillShade="D8"/>
       </w:tcPr>
     </w:tblStylePr>
     <w:tblStylePr w:type="neCell">
@@ -8978,7 +8982,7 @@
           <w:insideH w:val="nil"/>
           <w:insideV w:val="nil"/>
         </w:tcBorders>
-        <w:shd w:val="clear" w:color="auto" w:fill="4BACC6" w:themeFill="accent5"/>
+        <w:shd w:val="clear" w:color="auto" w:fill="5C6684" w:themeFill="accent5"/>
       </w:tcPr>
     </w:tblStylePr>
     <w:tblStylePr w:type="lastRow">
@@ -9017,7 +9021,7 @@
           <w:insideH w:val="nil"/>
           <w:insideV w:val="nil"/>
         </w:tcBorders>
-        <w:shd w:val="clear" w:color="auto" w:fill="4BACC6" w:themeFill="accent5"/>
+        <w:shd w:val="clear" w:color="auto" w:fill="5C6684" w:themeFill="accent5"/>
       </w:tcPr>
     </w:tblStylePr>
     <w:tblStylePr w:type="lastCol">
@@ -9034,7 +9038,7 @@
           <w:insideH w:val="nil"/>
           <w:insideV w:val="nil"/>
         </w:tcBorders>
-        <w:shd w:val="clear" w:color="auto" w:fill="4BACC6" w:themeFill="accent5"/>
+        <w:shd w:val="clear" w:color="auto" w:fill="5C6684" w:themeFill="accent5"/>
       </w:tcPr>
     </w:tblStylePr>
     <w:tblStylePr w:type="band1Vert">
@@ -9046,13 +9050,13 @@
           <w:insideH w:val="nil"/>
           <w:insideV w:val="nil"/>
         </w:tcBorders>
-        <w:shd w:val="clear" w:color="auto" w:fill="D8D8D8" w:themeFill="background1" w:themeFillShade="D8"/>
+        <w:shd w:val="clear" w:color="auto" w:fill="D1D0CB" w:themeFill="background1" w:themeFillShade="D8"/>
       </w:tcPr>
     </w:tblStylePr>
     <w:tblStylePr w:type="band1Horz">
       <w:tblPr/>
       <w:tcPr>
-        <w:shd w:val="clear" w:color="auto" w:fill="D8D8D8" w:themeFill="background1" w:themeFillShade="D8"/>
+        <w:shd w:val="clear" w:color="auto" w:fill="D1D0CB" w:themeFill="background1" w:themeFillShade="D8"/>
       </w:tcPr>
     </w:tblStylePr>
     <w:tblStylePr w:type="neCell">
@@ -9127,7 +9131,7 @@
           <w:insideH w:val="nil"/>
           <w:insideV w:val="nil"/>
         </w:tcBorders>
-        <w:shd w:val="clear" w:color="auto" w:fill="F79646" w:themeFill="accent6"/>
+        <w:shd w:val="clear" w:color="auto" w:fill="D1D0CB" w:themeFill="accent6"/>
       </w:tcPr>
     </w:tblStylePr>
     <w:tblStylePr w:type="lastRow">
@@ -9166,7 +9170,7 @@
           <w:insideH w:val="nil"/>
           <w:insideV w:val="nil"/>
         </w:tcBorders>
-        <w:shd w:val="clear" w:color="auto" w:fill="F79646" w:themeFill="accent6"/>
+        <w:shd w:val="clear" w:color="auto" w:fill="D1D0CB" w:themeFill="accent6"/>
       </w:tcPr>
     </w:tblStylePr>
     <w:tblStylePr w:type="lastCol">
@@ -9183,7 +9187,7 @@
           <w:insideH w:val="nil"/>
           <w:insideV w:val="nil"/>
         </w:tcBorders>
-        <w:shd w:val="clear" w:color="auto" w:fill="F79646" w:themeFill="accent6"/>
+        <w:shd w:val="clear" w:color="auto" w:fill="D1D0CB" w:themeFill="accent6"/>
       </w:tcPr>
     </w:tblStylePr>
     <w:tblStylePr w:type="band1Vert">
@@ -9195,13 +9199,13 @@
           <w:insideH w:val="nil"/>
           <w:insideV w:val="nil"/>
         </w:tcBorders>
-        <w:shd w:val="clear" w:color="auto" w:fill="D8D8D8" w:themeFill="background1" w:themeFillShade="D8"/>
+        <w:shd w:val="clear" w:color="auto" w:fill="D1D0CB" w:themeFill="background1" w:themeFillShade="D8"/>
       </w:tcPr>
     </w:tblStylePr>
     <w:tblStylePr w:type="band1Horz">
       <w:tblPr/>
       <w:tcPr>
-        <w:shd w:val="clear" w:color="auto" w:fill="D8D8D8" w:themeFill="background1" w:themeFillShade="D8"/>
+        <w:shd w:val="clear" w:color="auto" w:fill="D1D0CB" w:themeFill="background1" w:themeFillShade="D8"/>
       </w:tcPr>
     </w:tblStylePr>
     <w:tblStylePr w:type="neCell">
@@ -9243,7 +9247,7 @@
       <w:spacing w:after="0" w:line="240" w:lineRule="auto"/>
     </w:pPr>
     <w:rPr>
-      <w:color w:val="000000" w:themeColor="text1"/>
+      <w:color w:val="131237" w:themeColor="text1"/>
     </w:rPr>
     <w:tblPr>
       <w:tblStyleRowBandSize w:val="1"/>
@@ -9276,7 +9280,7 @@
       <w:rPr>
         <w:b/>
         <w:bCs/>
-        <w:color w:val="1F497D" w:themeColor="text2"/>
+        <w:color w:val="2F2E47" w:themeColor="text2"/>
       </w:rPr>
       <w:tblPr/>
       <w:tcPr>
@@ -9308,13 +9312,13 @@
     <w:tblStylePr w:type="band1Vert">
       <w:tblPr/>
       <w:tcPr>
-        <w:shd w:val="clear" w:color="auto" w:fill="C0C0C0" w:themeFill="text1" w:themeFillTint="3F"/>
+        <w:shd w:val="clear" w:color="auto" w:fill="D1D0CB" w:themeFill="text1" w:themeFillTint="3F"/>
       </w:tcPr>
     </w:tblStylePr>
     <w:tblStylePr w:type="band1Horz">
       <w:tblPr/>
       <w:tcPr>
-        <w:shd w:val="clear" w:color="auto" w:fill="C0C0C0" w:themeFill="text1" w:themeFillTint="3F"/>
+        <w:shd w:val="clear" w:color="auto" w:fill="D1D0CB" w:themeFill="text1" w:themeFillTint="3F"/>
       </w:tcPr>
     </w:tblStylePr>
   </w:style>
@@ -9327,7 +9331,7 @@
       <w:spacing w:after="0" w:line="240" w:lineRule="auto"/>
     </w:pPr>
     <w:rPr>
-      <w:color w:val="000000" w:themeColor="text1"/>
+      <w:color w:val="131237" w:themeColor="text1"/>
     </w:rPr>
     <w:tblPr>
       <w:tblStyleRowBandSize w:val="1"/>
@@ -9360,7 +9364,7 @@
       <w:rPr>
         <w:b/>
         <w:bCs/>
-        <w:color w:val="1F497D" w:themeColor="text2"/>
+        <w:color w:val="2F2E47" w:themeColor="text2"/>
       </w:rPr>
       <w:tblPr/>
       <w:tcPr>
@@ -9392,13 +9396,13 @@
     <w:tblStylePr w:type="band1Vert">
       <w:tblPr/>
       <w:tcPr>
-        <w:shd w:val="clear" w:color="auto" w:fill="D3DFEE" w:themeFill="accent1" w:themeFillTint="3F"/>
+        <w:shd w:val="clear" w:color="auto" w:fill="D1D0CB" w:themeFill="accent1" w:themeFillTint="3F"/>
       </w:tcPr>
     </w:tblStylePr>
     <w:tblStylePr w:type="band1Horz">
       <w:tblPr/>
       <w:tcPr>
-        <w:shd w:val="clear" w:color="auto" w:fill="D3DFEE" w:themeFill="accent1" w:themeFillTint="3F"/>
+        <w:shd w:val="clear" w:color="auto" w:fill="D1D0CB" w:themeFill="accent1" w:themeFillTint="3F"/>
       </w:tcPr>
     </w:tblStylePr>
   </w:style>
@@ -9411,7 +9415,7 @@
       <w:spacing w:after="0" w:line="240" w:lineRule="auto"/>
     </w:pPr>
     <w:rPr>
-      <w:color w:val="000000" w:themeColor="text1"/>
+      <w:color w:val="131237" w:themeColor="text1"/>
     </w:rPr>
     <w:tblPr>
       <w:tblStyleRowBandSize w:val="1"/>
@@ -9444,7 +9448,7 @@
       <w:rPr>
         <w:b/>
         <w:bCs/>
-        <w:color w:val="1F497D" w:themeColor="text2"/>
+        <w:color w:val="2F2E47" w:themeColor="text2"/>
       </w:rPr>
       <w:tblPr/>
       <w:tcPr>
@@ -9476,13 +9480,13 @@
     <w:tblStylePr w:type="band1Vert">
       <w:tblPr/>
       <w:tcPr>
-        <w:shd w:val="clear" w:color="auto" w:fill="EFD3D2" w:themeFill="accent2" w:themeFillTint="3F"/>
+        <w:shd w:val="clear" w:color="auto" w:fill="D1D0CB" w:themeFill="accent2" w:themeFillTint="3F"/>
       </w:tcPr>
     </w:tblStylePr>
     <w:tblStylePr w:type="band1Horz">
       <w:tblPr/>
       <w:tcPr>
-        <w:shd w:val="clear" w:color="auto" w:fill="EFD3D2" w:themeFill="accent2" w:themeFillTint="3F"/>
+        <w:shd w:val="clear" w:color="auto" w:fill="D1D0CB" w:themeFill="accent2" w:themeFillTint="3F"/>
       </w:tcPr>
     </w:tblStylePr>
   </w:style>
@@ -9495,7 +9499,7 @@
       <w:spacing w:after="0" w:line="240" w:lineRule="auto"/>
     </w:pPr>
     <w:rPr>
-      <w:color w:val="000000" w:themeColor="text1"/>
+      <w:color w:val="131237" w:themeColor="text1"/>
     </w:rPr>
     <w:tblPr>
       <w:tblStyleRowBandSize w:val="1"/>
@@ -9528,7 +9532,7 @@
       <w:rPr>
         <w:b/>
         <w:bCs/>
-        <w:color w:val="1F497D" w:themeColor="text2"/>
+        <w:color w:val="2F2E47" w:themeColor="text2"/>
       </w:rPr>
       <w:tblPr/>
       <w:tcPr>
@@ -9560,13 +9564,13 @@
     <w:tblStylePr w:type="band1Vert">
       <w:tblPr/>
       <w:tcPr>
-        <w:shd w:val="clear" w:color="auto" w:fill="E6EED5" w:themeFill="accent3" w:themeFillTint="3F"/>
+        <w:shd w:val="clear" w:color="auto" w:fill="D1D0CB" w:themeFill="accent3" w:themeFillTint="3F"/>
       </w:tcPr>
     </w:tblStylePr>
     <w:tblStylePr w:type="band1Horz">
       <w:tblPr/>
       <w:tcPr>
-        <w:shd w:val="clear" w:color="auto" w:fill="E6EED5" w:themeFill="accent3" w:themeFillTint="3F"/>
+        <w:shd w:val="clear" w:color="auto" w:fill="D1D0CB" w:themeFill="accent3" w:themeFillTint="3F"/>
       </w:tcPr>
     </w:tblStylePr>
   </w:style>
@@ -9579,7 +9583,7 @@
       <w:spacing w:after="0" w:line="240" w:lineRule="auto"/>
     </w:pPr>
     <w:rPr>
-      <w:color w:val="000000" w:themeColor="text1"/>
+      <w:color w:val="131237" w:themeColor="text1"/>
     </w:rPr>
     <w:tblPr>
       <w:tblStyleRowBandSize w:val="1"/>
@@ -9612,7 +9616,7 @@
       <w:rPr>
         <w:b/>
         <w:bCs/>
-        <w:color w:val="1F497D" w:themeColor="text2"/>
+        <w:color w:val="2F2E47" w:themeColor="text2"/>
       </w:rPr>
       <w:tblPr/>
       <w:tcPr>
@@ -9644,13 +9648,13 @@
     <w:tblStylePr w:type="band1Vert">
       <w:tblPr/>
       <w:tcPr>
-        <w:shd w:val="clear" w:color="auto" w:fill="DFD8E8" w:themeFill="accent4" w:themeFillTint="3F"/>
+        <w:shd w:val="clear" w:color="auto" w:fill="D1D0CB" w:themeFill="accent4" w:themeFillTint="3F"/>
       </w:tcPr>
     </w:tblStylePr>
     <w:tblStylePr w:type="band1Horz">
       <w:tblPr/>
       <w:tcPr>
-        <w:shd w:val="clear" w:color="auto" w:fill="DFD8E8" w:themeFill="accent4" w:themeFillTint="3F"/>
+        <w:shd w:val="clear" w:color="auto" w:fill="D1D0CB" w:themeFill="accent4" w:themeFillTint="3F"/>
       </w:tcPr>
     </w:tblStylePr>
   </w:style>
@@ -9663,7 +9667,7 @@
       <w:spacing w:after="0" w:line="240" w:lineRule="auto"/>
     </w:pPr>
     <w:rPr>
-      <w:color w:val="000000" w:themeColor="text1"/>
+      <w:color w:val="131237" w:themeColor="text1"/>
     </w:rPr>
     <w:tblPr>
       <w:tblStyleRowBandSize w:val="1"/>
@@ -9696,7 +9700,7 @@
       <w:rPr>
         <w:b/>
         <w:bCs/>
-        <w:color w:val="1F497D" w:themeColor="text2"/>
+        <w:color w:val="2F2E47" w:themeColor="text2"/>
       </w:rPr>
       <w:tblPr/>
       <w:tcPr>
@@ -9728,13 +9732,13 @@
     <w:tblStylePr w:type="band1Vert">
       <w:tblPr/>
       <w:tcPr>
-        <w:shd w:val="clear" w:color="auto" w:fill="D2EAF1" w:themeFill="accent5" w:themeFillTint="3F"/>
+        <w:shd w:val="clear" w:color="auto" w:fill="D1D0CB" w:themeFill="accent5" w:themeFillTint="3F"/>
       </w:tcPr>
     </w:tblStylePr>
     <w:tblStylePr w:type="band1Horz">
       <w:tblPr/>
       <w:tcPr>
-        <w:shd w:val="clear" w:color="auto" w:fill="D2EAF1" w:themeFill="accent5" w:themeFillTint="3F"/>
+        <w:shd w:val="clear" w:color="auto" w:fill="D1D0CB" w:themeFill="accent5" w:themeFillTint="3F"/>
       </w:tcPr>
     </w:tblStylePr>
   </w:style>
@@ -9747,7 +9751,7 @@
       <w:spacing w:after="0" w:line="240" w:lineRule="auto"/>
     </w:pPr>
     <w:rPr>
-      <w:color w:val="000000" w:themeColor="text1"/>
+      <w:color w:val="131237" w:themeColor="text1"/>
     </w:rPr>
     <w:tblPr>
       <w:tblStyleRowBandSize w:val="1"/>
@@ -9780,7 +9784,7 @@
       <w:rPr>
         <w:b/>
         <w:bCs/>
-        <w:color w:val="1F497D" w:themeColor="text2"/>
+        <w:color w:val="2F2E47" w:themeColor="text2"/>
       </w:rPr>
       <w:tblPr/>
       <w:tcPr>
@@ -9812,13 +9816,13 @@
     <w:tblStylePr w:type="band1Vert">
       <w:tblPr/>
       <w:tcPr>
-        <w:shd w:val="clear" w:color="auto" w:fill="FDE4D0" w:themeFill="accent6" w:themeFillTint="3F"/>
+        <w:shd w:val="clear" w:color="auto" w:fill="D1D0CB" w:themeFill="accent6" w:themeFillTint="3F"/>
       </w:tcPr>
     </w:tblStylePr>
     <w:tblStylePr w:type="band1Horz">
       <w:tblPr/>
       <w:tcPr>
-        <w:shd w:val="clear" w:color="auto" w:fill="FDE4D0" w:themeFill="accent6" w:themeFillTint="3F"/>
+        <w:shd w:val="clear" w:color="auto" w:fill="D1D0CB" w:themeFill="accent6" w:themeFillTint="3F"/>
       </w:tcPr>
     </w:tblStylePr>
   </w:style>
@@ -9832,7 +9836,7 @@
     </w:pPr>
     <w:rPr>
       <w:rFonts w:asciiTheme="majorHAnsi" w:eastAsiaTheme="majorEastAsia" w:hAnsiTheme="majorHAnsi" w:cstheme="majorBidi"/>
-      <w:color w:val="000000" w:themeColor="text1"/>
+      <w:color w:val="131237" w:themeColor="text1"/>
     </w:rPr>
     <w:tblPr>
       <w:tblStyleRowBandSize w:val="1"/>
@@ -9920,7 +9924,7 @@
           <w:insideH w:val="nil"/>
           <w:insideV w:val="nil"/>
         </w:tcBorders>
-        <w:shd w:val="clear" w:color="auto" w:fill="C0C0C0" w:themeFill="text1" w:themeFillTint="3F"/>
+        <w:shd w:val="clear" w:color="auto" w:fill="D1D0CB" w:themeFill="text1" w:themeFillTint="3F"/>
       </w:tcPr>
     </w:tblStylePr>
     <w:tblStylePr w:type="band1Horz">
@@ -9932,7 +9936,7 @@
           <w:insideH w:val="nil"/>
           <w:insideV w:val="nil"/>
         </w:tcBorders>
-        <w:shd w:val="clear" w:color="auto" w:fill="C0C0C0" w:themeFill="text1" w:themeFillTint="3F"/>
+        <w:shd w:val="clear" w:color="auto" w:fill="D1D0CB" w:themeFill="text1" w:themeFillTint="3F"/>
       </w:tcPr>
     </w:tblStylePr>
     <w:tblStylePr w:type="nwCell">
@@ -9960,7 +9964,7 @@
     </w:pPr>
     <w:rPr>
       <w:rFonts w:asciiTheme="majorHAnsi" w:eastAsiaTheme="majorEastAsia" w:hAnsiTheme="majorHAnsi" w:cstheme="majorBidi"/>
-      <w:color w:val="000000" w:themeColor="text1"/>
+      <w:color w:val="131237" w:themeColor="text1"/>
     </w:rPr>
     <w:tblPr>
       <w:tblStyleRowBandSize w:val="1"/>
@@ -10048,7 +10052,7 @@
           <w:insideH w:val="nil"/>
           <w:insideV w:val="nil"/>
         </w:tcBorders>
-        <w:shd w:val="clear" w:color="auto" w:fill="D3DFEE" w:themeFill="accent1" w:themeFillTint="3F"/>
+        <w:shd w:val="clear" w:color="auto" w:fill="D1D0CB" w:themeFill="accent1" w:themeFillTint="3F"/>
       </w:tcPr>
     </w:tblStylePr>
     <w:tblStylePr w:type="band1Horz">
@@ -10060,7 +10064,7 @@
           <w:insideH w:val="nil"/>
           <w:insideV w:val="nil"/>
         </w:tcBorders>
-        <w:shd w:val="clear" w:color="auto" w:fill="D3DFEE" w:themeFill="accent1" w:themeFillTint="3F"/>
+        <w:shd w:val="clear" w:color="auto" w:fill="D1D0CB" w:themeFill="accent1" w:themeFillTint="3F"/>
       </w:tcPr>
     </w:tblStylePr>
     <w:tblStylePr w:type="nwCell">
@@ -10088,7 +10092,7 @@
     </w:pPr>
     <w:rPr>
       <w:rFonts w:asciiTheme="majorHAnsi" w:eastAsiaTheme="majorEastAsia" w:hAnsiTheme="majorHAnsi" w:cstheme="majorBidi"/>
-      <w:color w:val="000000" w:themeColor="text1"/>
+      <w:color w:val="131237" w:themeColor="text1"/>
     </w:rPr>
     <w:tblPr>
       <w:tblStyleRowBandSize w:val="1"/>
@@ -10176,7 +10180,7 @@
           <w:insideH w:val="nil"/>
           <w:insideV w:val="nil"/>
         </w:tcBorders>
-        <w:shd w:val="clear" w:color="auto" w:fill="EFD3D2" w:themeFill="accent2" w:themeFillTint="3F"/>
+        <w:shd w:val="clear" w:color="auto" w:fill="D1D0CB" w:themeFill="accent2" w:themeFillTint="3F"/>
       </w:tcPr>
     </w:tblStylePr>
     <w:tblStylePr w:type="band1Horz">
@@ -10188,7 +10192,7 @@
           <w:insideH w:val="nil"/>
           <w:insideV w:val="nil"/>
         </w:tcBorders>
-        <w:shd w:val="clear" w:color="auto" w:fill="EFD3D2" w:themeFill="accent2" w:themeFillTint="3F"/>
+        <w:shd w:val="clear" w:color="auto" w:fill="D1D0CB" w:themeFill="accent2" w:themeFillTint="3F"/>
       </w:tcPr>
     </w:tblStylePr>
     <w:tblStylePr w:type="nwCell">
@@ -10216,7 +10220,7 @@
     </w:pPr>
     <w:rPr>
       <w:rFonts w:asciiTheme="majorHAnsi" w:eastAsiaTheme="majorEastAsia" w:hAnsiTheme="majorHAnsi" w:cstheme="majorBidi"/>
-      <w:color w:val="000000" w:themeColor="text1"/>
+      <w:color w:val="131237" w:themeColor="text1"/>
     </w:rPr>
     <w:tblPr>
       <w:tblStyleRowBandSize w:val="1"/>
@@ -10304,7 +10308,7 @@
           <w:insideH w:val="nil"/>
           <w:insideV w:val="nil"/>
         </w:tcBorders>
-        <w:shd w:val="clear" w:color="auto" w:fill="E6EED5" w:themeFill="accent3" w:themeFillTint="3F"/>
+        <w:shd w:val="clear" w:color="auto" w:fill="D1D0CB" w:themeFill="accent3" w:themeFillTint="3F"/>
       </w:tcPr>
     </w:tblStylePr>
     <w:tblStylePr w:type="band1Horz">
@@ -10316,7 +10320,7 @@
           <w:insideH w:val="nil"/>
           <w:insideV w:val="nil"/>
         </w:tcBorders>
-        <w:shd w:val="clear" w:color="auto" w:fill="E6EED5" w:themeFill="accent3" w:themeFillTint="3F"/>
+        <w:shd w:val="clear" w:color="auto" w:fill="D1D0CB" w:themeFill="accent3" w:themeFillTint="3F"/>
       </w:tcPr>
     </w:tblStylePr>
     <w:tblStylePr w:type="nwCell">
@@ -10344,7 +10348,7 @@
     </w:pPr>
     <w:rPr>
       <w:rFonts w:asciiTheme="majorHAnsi" w:eastAsiaTheme="majorEastAsia" w:hAnsiTheme="majorHAnsi" w:cstheme="majorBidi"/>
-      <w:color w:val="000000" w:themeColor="text1"/>
+      <w:color w:val="131237" w:themeColor="text1"/>
     </w:rPr>
     <w:tblPr>
       <w:tblStyleRowBandSize w:val="1"/>
@@ -10432,7 +10436,7 @@
           <w:insideH w:val="nil"/>
           <w:insideV w:val="nil"/>
         </w:tcBorders>
-        <w:shd w:val="clear" w:color="auto" w:fill="DFD8E8" w:themeFill="accent4" w:themeFillTint="3F"/>
+        <w:shd w:val="clear" w:color="auto" w:fill="D1D0CB" w:themeFill="accent4" w:themeFillTint="3F"/>
       </w:tcPr>
     </w:tblStylePr>
     <w:tblStylePr w:type="band1Horz">
@@ -10444,7 +10448,7 @@
           <w:insideH w:val="nil"/>
           <w:insideV w:val="nil"/>
         </w:tcBorders>
-        <w:shd w:val="clear" w:color="auto" w:fill="DFD8E8" w:themeFill="accent4" w:themeFillTint="3F"/>
+        <w:shd w:val="clear" w:color="auto" w:fill="D1D0CB" w:themeFill="accent4" w:themeFillTint="3F"/>
       </w:tcPr>
     </w:tblStylePr>
     <w:tblStylePr w:type="nwCell">
@@ -10472,7 +10476,7 @@
     </w:pPr>
     <w:rPr>
       <w:rFonts w:asciiTheme="majorHAnsi" w:eastAsiaTheme="majorEastAsia" w:hAnsiTheme="majorHAnsi" w:cstheme="majorBidi"/>
-      <w:color w:val="000000" w:themeColor="text1"/>
+      <w:color w:val="131237" w:themeColor="text1"/>
     </w:rPr>
     <w:tblPr>
       <w:tblStyleRowBandSize w:val="1"/>
@@ -10560,7 +10564,7 @@
           <w:insideH w:val="nil"/>
           <w:insideV w:val="nil"/>
         </w:tcBorders>
-        <w:shd w:val="clear" w:color="auto" w:fill="D2EAF1" w:themeFill="accent5" w:themeFillTint="3F"/>
+        <w:shd w:val="clear" w:color="auto" w:fill="D1D0CB" w:themeFill="accent5" w:themeFillTint="3F"/>
       </w:tcPr>
     </w:tblStylePr>
     <w:tblStylePr w:type="band1Horz">
@@ -10572,7 +10576,7 @@
           <w:insideH w:val="nil"/>
           <w:insideV w:val="nil"/>
         </w:tcBorders>
-        <w:shd w:val="clear" w:color="auto" w:fill="D2EAF1" w:themeFill="accent5" w:themeFillTint="3F"/>
+        <w:shd w:val="clear" w:color="auto" w:fill="D1D0CB" w:themeFill="accent5" w:themeFillTint="3F"/>
       </w:tcPr>
     </w:tblStylePr>
     <w:tblStylePr w:type="nwCell">
@@ -10600,7 +10604,7 @@
     </w:pPr>
     <w:rPr>
       <w:rFonts w:asciiTheme="majorHAnsi" w:eastAsiaTheme="majorEastAsia" w:hAnsiTheme="majorHAnsi" w:cstheme="majorBidi"/>
-      <w:color w:val="000000" w:themeColor="text1"/>
+      <w:color w:val="131237" w:themeColor="text1"/>
     </w:rPr>
     <w:tblPr>
       <w:tblStyleRowBandSize w:val="1"/>
@@ -10688,7 +10692,7 @@
           <w:insideH w:val="nil"/>
           <w:insideV w:val="nil"/>
         </w:tcBorders>
-        <w:shd w:val="clear" w:color="auto" w:fill="FDE4D0" w:themeFill="accent6" w:themeFillTint="3F"/>
+        <w:shd w:val="clear" w:color="auto" w:fill="D1D0CB" w:themeFill="accent6" w:themeFillTint="3F"/>
       </w:tcPr>
     </w:tblStylePr>
     <w:tblStylePr w:type="band1Horz">
@@ -10700,7 +10704,7 @@
           <w:insideH w:val="nil"/>
           <w:insideV w:val="nil"/>
         </w:tcBorders>
-        <w:shd w:val="clear" w:color="auto" w:fill="FDE4D0" w:themeFill="accent6" w:themeFillTint="3F"/>
+        <w:shd w:val="clear" w:color="auto" w:fill="D1D0CB" w:themeFill="accent6" w:themeFillTint="3F"/>
       </w:tcPr>
     </w:tblStylePr>
     <w:tblStylePr w:type="nwCell">
@@ -10746,7 +10750,7 @@
       </w:tblCellMar>
     </w:tblPr>
     <w:tcPr>
-      <w:shd w:val="clear" w:color="auto" w:fill="C0C0C0" w:themeFill="text1" w:themeFillTint="3F"/>
+      <w:shd w:val="clear" w:color="auto" w:fill="D1D0CB" w:themeFill="text1" w:themeFillTint="3F"/>
     </w:tcPr>
     <w:tblStylePr w:type="firstRow">
       <w:rPr>
@@ -10781,13 +10785,13 @@
     <w:tblStylePr w:type="band1Vert">
       <w:tblPr/>
       <w:tcPr>
-        <w:shd w:val="clear" w:color="auto" w:fill="808080" w:themeFill="text1" w:themeFillTint="7F"/>
+        <w:shd w:val="clear" w:color="auto" w:fill="5C6684" w:themeFill="text1" w:themeFillTint="7F"/>
       </w:tcPr>
     </w:tblStylePr>
     <w:tblStylePr w:type="band1Horz">
       <w:tblPr/>
       <w:tcPr>
-        <w:shd w:val="clear" w:color="auto" w:fill="808080" w:themeFill="text1" w:themeFillTint="7F"/>
+        <w:shd w:val="clear" w:color="auto" w:fill="5C6684" w:themeFill="text1" w:themeFillTint="7F"/>
       </w:tcPr>
     </w:tblStylePr>
   </w:style>
@@ -10819,7 +10823,7 @@
       </w:tblCellMar>
     </w:tblPr>
     <w:tcPr>
-      <w:shd w:val="clear" w:color="auto" w:fill="D3DFEE" w:themeFill="accent1" w:themeFillTint="3F"/>
+      <w:shd w:val="clear" w:color="auto" w:fill="D1D0CB" w:themeFill="accent1" w:themeFillTint="3F"/>
     </w:tcPr>
     <w:tblStylePr w:type="firstRow">
       <w:rPr>
@@ -10854,13 +10858,13 @@
     <w:tblStylePr w:type="band1Vert">
       <w:tblPr/>
       <w:tcPr>
-        <w:shd w:val="clear" w:color="auto" w:fill="A7BFDE" w:themeFill="accent1" w:themeFillTint="7F"/>
+        <w:shd w:val="clear" w:color="auto" w:fill="D1D0CB" w:themeFill="accent1" w:themeFillTint="7F"/>
       </w:tcPr>
     </w:tblStylePr>
     <w:tblStylePr w:type="band1Horz">
       <w:tblPr/>
       <w:tcPr>
-        <w:shd w:val="clear" w:color="auto" w:fill="A7BFDE" w:themeFill="accent1" w:themeFillTint="7F"/>
+        <w:shd w:val="clear" w:color="auto" w:fill="D1D0CB" w:themeFill="accent1" w:themeFillTint="7F"/>
       </w:tcPr>
     </w:tblStylePr>
   </w:style>
@@ -10892,7 +10896,7 @@
       </w:tblCellMar>
     </w:tblPr>
     <w:tcPr>
-      <w:shd w:val="clear" w:color="auto" w:fill="EFD3D2" w:themeFill="accent2" w:themeFillTint="3F"/>
+      <w:shd w:val="clear" w:color="auto" w:fill="D1D0CB" w:themeFill="accent2" w:themeFillTint="3F"/>
     </w:tcPr>
     <w:tblStylePr w:type="firstRow">
       <w:rPr>
@@ -10927,13 +10931,13 @@
     <w:tblStylePr w:type="band1Vert">
       <w:tblPr/>
       <w:tcPr>
-        <w:shd w:val="clear" w:color="auto" w:fill="DFA7A6" w:themeFill="accent2" w:themeFillTint="7F"/>
+        <w:shd w:val="clear" w:color="auto" w:fill="D1D0CB" w:themeFill="accent2" w:themeFillTint="7F"/>
       </w:tcPr>
     </w:tblStylePr>
     <w:tblStylePr w:type="band1Horz">
       <w:tblPr/>
       <w:tcPr>
-        <w:shd w:val="clear" w:color="auto" w:fill="DFA7A6" w:themeFill="accent2" w:themeFillTint="7F"/>
+        <w:shd w:val="clear" w:color="auto" w:fill="D1D0CB" w:themeFill="accent2" w:themeFillTint="7F"/>
       </w:tcPr>
     </w:tblStylePr>
   </w:style>
@@ -10965,7 +10969,7 @@
       </w:tblCellMar>
     </w:tblPr>
     <w:tcPr>
-      <w:shd w:val="clear" w:color="auto" w:fill="E6EED5" w:themeFill="accent3" w:themeFillTint="3F"/>
+      <w:shd w:val="clear" w:color="auto" w:fill="D1D0CB" w:themeFill="accent3" w:themeFillTint="3F"/>
     </w:tcPr>
     <w:tblStylePr w:type="firstRow">
       <w:rPr>
@@ -11000,13 +11004,13 @@
     <w:tblStylePr w:type="band1Vert">
       <w:tblPr/>
       <w:tcPr>
-        <w:shd w:val="clear" w:color="auto" w:fill="CDDDAC" w:themeFill="accent3" w:themeFillTint="7F"/>
+        <w:shd w:val="clear" w:color="auto" w:fill="D1D0CB" w:themeFill="accent3" w:themeFillTint="7F"/>
       </w:tcPr>
     </w:tblStylePr>
     <w:tblStylePr w:type="band1Horz">
       <w:tblPr/>
       <w:tcPr>
-        <w:shd w:val="clear" w:color="auto" w:fill="CDDDAC" w:themeFill="accent3" w:themeFillTint="7F"/>
+        <w:shd w:val="clear" w:color="auto" w:fill="D1D0CB" w:themeFill="accent3" w:themeFillTint="7F"/>
       </w:tcPr>
     </w:tblStylePr>
   </w:style>
@@ -11038,7 +11042,7 @@
       </w:tblCellMar>
     </w:tblPr>
     <w:tcPr>
-      <w:shd w:val="clear" w:color="auto" w:fill="DFD8E8" w:themeFill="accent4" w:themeFillTint="3F"/>
+      <w:shd w:val="clear" w:color="auto" w:fill="D1D0CB" w:themeFill="accent4" w:themeFillTint="3F"/>
     </w:tcPr>
     <w:tblStylePr w:type="firstRow">
       <w:rPr>
@@ -11073,13 +11077,13 @@
     <w:tblStylePr w:type="band1Vert">
       <w:tblPr/>
       <w:tcPr>
-        <w:shd w:val="clear" w:color="auto" w:fill="BFB1D0" w:themeFill="accent4" w:themeFillTint="7F"/>
+        <w:shd w:val="clear" w:color="auto" w:fill="D1D0CB" w:themeFill="accent4" w:themeFillTint="7F"/>
       </w:tcPr>
     </w:tblStylePr>
     <w:tblStylePr w:type="band1Horz">
       <w:tblPr/>
       <w:tcPr>
-        <w:shd w:val="clear" w:color="auto" w:fill="BFB1D0" w:themeFill="accent4" w:themeFillTint="7F"/>
+        <w:shd w:val="clear" w:color="auto" w:fill="D1D0CB" w:themeFill="accent4" w:themeFillTint="7F"/>
       </w:tcPr>
     </w:tblStylePr>
   </w:style>
@@ -11111,7 +11115,7 @@
       </w:tblCellMar>
     </w:tblPr>
     <w:tcPr>
-      <w:shd w:val="clear" w:color="auto" w:fill="D2EAF1" w:themeFill="accent5" w:themeFillTint="3F"/>
+      <w:shd w:val="clear" w:color="auto" w:fill="D1D0CB" w:themeFill="accent5" w:themeFillTint="3F"/>
     </w:tcPr>
     <w:tblStylePr w:type="firstRow">
       <w:rPr>
@@ -11146,13 +11150,13 @@
     <w:tblStylePr w:type="band1Vert">
       <w:tblPr/>
       <w:tcPr>
-        <w:shd w:val="clear" w:color="auto" w:fill="A5D5E2" w:themeFill="accent5" w:themeFillTint="7F"/>
+        <w:shd w:val="clear" w:color="auto" w:fill="D1D0CB" w:themeFill="accent5" w:themeFillTint="7F"/>
       </w:tcPr>
     </w:tblStylePr>
     <w:tblStylePr w:type="band1Horz">
       <w:tblPr/>
       <w:tcPr>
-        <w:shd w:val="clear" w:color="auto" w:fill="A5D5E2" w:themeFill="accent5" w:themeFillTint="7F"/>
+        <w:shd w:val="clear" w:color="auto" w:fill="D1D0CB" w:themeFill="accent5" w:themeFillTint="7F"/>
       </w:tcPr>
     </w:tblStylePr>
   </w:style>
@@ -11184,7 +11188,7 @@
       </w:tblCellMar>
     </w:tblPr>
     <w:tcPr>
-      <w:shd w:val="clear" w:color="auto" w:fill="FDE4D0" w:themeFill="accent6" w:themeFillTint="3F"/>
+      <w:shd w:val="clear" w:color="auto" w:fill="D1D0CB" w:themeFill="accent6" w:themeFillTint="3F"/>
     </w:tcPr>
     <w:tblStylePr w:type="firstRow">
       <w:rPr>
@@ -11219,13 +11223,13 @@
     <w:tblStylePr w:type="band1Vert">
       <w:tblPr/>
       <w:tcPr>
-        <w:shd w:val="clear" w:color="auto" w:fill="FBCAA2" w:themeFill="accent6" w:themeFillTint="7F"/>
+        <w:shd w:val="clear" w:color="auto" w:fill="D1D0CB" w:themeFill="accent6" w:themeFillTint="7F"/>
       </w:tcPr>
     </w:tblStylePr>
     <w:tblStylePr w:type="band1Horz">
       <w:tblPr/>
       <w:tcPr>
-        <w:shd w:val="clear" w:color="auto" w:fill="FBCAA2" w:themeFill="accent6" w:themeFillTint="7F"/>
+        <w:shd w:val="clear" w:color="auto" w:fill="D1D0CB" w:themeFill="accent6" w:themeFillTint="7F"/>
       </w:tcPr>
     </w:tblStylePr>
   </w:style>
@@ -11239,7 +11243,7 @@
     </w:pPr>
     <w:rPr>
       <w:rFonts w:asciiTheme="majorHAnsi" w:eastAsiaTheme="majorEastAsia" w:hAnsiTheme="majorHAnsi" w:cstheme="majorBidi"/>
-      <w:color w:val="000000" w:themeColor="text1"/>
+      <w:color w:val="131237" w:themeColor="text1"/>
     </w:rPr>
     <w:tblPr>
       <w:tblStyleRowBandSize w:val="1"/>
@@ -11261,24 +11265,24 @@
       </w:tblCellMar>
     </w:tblPr>
     <w:tcPr>
-      <w:shd w:val="clear" w:color="auto" w:fill="C0C0C0" w:themeFill="text1" w:themeFillTint="3F"/>
+      <w:shd w:val="clear" w:color="auto" w:fill="D1D0CB" w:themeFill="text1" w:themeFillTint="3F"/>
     </w:tcPr>
     <w:tblStylePr w:type="firstRow">
       <w:rPr>
         <w:b/>
         <w:bCs/>
-        <w:color w:val="000000" w:themeColor="text1"/>
-      </w:rPr>
-      <w:tblPr/>
-      <w:tcPr>
-        <w:shd w:val="clear" w:color="auto" w:fill="E6E6E6" w:themeFill="text1" w:themeFillTint="19"/>
+        <w:color w:val="131237" w:themeColor="text1"/>
+      </w:rPr>
+      <w:tblPr/>
+      <w:tcPr>
+        <w:shd w:val="clear" w:color="auto" w:fill="D1D0CB" w:themeFill="text1" w:themeFillTint="19"/>
       </w:tcPr>
     </w:tblStylePr>
     <w:tblStylePr w:type="lastRow">
       <w:rPr>
         <w:b/>
         <w:bCs/>
-        <w:color w:val="000000" w:themeColor="text1"/>
+        <w:color w:val="131237" w:themeColor="text1"/>
       </w:rPr>
       <w:tblPr/>
       <w:tcPr>
@@ -11297,7 +11301,7 @@
       <w:rPr>
         <w:b/>
         <w:bCs/>
-        <w:color w:val="000000" w:themeColor="text1"/>
+        <w:color w:val="131237" w:themeColor="text1"/>
       </w:rPr>
       <w:tblPr/>
       <w:tcPr>
@@ -11316,7 +11320,7 @@
       <w:rPr>
         <w:b w:val="0"/>
         <w:bCs w:val="0"/>
-        <w:color w:val="000000" w:themeColor="text1"/>
+        <w:color w:val="131237" w:themeColor="text1"/>
       </w:rPr>
       <w:tblPr/>
       <w:tcPr>
@@ -11328,13 +11332,13 @@
           <w:insideH w:val="nil"/>
           <w:insideV w:val="nil"/>
         </w:tcBorders>
-        <w:shd w:val="clear" w:color="auto" w:fill="CCCCCC" w:themeFill="text1" w:themeFillTint="33"/>
+        <w:shd w:val="clear" w:color="auto" w:fill="D1D0CB" w:themeFill="text1" w:themeFillTint="33"/>
       </w:tcPr>
     </w:tblStylePr>
     <w:tblStylePr w:type="band1Vert">
       <w:tblPr/>
       <w:tcPr>
-        <w:shd w:val="clear" w:color="auto" w:fill="808080" w:themeFill="text1" w:themeFillTint="7F"/>
+        <w:shd w:val="clear" w:color="auto" w:fill="5C6684" w:themeFill="text1" w:themeFillTint="7F"/>
       </w:tcPr>
     </w:tblStylePr>
     <w:tblStylePr w:type="band1Horz">
@@ -11344,7 +11348,7 @@
           <w:insideH w:val="single" w:sz="6" w:space="0" w:color="000000" w:themeColor="text1"/>
           <w:insideV w:val="single" w:sz="6" w:space="0" w:color="000000" w:themeColor="text1"/>
         </w:tcBorders>
-        <w:shd w:val="clear" w:color="auto" w:fill="808080" w:themeFill="text1" w:themeFillTint="7F"/>
+        <w:shd w:val="clear" w:color="auto" w:fill="5C6684" w:themeFill="text1" w:themeFillTint="7F"/>
       </w:tcPr>
     </w:tblStylePr>
     <w:tblStylePr w:type="nwCell">
@@ -11364,7 +11368,7 @@
     </w:pPr>
     <w:rPr>
       <w:rFonts w:asciiTheme="majorHAnsi" w:eastAsiaTheme="majorEastAsia" w:hAnsiTheme="majorHAnsi" w:cstheme="majorBidi"/>
-      <w:color w:val="000000" w:themeColor="text1"/>
+      <w:color w:val="131237" w:themeColor="text1"/>
     </w:rPr>
     <w:tblPr>
       <w:tblStyleRowBandSize w:val="1"/>
@@ -11386,24 +11390,24 @@
       </w:tblCellMar>
     </w:tblPr>
     <w:tcPr>
-      <w:shd w:val="clear" w:color="auto" w:fill="D3DFEE" w:themeFill="accent1" w:themeFillTint="3F"/>
+      <w:shd w:val="clear" w:color="auto" w:fill="D1D0CB" w:themeFill="accent1" w:themeFillTint="3F"/>
     </w:tcPr>
     <w:tblStylePr w:type="firstRow">
       <w:rPr>
         <w:b/>
         <w:bCs/>
-        <w:color w:val="000000" w:themeColor="text1"/>
-      </w:rPr>
-      <w:tblPr/>
-      <w:tcPr>
-        <w:shd w:val="clear" w:color="auto" w:fill="EDF2F8" w:themeFill="accent1" w:themeFillTint="19"/>
+        <w:color w:val="131237" w:themeColor="text1"/>
+      </w:rPr>
+      <w:tblPr/>
+      <w:tcPr>
+        <w:shd w:val="clear" w:color="auto" w:fill="FFFFFF" w:themeFill="accent1" w:themeFillTint="19"/>
       </w:tcPr>
     </w:tblStylePr>
     <w:tblStylePr w:type="lastRow">
       <w:rPr>
         <w:b/>
         <w:bCs/>
-        <w:color w:val="000000" w:themeColor="text1"/>
+        <w:color w:val="131237" w:themeColor="text1"/>
       </w:rPr>
       <w:tblPr/>
       <w:tcPr>
@@ -11422,7 +11426,7 @@
       <w:rPr>
         <w:b/>
         <w:bCs/>
-        <w:color w:val="000000" w:themeColor="text1"/>
+        <w:color w:val="131237" w:themeColor="text1"/>
       </w:rPr>
       <w:tblPr/>
       <w:tcPr>
@@ -11441,7 +11445,7 @@
       <w:rPr>
         <w:b w:val="0"/>
         <w:bCs w:val="0"/>
-        <w:color w:val="000000" w:themeColor="text1"/>
+        <w:color w:val="131237" w:themeColor="text1"/>
       </w:rPr>
       <w:tblPr/>
       <w:tcPr>
@@ -11453,13 +11457,13 @@
           <w:insideH w:val="nil"/>
           <w:insideV w:val="nil"/>
         </w:tcBorders>
-        <w:shd w:val="clear" w:color="auto" w:fill="DBE5F1" w:themeFill="accent1" w:themeFillTint="33"/>
+        <w:shd w:val="clear" w:color="auto" w:fill="D1D0CB" w:themeFill="accent1" w:themeFillTint="33"/>
       </w:tcPr>
     </w:tblStylePr>
     <w:tblStylePr w:type="band1Vert">
       <w:tblPr/>
       <w:tcPr>
-        <w:shd w:val="clear" w:color="auto" w:fill="A7BFDE" w:themeFill="accent1" w:themeFillTint="7F"/>
+        <w:shd w:val="clear" w:color="auto" w:fill="D1D0CB" w:themeFill="accent1" w:themeFillTint="7F"/>
       </w:tcPr>
     </w:tblStylePr>
     <w:tblStylePr w:type="band1Horz">
@@ -11469,7 +11473,7 @@
           <w:insideH w:val="single" w:sz="6" w:space="0" w:color="4F81BD" w:themeColor="accent1"/>
           <w:insideV w:val="single" w:sz="6" w:space="0" w:color="4F81BD" w:themeColor="accent1"/>
         </w:tcBorders>
-        <w:shd w:val="clear" w:color="auto" w:fill="A7BFDE" w:themeFill="accent1" w:themeFillTint="7F"/>
+        <w:shd w:val="clear" w:color="auto" w:fill="D1D0CB" w:themeFill="accent1" w:themeFillTint="7F"/>
       </w:tcPr>
     </w:tblStylePr>
     <w:tblStylePr w:type="nwCell">
@@ -11489,7 +11493,7 @@
     </w:pPr>
     <w:rPr>
       <w:rFonts w:asciiTheme="majorHAnsi" w:eastAsiaTheme="majorEastAsia" w:hAnsiTheme="majorHAnsi" w:cstheme="majorBidi"/>
-      <w:color w:val="000000" w:themeColor="text1"/>
+      <w:color w:val="131237" w:themeColor="text1"/>
     </w:rPr>
     <w:tblPr>
       <w:tblStyleRowBandSize w:val="1"/>
@@ -11511,24 +11515,24 @@
       </w:tblCellMar>
     </w:tblPr>
     <w:tcPr>
-      <w:shd w:val="clear" w:color="auto" w:fill="EFD3D2" w:themeFill="accent2" w:themeFillTint="3F"/>
+      <w:shd w:val="clear" w:color="auto" w:fill="D1D0CB" w:themeFill="accent2" w:themeFillTint="3F"/>
     </w:tcPr>
     <w:tblStylePr w:type="firstRow">
       <w:rPr>
         <w:b/>
         <w:bCs/>
-        <w:color w:val="000000" w:themeColor="text1"/>
-      </w:rPr>
-      <w:tblPr/>
-      <w:tcPr>
-        <w:shd w:val="clear" w:color="auto" w:fill="F8EDED" w:themeFill="accent2" w:themeFillTint="19"/>
+        <w:color w:val="131237" w:themeColor="text1"/>
+      </w:rPr>
+      <w:tblPr/>
+      <w:tcPr>
+        <w:shd w:val="clear" w:color="auto" w:fill="FFFFFF" w:themeFill="accent2" w:themeFillTint="19"/>
       </w:tcPr>
     </w:tblStylePr>
     <w:tblStylePr w:type="lastRow">
       <w:rPr>
         <w:b/>
         <w:bCs/>
-        <w:color w:val="000000" w:themeColor="text1"/>
+        <w:color w:val="131237" w:themeColor="text1"/>
       </w:rPr>
       <w:tblPr/>
       <w:tcPr>
@@ -11547,7 +11551,7 @@
       <w:rPr>
         <w:b/>
         <w:bCs/>
-        <w:color w:val="000000" w:themeColor="text1"/>
+        <w:color w:val="131237" w:themeColor="text1"/>
       </w:rPr>
       <w:tblPr/>
       <w:tcPr>
@@ -11566,7 +11570,7 @@
       <w:rPr>
         <w:b w:val="0"/>
         <w:bCs w:val="0"/>
-        <w:color w:val="000000" w:themeColor="text1"/>
+        <w:color w:val="131237" w:themeColor="text1"/>
       </w:rPr>
       <w:tblPr/>
       <w:tcPr>
@@ -11578,13 +11582,13 @@
           <w:insideH w:val="nil"/>
           <w:insideV w:val="nil"/>
         </w:tcBorders>
-        <w:shd w:val="clear" w:color="auto" w:fill="F2DBDB" w:themeFill="accent2" w:themeFillTint="33"/>
+        <w:shd w:val="clear" w:color="auto" w:fill="D1D0CB" w:themeFill="accent2" w:themeFillTint="33"/>
       </w:tcPr>
     </w:tblStylePr>
     <w:tblStylePr w:type="band1Vert">
       <w:tblPr/>
       <w:tcPr>
-        <w:shd w:val="clear" w:color="auto" w:fill="DFA7A6" w:themeFill="accent2" w:themeFillTint="7F"/>
+        <w:shd w:val="clear" w:color="auto" w:fill="D1D0CB" w:themeFill="accent2" w:themeFillTint="7F"/>
       </w:tcPr>
     </w:tblStylePr>
     <w:tblStylePr w:type="band1Horz">
@@ -11594,7 +11598,7 @@
           <w:insideH w:val="single" w:sz="6" w:space="0" w:color="C0504D" w:themeColor="accent2"/>
           <w:insideV w:val="single" w:sz="6" w:space="0" w:color="C0504D" w:themeColor="accent2"/>
         </w:tcBorders>
-        <w:shd w:val="clear" w:color="auto" w:fill="DFA7A6" w:themeFill="accent2" w:themeFillTint="7F"/>
+        <w:shd w:val="clear" w:color="auto" w:fill="D1D0CB" w:themeFill="accent2" w:themeFillTint="7F"/>
       </w:tcPr>
     </w:tblStylePr>
     <w:tblStylePr w:type="nwCell">
@@ -11614,7 +11618,7 @@
     </w:pPr>
     <w:rPr>
       <w:rFonts w:asciiTheme="majorHAnsi" w:eastAsiaTheme="majorEastAsia" w:hAnsiTheme="majorHAnsi" w:cstheme="majorBidi"/>
-      <w:color w:val="000000" w:themeColor="text1"/>
+      <w:color w:val="131237" w:themeColor="text1"/>
     </w:rPr>
     <w:tblPr>
       <w:tblStyleRowBandSize w:val="1"/>
@@ -11636,24 +11640,24 @@
       </w:tblCellMar>
     </w:tblPr>
     <w:tcPr>
-      <w:shd w:val="clear" w:color="auto" w:fill="E6EED5" w:themeFill="accent3" w:themeFillTint="3F"/>
+      <w:shd w:val="clear" w:color="auto" w:fill="D1D0CB" w:themeFill="accent3" w:themeFillTint="3F"/>
     </w:tcPr>
     <w:tblStylePr w:type="firstRow">
       <w:rPr>
         <w:b/>
         <w:bCs/>
-        <w:color w:val="000000" w:themeColor="text1"/>
-      </w:rPr>
-      <w:tblPr/>
-      <w:tcPr>
-        <w:shd w:val="clear" w:color="auto" w:fill="F5F8EE" w:themeFill="accent3" w:themeFillTint="19"/>
+        <w:color w:val="131237" w:themeColor="text1"/>
+      </w:rPr>
+      <w:tblPr/>
+      <w:tcPr>
+        <w:shd w:val="clear" w:color="auto" w:fill="FFFFFF" w:themeFill="accent3" w:themeFillTint="19"/>
       </w:tcPr>
     </w:tblStylePr>
     <w:tblStylePr w:type="lastRow">
       <w:rPr>
         <w:b/>
         <w:bCs/>
-        <w:color w:val="000000" w:themeColor="text1"/>
+        <w:color w:val="131237" w:themeColor="text1"/>
       </w:rPr>
       <w:tblPr/>
       <w:tcPr>
@@ -11672,7 +11676,7 @@
       <w:rPr>
         <w:b/>
         <w:bCs/>
-        <w:color w:val="000000" w:themeColor="text1"/>
+        <w:color w:val="131237" w:themeColor="text1"/>
       </w:rPr>
       <w:tblPr/>
       <w:tcPr>
@@ -11691,7 +11695,7 @@
       <w:rPr>
         <w:b w:val="0"/>
         <w:bCs w:val="0"/>
-        <w:color w:val="000000" w:themeColor="text1"/>
+        <w:color w:val="131237" w:themeColor="text1"/>
       </w:rPr>
       <w:tblPr/>
       <w:tcPr>
@@ -11703,13 +11707,13 @@
           <w:insideH w:val="nil"/>
           <w:insideV w:val="nil"/>
         </w:tcBorders>
-        <w:shd w:val="clear" w:color="auto" w:fill="EAF1DD" w:themeFill="accent3" w:themeFillTint="33"/>
+        <w:shd w:val="clear" w:color="auto" w:fill="FFFFFF" w:themeFill="accent3" w:themeFillTint="33"/>
       </w:tcPr>
     </w:tblStylePr>
     <w:tblStylePr w:type="band1Vert">
       <w:tblPr/>
       <w:tcPr>
-        <w:shd w:val="clear" w:color="auto" w:fill="CDDDAC" w:themeFill="accent3" w:themeFillTint="7F"/>
+        <w:shd w:val="clear" w:color="auto" w:fill="D1D0CB" w:themeFill="accent3" w:themeFillTint="7F"/>
       </w:tcPr>
     </w:tblStylePr>
     <w:tblStylePr w:type="band1Horz">
@@ -11719,7 +11723,7 @@
           <w:insideH w:val="single" w:sz="6" w:space="0" w:color="9BBB59" w:themeColor="accent3"/>
           <w:insideV w:val="single" w:sz="6" w:space="0" w:color="9BBB59" w:themeColor="accent3"/>
         </w:tcBorders>
-        <w:shd w:val="clear" w:color="auto" w:fill="CDDDAC" w:themeFill="accent3" w:themeFillTint="7F"/>
+        <w:shd w:val="clear" w:color="auto" w:fill="D1D0CB" w:themeFill="accent3" w:themeFillTint="7F"/>
       </w:tcPr>
     </w:tblStylePr>
     <w:tblStylePr w:type="nwCell">
@@ -11739,7 +11743,7 @@
     </w:pPr>
     <w:rPr>
       <w:rFonts w:asciiTheme="majorHAnsi" w:eastAsiaTheme="majorEastAsia" w:hAnsiTheme="majorHAnsi" w:cstheme="majorBidi"/>
-      <w:color w:val="000000" w:themeColor="text1"/>
+      <w:color w:val="131237" w:themeColor="text1"/>
     </w:rPr>
     <w:tblPr>
       <w:tblStyleRowBandSize w:val="1"/>
@@ -11761,24 +11765,24 @@
       </w:tblCellMar>
     </w:tblPr>
     <w:tcPr>
-      <w:shd w:val="clear" w:color="auto" w:fill="DFD8E8" w:themeFill="accent4" w:themeFillTint="3F"/>
+      <w:shd w:val="clear" w:color="auto" w:fill="D1D0CB" w:themeFill="accent4" w:themeFillTint="3F"/>
     </w:tcPr>
     <w:tblStylePr w:type="firstRow">
       <w:rPr>
         <w:b/>
         <w:bCs/>
-        <w:color w:val="000000" w:themeColor="text1"/>
-      </w:rPr>
-      <w:tblPr/>
-      <w:tcPr>
-        <w:shd w:val="clear" w:color="auto" w:fill="F2EFF6" w:themeFill="accent4" w:themeFillTint="19"/>
+        <w:color w:val="131237" w:themeColor="text1"/>
+      </w:rPr>
+      <w:tblPr/>
+      <w:tcPr>
+        <w:shd w:val="clear" w:color="auto" w:fill="FFFFFF" w:themeFill="accent4" w:themeFillTint="19"/>
       </w:tcPr>
     </w:tblStylePr>
     <w:tblStylePr w:type="lastRow">
       <w:rPr>
         <w:b/>
         <w:bCs/>
-        <w:color w:val="000000" w:themeColor="text1"/>
+        <w:color w:val="131237" w:themeColor="text1"/>
       </w:rPr>
       <w:tblPr/>
       <w:tcPr>
@@ -11797,7 +11801,7 @@
       <w:rPr>
         <w:b/>
         <w:bCs/>
-        <w:color w:val="000000" w:themeColor="text1"/>
+        <w:color w:val="131237" w:themeColor="text1"/>
       </w:rPr>
       <w:tblPr/>
       <w:tcPr>
@@ -11816,7 +11820,7 @@
       <w:rPr>
         <w:b w:val="0"/>
         <w:bCs w:val="0"/>
-        <w:color w:val="000000" w:themeColor="text1"/>
+        <w:color w:val="131237" w:themeColor="text1"/>
       </w:rPr>
       <w:tblPr/>
       <w:tcPr>
@@ -11828,13 +11832,13 @@
           <w:insideH w:val="nil"/>
           <w:insideV w:val="nil"/>
         </w:tcBorders>
-        <w:shd w:val="clear" w:color="auto" w:fill="E5DFEC" w:themeFill="accent4" w:themeFillTint="33"/>
+        <w:shd w:val="clear" w:color="auto" w:fill="D1D0CB" w:themeFill="accent4" w:themeFillTint="33"/>
       </w:tcPr>
     </w:tblStylePr>
     <w:tblStylePr w:type="band1Vert">
       <w:tblPr/>
       <w:tcPr>
-        <w:shd w:val="clear" w:color="auto" w:fill="BFB1D0" w:themeFill="accent4" w:themeFillTint="7F"/>
+        <w:shd w:val="clear" w:color="auto" w:fill="D1D0CB" w:themeFill="accent4" w:themeFillTint="7F"/>
       </w:tcPr>
     </w:tblStylePr>
     <w:tblStylePr w:type="band1Horz">
@@ -11844,7 +11848,7 @@
           <w:insideH w:val="single" w:sz="6" w:space="0" w:color="8064A2" w:themeColor="accent4"/>
           <w:insideV w:val="single" w:sz="6" w:space="0" w:color="8064A2" w:themeColor="accent4"/>
         </w:tcBorders>
-        <w:shd w:val="clear" w:color="auto" w:fill="BFB1D0" w:themeFill="accent4" w:themeFillTint="7F"/>
+        <w:shd w:val="clear" w:color="auto" w:fill="D1D0CB" w:themeFill="accent4" w:themeFillTint="7F"/>
       </w:tcPr>
     </w:tblStylePr>
     <w:tblStylePr w:type="nwCell">
@@ -11864,7 +11868,7 @@
     </w:pPr>
     <w:rPr>
       <w:rFonts w:asciiTheme="majorHAnsi" w:eastAsiaTheme="majorEastAsia" w:hAnsiTheme="majorHAnsi" w:cstheme="majorBidi"/>
-      <w:color w:val="000000" w:themeColor="text1"/>
+      <w:color w:val="131237" w:themeColor="text1"/>
     </w:rPr>
     <w:tblPr>
       <w:tblStyleRowBandSize w:val="1"/>
@@ -11886,24 +11890,24 @@
       </w:tblCellMar>
     </w:tblPr>
     <w:tcPr>
-      <w:shd w:val="clear" w:color="auto" w:fill="D2EAF1" w:themeFill="accent5" w:themeFillTint="3F"/>
+      <w:shd w:val="clear" w:color="auto" w:fill="D1D0CB" w:themeFill="accent5" w:themeFillTint="3F"/>
     </w:tcPr>
     <w:tblStylePr w:type="firstRow">
       <w:rPr>
         <w:b/>
         <w:bCs/>
-        <w:color w:val="000000" w:themeColor="text1"/>
-      </w:rPr>
-      <w:tblPr/>
-      <w:tcPr>
-        <w:shd w:val="clear" w:color="auto" w:fill="EDF6F9" w:themeFill="accent5" w:themeFillTint="19"/>
+        <w:color w:val="131237" w:themeColor="text1"/>
+      </w:rPr>
+      <w:tblPr/>
+      <w:tcPr>
+        <w:shd w:val="clear" w:color="auto" w:fill="FFFFFF" w:themeFill="accent5" w:themeFillTint="19"/>
       </w:tcPr>
     </w:tblStylePr>
     <w:tblStylePr w:type="lastRow">
       <w:rPr>
         <w:b/>
         <w:bCs/>
-        <w:color w:val="000000" w:themeColor="text1"/>
+        <w:color w:val="131237" w:themeColor="text1"/>
       </w:rPr>
       <w:tblPr/>
       <w:tcPr>
@@ -11922,7 +11926,7 @@
       <w:rPr>
         <w:b/>
         <w:bCs/>
-        <w:color w:val="000000" w:themeColor="text1"/>
+        <w:color w:val="131237" w:themeColor="text1"/>
       </w:rPr>
       <w:tblPr/>
       <w:tcPr>
@@ -11941,7 +11945,7 @@
       <w:rPr>
         <w:b w:val="0"/>
         <w:bCs w:val="0"/>
-        <w:color w:val="000000" w:themeColor="text1"/>
+        <w:color w:val="131237" w:themeColor="text1"/>
       </w:rPr>
       <w:tblPr/>
       <w:tcPr>
@@ -11953,13 +11957,13 @@
           <w:insideH w:val="nil"/>
           <w:insideV w:val="nil"/>
         </w:tcBorders>
-        <w:shd w:val="clear" w:color="auto" w:fill="DAEEF3" w:themeFill="accent5" w:themeFillTint="33"/>
+        <w:shd w:val="clear" w:color="auto" w:fill="FFFFFF" w:themeFill="accent5" w:themeFillTint="33"/>
       </w:tcPr>
     </w:tblStylePr>
     <w:tblStylePr w:type="band1Vert">
       <w:tblPr/>
       <w:tcPr>
-        <w:shd w:val="clear" w:color="auto" w:fill="A5D5E2" w:themeFill="accent5" w:themeFillTint="7F"/>
+        <w:shd w:val="clear" w:color="auto" w:fill="D1D0CB" w:themeFill="accent5" w:themeFillTint="7F"/>
       </w:tcPr>
     </w:tblStylePr>
     <w:tblStylePr w:type="band1Horz">
@@ -11969,7 +11973,7 @@
           <w:insideH w:val="single" w:sz="6" w:space="0" w:color="4BACC6" w:themeColor="accent5"/>
           <w:insideV w:val="single" w:sz="6" w:space="0" w:color="4BACC6" w:themeColor="accent5"/>
         </w:tcBorders>
-        <w:shd w:val="clear" w:color="auto" w:fill="A5D5E2" w:themeFill="accent5" w:themeFillTint="7F"/>
+        <w:shd w:val="clear" w:color="auto" w:fill="D1D0CB" w:themeFill="accent5" w:themeFillTint="7F"/>
       </w:tcPr>
     </w:tblStylePr>
     <w:tblStylePr w:type="nwCell">
@@ -11989,7 +11993,7 @@
     </w:pPr>
     <w:rPr>
       <w:rFonts w:asciiTheme="majorHAnsi" w:eastAsiaTheme="majorEastAsia" w:hAnsiTheme="majorHAnsi" w:cstheme="majorBidi"/>
-      <w:color w:val="000000" w:themeColor="text1"/>
+      <w:color w:val="131237" w:themeColor="text1"/>
     </w:rPr>
     <w:tblPr>
       <w:tblStyleRowBandSize w:val="1"/>
@@ -12011,24 +12015,24 @@
       </w:tblCellMar>
     </w:tblPr>
     <w:tcPr>
-      <w:shd w:val="clear" w:color="auto" w:fill="FDE4D0" w:themeFill="accent6" w:themeFillTint="3F"/>
+      <w:shd w:val="clear" w:color="auto" w:fill="D1D0CB" w:themeFill="accent6" w:themeFillTint="3F"/>
     </w:tcPr>
     <w:tblStylePr w:type="firstRow">
       <w:rPr>
         <w:b/>
         <w:bCs/>
-        <w:color w:val="000000" w:themeColor="text1"/>
-      </w:rPr>
-      <w:tblPr/>
-      <w:tcPr>
-        <w:shd w:val="clear" w:color="auto" w:fill="FEF4EC" w:themeFill="accent6" w:themeFillTint="19"/>
+        <w:color w:val="131237" w:themeColor="text1"/>
+      </w:rPr>
+      <w:tblPr/>
+      <w:tcPr>
+        <w:shd w:val="clear" w:color="auto" w:fill="FFFFFF" w:themeFill="accent6" w:themeFillTint="19"/>
       </w:tcPr>
     </w:tblStylePr>
     <w:tblStylePr w:type="lastRow">
       <w:rPr>
         <w:b/>
         <w:bCs/>
-        <w:color w:val="000000" w:themeColor="text1"/>
+        <w:color w:val="131237" w:themeColor="text1"/>
       </w:rPr>
       <w:tblPr/>
       <w:tcPr>
@@ -12047,7 +12051,7 @@
       <w:rPr>
         <w:b/>
         <w:bCs/>
-        <w:color w:val="000000" w:themeColor="text1"/>
+        <w:color w:val="131237" w:themeColor="text1"/>
       </w:rPr>
       <w:tblPr/>
       <w:tcPr>
@@ -12066,7 +12070,7 @@
       <w:rPr>
         <w:b w:val="0"/>
         <w:bCs w:val="0"/>
-        <w:color w:val="000000" w:themeColor="text1"/>
+        <w:color w:val="131237" w:themeColor="text1"/>
       </w:rPr>
       <w:tblPr/>
       <w:tcPr>
@@ -12078,13 +12082,13 @@
           <w:insideH w:val="nil"/>
           <w:insideV w:val="nil"/>
         </w:tcBorders>
-        <w:shd w:val="clear" w:color="auto" w:fill="FDE9D9" w:themeFill="accent6" w:themeFillTint="33"/>
+        <w:shd w:val="clear" w:color="auto" w:fill="FFFFFF" w:themeFill="accent6" w:themeFillTint="33"/>
       </w:tcPr>
     </w:tblStylePr>
     <w:tblStylePr w:type="band1Vert">
       <w:tblPr/>
       <w:tcPr>
-        <w:shd w:val="clear" w:color="auto" w:fill="FBCAA2" w:themeFill="accent6" w:themeFillTint="7F"/>
+        <w:shd w:val="clear" w:color="auto" w:fill="D1D0CB" w:themeFill="accent6" w:themeFillTint="7F"/>
       </w:tcPr>
     </w:tblStylePr>
     <w:tblStylePr w:type="band1Horz">
@@ -12094,7 +12098,7 @@
           <w:insideH w:val="single" w:sz="6" w:space="0" w:color="F79646" w:themeColor="accent6"/>
           <w:insideV w:val="single" w:sz="6" w:space="0" w:color="F79646" w:themeColor="accent6"/>
         </w:tcBorders>
-        <w:shd w:val="clear" w:color="auto" w:fill="FBCAA2" w:themeFill="accent6" w:themeFillTint="7F"/>
+        <w:shd w:val="clear" w:color="auto" w:fill="D1D0CB" w:themeFill="accent6" w:themeFillTint="7F"/>
       </w:tcPr>
     </w:tblStylePr>
     <w:tblStylePr w:type="nwCell">
@@ -12132,7 +12136,7 @@
       </w:tblCellMar>
     </w:tblPr>
     <w:tcPr>
-      <w:shd w:val="clear" w:color="auto" w:fill="C0C0C0" w:themeFill="text1" w:themeFillTint="3F"/>
+      <w:shd w:val="clear" w:color="auto" w:fill="D1D0CB" w:themeFill="text1" w:themeFillTint="3F"/>
     </w:tcPr>
     <w:tblStylePr w:type="firstRow">
       <w:rPr>
@@ -12152,7 +12156,7 @@
           <w:insideH w:val="nil"/>
           <w:insideV w:val="single" w:sz="8" w:space="0" w:color="FFFFFF" w:themeColor="background1"/>
         </w:tcBorders>
-        <w:shd w:val="clear" w:color="auto" w:fill="000000" w:themeFill="text1"/>
+        <w:shd w:val="clear" w:color="auto" w:fill="131237" w:themeFill="text1"/>
       </w:tcPr>
     </w:tblStylePr>
     <w:tblStylePr w:type="lastRow">
@@ -12173,7 +12177,7 @@
           <w:insideH w:val="nil"/>
           <w:insideV w:val="single" w:sz="8" w:space="0" w:color="FFFFFF" w:themeColor="background1"/>
         </w:tcBorders>
-        <w:shd w:val="clear" w:color="auto" w:fill="000000" w:themeFill="text1"/>
+        <w:shd w:val="clear" w:color="auto" w:fill="131237" w:themeFill="text1"/>
       </w:tcPr>
     </w:tblStylePr>
     <w:tblStylePr w:type="firstCol">
@@ -12192,7 +12196,7 @@
           <w:insideH w:val="nil"/>
           <w:insideV w:val="nil"/>
         </w:tcBorders>
-        <w:shd w:val="clear" w:color="auto" w:fill="000000" w:themeFill="text1"/>
+        <w:shd w:val="clear" w:color="auto" w:fill="131237" w:themeFill="text1"/>
       </w:tcPr>
     </w:tblStylePr>
     <w:tblStylePr w:type="lastCol">
@@ -12213,7 +12217,7 @@
           <w:insideH w:val="nil"/>
           <w:insideV w:val="nil"/>
         </w:tcBorders>
-        <w:shd w:val="clear" w:color="auto" w:fill="000000" w:themeFill="text1"/>
+        <w:shd w:val="clear" w:color="auto" w:fill="131237" w:themeFill="text1"/>
       </w:tcPr>
     </w:tblStylePr>
     <w:tblStylePr w:type="band1Vert">
@@ -12227,7 +12231,7 @@
           <w:insideH w:val="nil"/>
           <w:insideV w:val="nil"/>
         </w:tcBorders>
-        <w:shd w:val="clear" w:color="auto" w:fill="808080" w:themeFill="text1" w:themeFillTint="7F"/>
+        <w:shd w:val="clear" w:color="auto" w:fill="5C6684" w:themeFill="text1" w:themeFillTint="7F"/>
       </w:tcPr>
     </w:tblStylePr>
     <w:tblStylePr w:type="band1Horz">
@@ -12241,7 +12245,7 @@
           <w:insideH w:val="single" w:sz="8" w:space="0" w:color="FFFFFF" w:themeColor="background1"/>
           <w:insideV w:val="single" w:sz="8" w:space="0" w:color="FFFFFF" w:themeColor="background1"/>
         </w:tcBorders>
-        <w:shd w:val="clear" w:color="auto" w:fill="808080" w:themeFill="text1" w:themeFillTint="7F"/>
+        <w:shd w:val="clear" w:color="auto" w:fill="5C6684" w:themeFill="text1" w:themeFillTint="7F"/>
       </w:tcPr>
     </w:tblStylePr>
   </w:style>
@@ -12273,7 +12277,7 @@
       </w:tblCellMar>
     </w:tblPr>
     <w:tcPr>
-      <w:shd w:val="clear" w:color="auto" w:fill="D3DFEE" w:themeFill="accent1" w:themeFillTint="3F"/>
+      <w:shd w:val="clear" w:color="auto" w:fill="D1D0CB" w:themeFill="accent1" w:themeFillTint="3F"/>
     </w:tcPr>
     <w:tblStylePr w:type="firstRow">
       <w:rPr>
@@ -12293,7 +12297,7 @@
           <w:insideH w:val="nil"/>
           <w:insideV w:val="single" w:sz="8" w:space="0" w:color="FFFFFF" w:themeColor="background1"/>
         </w:tcBorders>
-        <w:shd w:val="clear" w:color="auto" w:fill="4F81BD" w:themeFill="accent1"/>
+        <w:shd w:val="clear" w:color="auto" w:fill="5C6684" w:themeFill="accent1"/>
       </w:tcPr>
     </w:tblStylePr>
     <w:tblStylePr w:type="lastRow">
@@ -12314,7 +12318,7 @@
           <w:insideH w:val="nil"/>
           <w:insideV w:val="single" w:sz="8" w:space="0" w:color="FFFFFF" w:themeColor="background1"/>
         </w:tcBorders>
-        <w:shd w:val="clear" w:color="auto" w:fill="4F81BD" w:themeFill="accent1"/>
+        <w:shd w:val="clear" w:color="auto" w:fill="5C6684" w:themeFill="accent1"/>
       </w:tcPr>
     </w:tblStylePr>
     <w:tblStylePr w:type="firstCol">
@@ -12333,7 +12337,7 @@
           <w:insideH w:val="nil"/>
           <w:insideV w:val="nil"/>
         </w:tcBorders>
-        <w:shd w:val="clear" w:color="auto" w:fill="4F81BD" w:themeFill="accent1"/>
+        <w:shd w:val="clear" w:color="auto" w:fill="5C6684" w:themeFill="accent1"/>
       </w:tcPr>
     </w:tblStylePr>
     <w:tblStylePr w:type="lastCol">
@@ -12354,7 +12358,7 @@
           <w:insideH w:val="nil"/>
           <w:insideV w:val="nil"/>
         </w:tcBorders>
-        <w:shd w:val="clear" w:color="auto" w:fill="4F81BD" w:themeFill="accent1"/>
+        <w:shd w:val="clear" w:color="auto" w:fill="5C6684" w:themeFill="accent1"/>
       </w:tcPr>
     </w:tblStylePr>
     <w:tblStylePr w:type="band1Vert">
@@ -12368,7 +12372,7 @@
           <w:insideH w:val="nil"/>
           <w:insideV w:val="nil"/>
         </w:tcBorders>
-        <w:shd w:val="clear" w:color="auto" w:fill="A7BFDE" w:themeFill="accent1" w:themeFillTint="7F"/>
+        <w:shd w:val="clear" w:color="auto" w:fill="D1D0CB" w:themeFill="accent1" w:themeFillTint="7F"/>
       </w:tcPr>
     </w:tblStylePr>
     <w:tblStylePr w:type="band1Horz">
@@ -12382,7 +12386,7 @@
           <w:insideH w:val="single" w:sz="8" w:space="0" w:color="FFFFFF" w:themeColor="background1"/>
           <w:insideV w:val="single" w:sz="8" w:space="0" w:color="FFFFFF" w:themeColor="background1"/>
         </w:tcBorders>
-        <w:shd w:val="clear" w:color="auto" w:fill="A7BFDE" w:themeFill="accent1" w:themeFillTint="7F"/>
+        <w:shd w:val="clear" w:color="auto" w:fill="D1D0CB" w:themeFill="accent1" w:themeFillTint="7F"/>
       </w:tcPr>
     </w:tblStylePr>
   </w:style>
@@ -12414,7 +12418,7 @@
       </w:tblCellMar>
     </w:tblPr>
     <w:tcPr>
-      <w:shd w:val="clear" w:color="auto" w:fill="EFD3D2" w:themeFill="accent2" w:themeFillTint="3F"/>
+      <w:shd w:val="clear" w:color="auto" w:fill="D1D0CB" w:themeFill="accent2" w:themeFillTint="3F"/>
     </w:tcPr>
     <w:tblStylePr w:type="firstRow">
       <w:rPr>
@@ -12434,7 +12438,7 @@
           <w:insideH w:val="nil"/>
           <w:insideV w:val="single" w:sz="8" w:space="0" w:color="FFFFFF" w:themeColor="background1"/>
         </w:tcBorders>
-        <w:shd w:val="clear" w:color="auto" w:fill="C0504D" w:themeFill="accent2"/>
+        <w:shd w:val="clear" w:color="auto" w:fill="5C6684" w:themeFill="accent2"/>
       </w:tcPr>
     </w:tblStylePr>
     <w:tblStylePr w:type="lastRow">
@@ -12455,7 +12459,7 @@
           <w:insideH w:val="nil"/>
           <w:insideV w:val="single" w:sz="8" w:space="0" w:color="FFFFFF" w:themeColor="background1"/>
         </w:tcBorders>
-        <w:shd w:val="clear" w:color="auto" w:fill="C0504D" w:themeFill="accent2"/>
+        <w:shd w:val="clear" w:color="auto" w:fill="5C6684" w:themeFill="accent2"/>
       </w:tcPr>
     </w:tblStylePr>
     <w:tblStylePr w:type="firstCol">
@@ -12474,7 +12478,7 @@
           <w:insideH w:val="nil"/>
           <w:insideV w:val="nil"/>
         </w:tcBorders>
-        <w:shd w:val="clear" w:color="auto" w:fill="C0504D" w:themeFill="accent2"/>
+        <w:shd w:val="clear" w:color="auto" w:fill="5C6684" w:themeFill="accent2"/>
       </w:tcPr>
     </w:tblStylePr>
     <w:tblStylePr w:type="lastCol">
@@ -12495,7 +12499,7 @@
           <w:insideH w:val="nil"/>
           <w:insideV w:val="nil"/>
         </w:tcBorders>
-        <w:shd w:val="clear" w:color="auto" w:fill="C0504D" w:themeFill="accent2"/>
+        <w:shd w:val="clear" w:color="auto" w:fill="5C6684" w:themeFill="accent2"/>
       </w:tcPr>
     </w:tblStylePr>
     <w:tblStylePr w:type="band1Vert">
@@ -12509,7 +12513,7 @@
           <w:insideH w:val="nil"/>
           <w:insideV w:val="nil"/>
         </w:tcBorders>
-        <w:shd w:val="clear" w:color="auto" w:fill="DFA7A6" w:themeFill="accent2" w:themeFillTint="7F"/>
+        <w:shd w:val="clear" w:color="auto" w:fill="D1D0CB" w:themeFill="accent2" w:themeFillTint="7F"/>
       </w:tcPr>
     </w:tblStylePr>
     <w:tblStylePr w:type="band1Horz">
@@ -12523,7 +12527,7 @@
           <w:insideH w:val="single" w:sz="8" w:space="0" w:color="FFFFFF" w:themeColor="background1"/>
           <w:insideV w:val="single" w:sz="8" w:space="0" w:color="FFFFFF" w:themeColor="background1"/>
         </w:tcBorders>
-        <w:shd w:val="clear" w:color="auto" w:fill="DFA7A6" w:themeFill="accent2" w:themeFillTint="7F"/>
+        <w:shd w:val="clear" w:color="auto" w:fill="D1D0CB" w:themeFill="accent2" w:themeFillTint="7F"/>
       </w:tcPr>
     </w:tblStylePr>
   </w:style>
@@ -12555,7 +12559,7 @@
       </w:tblCellMar>
     </w:tblPr>
     <w:tcPr>
-      <w:shd w:val="clear" w:color="auto" w:fill="E6EED5" w:themeFill="accent3" w:themeFillTint="3F"/>
+      <w:shd w:val="clear" w:color="auto" w:fill="D1D0CB" w:themeFill="accent3" w:themeFillTint="3F"/>
     </w:tcPr>
     <w:tblStylePr w:type="firstRow">
       <w:rPr>
@@ -12575,7 +12579,7 @@
           <w:insideH w:val="nil"/>
           <w:insideV w:val="single" w:sz="8" w:space="0" w:color="FFFFFF" w:themeColor="background1"/>
         </w:tcBorders>
-        <w:shd w:val="clear" w:color="auto" w:fill="9BBB59" w:themeFill="accent3"/>
+        <w:shd w:val="clear" w:color="auto" w:fill="5C6684" w:themeFill="accent3"/>
       </w:tcPr>
     </w:tblStylePr>
     <w:tblStylePr w:type="lastRow">
@@ -12596,7 +12600,7 @@
           <w:insideH w:val="nil"/>
           <w:insideV w:val="single" w:sz="8" w:space="0" w:color="FFFFFF" w:themeColor="background1"/>
         </w:tcBorders>
-        <w:shd w:val="clear" w:color="auto" w:fill="9BBB59" w:themeFill="accent3"/>
+        <w:shd w:val="clear" w:color="auto" w:fill="5C6684" w:themeFill="accent3"/>
       </w:tcPr>
     </w:tblStylePr>
     <w:tblStylePr w:type="firstCol">
@@ -12615,7 +12619,7 @@
           <w:insideH w:val="nil"/>
           <w:insideV w:val="nil"/>
         </w:tcBorders>
-        <w:shd w:val="clear" w:color="auto" w:fill="9BBB59" w:themeFill="accent3"/>
+        <w:shd w:val="clear" w:color="auto" w:fill="5C6684" w:themeFill="accent3"/>
       </w:tcPr>
     </w:tblStylePr>
     <w:tblStylePr w:type="lastCol">
@@ -12636,7 +12640,7 @@
           <w:insideH w:val="nil"/>
           <w:insideV w:val="nil"/>
         </w:tcBorders>
-        <w:shd w:val="clear" w:color="auto" w:fill="9BBB59" w:themeFill="accent3"/>
+        <w:shd w:val="clear" w:color="auto" w:fill="5C6684" w:themeFill="accent3"/>
       </w:tcPr>
     </w:tblStylePr>
     <w:tblStylePr w:type="band1Vert">
@@ -12650,7 +12654,7 @@
           <w:insideH w:val="nil"/>
           <w:insideV w:val="nil"/>
         </w:tcBorders>
-        <w:shd w:val="clear" w:color="auto" w:fill="CDDDAC" w:themeFill="accent3" w:themeFillTint="7F"/>
+        <w:shd w:val="clear" w:color="auto" w:fill="D1D0CB" w:themeFill="accent3" w:themeFillTint="7F"/>
       </w:tcPr>
     </w:tblStylePr>
     <w:tblStylePr w:type="band1Horz">
@@ -12664,7 +12668,7 @@
           <w:insideH w:val="single" w:sz="8" w:space="0" w:color="FFFFFF" w:themeColor="background1"/>
           <w:insideV w:val="single" w:sz="8" w:space="0" w:color="FFFFFF" w:themeColor="background1"/>
         </w:tcBorders>
-        <w:shd w:val="clear" w:color="auto" w:fill="CDDDAC" w:themeFill="accent3" w:themeFillTint="7F"/>
+        <w:shd w:val="clear" w:color="auto" w:fill="D1D0CB" w:themeFill="accent3" w:themeFillTint="7F"/>
       </w:tcPr>
     </w:tblStylePr>
   </w:style>
@@ -12696,7 +12700,7 @@
       </w:tblCellMar>
     </w:tblPr>
     <w:tcPr>
-      <w:shd w:val="clear" w:color="auto" w:fill="DFD8E8" w:themeFill="accent4" w:themeFillTint="3F"/>
+      <w:shd w:val="clear" w:color="auto" w:fill="D1D0CB" w:themeFill="accent4" w:themeFillTint="3F"/>
     </w:tcPr>
     <w:tblStylePr w:type="firstRow">
       <w:rPr>
@@ -12716,7 +12720,7 @@
           <w:insideH w:val="nil"/>
           <w:insideV w:val="single" w:sz="8" w:space="0" w:color="FFFFFF" w:themeColor="background1"/>
         </w:tcBorders>
-        <w:shd w:val="clear" w:color="auto" w:fill="8064A2" w:themeFill="accent4"/>
+        <w:shd w:val="clear" w:color="auto" w:fill="5C6684" w:themeFill="accent4"/>
       </w:tcPr>
     </w:tblStylePr>
     <w:tblStylePr w:type="lastRow">
@@ -12737,7 +12741,7 @@
           <w:insideH w:val="nil"/>
           <w:insideV w:val="single" w:sz="8" w:space="0" w:color="FFFFFF" w:themeColor="background1"/>
         </w:tcBorders>
-        <w:shd w:val="clear" w:color="auto" w:fill="8064A2" w:themeFill="accent4"/>
+        <w:shd w:val="clear" w:color="auto" w:fill="5C6684" w:themeFill="accent4"/>
       </w:tcPr>
     </w:tblStylePr>
     <w:tblStylePr w:type="firstCol">
@@ -12756,7 +12760,7 @@
           <w:insideH w:val="nil"/>
           <w:insideV w:val="nil"/>
         </w:tcBorders>
-        <w:shd w:val="clear" w:color="auto" w:fill="8064A2" w:themeFill="accent4"/>
+        <w:shd w:val="clear" w:color="auto" w:fill="5C6684" w:themeFill="accent4"/>
       </w:tcPr>
     </w:tblStylePr>
     <w:tblStylePr w:type="lastCol">
@@ -12777,7 +12781,7 @@
           <w:insideH w:val="nil"/>
           <w:insideV w:val="nil"/>
         </w:tcBorders>
-        <w:shd w:val="clear" w:color="auto" w:fill="8064A2" w:themeFill="accent4"/>
+        <w:shd w:val="clear" w:color="auto" w:fill="5C6684" w:themeFill="accent4"/>
       </w:tcPr>
     </w:tblStylePr>
     <w:tblStylePr w:type="band1Vert">
@@ -12791,7 +12795,7 @@
           <w:insideH w:val="nil"/>
           <w:insideV w:val="nil"/>
         </w:tcBorders>
-        <w:shd w:val="clear" w:color="auto" w:fill="BFB1D0" w:themeFill="accent4" w:themeFillTint="7F"/>
+        <w:shd w:val="clear" w:color="auto" w:fill="D1D0CB" w:themeFill="accent4" w:themeFillTint="7F"/>
       </w:tcPr>
     </w:tblStylePr>
     <w:tblStylePr w:type="band1Horz">
@@ -12805,7 +12809,7 @@
           <w:insideH w:val="single" w:sz="8" w:space="0" w:color="FFFFFF" w:themeColor="background1"/>
           <w:insideV w:val="single" w:sz="8" w:space="0" w:color="FFFFFF" w:themeColor="background1"/>
         </w:tcBorders>
-        <w:shd w:val="clear" w:color="auto" w:fill="BFB1D0" w:themeFill="accent4" w:themeFillTint="7F"/>
+        <w:shd w:val="clear" w:color="auto" w:fill="D1D0CB" w:themeFill="accent4" w:themeFillTint="7F"/>
       </w:tcPr>
     </w:tblStylePr>
   </w:style>
@@ -12837,7 +12841,7 @@
       </w:tblCellMar>
     </w:tblPr>
     <w:tcPr>
-      <w:shd w:val="clear" w:color="auto" w:fill="D2EAF1" w:themeFill="accent5" w:themeFillTint="3F"/>
+      <w:shd w:val="clear" w:color="auto" w:fill="D1D0CB" w:themeFill="accent5" w:themeFillTint="3F"/>
     </w:tcPr>
     <w:tblStylePr w:type="firstRow">
       <w:rPr>
@@ -12857,7 +12861,7 @@
           <w:insideH w:val="nil"/>
           <w:insideV w:val="single" w:sz="8" w:space="0" w:color="FFFFFF" w:themeColor="background1"/>
         </w:tcBorders>
-        <w:shd w:val="clear" w:color="auto" w:fill="4BACC6" w:themeFill="accent5"/>
+        <w:shd w:val="clear" w:color="auto" w:fill="5C6684" w:themeFill="accent5"/>
       </w:tcPr>
     </w:tblStylePr>
     <w:tblStylePr w:type="lastRow">
@@ -12878,7 +12882,7 @@
           <w:insideH w:val="nil"/>
           <w:insideV w:val="single" w:sz="8" w:space="0" w:color="FFFFFF" w:themeColor="background1"/>
         </w:tcBorders>
-        <w:shd w:val="clear" w:color="auto" w:fill="4BACC6" w:themeFill="accent5"/>
+        <w:shd w:val="clear" w:color="auto" w:fill="5C6684" w:themeFill="accent5"/>
       </w:tcPr>
     </w:tblStylePr>
     <w:tblStylePr w:type="firstCol">
@@ -12897,7 +12901,7 @@
           <w:insideH w:val="nil"/>
           <w:insideV w:val="nil"/>
         </w:tcBorders>
-        <w:shd w:val="clear" w:color="auto" w:fill="4BACC6" w:themeFill="accent5"/>
+        <w:shd w:val="clear" w:color="auto" w:fill="5C6684" w:themeFill="accent5"/>
       </w:tcPr>
     </w:tblStylePr>
     <w:tblStylePr w:type="lastCol">
@@ -12918,7 +12922,7 @@
           <w:insideH w:val="nil"/>
           <w:insideV w:val="nil"/>
         </w:tcBorders>
-        <w:shd w:val="clear" w:color="auto" w:fill="4BACC6" w:themeFill="accent5"/>
+        <w:shd w:val="clear" w:color="auto" w:fill="5C6684" w:themeFill="accent5"/>
       </w:tcPr>
     </w:tblStylePr>
     <w:tblStylePr w:type="band1Vert">
@@ -12932,7 +12936,7 @@
           <w:insideH w:val="nil"/>
           <w:insideV w:val="nil"/>
         </w:tcBorders>
-        <w:shd w:val="clear" w:color="auto" w:fill="A5D5E2" w:themeFill="accent5" w:themeFillTint="7F"/>
+        <w:shd w:val="clear" w:color="auto" w:fill="D1D0CB" w:themeFill="accent5" w:themeFillTint="7F"/>
       </w:tcPr>
     </w:tblStylePr>
     <w:tblStylePr w:type="band1Horz">
@@ -12946,7 +12950,7 @@
           <w:insideH w:val="single" w:sz="8" w:space="0" w:color="FFFFFF" w:themeColor="background1"/>
           <w:insideV w:val="single" w:sz="8" w:space="0" w:color="FFFFFF" w:themeColor="background1"/>
         </w:tcBorders>
-        <w:shd w:val="clear" w:color="auto" w:fill="A5D5E2" w:themeFill="accent5" w:themeFillTint="7F"/>
+        <w:shd w:val="clear" w:color="auto" w:fill="D1D0CB" w:themeFill="accent5" w:themeFillTint="7F"/>
       </w:tcPr>
     </w:tblStylePr>
   </w:style>
@@ -12978,7 +12982,7 @@
       </w:tblCellMar>
     </w:tblPr>
     <w:tcPr>
-      <w:shd w:val="clear" w:color="auto" w:fill="FDE4D0" w:themeFill="accent6" w:themeFillTint="3F"/>
+      <w:shd w:val="clear" w:color="auto" w:fill="D1D0CB" w:themeFill="accent6" w:themeFillTint="3F"/>
     </w:tcPr>
     <w:tblStylePr w:type="firstRow">
       <w:rPr>
@@ -12998,7 +13002,7 @@
           <w:insideH w:val="nil"/>
           <w:insideV w:val="single" w:sz="8" w:space="0" w:color="FFFFFF" w:themeColor="background1"/>
         </w:tcBorders>
-        <w:shd w:val="clear" w:color="auto" w:fill="F79646" w:themeFill="accent6"/>
+        <w:shd w:val="clear" w:color="auto" w:fill="D1D0CB" w:themeFill="accent6"/>
       </w:tcPr>
     </w:tblStylePr>
     <w:tblStylePr w:type="lastRow">
@@ -13019,7 +13023,7 @@
           <w:insideH w:val="nil"/>
           <w:insideV w:val="single" w:sz="8" w:space="0" w:color="FFFFFF" w:themeColor="background1"/>
         </w:tcBorders>
-        <w:shd w:val="clear" w:color="auto" w:fill="F79646" w:themeFill="accent6"/>
+        <w:shd w:val="clear" w:color="auto" w:fill="D1D0CB" w:themeFill="accent6"/>
       </w:tcPr>
     </w:tblStylePr>
     <w:tblStylePr w:type="firstCol">
@@ -13038,7 +13042,7 @@
           <w:insideH w:val="nil"/>
           <w:insideV w:val="nil"/>
         </w:tcBorders>
-        <w:shd w:val="clear" w:color="auto" w:fill="F79646" w:themeFill="accent6"/>
+        <w:shd w:val="clear" w:color="auto" w:fill="D1D0CB" w:themeFill="accent6"/>
       </w:tcPr>
     </w:tblStylePr>
     <w:tblStylePr w:type="lastCol">
@@ -13059,7 +13063,7 @@
           <w:insideH w:val="nil"/>
           <w:insideV w:val="nil"/>
         </w:tcBorders>
-        <w:shd w:val="clear" w:color="auto" w:fill="F79646" w:themeFill="accent6"/>
+        <w:shd w:val="clear" w:color="auto" w:fill="D1D0CB" w:themeFill="accent6"/>
       </w:tcPr>
     </w:tblStylePr>
     <w:tblStylePr w:type="band1Vert">
@@ -13073,7 +13077,7 @@
           <w:insideH w:val="nil"/>
           <w:insideV w:val="nil"/>
         </w:tcBorders>
-        <w:shd w:val="clear" w:color="auto" w:fill="FBCAA2" w:themeFill="accent6" w:themeFillTint="7F"/>
+        <w:shd w:val="clear" w:color="auto" w:fill="D1D0CB" w:themeFill="accent6" w:themeFillTint="7F"/>
       </w:tcPr>
     </w:tblStylePr>
     <w:tblStylePr w:type="band1Horz">
@@ -13087,7 +13091,7 @@
           <w:insideH w:val="single" w:sz="8" w:space="0" w:color="FFFFFF" w:themeColor="background1"/>
           <w:insideV w:val="single" w:sz="8" w:space="0" w:color="FFFFFF" w:themeColor="background1"/>
         </w:tcBorders>
-        <w:shd w:val="clear" w:color="auto" w:fill="FBCAA2" w:themeFill="accent6" w:themeFillTint="7F"/>
+        <w:shd w:val="clear" w:color="auto" w:fill="D1D0CB" w:themeFill="accent6" w:themeFillTint="7F"/>
       </w:tcPr>
     </w:tblStylePr>
   </w:style>
@@ -13114,7 +13118,7 @@
       </w:tblCellMar>
     </w:tblPr>
     <w:tcPr>
-      <w:shd w:val="clear" w:color="auto" w:fill="000000" w:themeFill="text1"/>
+      <w:shd w:val="clear" w:color="auto" w:fill="131237" w:themeFill="text1"/>
     </w:tcPr>
     <w:tblStylePr w:type="firstRow">
       <w:rPr>
@@ -13131,7 +13135,7 @@
           <w:insideH w:val="nil"/>
           <w:insideV w:val="nil"/>
         </w:tcBorders>
-        <w:shd w:val="clear" w:color="auto" w:fill="000000" w:themeFill="text1"/>
+        <w:shd w:val="clear" w:color="auto" w:fill="131237" w:themeFill="text1"/>
       </w:tcPr>
     </w:tblStylePr>
     <w:tblStylePr w:type="lastRow">
@@ -13145,7 +13149,7 @@
           <w:insideH w:val="nil"/>
           <w:insideV w:val="nil"/>
         </w:tcBorders>
-        <w:shd w:val="clear" w:color="auto" w:fill="000000" w:themeFill="text1" w:themeFillShade="7F"/>
+        <w:shd w:val="clear" w:color="auto" w:fill="131237" w:themeFill="text1" w:themeFillShade="7F"/>
       </w:tcPr>
     </w:tblStylePr>
     <w:tblStylePr w:type="firstCol">
@@ -13159,7 +13163,7 @@
           <w:insideH w:val="nil"/>
           <w:insideV w:val="nil"/>
         </w:tcBorders>
-        <w:shd w:val="clear" w:color="auto" w:fill="000000" w:themeFill="text1" w:themeFillShade="BF"/>
+        <w:shd w:val="clear" w:color="auto" w:fill="131237" w:themeFill="text1" w:themeFillShade="BF"/>
       </w:tcPr>
     </w:tblStylePr>
     <w:tblStylePr w:type="lastCol">
@@ -13173,7 +13177,7 @@
           <w:insideH w:val="nil"/>
           <w:insideV w:val="nil"/>
         </w:tcBorders>
-        <w:shd w:val="clear" w:color="auto" w:fill="000000" w:themeFill="text1" w:themeFillShade="BF"/>
+        <w:shd w:val="clear" w:color="auto" w:fill="131237" w:themeFill="text1" w:themeFillShade="BF"/>
       </w:tcPr>
     </w:tblStylePr>
     <w:tblStylePr w:type="band1Vert">
@@ -13187,7 +13191,7 @@
           <w:insideH w:val="nil"/>
           <w:insideV w:val="nil"/>
         </w:tcBorders>
-        <w:shd w:val="clear" w:color="auto" w:fill="000000" w:themeFill="text1" w:themeFillShade="BF"/>
+        <w:shd w:val="clear" w:color="auto" w:fill="131237" w:themeFill="text1" w:themeFillShade="BF"/>
       </w:tcPr>
     </w:tblStylePr>
     <w:tblStylePr w:type="band1Horz">
@@ -13201,7 +13205,7 @@
           <w:insideH w:val="nil"/>
           <w:insideV w:val="nil"/>
         </w:tcBorders>
-        <w:shd w:val="clear" w:color="auto" w:fill="000000" w:themeFill="text1" w:themeFillShade="BF"/>
+        <w:shd w:val="clear" w:color="auto" w:fill="131237" w:themeFill="text1" w:themeFillShade="BF"/>
       </w:tcPr>
     </w:tblStylePr>
   </w:style>
@@ -13228,7 +13232,7 @@
       </w:tblCellMar>
     </w:tblPr>
     <w:tcPr>
-      <w:shd w:val="clear" w:color="auto" w:fill="4F81BD" w:themeFill="accent1"/>
+      <w:shd w:val="clear" w:color="auto" w:fill="5C6684" w:themeFill="accent1"/>
     </w:tcPr>
     <w:tblStylePr w:type="firstRow">
       <w:rPr>
@@ -13245,7 +13249,7 @@
           <w:insideH w:val="nil"/>
           <w:insideV w:val="nil"/>
         </w:tcBorders>
-        <w:shd w:val="clear" w:color="auto" w:fill="000000" w:themeFill="text1"/>
+        <w:shd w:val="clear" w:color="auto" w:fill="131237" w:themeFill="text1"/>
       </w:tcPr>
     </w:tblStylePr>
     <w:tblStylePr w:type="lastRow">
@@ -13259,7 +13263,7 @@
           <w:insideH w:val="nil"/>
           <w:insideV w:val="nil"/>
         </w:tcBorders>
-        <w:shd w:val="clear" w:color="auto" w:fill="243F60" w:themeFill="accent1" w:themeFillShade="7F"/>
+        <w:shd w:val="clear" w:color="auto" w:fill="2F2E47" w:themeFill="accent1" w:themeFillShade="7F"/>
       </w:tcPr>
     </w:tblStylePr>
     <w:tblStylePr w:type="firstCol">
@@ -13273,7 +13277,7 @@
           <w:insideH w:val="nil"/>
           <w:insideV w:val="nil"/>
         </w:tcBorders>
-        <w:shd w:val="clear" w:color="auto" w:fill="365F91" w:themeFill="accent1" w:themeFillShade="BF"/>
+        <w:shd w:val="clear" w:color="auto" w:fill="5C6684" w:themeFill="accent1" w:themeFillShade="BF"/>
       </w:tcPr>
     </w:tblStylePr>
     <w:tblStylePr w:type="lastCol">
@@ -13287,7 +13291,7 @@
           <w:insideH w:val="nil"/>
           <w:insideV w:val="nil"/>
         </w:tcBorders>
-        <w:shd w:val="clear" w:color="auto" w:fill="365F91" w:themeFill="accent1" w:themeFillShade="BF"/>
+        <w:shd w:val="clear" w:color="auto" w:fill="5C6684" w:themeFill="accent1" w:themeFillShade="BF"/>
       </w:tcPr>
     </w:tblStylePr>
     <w:tblStylePr w:type="band1Vert">
@@ -13301,7 +13305,7 @@
           <w:insideH w:val="nil"/>
           <w:insideV w:val="nil"/>
         </w:tcBorders>
-        <w:shd w:val="clear" w:color="auto" w:fill="365F91" w:themeFill="accent1" w:themeFillShade="BF"/>
+        <w:shd w:val="clear" w:color="auto" w:fill="5C6684" w:themeFill="accent1" w:themeFillShade="BF"/>
       </w:tcPr>
     </w:tblStylePr>
     <w:tblStylePr w:type="band1Horz">
@@ -13315,7 +13319,7 @@
           <w:insideH w:val="nil"/>
           <w:insideV w:val="nil"/>
         </w:tcBorders>
-        <w:shd w:val="clear" w:color="auto" w:fill="365F91" w:themeFill="accent1" w:themeFillShade="BF"/>
+        <w:shd w:val="clear" w:color="auto" w:fill="5C6684" w:themeFill="accent1" w:themeFillShade="BF"/>
       </w:tcPr>
     </w:tblStylePr>
   </w:style>
@@ -13342,7 +13346,7 @@
       </w:tblCellMar>
     </w:tblPr>
     <w:tcPr>
-      <w:shd w:val="clear" w:color="auto" w:fill="C0504D" w:themeFill="accent2"/>
+      <w:shd w:val="clear" w:color="auto" w:fill="5C6684" w:themeFill="accent2"/>
     </w:tcPr>
     <w:tblStylePr w:type="firstRow">
       <w:rPr>
@@ -13359,7 +13363,7 @@
           <w:insideH w:val="nil"/>
           <w:insideV w:val="nil"/>
         </w:tcBorders>
-        <w:shd w:val="clear" w:color="auto" w:fill="000000" w:themeFill="text1"/>
+        <w:shd w:val="clear" w:color="auto" w:fill="131237" w:themeFill="text1"/>
       </w:tcPr>
     </w:tblStylePr>
     <w:tblStylePr w:type="lastRow">
@@ -13373,7 +13377,7 @@
           <w:insideH w:val="nil"/>
           <w:insideV w:val="nil"/>
         </w:tcBorders>
-        <w:shd w:val="clear" w:color="auto" w:fill="622423" w:themeFill="accent2" w:themeFillShade="7F"/>
+        <w:shd w:val="clear" w:color="auto" w:fill="2F2E47" w:themeFill="accent2" w:themeFillShade="7F"/>
       </w:tcPr>
     </w:tblStylePr>
     <w:tblStylePr w:type="firstCol">
@@ -13387,7 +13391,7 @@
           <w:insideH w:val="nil"/>
           <w:insideV w:val="nil"/>
         </w:tcBorders>
-        <w:shd w:val="clear" w:color="auto" w:fill="943634" w:themeFill="accent2" w:themeFillShade="BF"/>
+        <w:shd w:val="clear" w:color="auto" w:fill="2F2E47" w:themeFill="accent2" w:themeFillShade="BF"/>
       </w:tcPr>
     </w:tblStylePr>
     <w:tblStylePr w:type="lastCol">
@@ -13401,7 +13405,7 @@
           <w:insideH w:val="nil"/>
           <w:insideV w:val="nil"/>
         </w:tcBorders>
-        <w:shd w:val="clear" w:color="auto" w:fill="943634" w:themeFill="accent2" w:themeFillShade="BF"/>
+        <w:shd w:val="clear" w:color="auto" w:fill="2F2E47" w:themeFill="accent2" w:themeFillShade="BF"/>
       </w:tcPr>
     </w:tblStylePr>
     <w:tblStylePr w:type="band1Vert">
@@ -13415,7 +13419,7 @@
           <w:insideH w:val="nil"/>
           <w:insideV w:val="nil"/>
         </w:tcBorders>
-        <w:shd w:val="clear" w:color="auto" w:fill="943634" w:themeFill="accent2" w:themeFillShade="BF"/>
+        <w:shd w:val="clear" w:color="auto" w:fill="2F2E47" w:themeFill="accent2" w:themeFillShade="BF"/>
       </w:tcPr>
     </w:tblStylePr>
     <w:tblStylePr w:type="band1Horz">
@@ -13429,7 +13433,7 @@
           <w:insideH w:val="nil"/>
           <w:insideV w:val="nil"/>
         </w:tcBorders>
-        <w:shd w:val="clear" w:color="auto" w:fill="943634" w:themeFill="accent2" w:themeFillShade="BF"/>
+        <w:shd w:val="clear" w:color="auto" w:fill="2F2E47" w:themeFill="accent2" w:themeFillShade="BF"/>
       </w:tcPr>
     </w:tblStylePr>
   </w:style>
@@ -13456,7 +13460,7 @@
       </w:tblCellMar>
     </w:tblPr>
     <w:tcPr>
-      <w:shd w:val="clear" w:color="auto" w:fill="9BBB59" w:themeFill="accent3"/>
+      <w:shd w:val="clear" w:color="auto" w:fill="5C6684" w:themeFill="accent3"/>
     </w:tcPr>
     <w:tblStylePr w:type="firstRow">
       <w:rPr>
@@ -13473,7 +13477,7 @@
           <w:insideH w:val="nil"/>
           <w:insideV w:val="nil"/>
         </w:tcBorders>
-        <w:shd w:val="clear" w:color="auto" w:fill="000000" w:themeFill="text1"/>
+        <w:shd w:val="clear" w:color="auto" w:fill="131237" w:themeFill="text1"/>
       </w:tcPr>
     </w:tblStylePr>
     <w:tblStylePr w:type="lastRow">
@@ -13487,7 +13491,7 @@
           <w:insideH w:val="nil"/>
           <w:insideV w:val="nil"/>
         </w:tcBorders>
-        <w:shd w:val="clear" w:color="auto" w:fill="4E6128" w:themeFill="accent3" w:themeFillShade="7F"/>
+        <w:shd w:val="clear" w:color="auto" w:fill="2F2E47" w:themeFill="accent3" w:themeFillShade="7F"/>
       </w:tcPr>
     </w:tblStylePr>
     <w:tblStylePr w:type="firstCol">
@@ -13501,7 +13505,7 @@
           <w:insideH w:val="nil"/>
           <w:insideV w:val="nil"/>
         </w:tcBorders>
-        <w:shd w:val="clear" w:color="auto" w:fill="76923C" w:themeFill="accent3" w:themeFillShade="BF"/>
+        <w:shd w:val="clear" w:color="auto" w:fill="5C6684" w:themeFill="accent3" w:themeFillShade="BF"/>
       </w:tcPr>
     </w:tblStylePr>
     <w:tblStylePr w:type="lastCol">
@@ -13515,7 +13519,7 @@
           <w:insideH w:val="nil"/>
           <w:insideV w:val="nil"/>
         </w:tcBorders>
-        <w:shd w:val="clear" w:color="auto" w:fill="76923C" w:themeFill="accent3" w:themeFillShade="BF"/>
+        <w:shd w:val="clear" w:color="auto" w:fill="5C6684" w:themeFill="accent3" w:themeFillShade="BF"/>
       </w:tcPr>
     </w:tblStylePr>
     <w:tblStylePr w:type="band1Vert">
@@ -13529,7 +13533,7 @@
           <w:insideH w:val="nil"/>
           <w:insideV w:val="nil"/>
         </w:tcBorders>
-        <w:shd w:val="clear" w:color="auto" w:fill="76923C" w:themeFill="accent3" w:themeFillShade="BF"/>
+        <w:shd w:val="clear" w:color="auto" w:fill="5C6684" w:themeFill="accent3" w:themeFillShade="BF"/>
       </w:tcPr>
     </w:tblStylePr>
     <w:tblStylePr w:type="band1Horz">
@@ -13543,7 +13547,7 @@
           <w:insideH w:val="nil"/>
           <w:insideV w:val="nil"/>
         </w:tcBorders>
-        <w:shd w:val="clear" w:color="auto" w:fill="76923C" w:themeFill="accent3" w:themeFillShade="BF"/>
+        <w:shd w:val="clear" w:color="auto" w:fill="5C6684" w:themeFill="accent3" w:themeFillShade="BF"/>
       </w:tcPr>
     </w:tblStylePr>
   </w:style>
@@ -13570,7 +13574,7 @@
       </w:tblCellMar>
     </w:tblPr>
     <w:tcPr>
-      <w:shd w:val="clear" w:color="auto" w:fill="8064A2" w:themeFill="accent4"/>
+      <w:shd w:val="clear" w:color="auto" w:fill="5C6684" w:themeFill="accent4"/>
     </w:tcPr>
     <w:tblStylePr w:type="firstRow">
       <w:rPr>
@@ -13587,7 +13591,7 @@
           <w:insideH w:val="nil"/>
           <w:insideV w:val="nil"/>
         </w:tcBorders>
-        <w:shd w:val="clear" w:color="auto" w:fill="000000" w:themeFill="text1"/>
+        <w:shd w:val="clear" w:color="auto" w:fill="131237" w:themeFill="text1"/>
       </w:tcPr>
     </w:tblStylePr>
     <w:tblStylePr w:type="lastRow">
@@ -13601,7 +13605,7 @@
           <w:insideH w:val="nil"/>
           <w:insideV w:val="nil"/>
         </w:tcBorders>
-        <w:shd w:val="clear" w:color="auto" w:fill="3F3151" w:themeFill="accent4" w:themeFillShade="7F"/>
+        <w:shd w:val="clear" w:color="auto" w:fill="2F2E47" w:themeFill="accent4" w:themeFillShade="7F"/>
       </w:tcPr>
     </w:tblStylePr>
     <w:tblStylePr w:type="firstCol">
@@ -13615,7 +13619,7 @@
           <w:insideH w:val="nil"/>
           <w:insideV w:val="nil"/>
         </w:tcBorders>
-        <w:shd w:val="clear" w:color="auto" w:fill="5F497A" w:themeFill="accent4" w:themeFillShade="BF"/>
+        <w:shd w:val="clear" w:color="auto" w:fill="5C6684" w:themeFill="accent4" w:themeFillShade="BF"/>
       </w:tcPr>
     </w:tblStylePr>
     <w:tblStylePr w:type="lastCol">
@@ -13629,7 +13633,7 @@
           <w:insideH w:val="nil"/>
           <w:insideV w:val="nil"/>
         </w:tcBorders>
-        <w:shd w:val="clear" w:color="auto" w:fill="5F497A" w:themeFill="accent4" w:themeFillShade="BF"/>
+        <w:shd w:val="clear" w:color="auto" w:fill="5C6684" w:themeFill="accent4" w:themeFillShade="BF"/>
       </w:tcPr>
     </w:tblStylePr>
     <w:tblStylePr w:type="band1Vert">
@@ -13643,7 +13647,7 @@
           <w:insideH w:val="nil"/>
           <w:insideV w:val="nil"/>
         </w:tcBorders>
-        <w:shd w:val="clear" w:color="auto" w:fill="5F497A" w:themeFill="accent4" w:themeFillShade="BF"/>
+        <w:shd w:val="clear" w:color="auto" w:fill="5C6684" w:themeFill="accent4" w:themeFillShade="BF"/>
       </w:tcPr>
     </w:tblStylePr>
     <w:tblStylePr w:type="band1Horz">
@@ -13657,7 +13661,7 @@
           <w:insideH w:val="nil"/>
           <w:insideV w:val="nil"/>
         </w:tcBorders>
-        <w:shd w:val="clear" w:color="auto" w:fill="5F497A" w:themeFill="accent4" w:themeFillShade="BF"/>
+        <w:shd w:val="clear" w:color="auto" w:fill="5C6684" w:themeFill="accent4" w:themeFillShade="BF"/>
       </w:tcPr>
     </w:tblStylePr>
   </w:style>
@@ -13684,7 +13688,7 @@
       </w:tblCellMar>
     </w:tblPr>
     <w:tcPr>
-      <w:shd w:val="clear" w:color="auto" w:fill="4BACC6" w:themeFill="accent5"/>
+      <w:shd w:val="clear" w:color="auto" w:fill="5C6684" w:themeFill="accent5"/>
     </w:tcPr>
     <w:tblStylePr w:type="firstRow">
       <w:rPr>
@@ -13701,7 +13705,7 @@
           <w:insideH w:val="nil"/>
           <w:insideV w:val="nil"/>
         </w:tcBorders>
-        <w:shd w:val="clear" w:color="auto" w:fill="000000" w:themeFill="text1"/>
+        <w:shd w:val="clear" w:color="auto" w:fill="131237" w:themeFill="text1"/>
       </w:tcPr>
     </w:tblStylePr>
     <w:tblStylePr w:type="lastRow">
@@ -13715,7 +13719,7 @@
           <w:insideH w:val="nil"/>
           <w:insideV w:val="nil"/>
         </w:tcBorders>
-        <w:shd w:val="clear" w:color="auto" w:fill="205867" w:themeFill="accent5" w:themeFillShade="7F"/>
+        <w:shd w:val="clear" w:color="auto" w:fill="2F2E47" w:themeFill="accent5" w:themeFillShade="7F"/>
       </w:tcPr>
     </w:tblStylePr>
     <w:tblStylePr w:type="firstCol">
@@ -13729,7 +13733,7 @@
           <w:insideH w:val="nil"/>
           <w:insideV w:val="nil"/>
         </w:tcBorders>
-        <w:shd w:val="clear" w:color="auto" w:fill="31849B" w:themeFill="accent5" w:themeFillShade="BF"/>
+        <w:shd w:val="clear" w:color="auto" w:fill="5C6684" w:themeFill="accent5" w:themeFillShade="BF"/>
       </w:tcPr>
     </w:tblStylePr>
     <w:tblStylePr w:type="lastCol">
@@ -13743,7 +13747,7 @@
           <w:insideH w:val="nil"/>
           <w:insideV w:val="nil"/>
         </w:tcBorders>
-        <w:shd w:val="clear" w:color="auto" w:fill="31849B" w:themeFill="accent5" w:themeFillShade="BF"/>
+        <w:shd w:val="clear" w:color="auto" w:fill="5C6684" w:themeFill="accent5" w:themeFillShade="BF"/>
       </w:tcPr>
     </w:tblStylePr>
     <w:tblStylePr w:type="band1Vert">
@@ -13757,7 +13761,7 @@
           <w:insideH w:val="nil"/>
           <w:insideV w:val="nil"/>
         </w:tcBorders>
-        <w:shd w:val="clear" w:color="auto" w:fill="31849B" w:themeFill="accent5" w:themeFillShade="BF"/>
+        <w:shd w:val="clear" w:color="auto" w:fill="5C6684" w:themeFill="accent5" w:themeFillShade="BF"/>
       </w:tcPr>
     </w:tblStylePr>
     <w:tblStylePr w:type="band1Horz">
@@ -13771,7 +13775,7 @@
           <w:insideH w:val="nil"/>
           <w:insideV w:val="nil"/>
         </w:tcBorders>
-        <w:shd w:val="clear" w:color="auto" w:fill="31849B" w:themeFill="accent5" w:themeFillShade="BF"/>
+        <w:shd w:val="clear" w:color="auto" w:fill="5C6684" w:themeFill="accent5" w:themeFillShade="BF"/>
       </w:tcPr>
     </w:tblStylePr>
   </w:style>
@@ -13798,7 +13802,7 @@
       </w:tblCellMar>
     </w:tblPr>
     <w:tcPr>
-      <w:shd w:val="clear" w:color="auto" w:fill="F79646" w:themeFill="accent6"/>
+      <w:shd w:val="clear" w:color="auto" w:fill="D1D0CB" w:themeFill="accent6"/>
     </w:tcPr>
     <w:tblStylePr w:type="firstRow">
       <w:rPr>
@@ -13815,7 +13819,7 @@
           <w:insideH w:val="nil"/>
           <w:insideV w:val="nil"/>
         </w:tcBorders>
-        <w:shd w:val="clear" w:color="auto" w:fill="000000" w:themeFill="text1"/>
+        <w:shd w:val="clear" w:color="auto" w:fill="131237" w:themeFill="text1"/>
       </w:tcPr>
     </w:tblStylePr>
     <w:tblStylePr w:type="lastRow">
@@ -13829,7 +13833,7 @@
           <w:insideH w:val="nil"/>
           <w:insideV w:val="nil"/>
         </w:tcBorders>
-        <w:shd w:val="clear" w:color="auto" w:fill="974706" w:themeFill="accent6" w:themeFillShade="7F"/>
+        <w:shd w:val="clear" w:color="auto" w:fill="2F2E47" w:themeFill="accent6" w:themeFillShade="7F"/>
       </w:tcPr>
     </w:tblStylePr>
     <w:tblStylePr w:type="firstCol">
@@ -13843,7 +13847,7 @@
           <w:insideH w:val="nil"/>
           <w:insideV w:val="nil"/>
         </w:tcBorders>
-        <w:shd w:val="clear" w:color="auto" w:fill="E36C0A" w:themeFill="accent6" w:themeFillShade="BF"/>
+        <w:shd w:val="clear" w:color="auto" w:fill="5C6684" w:themeFill="accent6" w:themeFillShade="BF"/>
       </w:tcPr>
     </w:tblStylePr>
     <w:tblStylePr w:type="lastCol">
@@ -13857,7 +13861,7 @@
           <w:insideH w:val="nil"/>
           <w:insideV w:val="nil"/>
         </w:tcBorders>
-        <w:shd w:val="clear" w:color="auto" w:fill="E36C0A" w:themeFill="accent6" w:themeFillShade="BF"/>
+        <w:shd w:val="clear" w:color="auto" w:fill="5C6684" w:themeFill="accent6" w:themeFillShade="BF"/>
       </w:tcPr>
     </w:tblStylePr>
     <w:tblStylePr w:type="band1Vert">
@@ -13871,7 +13875,7 @@
           <w:insideH w:val="nil"/>
           <w:insideV w:val="nil"/>
         </w:tcBorders>
-        <w:shd w:val="clear" w:color="auto" w:fill="E36C0A" w:themeFill="accent6" w:themeFillShade="BF"/>
+        <w:shd w:val="clear" w:color="auto" w:fill="5C6684" w:themeFill="accent6" w:themeFillShade="BF"/>
       </w:tcPr>
     </w:tblStylePr>
     <w:tblStylePr w:type="band1Horz">
@@ -13885,7 +13889,7 @@
           <w:insideH w:val="nil"/>
           <w:insideV w:val="nil"/>
         </w:tcBorders>
-        <w:shd w:val="clear" w:color="auto" w:fill="E36C0A" w:themeFill="accent6" w:themeFillShade="BF"/>
+        <w:shd w:val="clear" w:color="auto" w:fill="5C6684" w:themeFill="accent6" w:themeFillShade="BF"/>
       </w:tcPr>
     </w:tblStylePr>
   </w:style>
@@ -13898,7 +13902,7 @@
       <w:spacing w:after="0" w:line="240" w:lineRule="auto"/>
     </w:pPr>
     <w:rPr>
-      <w:color w:val="000000" w:themeColor="text1"/>
+      <w:color w:val="131237" w:themeColor="text1"/>
     </w:rPr>
     <w:tblPr>
       <w:tblStyleRowBandSize w:val="1"/>
@@ -13920,7 +13924,7 @@
       </w:tblCellMar>
     </w:tblPr>
     <w:tcPr>
-      <w:shd w:val="clear" w:color="auto" w:fill="E6E6E6" w:themeFill="text1" w:themeFillTint="19"/>
+      <w:shd w:val="clear" w:color="auto" w:fill="D1D0CB" w:themeFill="text1" w:themeFillTint="19"/>
     </w:tcPr>
     <w:tblStylePr w:type="firstRow">
       <w:rPr>
@@ -13951,7 +13955,7 @@
         <w:tcBorders>
           <w:top w:val="single" w:sz="6" w:space="0" w:color="FFFFFF" w:themeColor="background1"/>
         </w:tcBorders>
-        <w:shd w:val="clear" w:color="auto" w:fill="000000" w:themeFill="text1" w:themeFillShade="99"/>
+        <w:shd w:val="clear" w:color="auto" w:fill="131237" w:themeFill="text1" w:themeFillShade="99"/>
       </w:tcPr>
     </w:tblStylePr>
     <w:tblStylePr w:type="firstCol">
@@ -13968,7 +13972,7 @@
           <w:insideH w:val="single" w:sz="4" w:space="0" w:color="000000" w:themeColor="text1" w:themeShade="99"/>
           <w:insideV w:val="nil"/>
         </w:tcBorders>
-        <w:shd w:val="clear" w:color="auto" w:fill="000000" w:themeFill="text1" w:themeFillShade="99"/>
+        <w:shd w:val="clear" w:color="auto" w:fill="131237" w:themeFill="text1" w:themeFillShade="99"/>
       </w:tcPr>
     </w:tblStylePr>
     <w:tblStylePr w:type="lastCol">
@@ -13985,29 +13989,29 @@
           <w:insideH w:val="nil"/>
           <w:insideV w:val="nil"/>
         </w:tcBorders>
-        <w:shd w:val="clear" w:color="auto" w:fill="000000" w:themeFill="text1" w:themeFillShade="BF"/>
+        <w:shd w:val="clear" w:color="auto" w:fill="131237" w:themeFill="text1" w:themeFillShade="BF"/>
       </w:tcPr>
     </w:tblStylePr>
     <w:tblStylePr w:type="band1Vert">
       <w:tblPr/>
       <w:tcPr>
-        <w:shd w:val="clear" w:color="auto" w:fill="999999" w:themeFill="text1" w:themeFillTint="66"/>
+        <w:shd w:val="clear" w:color="auto" w:fill="5C6684" w:themeFill="text1" w:themeFillTint="66"/>
       </w:tcPr>
     </w:tblStylePr>
     <w:tblStylePr w:type="band1Horz">
       <w:tblPr/>
       <w:tcPr>
-        <w:shd w:val="clear" w:color="auto" w:fill="808080" w:themeFill="text1" w:themeFillTint="7F"/>
+        <w:shd w:val="clear" w:color="auto" w:fill="5C6684" w:themeFill="text1" w:themeFillTint="7F"/>
       </w:tcPr>
     </w:tblStylePr>
     <w:tblStylePr w:type="neCell">
       <w:rPr>
-        <w:color w:val="000000" w:themeColor="text1"/>
+        <w:color w:val="131237" w:themeColor="text1"/>
       </w:rPr>
     </w:tblStylePr>
     <w:tblStylePr w:type="nwCell">
       <w:rPr>
-        <w:color w:val="000000" w:themeColor="text1"/>
+        <w:color w:val="131237" w:themeColor="text1"/>
       </w:rPr>
     </w:tblStylePr>
   </w:style>
@@ -14020,7 +14024,7 @@
       <w:spacing w:after="0" w:line="240" w:lineRule="auto"/>
     </w:pPr>
     <w:rPr>
-      <w:color w:val="000000" w:themeColor="text1"/>
+      <w:color w:val="131237" w:themeColor="text1"/>
     </w:rPr>
     <w:tblPr>
       <w:tblStyleRowBandSize w:val="1"/>
@@ -14042,7 +14046,7 @@
       </w:tblCellMar>
     </w:tblPr>
     <w:tcPr>
-      <w:shd w:val="clear" w:color="auto" w:fill="EDF2F8" w:themeFill="accent1" w:themeFillTint="19"/>
+      <w:shd w:val="clear" w:color="auto" w:fill="FFFFFF" w:themeFill="accent1" w:themeFillTint="19"/>
     </w:tcPr>
     <w:tblStylePr w:type="firstRow">
       <w:rPr>
@@ -14073,7 +14077,7 @@
         <w:tcBorders>
           <w:top w:val="single" w:sz="6" w:space="0" w:color="FFFFFF" w:themeColor="background1"/>
         </w:tcBorders>
-        <w:shd w:val="clear" w:color="auto" w:fill="2C4C74" w:themeFill="accent1" w:themeFillShade="99"/>
+        <w:shd w:val="clear" w:color="auto" w:fill="2F2E47" w:themeFill="accent1" w:themeFillShade="99"/>
       </w:tcPr>
     </w:tblStylePr>
     <w:tblStylePr w:type="firstCol">
@@ -14090,7 +14094,7 @@
           <w:insideH w:val="single" w:sz="4" w:space="0" w:color="2C4C74" w:themeColor="accent1" w:themeShade="99"/>
           <w:insideV w:val="nil"/>
         </w:tcBorders>
-        <w:shd w:val="clear" w:color="auto" w:fill="2C4C74" w:themeFill="accent1" w:themeFillShade="99"/>
+        <w:shd w:val="clear" w:color="auto" w:fill="2F2E47" w:themeFill="accent1" w:themeFillShade="99"/>
       </w:tcPr>
     </w:tblStylePr>
     <w:tblStylePr w:type="lastCol">
@@ -14107,29 +14111,29 @@
           <w:insideH w:val="nil"/>
           <w:insideV w:val="nil"/>
         </w:tcBorders>
-        <w:shd w:val="clear" w:color="auto" w:fill="2C4C74" w:themeFill="accent1" w:themeFillShade="99"/>
+        <w:shd w:val="clear" w:color="auto" w:fill="2F2E47" w:themeFill="accent1" w:themeFillShade="99"/>
       </w:tcPr>
     </w:tblStylePr>
     <w:tblStylePr w:type="band1Vert">
       <w:tblPr/>
       <w:tcPr>
-        <w:shd w:val="clear" w:color="auto" w:fill="B8CCE4" w:themeFill="accent1" w:themeFillTint="66"/>
+        <w:shd w:val="clear" w:color="auto" w:fill="D1D0CB" w:themeFill="accent1" w:themeFillTint="66"/>
       </w:tcPr>
     </w:tblStylePr>
     <w:tblStylePr w:type="band1Horz">
       <w:tblPr/>
       <w:tcPr>
-        <w:shd w:val="clear" w:color="auto" w:fill="A7BFDE" w:themeFill="accent1" w:themeFillTint="7F"/>
+        <w:shd w:val="clear" w:color="auto" w:fill="D1D0CB" w:themeFill="accent1" w:themeFillTint="7F"/>
       </w:tcPr>
     </w:tblStylePr>
     <w:tblStylePr w:type="neCell">
       <w:rPr>
-        <w:color w:val="000000" w:themeColor="text1"/>
+        <w:color w:val="131237" w:themeColor="text1"/>
       </w:rPr>
     </w:tblStylePr>
     <w:tblStylePr w:type="nwCell">
       <w:rPr>
-        <w:color w:val="000000" w:themeColor="text1"/>
+        <w:color w:val="131237" w:themeColor="text1"/>
       </w:rPr>
     </w:tblStylePr>
   </w:style>
@@ -14142,7 +14146,7 @@
       <w:spacing w:after="0" w:line="240" w:lineRule="auto"/>
     </w:pPr>
     <w:rPr>
-      <w:color w:val="000000" w:themeColor="text1"/>
+      <w:color w:val="131237" w:themeColor="text1"/>
     </w:rPr>
     <w:tblPr>
       <w:tblStyleRowBandSize w:val="1"/>
@@ -14164,7 +14168,7 @@
       </w:tblCellMar>
     </w:tblPr>
     <w:tcPr>
-      <w:shd w:val="clear" w:color="auto" w:fill="F8EDED" w:themeFill="accent2" w:themeFillTint="19"/>
+      <w:shd w:val="clear" w:color="auto" w:fill="FFFFFF" w:themeFill="accent2" w:themeFillTint="19"/>
     </w:tcPr>
     <w:tblStylePr w:type="firstRow">
       <w:rPr>
@@ -14195,7 +14199,7 @@
         <w:tcBorders>
           <w:top w:val="single" w:sz="6" w:space="0" w:color="FFFFFF" w:themeColor="background1"/>
         </w:tcBorders>
-        <w:shd w:val="clear" w:color="auto" w:fill="772C2A" w:themeFill="accent2" w:themeFillShade="99"/>
+        <w:shd w:val="clear" w:color="auto" w:fill="2F2E47" w:themeFill="accent2" w:themeFillShade="99"/>
       </w:tcPr>
     </w:tblStylePr>
     <w:tblStylePr w:type="firstCol">
@@ -14212,7 +14216,7 @@
           <w:insideH w:val="single" w:sz="4" w:space="0" w:color="772C2A" w:themeColor="accent2" w:themeShade="99"/>
           <w:insideV w:val="nil"/>
         </w:tcBorders>
-        <w:shd w:val="clear" w:color="auto" w:fill="772C2A" w:themeFill="accent2" w:themeFillShade="99"/>
+        <w:shd w:val="clear" w:color="auto" w:fill="2F2E47" w:themeFill="accent2" w:themeFillShade="99"/>
       </w:tcPr>
     </w:tblStylePr>
     <w:tblStylePr w:type="lastCol">
@@ -14229,29 +14233,29 @@
           <w:insideH w:val="nil"/>
           <w:insideV w:val="nil"/>
         </w:tcBorders>
-        <w:shd w:val="clear" w:color="auto" w:fill="772C2A" w:themeFill="accent2" w:themeFillShade="99"/>
+        <w:shd w:val="clear" w:color="auto" w:fill="2F2E47" w:themeFill="accent2" w:themeFillShade="99"/>
       </w:tcPr>
     </w:tblStylePr>
     <w:tblStylePr w:type="band1Vert">
       <w:tblPr/>
       <w:tcPr>
-        <w:shd w:val="clear" w:color="auto" w:fill="E5B8B7" w:themeFill="accent2" w:themeFillTint="66"/>
+        <w:shd w:val="clear" w:color="auto" w:fill="D1D0CB" w:themeFill="accent2" w:themeFillTint="66"/>
       </w:tcPr>
     </w:tblStylePr>
     <w:tblStylePr w:type="band1Horz">
       <w:tblPr/>
       <w:tcPr>
-        <w:shd w:val="clear" w:color="auto" w:fill="DFA7A6" w:themeFill="accent2" w:themeFillTint="7F"/>
+        <w:shd w:val="clear" w:color="auto" w:fill="D1D0CB" w:themeFill="accent2" w:themeFillTint="7F"/>
       </w:tcPr>
     </w:tblStylePr>
     <w:tblStylePr w:type="neCell">
       <w:rPr>
-        <w:color w:val="000000" w:themeColor="text1"/>
+        <w:color w:val="131237" w:themeColor="text1"/>
       </w:rPr>
     </w:tblStylePr>
     <w:tblStylePr w:type="nwCell">
       <w:rPr>
-        <w:color w:val="000000" w:themeColor="text1"/>
+        <w:color w:val="131237" w:themeColor="text1"/>
       </w:rPr>
     </w:tblStylePr>
   </w:style>
@@ -14264,7 +14268,7 @@
       <w:spacing w:after="0" w:line="240" w:lineRule="auto"/>
     </w:pPr>
     <w:rPr>
-      <w:color w:val="000000" w:themeColor="text1"/>
+      <w:color w:val="131237" w:themeColor="text1"/>
     </w:rPr>
     <w:tblPr>
       <w:tblStyleRowBandSize w:val="1"/>
@@ -14286,7 +14290,7 @@
       </w:tblCellMar>
     </w:tblPr>
     <w:tcPr>
-      <w:shd w:val="clear" w:color="auto" w:fill="F5F8EE" w:themeFill="accent3" w:themeFillTint="19"/>
+      <w:shd w:val="clear" w:color="auto" w:fill="FFFFFF" w:themeFill="accent3" w:themeFillTint="19"/>
     </w:tcPr>
     <w:tblStylePr w:type="firstRow">
       <w:rPr>
@@ -14317,7 +14321,7 @@
         <w:tcBorders>
           <w:top w:val="single" w:sz="6" w:space="0" w:color="FFFFFF" w:themeColor="background1"/>
         </w:tcBorders>
-        <w:shd w:val="clear" w:color="auto" w:fill="5E7530" w:themeFill="accent3" w:themeFillShade="99"/>
+        <w:shd w:val="clear" w:color="auto" w:fill="5C6684" w:themeFill="accent3" w:themeFillShade="99"/>
       </w:tcPr>
     </w:tblStylePr>
     <w:tblStylePr w:type="firstCol">
@@ -14334,7 +14338,7 @@
           <w:insideH w:val="single" w:sz="4" w:space="0" w:color="5E7530" w:themeColor="accent3" w:themeShade="99"/>
           <w:insideV w:val="nil"/>
         </w:tcBorders>
-        <w:shd w:val="clear" w:color="auto" w:fill="5E7530" w:themeFill="accent3" w:themeFillShade="99"/>
+        <w:shd w:val="clear" w:color="auto" w:fill="5C6684" w:themeFill="accent3" w:themeFillShade="99"/>
       </w:tcPr>
     </w:tblStylePr>
     <w:tblStylePr w:type="lastCol">
@@ -14351,19 +14355,19 @@
           <w:insideH w:val="nil"/>
           <w:insideV w:val="nil"/>
         </w:tcBorders>
-        <w:shd w:val="clear" w:color="auto" w:fill="5E7530" w:themeFill="accent3" w:themeFillShade="99"/>
+        <w:shd w:val="clear" w:color="auto" w:fill="5C6684" w:themeFill="accent3" w:themeFillShade="99"/>
       </w:tcPr>
     </w:tblStylePr>
     <w:tblStylePr w:type="band1Vert">
       <w:tblPr/>
       <w:tcPr>
-        <w:shd w:val="clear" w:color="auto" w:fill="D6E3BC" w:themeFill="accent3" w:themeFillTint="66"/>
+        <w:shd w:val="clear" w:color="auto" w:fill="D1D0CB" w:themeFill="accent3" w:themeFillTint="66"/>
       </w:tcPr>
     </w:tblStylePr>
     <w:tblStylePr w:type="band1Horz">
       <w:tblPr/>
       <w:tcPr>
-        <w:shd w:val="clear" w:color="auto" w:fill="CDDDAC" w:themeFill="accent3" w:themeFillTint="7F"/>
+        <w:shd w:val="clear" w:color="auto" w:fill="D1D0CB" w:themeFill="accent3" w:themeFillTint="7F"/>
       </w:tcPr>
     </w:tblStylePr>
   </w:style>
@@ -14376,7 +14380,7 @@
       <w:spacing w:after="0" w:line="240" w:lineRule="auto"/>
     </w:pPr>
     <w:rPr>
-      <w:color w:val="000000" w:themeColor="text1"/>
+      <w:color w:val="131237" w:themeColor="text1"/>
     </w:rPr>
     <w:tblPr>
       <w:tblStyleRowBandSize w:val="1"/>
@@ -14398,7 +14402,7 @@
       </w:tblCellMar>
     </w:tblPr>
     <w:tcPr>
-      <w:shd w:val="clear" w:color="auto" w:fill="F2EFF6" w:themeFill="accent4" w:themeFillTint="19"/>
+      <w:shd w:val="clear" w:color="auto" w:fill="FFFFFF" w:themeFill="accent4" w:themeFillTint="19"/>
     </w:tcPr>
     <w:tblStylePr w:type="firstRow">
       <w:rPr>
@@ -14429,7 +14433,7 @@
         <w:tcBorders>
           <w:top w:val="single" w:sz="6" w:space="0" w:color="FFFFFF" w:themeColor="background1"/>
         </w:tcBorders>
-        <w:shd w:val="clear" w:color="auto" w:fill="4C3B62" w:themeFill="accent4" w:themeFillShade="99"/>
+        <w:shd w:val="clear" w:color="auto" w:fill="2F2E47" w:themeFill="accent4" w:themeFillShade="99"/>
       </w:tcPr>
     </w:tblStylePr>
     <w:tblStylePr w:type="firstCol">
@@ -14446,7 +14450,7 @@
           <w:insideH w:val="single" w:sz="4" w:space="0" w:color="4C3B62" w:themeColor="accent4" w:themeShade="99"/>
           <w:insideV w:val="nil"/>
         </w:tcBorders>
-        <w:shd w:val="clear" w:color="auto" w:fill="4C3B62" w:themeFill="accent4" w:themeFillShade="99"/>
+        <w:shd w:val="clear" w:color="auto" w:fill="2F2E47" w:themeFill="accent4" w:themeFillShade="99"/>
       </w:tcPr>
     </w:tblStylePr>
     <w:tblStylePr w:type="lastCol">
@@ -14463,29 +14467,29 @@
           <w:insideH w:val="nil"/>
           <w:insideV w:val="nil"/>
         </w:tcBorders>
-        <w:shd w:val="clear" w:color="auto" w:fill="4C3B62" w:themeFill="accent4" w:themeFillShade="99"/>
+        <w:shd w:val="clear" w:color="auto" w:fill="2F2E47" w:themeFill="accent4" w:themeFillShade="99"/>
       </w:tcPr>
     </w:tblStylePr>
     <w:tblStylePr w:type="band1Vert">
       <w:tblPr/>
       <w:tcPr>
-        <w:shd w:val="clear" w:color="auto" w:fill="CCC0D9" w:themeFill="accent4" w:themeFillTint="66"/>
+        <w:shd w:val="clear" w:color="auto" w:fill="D1D0CB" w:themeFill="accent4" w:themeFillTint="66"/>
       </w:tcPr>
     </w:tblStylePr>
     <w:tblStylePr w:type="band1Horz">
       <w:tblPr/>
       <w:tcPr>
-        <w:shd w:val="clear" w:color="auto" w:fill="BFB1D0" w:themeFill="accent4" w:themeFillTint="7F"/>
+        <w:shd w:val="clear" w:color="auto" w:fill="D1D0CB" w:themeFill="accent4" w:themeFillTint="7F"/>
       </w:tcPr>
     </w:tblStylePr>
     <w:tblStylePr w:type="neCell">
       <w:rPr>
-        <w:color w:val="000000" w:themeColor="text1"/>
+        <w:color w:val="131237" w:themeColor="text1"/>
       </w:rPr>
     </w:tblStylePr>
     <w:tblStylePr w:type="nwCell">
       <w:rPr>
-        <w:color w:val="000000" w:themeColor="text1"/>
+        <w:color w:val="131237" w:themeColor="text1"/>
       </w:rPr>
     </w:tblStylePr>
   </w:style>
@@ -14498,7 +14502,7 @@
       <w:spacing w:after="0" w:line="240" w:lineRule="auto"/>
     </w:pPr>
     <w:rPr>
-      <w:color w:val="000000" w:themeColor="text1"/>
+      <w:color w:val="131237" w:themeColor="text1"/>
     </w:rPr>
     <w:tblPr>
       <w:tblStyleRowBandSize w:val="1"/>
@@ -14520,7 +14524,7 @@
       </w:tblCellMar>
     </w:tblPr>
     <w:tcPr>
-      <w:shd w:val="clear" w:color="auto" w:fill="EDF6F9" w:themeFill="accent5" w:themeFillTint="19"/>
+      <w:shd w:val="clear" w:color="auto" w:fill="FFFFFF" w:themeFill="accent5" w:themeFillTint="19"/>
     </w:tcPr>
     <w:tblStylePr w:type="firstRow">
       <w:rPr>
@@ -14551,7 +14555,7 @@
         <w:tcBorders>
           <w:top w:val="single" w:sz="6" w:space="0" w:color="FFFFFF" w:themeColor="background1"/>
         </w:tcBorders>
-        <w:shd w:val="clear" w:color="auto" w:fill="276A7C" w:themeFill="accent5" w:themeFillShade="99"/>
+        <w:shd w:val="clear" w:color="auto" w:fill="5C6684" w:themeFill="accent5" w:themeFillShade="99"/>
       </w:tcPr>
     </w:tblStylePr>
     <w:tblStylePr w:type="firstCol">
@@ -14568,7 +14572,7 @@
           <w:insideH w:val="single" w:sz="4" w:space="0" w:color="276A7C" w:themeColor="accent5" w:themeShade="99"/>
           <w:insideV w:val="nil"/>
         </w:tcBorders>
-        <w:shd w:val="clear" w:color="auto" w:fill="276A7C" w:themeFill="accent5" w:themeFillShade="99"/>
+        <w:shd w:val="clear" w:color="auto" w:fill="5C6684" w:themeFill="accent5" w:themeFillShade="99"/>
       </w:tcPr>
     </w:tblStylePr>
     <w:tblStylePr w:type="lastCol">
@@ -14585,29 +14589,29 @@
           <w:insideH w:val="nil"/>
           <w:insideV w:val="nil"/>
         </w:tcBorders>
-        <w:shd w:val="clear" w:color="auto" w:fill="276A7C" w:themeFill="accent5" w:themeFillShade="99"/>
+        <w:shd w:val="clear" w:color="auto" w:fill="5C6684" w:themeFill="accent5" w:themeFillShade="99"/>
       </w:tcPr>
     </w:tblStylePr>
     <w:tblStylePr w:type="band1Vert">
       <w:tblPr/>
       <w:tcPr>
-        <w:shd w:val="clear" w:color="auto" w:fill="B6DDE8" w:themeFill="accent5" w:themeFillTint="66"/>
+        <w:shd w:val="clear" w:color="auto" w:fill="D1D0CB" w:themeFill="accent5" w:themeFillTint="66"/>
       </w:tcPr>
     </w:tblStylePr>
     <w:tblStylePr w:type="band1Horz">
       <w:tblPr/>
       <w:tcPr>
-        <w:shd w:val="clear" w:color="auto" w:fill="A5D5E2" w:themeFill="accent5" w:themeFillTint="7F"/>
+        <w:shd w:val="clear" w:color="auto" w:fill="D1D0CB" w:themeFill="accent5" w:themeFillTint="7F"/>
       </w:tcPr>
     </w:tblStylePr>
     <w:tblStylePr w:type="neCell">
       <w:rPr>
-        <w:color w:val="000000" w:themeColor="text1"/>
+        <w:color w:val="131237" w:themeColor="text1"/>
       </w:rPr>
     </w:tblStylePr>
     <w:tblStylePr w:type="nwCell">
       <w:rPr>
-        <w:color w:val="000000" w:themeColor="text1"/>
+        <w:color w:val="131237" w:themeColor="text1"/>
       </w:rPr>
     </w:tblStylePr>
   </w:style>
@@ -14620,7 +14624,7 @@
       <w:spacing w:after="0" w:line="240" w:lineRule="auto"/>
     </w:pPr>
     <w:rPr>
-      <w:color w:val="000000" w:themeColor="text1"/>
+      <w:color w:val="131237" w:themeColor="text1"/>
     </w:rPr>
     <w:tblPr>
       <w:tblStyleRowBandSize w:val="1"/>
@@ -14642,7 +14646,7 @@
       </w:tblCellMar>
     </w:tblPr>
     <w:tcPr>
-      <w:shd w:val="clear" w:color="auto" w:fill="FEF4EC" w:themeFill="accent6" w:themeFillTint="19"/>
+      <w:shd w:val="clear" w:color="auto" w:fill="FFFFFF" w:themeFill="accent6" w:themeFillTint="19"/>
     </w:tcPr>
     <w:tblStylePr w:type="firstRow">
       <w:rPr>
@@ -14673,7 +14677,7 @@
         <w:tcBorders>
           <w:top w:val="single" w:sz="6" w:space="0" w:color="FFFFFF" w:themeColor="background1"/>
         </w:tcBorders>
-        <w:shd w:val="clear" w:color="auto" w:fill="B65608" w:themeFill="accent6" w:themeFillShade="99"/>
+        <w:shd w:val="clear" w:color="auto" w:fill="5C6684" w:themeFill="accent6" w:themeFillShade="99"/>
       </w:tcPr>
     </w:tblStylePr>
     <w:tblStylePr w:type="firstCol">
@@ -14690,7 +14694,7 @@
           <w:insideH w:val="single" w:sz="4" w:space="0" w:color="B65608" w:themeColor="accent6" w:themeShade="99"/>
           <w:insideV w:val="nil"/>
         </w:tcBorders>
-        <w:shd w:val="clear" w:color="auto" w:fill="B65608" w:themeFill="accent6" w:themeFillShade="99"/>
+        <w:shd w:val="clear" w:color="auto" w:fill="5C6684" w:themeFill="accent6" w:themeFillShade="99"/>
       </w:tcPr>
     </w:tblStylePr>
     <w:tblStylePr w:type="lastCol">
@@ -14707,29 +14711,29 @@
           <w:insideH w:val="nil"/>
           <w:insideV w:val="nil"/>
         </w:tcBorders>
-        <w:shd w:val="clear" w:color="auto" w:fill="B65608" w:themeFill="accent6" w:themeFillShade="99"/>
+        <w:shd w:val="clear" w:color="auto" w:fill="5C6684" w:themeFill="accent6" w:themeFillShade="99"/>
       </w:tcPr>
     </w:tblStylePr>
     <w:tblStylePr w:type="band1Vert">
       <w:tblPr/>
       <w:tcPr>
-        <w:shd w:val="clear" w:color="auto" w:fill="FBD4B4" w:themeFill="accent6" w:themeFillTint="66"/>
+        <w:shd w:val="clear" w:color="auto" w:fill="D1D0CB" w:themeFill="accent6" w:themeFillTint="66"/>
       </w:tcPr>
     </w:tblStylePr>
     <w:tblStylePr w:type="band1Horz">
       <w:tblPr/>
       <w:tcPr>
-        <w:shd w:val="clear" w:color="auto" w:fill="FBCAA2" w:themeFill="accent6" w:themeFillTint="7F"/>
+        <w:shd w:val="clear" w:color="auto" w:fill="D1D0CB" w:themeFill="accent6" w:themeFillTint="7F"/>
       </w:tcPr>
     </w:tblStylePr>
     <w:tblStylePr w:type="neCell">
       <w:rPr>
-        <w:color w:val="000000" w:themeColor="text1"/>
+        <w:color w:val="131237" w:themeColor="text1"/>
       </w:rPr>
     </w:tblStylePr>
     <w:tblStylePr w:type="nwCell">
       <w:rPr>
-        <w:color w:val="000000" w:themeColor="text1"/>
+        <w:color w:val="131237" w:themeColor="text1"/>
       </w:rPr>
     </w:tblStylePr>
   </w:style>
@@ -14742,7 +14746,7 @@
       <w:spacing w:after="0" w:line="240" w:lineRule="auto"/>
     </w:pPr>
     <w:rPr>
-      <w:color w:val="000000" w:themeColor="text1"/>
+      <w:color w:val="131237" w:themeColor="text1"/>
     </w:rPr>
     <w:tblPr>
       <w:tblStyleRowBandSize w:val="1"/>
@@ -14756,7 +14760,7 @@
       </w:tblCellMar>
     </w:tblPr>
     <w:tcPr>
-      <w:shd w:val="clear" w:color="auto" w:fill="E6E6E6" w:themeFill="text1" w:themeFillTint="19"/>
+      <w:shd w:val="clear" w:color="auto" w:fill="D1D0CB" w:themeFill="text1" w:themeFillTint="19"/>
     </w:tcPr>
     <w:tblStylePr w:type="firstRow">
       <w:rPr>
@@ -14769,14 +14773,14 @@
         <w:tcBorders>
           <w:bottom w:val="single" w:sz="12" w:space="0" w:color="FFFFFF" w:themeColor="background1"/>
         </w:tcBorders>
-        <w:shd w:val="clear" w:color="auto" w:fill="9E3A38" w:themeFill="accent2" w:themeFillShade="CC"/>
+        <w:shd w:val="clear" w:color="auto" w:fill="5C6684" w:themeFill="accent2" w:themeFillShade="CC"/>
       </w:tcPr>
     </w:tblStylePr>
     <w:tblStylePr w:type="lastRow">
       <w:rPr>
         <w:b/>
         <w:bCs/>
-        <w:color w:val="9E3A38" w:themeColor="accent2" w:themeShade="CC"/>
+        <w:color w:val="5C6684" w:themeColor="accent2" w:themeShade="CC"/>
       </w:rPr>
       <w:tblPr/>
       <w:tcPr>
@@ -14809,13 +14813,13 @@
           <w:insideH w:val="nil"/>
           <w:insideV w:val="nil"/>
         </w:tcBorders>
-        <w:shd w:val="clear" w:color="auto" w:fill="C0C0C0" w:themeFill="text1" w:themeFillTint="3F"/>
+        <w:shd w:val="clear" w:color="auto" w:fill="D1D0CB" w:themeFill="text1" w:themeFillTint="3F"/>
       </w:tcPr>
     </w:tblStylePr>
     <w:tblStylePr w:type="band1Horz">
       <w:tblPr/>
       <w:tcPr>
-        <w:shd w:val="clear" w:color="auto" w:fill="CCCCCC" w:themeFill="text1" w:themeFillTint="33"/>
+        <w:shd w:val="clear" w:color="auto" w:fill="D1D0CB" w:themeFill="text1" w:themeFillTint="33"/>
       </w:tcPr>
     </w:tblStylePr>
   </w:style>
@@ -14828,7 +14832,7 @@
       <w:spacing w:after="0" w:line="240" w:lineRule="auto"/>
     </w:pPr>
     <w:rPr>
-      <w:color w:val="000000" w:themeColor="text1"/>
+      <w:color w:val="131237" w:themeColor="text1"/>
     </w:rPr>
     <w:tblPr>
       <w:tblStyleRowBandSize w:val="1"/>
@@ -14842,7 +14846,7 @@
       </w:tblCellMar>
     </w:tblPr>
     <w:tcPr>
-      <w:shd w:val="clear" w:color="auto" w:fill="EDF2F8" w:themeFill="accent1" w:themeFillTint="19"/>
+      <w:shd w:val="clear" w:color="auto" w:fill="FFFFFF" w:themeFill="accent1" w:themeFillTint="19"/>
     </w:tcPr>
     <w:tblStylePr w:type="firstRow">
       <w:rPr>
@@ -14855,14 +14859,14 @@
         <w:tcBorders>
           <w:bottom w:val="single" w:sz="12" w:space="0" w:color="FFFFFF" w:themeColor="background1"/>
         </w:tcBorders>
-        <w:shd w:val="clear" w:color="auto" w:fill="9E3A38" w:themeFill="accent2" w:themeFillShade="CC"/>
+        <w:shd w:val="clear" w:color="auto" w:fill="5C6684" w:themeFill="accent2" w:themeFillShade="CC"/>
       </w:tcPr>
     </w:tblStylePr>
     <w:tblStylePr w:type="lastRow">
       <w:rPr>
         <w:b/>
         <w:bCs/>
-        <w:color w:val="9E3A38" w:themeColor="accent2" w:themeShade="CC"/>
+        <w:color w:val="5C6684" w:themeColor="accent2" w:themeShade="CC"/>
       </w:rPr>
       <w:tblPr/>
       <w:tcPr>
@@ -14895,13 +14899,13 @@
           <w:insideH w:val="nil"/>
           <w:insideV w:val="nil"/>
         </w:tcBorders>
-        <w:shd w:val="clear" w:color="auto" w:fill="D3DFEE" w:themeFill="accent1" w:themeFillTint="3F"/>
+        <w:shd w:val="clear" w:color="auto" w:fill="D1D0CB" w:themeFill="accent1" w:themeFillTint="3F"/>
       </w:tcPr>
     </w:tblStylePr>
     <w:tblStylePr w:type="band1Horz">
       <w:tblPr/>
       <w:tcPr>
-        <w:shd w:val="clear" w:color="auto" w:fill="DBE5F1" w:themeFill="accent1" w:themeFillTint="33"/>
+        <w:shd w:val="clear" w:color="auto" w:fill="D1D0CB" w:themeFill="accent1" w:themeFillTint="33"/>
       </w:tcPr>
     </w:tblStylePr>
   </w:style>
@@ -14914,7 +14918,7 @@
       <w:spacing w:after="0" w:line="240" w:lineRule="auto"/>
     </w:pPr>
     <w:rPr>
-      <w:color w:val="000000" w:themeColor="text1"/>
+      <w:color w:val="131237" w:themeColor="text1"/>
     </w:rPr>
     <w:tblPr>
       <w:tblStyleRowBandSize w:val="1"/>
@@ -14928,7 +14932,7 @@
       </w:tblCellMar>
     </w:tblPr>
     <w:tcPr>
-      <w:shd w:val="clear" w:color="auto" w:fill="F8EDED" w:themeFill="accent2" w:themeFillTint="19"/>
+      <w:shd w:val="clear" w:color="auto" w:fill="FFFFFF" w:themeFill="accent2" w:themeFillTint="19"/>
     </w:tcPr>
     <w:tblStylePr w:type="firstRow">
       <w:rPr>
@@ -14941,14 +14945,14 @@
         <w:tcBorders>
           <w:bottom w:val="single" w:sz="12" w:space="0" w:color="FFFFFF" w:themeColor="background1"/>
         </w:tcBorders>
-        <w:shd w:val="clear" w:color="auto" w:fill="9E3A38" w:themeFill="accent2" w:themeFillShade="CC"/>
+        <w:shd w:val="clear" w:color="auto" w:fill="5C6684" w:themeFill="accent2" w:themeFillShade="CC"/>
       </w:tcPr>
     </w:tblStylePr>
     <w:tblStylePr w:type="lastRow">
       <w:rPr>
         <w:b/>
         <w:bCs/>
-        <w:color w:val="9E3A38" w:themeColor="accent2" w:themeShade="CC"/>
+        <w:color w:val="5C6684" w:themeColor="accent2" w:themeShade="CC"/>
       </w:rPr>
       <w:tblPr/>
       <w:tcPr>
@@ -14981,13 +14985,13 @@
           <w:insideH w:val="nil"/>
           <w:insideV w:val="nil"/>
         </w:tcBorders>
-        <w:shd w:val="clear" w:color="auto" w:fill="EFD3D2" w:themeFill="accent2" w:themeFillTint="3F"/>
+        <w:shd w:val="clear" w:color="auto" w:fill="D1D0CB" w:themeFill="accent2" w:themeFillTint="3F"/>
       </w:tcPr>
     </w:tblStylePr>
     <w:tblStylePr w:type="band1Horz">
       <w:tblPr/>
       <w:tcPr>
-        <w:shd w:val="clear" w:color="auto" w:fill="F2DBDB" w:themeFill="accent2" w:themeFillTint="33"/>
+        <w:shd w:val="clear" w:color="auto" w:fill="D1D0CB" w:themeFill="accent2" w:themeFillTint="33"/>
       </w:tcPr>
     </w:tblStylePr>
   </w:style>
@@ -15000,7 +15004,7 @@
       <w:spacing w:after="0" w:line="240" w:lineRule="auto"/>
     </w:pPr>
     <w:rPr>
-      <w:color w:val="000000" w:themeColor="text1"/>
+      <w:color w:val="131237" w:themeColor="text1"/>
     </w:rPr>
     <w:tblPr>
       <w:tblStyleRowBandSize w:val="1"/>
@@ -15014,7 +15018,7 @@
       </w:tblCellMar>
     </w:tblPr>
     <w:tcPr>
-      <w:shd w:val="clear" w:color="auto" w:fill="F5F8EE" w:themeFill="accent3" w:themeFillTint="19"/>
+      <w:shd w:val="clear" w:color="auto" w:fill="FFFFFF" w:themeFill="accent3" w:themeFillTint="19"/>
     </w:tcPr>
     <w:tblStylePr w:type="firstRow">
       <w:rPr>
@@ -15027,14 +15031,14 @@
         <w:tcBorders>
           <w:bottom w:val="single" w:sz="12" w:space="0" w:color="FFFFFF" w:themeColor="background1"/>
         </w:tcBorders>
-        <w:shd w:val="clear" w:color="auto" w:fill="664E82" w:themeFill="accent4" w:themeFillShade="CC"/>
+        <w:shd w:val="clear" w:color="auto" w:fill="5C6684" w:themeFill="accent4" w:themeFillShade="CC"/>
       </w:tcPr>
     </w:tblStylePr>
     <w:tblStylePr w:type="lastRow">
       <w:rPr>
         <w:b/>
         <w:bCs/>
-        <w:color w:val="664E82" w:themeColor="accent4" w:themeShade="CC"/>
+        <w:color w:val="5C6684" w:themeColor="accent4" w:themeShade="CC"/>
       </w:rPr>
       <w:tblPr/>
       <w:tcPr>
@@ -15067,13 +15071,13 @@
           <w:insideH w:val="nil"/>
           <w:insideV w:val="nil"/>
         </w:tcBorders>
-        <w:shd w:val="clear" w:color="auto" w:fill="E6EED5" w:themeFill="accent3" w:themeFillTint="3F"/>
+        <w:shd w:val="clear" w:color="auto" w:fill="D1D0CB" w:themeFill="accent3" w:themeFillTint="3F"/>
       </w:tcPr>
     </w:tblStylePr>
     <w:tblStylePr w:type="band1Horz">
       <w:tblPr/>
       <w:tcPr>
-        <w:shd w:val="clear" w:color="auto" w:fill="EAF1DD" w:themeFill="accent3" w:themeFillTint="33"/>
+        <w:shd w:val="clear" w:color="auto" w:fill="FFFFFF" w:themeFill="accent3" w:themeFillTint="33"/>
       </w:tcPr>
     </w:tblStylePr>
   </w:style>
@@ -15086,7 +15090,7 @@
       <w:spacing w:after="0" w:line="240" w:lineRule="auto"/>
     </w:pPr>
     <w:rPr>
-      <w:color w:val="000000" w:themeColor="text1"/>
+      <w:color w:val="131237" w:themeColor="text1"/>
     </w:rPr>
     <w:tblPr>
       <w:tblStyleRowBandSize w:val="1"/>
@@ -15100,7 +15104,7 @@
       </w:tblCellMar>
     </w:tblPr>
     <w:tcPr>
-      <w:shd w:val="clear" w:color="auto" w:fill="F2EFF6" w:themeFill="accent4" w:themeFillTint="19"/>
+      <w:shd w:val="clear" w:color="auto" w:fill="FFFFFF" w:themeFill="accent4" w:themeFillTint="19"/>
     </w:tcPr>
     <w:tblStylePr w:type="firstRow">
       <w:rPr>
@@ -15113,14 +15117,14 @@
         <w:tcBorders>
           <w:bottom w:val="single" w:sz="12" w:space="0" w:color="FFFFFF" w:themeColor="background1"/>
         </w:tcBorders>
-        <w:shd w:val="clear" w:color="auto" w:fill="7E9C40" w:themeFill="accent3" w:themeFillShade="CC"/>
+        <w:shd w:val="clear" w:color="auto" w:fill="5C6684" w:themeFill="accent3" w:themeFillShade="CC"/>
       </w:tcPr>
     </w:tblStylePr>
     <w:tblStylePr w:type="lastRow">
       <w:rPr>
         <w:b/>
         <w:bCs/>
-        <w:color w:val="7E9C40" w:themeColor="accent3" w:themeShade="CC"/>
+        <w:color w:val="5C6684" w:themeColor="accent3" w:themeShade="CC"/>
       </w:rPr>
       <w:tblPr/>
       <w:tcPr>
@@ -15153,13 +15157,13 @@
           <w:insideH w:val="nil"/>
           <w:insideV w:val="nil"/>
         </w:tcBorders>
-        <w:shd w:val="clear" w:color="auto" w:fill="DFD8E8" w:themeFill="accent4" w:themeFillTint="3F"/>
+        <w:shd w:val="clear" w:color="auto" w:fill="D1D0CB" w:themeFill="accent4" w:themeFillTint="3F"/>
       </w:tcPr>
     </w:tblStylePr>
     <w:tblStylePr w:type="band1Horz">
       <w:tblPr/>
       <w:tcPr>
-        <w:shd w:val="clear" w:color="auto" w:fill="E5DFEC" w:themeFill="accent4" w:themeFillTint="33"/>
+        <w:shd w:val="clear" w:color="auto" w:fill="D1D0CB" w:themeFill="accent4" w:themeFillTint="33"/>
       </w:tcPr>
     </w:tblStylePr>
   </w:style>
@@ -15172,7 +15176,7 @@
       <w:spacing w:after="0" w:line="240" w:lineRule="auto"/>
     </w:pPr>
     <w:rPr>
-      <w:color w:val="000000" w:themeColor="text1"/>
+      <w:color w:val="131237" w:themeColor="text1"/>
     </w:rPr>
     <w:tblPr>
       <w:tblStyleRowBandSize w:val="1"/>
@@ -15186,7 +15190,7 @@
       </w:tblCellMar>
     </w:tblPr>
     <w:tcPr>
-      <w:shd w:val="clear" w:color="auto" w:fill="EDF6F9" w:themeFill="accent5" w:themeFillTint="19"/>
+      <w:shd w:val="clear" w:color="auto" w:fill="FFFFFF" w:themeFill="accent5" w:themeFillTint="19"/>
     </w:tcPr>
     <w:tblStylePr w:type="firstRow">
       <w:rPr>
@@ -15199,14 +15203,14 @@
         <w:tcBorders>
           <w:bottom w:val="single" w:sz="12" w:space="0" w:color="FFFFFF" w:themeColor="background1"/>
         </w:tcBorders>
-        <w:shd w:val="clear" w:color="auto" w:fill="F2730A" w:themeFill="accent6" w:themeFillShade="CC"/>
+        <w:shd w:val="clear" w:color="auto" w:fill="5C6684" w:themeFill="accent6" w:themeFillShade="CC"/>
       </w:tcPr>
     </w:tblStylePr>
     <w:tblStylePr w:type="lastRow">
       <w:rPr>
         <w:b/>
         <w:bCs/>
-        <w:color w:val="F2730A" w:themeColor="accent6" w:themeShade="CC"/>
+        <w:color w:val="5C6684" w:themeColor="accent6" w:themeShade="CC"/>
       </w:rPr>
       <w:tblPr/>
       <w:tcPr>
@@ -15239,13 +15243,13 @@
           <w:insideH w:val="nil"/>
           <w:insideV w:val="nil"/>
         </w:tcBorders>
-        <w:shd w:val="clear" w:color="auto" w:fill="D2EAF1" w:themeFill="accent5" w:themeFillTint="3F"/>
+        <w:shd w:val="clear" w:color="auto" w:fill="D1D0CB" w:themeFill="accent5" w:themeFillTint="3F"/>
       </w:tcPr>
     </w:tblStylePr>
     <w:tblStylePr w:type="band1Horz">
       <w:tblPr/>
       <w:tcPr>
-        <w:shd w:val="clear" w:color="auto" w:fill="DAEEF3" w:themeFill="accent5" w:themeFillTint="33"/>
+        <w:shd w:val="clear" w:color="auto" w:fill="FFFFFF" w:themeFill="accent5" w:themeFillTint="33"/>
       </w:tcPr>
     </w:tblStylePr>
   </w:style>
@@ -15258,7 +15262,7 @@
       <w:spacing w:after="0" w:line="240" w:lineRule="auto"/>
     </w:pPr>
     <w:rPr>
-      <w:color w:val="000000" w:themeColor="text1"/>
+      <w:color w:val="131237" w:themeColor="text1"/>
     </w:rPr>
     <w:tblPr>
       <w:tblStyleRowBandSize w:val="1"/>
@@ -15272,7 +15276,7 @@
       </w:tblCellMar>
     </w:tblPr>
     <w:tcPr>
-      <w:shd w:val="clear" w:color="auto" w:fill="FEF4EC" w:themeFill="accent6" w:themeFillTint="19"/>
+      <w:shd w:val="clear" w:color="auto" w:fill="FFFFFF" w:themeFill="accent6" w:themeFillTint="19"/>
     </w:tcPr>
     <w:tblStylePr w:type="firstRow">
       <w:rPr>
@@ -15285,14 +15289,14 @@
         <w:tcBorders>
           <w:bottom w:val="single" w:sz="12" w:space="0" w:color="FFFFFF" w:themeColor="background1"/>
         </w:tcBorders>
-        <w:shd w:val="clear" w:color="auto" w:fill="348DA5" w:themeFill="accent5" w:themeFillShade="CC"/>
+        <w:shd w:val="clear" w:color="auto" w:fill="5C6684" w:themeFill="accent5" w:themeFillShade="CC"/>
       </w:tcPr>
     </w:tblStylePr>
     <w:tblStylePr w:type="lastRow">
       <w:rPr>
         <w:b/>
         <w:bCs/>
-        <w:color w:val="348DA5" w:themeColor="accent5" w:themeShade="CC"/>
+        <w:color w:val="5C6684" w:themeColor="accent5" w:themeShade="CC"/>
       </w:rPr>
       <w:tblPr/>
       <w:tcPr>
@@ -15325,13 +15329,13 @@
           <w:insideH w:val="nil"/>
           <w:insideV w:val="nil"/>
         </w:tcBorders>
-        <w:shd w:val="clear" w:color="auto" w:fill="FDE4D0" w:themeFill="accent6" w:themeFillTint="3F"/>
+        <w:shd w:val="clear" w:color="auto" w:fill="D1D0CB" w:themeFill="accent6" w:themeFillTint="3F"/>
       </w:tcPr>
     </w:tblStylePr>
     <w:tblStylePr w:type="band1Horz">
       <w:tblPr/>
       <w:tcPr>
-        <w:shd w:val="clear" w:color="auto" w:fill="FDE9D9" w:themeFill="accent6" w:themeFillTint="33"/>
+        <w:shd w:val="clear" w:color="auto" w:fill="FFFFFF" w:themeFill="accent6" w:themeFillTint="33"/>
       </w:tcPr>
     </w:tblStylePr>
   </w:style>
@@ -15344,7 +15348,7 @@
       <w:spacing w:after="0" w:line="240" w:lineRule="auto"/>
     </w:pPr>
     <w:rPr>
-      <w:color w:val="000000" w:themeColor="text1"/>
+      <w:color w:val="131237" w:themeColor="text1"/>
     </w:rPr>
     <w:tblPr>
       <w:tblStyleRowBandSize w:val="1"/>
@@ -15361,7 +15365,7 @@
       </w:tblCellMar>
     </w:tblPr>
     <w:tcPr>
-      <w:shd w:val="clear" w:color="auto" w:fill="CCCCCC" w:themeFill="text1" w:themeFillTint="33"/>
+      <w:shd w:val="clear" w:color="auto" w:fill="D1D0CB" w:themeFill="text1" w:themeFillTint="33"/>
     </w:tcPr>
     <w:tblStylePr w:type="firstRow">
       <w:rPr>
@@ -15370,18 +15374,18 @@
       </w:rPr>
       <w:tblPr/>
       <w:tcPr>
-        <w:shd w:val="clear" w:color="auto" w:fill="999999" w:themeFill="text1" w:themeFillTint="66"/>
+        <w:shd w:val="clear" w:color="auto" w:fill="5C6684" w:themeFill="text1" w:themeFillTint="66"/>
       </w:tcPr>
     </w:tblStylePr>
     <w:tblStylePr w:type="lastRow">
       <w:rPr>
         <w:b/>
         <w:bCs/>
-        <w:color w:val="000000" w:themeColor="text1"/>
-      </w:rPr>
-      <w:tblPr/>
-      <w:tcPr>
-        <w:shd w:val="clear" w:color="auto" w:fill="999999" w:themeFill="text1" w:themeFillTint="66"/>
+        <w:color w:val="131237" w:themeColor="text1"/>
+      </w:rPr>
+      <w:tblPr/>
+      <w:tcPr>
+        <w:shd w:val="clear" w:color="auto" w:fill="5C6684" w:themeFill="text1" w:themeFillTint="66"/>
       </w:tcPr>
     </w:tblStylePr>
     <w:tblStylePr w:type="firstCol">
@@ -15390,7 +15394,7 @@
       </w:rPr>
       <w:tblPr/>
       <w:tcPr>
-        <w:shd w:val="clear" w:color="auto" w:fill="000000" w:themeFill="text1" w:themeFillShade="BF"/>
+        <w:shd w:val="clear" w:color="auto" w:fill="131237" w:themeFill="text1" w:themeFillShade="BF"/>
       </w:tcPr>
     </w:tblStylePr>
     <w:tblStylePr w:type="lastCol">
@@ -15399,19 +15403,19 @@
       </w:rPr>
       <w:tblPr/>
       <w:tcPr>
-        <w:shd w:val="clear" w:color="auto" w:fill="000000" w:themeFill="text1" w:themeFillShade="BF"/>
+        <w:shd w:val="clear" w:color="auto" w:fill="131237" w:themeFill="text1" w:themeFillShade="BF"/>
       </w:tcPr>
     </w:tblStylePr>
     <w:tblStylePr w:type="band1Vert">
       <w:tblPr/>
       <w:tcPr>
-        <w:shd w:val="clear" w:color="auto" w:fill="808080" w:themeFill="text1" w:themeFillTint="7F"/>
+        <w:shd w:val="clear" w:color="auto" w:fill="5C6684" w:themeFill="text1" w:themeFillTint="7F"/>
       </w:tcPr>
     </w:tblStylePr>
     <w:tblStylePr w:type="band1Horz">
       <w:tblPr/>
       <w:tcPr>
-        <w:shd w:val="clear" w:color="auto" w:fill="808080" w:themeFill="text1" w:themeFillTint="7F"/>
+        <w:shd w:val="clear" w:color="auto" w:fill="5C6684" w:themeFill="text1" w:themeFillTint="7F"/>
       </w:tcPr>
     </w:tblStylePr>
   </w:style>
@@ -15424,7 +15428,7 @@
       <w:spacing w:after="0" w:line="240" w:lineRule="auto"/>
     </w:pPr>
     <w:rPr>
-      <w:color w:val="000000" w:themeColor="text1"/>
+      <w:color w:val="131237" w:themeColor="text1"/>
     </w:rPr>
     <w:tblPr>
       <w:tblStyleRowBandSize w:val="1"/>
@@ -15441,7 +15445,7 @@
       </w:tblCellMar>
     </w:tblPr>
     <w:tcPr>
-      <w:shd w:val="clear" w:color="auto" w:fill="DBE5F1" w:themeFill="accent1" w:themeFillTint="33"/>
+      <w:shd w:val="clear" w:color="auto" w:fill="D1D0CB" w:themeFill="accent1" w:themeFillTint="33"/>
     </w:tcPr>
     <w:tblStylePr w:type="firstRow">
       <w:rPr>
@@ -15450,18 +15454,18 @@
       </w:rPr>
       <w:tblPr/>
       <w:tcPr>
-        <w:shd w:val="clear" w:color="auto" w:fill="B8CCE4" w:themeFill="accent1" w:themeFillTint="66"/>
+        <w:shd w:val="clear" w:color="auto" w:fill="D1D0CB" w:themeFill="accent1" w:themeFillTint="66"/>
       </w:tcPr>
     </w:tblStylePr>
     <w:tblStylePr w:type="lastRow">
       <w:rPr>
         <w:b/>
         <w:bCs/>
-        <w:color w:val="000000" w:themeColor="text1"/>
-      </w:rPr>
-      <w:tblPr/>
-      <w:tcPr>
-        <w:shd w:val="clear" w:color="auto" w:fill="B8CCE4" w:themeFill="accent1" w:themeFillTint="66"/>
+        <w:color w:val="131237" w:themeColor="text1"/>
+      </w:rPr>
+      <w:tblPr/>
+      <w:tcPr>
+        <w:shd w:val="clear" w:color="auto" w:fill="D1D0CB" w:themeFill="accent1" w:themeFillTint="66"/>
       </w:tcPr>
     </w:tblStylePr>
     <w:tblStylePr w:type="firstCol">
@@ -15470,7 +15474,7 @@
       </w:rPr>
       <w:tblPr/>
       <w:tcPr>
-        <w:shd w:val="clear" w:color="auto" w:fill="365F91" w:themeFill="accent1" w:themeFillShade="BF"/>
+        <w:shd w:val="clear" w:color="auto" w:fill="5C6684" w:themeFill="accent1" w:themeFillShade="BF"/>
       </w:tcPr>
     </w:tblStylePr>
     <w:tblStylePr w:type="lastCol">
@@ -15479,19 +15483,19 @@
       </w:rPr>
       <w:tblPr/>
       <w:tcPr>
-        <w:shd w:val="clear" w:color="auto" w:fill="365F91" w:themeFill="accent1" w:themeFillShade="BF"/>
+        <w:shd w:val="clear" w:color="auto" w:fill="5C6684" w:themeFill="accent1" w:themeFillShade="BF"/>
       </w:tcPr>
     </w:tblStylePr>
     <w:tblStylePr w:type="band1Vert">
       <w:tblPr/>
       <w:tcPr>
-        <w:shd w:val="clear" w:color="auto" w:fill="A7BFDE" w:themeFill="accent1" w:themeFillTint="7F"/>
+        <w:shd w:val="clear" w:color="auto" w:fill="D1D0CB" w:themeFill="accent1" w:themeFillTint="7F"/>
       </w:tcPr>
     </w:tblStylePr>
     <w:tblStylePr w:type="band1Horz">
       <w:tblPr/>
       <w:tcPr>
-        <w:shd w:val="clear" w:color="auto" w:fill="A7BFDE" w:themeFill="accent1" w:themeFillTint="7F"/>
+        <w:shd w:val="clear" w:color="auto" w:fill="D1D0CB" w:themeFill="accent1" w:themeFillTint="7F"/>
       </w:tcPr>
     </w:tblStylePr>
   </w:style>
@@ -15504,7 +15508,7 @@
       <w:spacing w:after="0" w:line="240" w:lineRule="auto"/>
     </w:pPr>
     <w:rPr>
-      <w:color w:val="000000" w:themeColor="text1"/>
+      <w:color w:val="131237" w:themeColor="text1"/>
     </w:rPr>
     <w:tblPr>
       <w:tblStyleRowBandSize w:val="1"/>
@@ -15521,7 +15525,7 @@
       </w:tblCellMar>
     </w:tblPr>
     <w:tcPr>
-      <w:shd w:val="clear" w:color="auto" w:fill="F2DBDB" w:themeFill="accent2" w:themeFillTint="33"/>
+      <w:shd w:val="clear" w:color="auto" w:fill="D1D0CB" w:themeFill="accent2" w:themeFillTint="33"/>
     </w:tcPr>
     <w:tblStylePr w:type="firstRow">
       <w:rPr>
@@ -15530,18 +15534,18 @@
       </w:rPr>
       <w:tblPr/>
       <w:tcPr>
-        <w:shd w:val="clear" w:color="auto" w:fill="E5B8B7" w:themeFill="accent2" w:themeFillTint="66"/>
+        <w:shd w:val="clear" w:color="auto" w:fill="D1D0CB" w:themeFill="accent2" w:themeFillTint="66"/>
       </w:tcPr>
     </w:tblStylePr>
     <w:tblStylePr w:type="lastRow">
       <w:rPr>
         <w:b/>
         <w:bCs/>
-        <w:color w:val="000000" w:themeColor="text1"/>
-      </w:rPr>
-      <w:tblPr/>
-      <w:tcPr>
-        <w:shd w:val="clear" w:color="auto" w:fill="E5B8B7" w:themeFill="accent2" w:themeFillTint="66"/>
+        <w:color w:val="131237" w:themeColor="text1"/>
+      </w:rPr>
+      <w:tblPr/>
+      <w:tcPr>
+        <w:shd w:val="clear" w:color="auto" w:fill="D1D0CB" w:themeFill="accent2" w:themeFillTint="66"/>
       </w:tcPr>
     </w:tblStylePr>
     <w:tblStylePr w:type="firstCol">
@@ -15550,7 +15554,7 @@
       </w:rPr>
       <w:tblPr/>
       <w:tcPr>
-        <w:shd w:val="clear" w:color="auto" w:fill="943634" w:themeFill="accent2" w:themeFillShade="BF"/>
+        <w:shd w:val="clear" w:color="auto" w:fill="2F2E47" w:themeFill="accent2" w:themeFillShade="BF"/>
       </w:tcPr>
     </w:tblStylePr>
     <w:tblStylePr w:type="lastCol">
@@ -15559,19 +15563,19 @@
       </w:rPr>
       <w:tblPr/>
       <w:tcPr>
-        <w:shd w:val="clear" w:color="auto" w:fill="943634" w:themeFill="accent2" w:themeFillShade="BF"/>
+        <w:shd w:val="clear" w:color="auto" w:fill="2F2E47" w:themeFill="accent2" w:themeFillShade="BF"/>
       </w:tcPr>
     </w:tblStylePr>
     <w:tblStylePr w:type="band1Vert">
       <w:tblPr/>
       <w:tcPr>
-        <w:shd w:val="clear" w:color="auto" w:fill="DFA7A6" w:themeFill="accent2" w:themeFillTint="7F"/>
+        <w:shd w:val="clear" w:color="auto" w:fill="D1D0CB" w:themeFill="accent2" w:themeFillTint="7F"/>
       </w:tcPr>
     </w:tblStylePr>
     <w:tblStylePr w:type="band1Horz">
       <w:tblPr/>
       <w:tcPr>
-        <w:shd w:val="clear" w:color="auto" w:fill="DFA7A6" w:themeFill="accent2" w:themeFillTint="7F"/>
+        <w:shd w:val="clear" w:color="auto" w:fill="D1D0CB" w:themeFill="accent2" w:themeFillTint="7F"/>
       </w:tcPr>
     </w:tblStylePr>
   </w:style>
@@ -15584,7 +15588,7 @@
       <w:spacing w:after="0" w:line="240" w:lineRule="auto"/>
     </w:pPr>
     <w:rPr>
-      <w:color w:val="000000" w:themeColor="text1"/>
+      <w:color w:val="131237" w:themeColor="text1"/>
     </w:rPr>
     <w:tblPr>
       <w:tblStyleRowBandSize w:val="1"/>
@@ -15601,7 +15605,7 @@
       </w:tblCellMar>
     </w:tblPr>
     <w:tcPr>
-      <w:shd w:val="clear" w:color="auto" w:fill="EAF1DD" w:themeFill="accent3" w:themeFillTint="33"/>
+      <w:shd w:val="clear" w:color="auto" w:fill="FFFFFF" w:themeFill="accent3" w:themeFillTint="33"/>
     </w:tcPr>
     <w:tblStylePr w:type="firstRow">
       <w:rPr>
@@ -15610,18 +15614,18 @@
       </w:rPr>
       <w:tblPr/>
       <w:tcPr>
-        <w:shd w:val="clear" w:color="auto" w:fill="D6E3BC" w:themeFill="accent3" w:themeFillTint="66"/>
+        <w:shd w:val="clear" w:color="auto" w:fill="D1D0CB" w:themeFill="accent3" w:themeFillTint="66"/>
       </w:tcPr>
     </w:tblStylePr>
     <w:tblStylePr w:type="lastRow">
       <w:rPr>
         <w:b/>
         <w:bCs/>
-        <w:color w:val="000000" w:themeColor="text1"/>
-      </w:rPr>
-      <w:tblPr/>
-      <w:tcPr>
-        <w:shd w:val="clear" w:color="auto" w:fill="D6E3BC" w:themeFill="accent3" w:themeFillTint="66"/>
+        <w:color w:val="131237" w:themeColor="text1"/>
+      </w:rPr>
+      <w:tblPr/>
+      <w:tcPr>
+        <w:shd w:val="clear" w:color="auto" w:fill="D1D0CB" w:themeFill="accent3" w:themeFillTint="66"/>
       </w:tcPr>
     </w:tblStylePr>
     <w:tblStylePr w:type="firstCol">
@@ -15630,7 +15634,7 @@
       </w:rPr>
       <w:tblPr/>
       <w:tcPr>
-        <w:shd w:val="clear" w:color="auto" w:fill="76923C" w:themeFill="accent3" w:themeFillShade="BF"/>
+        <w:shd w:val="clear" w:color="auto" w:fill="5C6684" w:themeFill="accent3" w:themeFillShade="BF"/>
       </w:tcPr>
     </w:tblStylePr>
     <w:tblStylePr w:type="lastCol">
@@ -15639,19 +15643,19 @@
       </w:rPr>
       <w:tblPr/>
       <w:tcPr>
-        <w:shd w:val="clear" w:color="auto" w:fill="76923C" w:themeFill="accent3" w:themeFillShade="BF"/>
+        <w:shd w:val="clear" w:color="auto" w:fill="5C6684" w:themeFill="accent3" w:themeFillShade="BF"/>
       </w:tcPr>
     </w:tblStylePr>
     <w:tblStylePr w:type="band1Vert">
       <w:tblPr/>
       <w:tcPr>
-        <w:shd w:val="clear" w:color="auto" w:fill="CDDDAC" w:themeFill="accent3" w:themeFillTint="7F"/>
+        <w:shd w:val="clear" w:color="auto" w:fill="D1D0CB" w:themeFill="accent3" w:themeFillTint="7F"/>
       </w:tcPr>
     </w:tblStylePr>
     <w:tblStylePr w:type="band1Horz">
       <w:tblPr/>
       <w:tcPr>
-        <w:shd w:val="clear" w:color="auto" w:fill="CDDDAC" w:themeFill="accent3" w:themeFillTint="7F"/>
+        <w:shd w:val="clear" w:color="auto" w:fill="D1D0CB" w:themeFill="accent3" w:themeFillTint="7F"/>
       </w:tcPr>
     </w:tblStylePr>
   </w:style>
@@ -15664,7 +15668,7 @@
       <w:spacing w:after="0" w:line="240" w:lineRule="auto"/>
     </w:pPr>
     <w:rPr>
-      <w:color w:val="000000" w:themeColor="text1"/>
+      <w:color w:val="131237" w:themeColor="text1"/>
     </w:rPr>
     <w:tblPr>
       <w:tblStyleRowBandSize w:val="1"/>
@@ -15681,7 +15685,7 @@
       </w:tblCellMar>
     </w:tblPr>
     <w:tcPr>
-      <w:shd w:val="clear" w:color="auto" w:fill="E5DFEC" w:themeFill="accent4" w:themeFillTint="33"/>
+      <w:shd w:val="clear" w:color="auto" w:fill="D1D0CB" w:themeFill="accent4" w:themeFillTint="33"/>
     </w:tcPr>
     <w:tblStylePr w:type="firstRow">
       <w:rPr>
@@ -15690,18 +15694,18 @@
       </w:rPr>
       <w:tblPr/>
       <w:tcPr>
-        <w:shd w:val="clear" w:color="auto" w:fill="CCC0D9" w:themeFill="accent4" w:themeFillTint="66"/>
+        <w:shd w:val="clear" w:color="auto" w:fill="D1D0CB" w:themeFill="accent4" w:themeFillTint="66"/>
       </w:tcPr>
     </w:tblStylePr>
     <w:tblStylePr w:type="lastRow">
       <w:rPr>
         <w:b/>
         <w:bCs/>
-        <w:color w:val="000000" w:themeColor="text1"/>
-      </w:rPr>
-      <w:tblPr/>
-      <w:tcPr>
-        <w:shd w:val="clear" w:color="auto" w:fill="CCC0D9" w:themeFill="accent4" w:themeFillTint="66"/>
+        <w:color w:val="131237" w:themeColor="text1"/>
+      </w:rPr>
+      <w:tblPr/>
+      <w:tcPr>
+        <w:shd w:val="clear" w:color="auto" w:fill="D1D0CB" w:themeFill="accent4" w:themeFillTint="66"/>
       </w:tcPr>
     </w:tblStylePr>
     <w:tblStylePr w:type="firstCol">
@@ -15710,7 +15714,7 @@
       </w:rPr>
       <w:tblPr/>
       <w:tcPr>
-        <w:shd w:val="clear" w:color="auto" w:fill="5F497A" w:themeFill="accent4" w:themeFillShade="BF"/>
+        <w:shd w:val="clear" w:color="auto" w:fill="5C6684" w:themeFill="accent4" w:themeFillShade="BF"/>
       </w:tcPr>
     </w:tblStylePr>
     <w:tblStylePr w:type="lastCol">
@@ -15719,19 +15723,19 @@
       </w:rPr>
       <w:tblPr/>
       <w:tcPr>
-        <w:shd w:val="clear" w:color="auto" w:fill="5F497A" w:themeFill="accent4" w:themeFillShade="BF"/>
+        <w:shd w:val="clear" w:color="auto" w:fill="5C6684" w:themeFill="accent4" w:themeFillShade="BF"/>
       </w:tcPr>
     </w:tblStylePr>
     <w:tblStylePr w:type="band1Vert">
       <w:tblPr/>
       <w:tcPr>
-        <w:shd w:val="clear" w:color="auto" w:fill="BFB1D0" w:themeFill="accent4" w:themeFillTint="7F"/>
+        <w:shd w:val="clear" w:color="auto" w:fill="D1D0CB" w:themeFill="accent4" w:themeFillTint="7F"/>
       </w:tcPr>
     </w:tblStylePr>
     <w:tblStylePr w:type="band1Horz">
       <w:tblPr/>
       <w:tcPr>
-        <w:shd w:val="clear" w:color="auto" w:fill="BFB1D0" w:themeFill="accent4" w:themeFillTint="7F"/>
+        <w:shd w:val="clear" w:color="auto" w:fill="D1D0CB" w:themeFill="accent4" w:themeFillTint="7F"/>
       </w:tcPr>
     </w:tblStylePr>
   </w:style>
@@ -15744,7 +15748,7 @@
       <w:spacing w:after="0" w:line="240" w:lineRule="auto"/>
     </w:pPr>
     <w:rPr>
-      <w:color w:val="000000" w:themeColor="text1"/>
+      <w:color w:val="131237" w:themeColor="text1"/>
     </w:rPr>
     <w:tblPr>
       <w:tblStyleRowBandSize w:val="1"/>
@@ -15761,7 +15765,7 @@
       </w:tblCellMar>
     </w:tblPr>
     <w:tcPr>
-      <w:shd w:val="clear" w:color="auto" w:fill="DAEEF3" w:themeFill="accent5" w:themeFillTint="33"/>
+      <w:shd w:val="clear" w:color="auto" w:fill="FFFFFF" w:themeFill="accent5" w:themeFillTint="33"/>
     </w:tcPr>
     <w:tblStylePr w:type="firstRow">
       <w:rPr>
@@ -15770,18 +15774,18 @@
       </w:rPr>
       <w:tblPr/>
       <w:tcPr>
-        <w:shd w:val="clear" w:color="auto" w:fill="B6DDE8" w:themeFill="accent5" w:themeFillTint="66"/>
+        <w:shd w:val="clear" w:color="auto" w:fill="D1D0CB" w:themeFill="accent5" w:themeFillTint="66"/>
       </w:tcPr>
     </w:tblStylePr>
     <w:tblStylePr w:type="lastRow">
       <w:rPr>
         <w:b/>
         <w:bCs/>
-        <w:color w:val="000000" w:themeColor="text1"/>
-      </w:rPr>
-      <w:tblPr/>
-      <w:tcPr>
-        <w:shd w:val="clear" w:color="auto" w:fill="B6DDE8" w:themeFill="accent5" w:themeFillTint="66"/>
+        <w:color w:val="131237" w:themeColor="text1"/>
+      </w:rPr>
+      <w:tblPr/>
+      <w:tcPr>
+        <w:shd w:val="clear" w:color="auto" w:fill="D1D0CB" w:themeFill="accent5" w:themeFillTint="66"/>
       </w:tcPr>
     </w:tblStylePr>
     <w:tblStylePr w:type="firstCol">
@@ -15790,7 +15794,7 @@
       </w:rPr>
       <w:tblPr/>
       <w:tcPr>
-        <w:shd w:val="clear" w:color="auto" w:fill="31849B" w:themeFill="accent5" w:themeFillShade="BF"/>
+        <w:shd w:val="clear" w:color="auto" w:fill="5C6684" w:themeFill="accent5" w:themeFillShade="BF"/>
       </w:tcPr>
     </w:tblStylePr>
     <w:tblStylePr w:type="lastCol">
@@ -15799,19 +15803,19 @@
       </w:rPr>
       <w:tblPr/>
       <w:tcPr>
-        <w:shd w:val="clear" w:color="auto" w:fill="31849B" w:themeFill="accent5" w:themeFillShade="BF"/>
+        <w:shd w:val="clear" w:color="auto" w:fill="5C6684" w:themeFill="accent5" w:themeFillShade="BF"/>
       </w:tcPr>
     </w:tblStylePr>
     <w:tblStylePr w:type="band1Vert">
       <w:tblPr/>
       <w:tcPr>
-        <w:shd w:val="clear" w:color="auto" w:fill="A5D5E2" w:themeFill="accent5" w:themeFillTint="7F"/>
+        <w:shd w:val="clear" w:color="auto" w:fill="D1D0CB" w:themeFill="accent5" w:themeFillTint="7F"/>
       </w:tcPr>
     </w:tblStylePr>
     <w:tblStylePr w:type="band1Horz">
       <w:tblPr/>
       <w:tcPr>
-        <w:shd w:val="clear" w:color="auto" w:fill="A5D5E2" w:themeFill="accent5" w:themeFillTint="7F"/>
+        <w:shd w:val="clear" w:color="auto" w:fill="D1D0CB" w:themeFill="accent5" w:themeFillTint="7F"/>
       </w:tcPr>
     </w:tblStylePr>
   </w:style>
@@ -15824,7 +15828,7 @@
       <w:spacing w:after="0" w:line="240" w:lineRule="auto"/>
     </w:pPr>
     <w:rPr>
-      <w:color w:val="000000" w:themeColor="text1"/>
+      <w:color w:val="131237" w:themeColor="text1"/>
     </w:rPr>
     <w:tblPr>
       <w:tblStyleRowBandSize w:val="1"/>
@@ -15841,7 +15845,7 @@
       </w:tblCellMar>
     </w:tblPr>
     <w:tcPr>
-      <w:shd w:val="clear" w:color="auto" w:fill="FDE9D9" w:themeFill="accent6" w:themeFillTint="33"/>
+      <w:shd w:val="clear" w:color="auto" w:fill="FFFFFF" w:themeFill="accent6" w:themeFillTint="33"/>
     </w:tcPr>
     <w:tblStylePr w:type="firstRow">
       <w:rPr>
@@ -15850,18 +15854,18 @@
       </w:rPr>
       <w:tblPr/>
       <w:tcPr>
-        <w:shd w:val="clear" w:color="auto" w:fill="FBD4B4" w:themeFill="accent6" w:themeFillTint="66"/>
+        <w:shd w:val="clear" w:color="auto" w:fill="D1D0CB" w:themeFill="accent6" w:themeFillTint="66"/>
       </w:tcPr>
     </w:tblStylePr>
     <w:tblStylePr w:type="lastRow">
       <w:rPr>
         <w:b/>
         <w:bCs/>
-        <w:color w:val="000000" w:themeColor="text1"/>
-      </w:rPr>
-      <w:tblPr/>
-      <w:tcPr>
-        <w:shd w:val="clear" w:color="auto" w:fill="FBD4B4" w:themeFill="accent6" w:themeFillTint="66"/>
+        <w:color w:val="131237" w:themeColor="text1"/>
+      </w:rPr>
+      <w:tblPr/>
+      <w:tcPr>
+        <w:shd w:val="clear" w:color="auto" w:fill="D1D0CB" w:themeFill="accent6" w:themeFillTint="66"/>
       </w:tcPr>
     </w:tblStylePr>
     <w:tblStylePr w:type="firstCol">
@@ -15870,7 +15874,7 @@
       </w:rPr>
       <w:tblPr/>
       <w:tcPr>
-        <w:shd w:val="clear" w:color="auto" w:fill="E36C0A" w:themeFill="accent6" w:themeFillShade="BF"/>
+        <w:shd w:val="clear" w:color="auto" w:fill="5C6684" w:themeFill="accent6" w:themeFillShade="BF"/>
       </w:tcPr>
     </w:tblStylePr>
     <w:tblStylePr w:type="lastCol">
@@ -15879,19 +15883,19 @@
       </w:rPr>
       <w:tblPr/>
       <w:tcPr>
-        <w:shd w:val="clear" w:color="auto" w:fill="E36C0A" w:themeFill="accent6" w:themeFillShade="BF"/>
+        <w:shd w:val="clear" w:color="auto" w:fill="5C6684" w:themeFill="accent6" w:themeFillShade="BF"/>
       </w:tcPr>
     </w:tblStylePr>
     <w:tblStylePr w:type="band1Vert">
       <w:tblPr/>
       <w:tcPr>
-        <w:shd w:val="clear" w:color="auto" w:fill="FBCAA2" w:themeFill="accent6" w:themeFillTint="7F"/>
+        <w:shd w:val="clear" w:color="auto" w:fill="D1D0CB" w:themeFill="accent6" w:themeFillTint="7F"/>
       </w:tcPr>
     </w:tblStylePr>
     <w:tblStylePr w:type="band1Horz">
       <w:tblPr/>
       <w:tcPr>
-        <w:shd w:val="clear" w:color="auto" w:fill="FBCAA2" w:themeFill="accent6" w:themeFillTint="7F"/>
+        <w:shd w:val="clear" w:color="auto" w:fill="D1D0CB" w:themeFill="accent6" w:themeFillTint="7F"/>
       </w:tcPr>
     </w:tblStylePr>
   </w:style>
@@ -16077,7 +16081,7 @@
       <w:rFonts w:asciiTheme="majorHAnsi" w:eastAsiaTheme="majorEastAsia" w:hAnsiTheme="majorHAnsi" w:cstheme="majorBidi"/>
       <w:b/>
       <w:bCs/>
-      <w:color w:val="365F91" w:themeColor="accent1" w:themeShade="BF"/>
+      <w:color w:val="5C6684" w:themeColor="accent1" w:themeShade="BF"/>
       <w:sz w:val="28"/>
       <w:szCs w:val="28"/>
     </w:rPr>
@@ -16101,7 +16105,7 @@
       <w:rFonts w:asciiTheme="majorHAnsi" w:eastAsiaTheme="majorEastAsia" w:hAnsiTheme="majorHAnsi" w:cstheme="majorBidi"/>
       <w:b/>
       <w:bCs/>
-      <w:color w:val="4F81BD" w:themeColor="accent1"/>
+      <w:color w:val="5C6684" w:themeColor="accent1"/>
       <w:sz w:val="26"/>
       <w:szCs w:val="26"/>
     </w:rPr>
@@ -16125,7 +16129,7 @@
       <w:rFonts w:asciiTheme="majorHAnsi" w:eastAsiaTheme="majorEastAsia" w:hAnsiTheme="majorHAnsi" w:cstheme="majorBidi"/>
       <w:b/>
       <w:bCs/>
-      <w:color w:val="4F81BD" w:themeColor="accent1"/>
+      <w:color w:val="5C6684" w:themeColor="accent1"/>
     </w:rPr>
   </w:style>
   <w:style w:type="paragraph" w:styleId="Heading4">
@@ -16150,7 +16154,7 @@
       <w:bCs/>
       <w:i/>
       <w:iCs/>
-      <w:color w:val="4F81BD" w:themeColor="accent1"/>
+      <w:color w:val="5C6684" w:themeColor="accent1"/>
     </w:rPr>
   </w:style>
   <w:style w:type="paragraph" w:styleId="Heading5">
@@ -16171,7 +16175,7 @@
     </w:pPr>
     <w:rPr>
       <w:rFonts w:asciiTheme="majorHAnsi" w:eastAsiaTheme="majorEastAsia" w:hAnsiTheme="majorHAnsi" w:cstheme="majorBidi"/>
-      <w:color w:val="243F60" w:themeColor="accent1" w:themeShade="7F"/>
+      <w:color w:val="2F2E47" w:themeColor="accent1" w:themeShade="7F"/>
     </w:rPr>
   </w:style>
   <w:style w:type="paragraph" w:styleId="Heading6">
@@ -16194,7 +16198,7 @@
       <w:rFonts w:asciiTheme="majorHAnsi" w:eastAsiaTheme="majorEastAsia" w:hAnsiTheme="majorHAnsi" w:cstheme="majorBidi"/>
       <w:i/>
       <w:iCs/>
-      <w:color w:val="243F60" w:themeColor="accent1" w:themeShade="7F"/>
+      <w:color w:val="2F2E47" w:themeColor="accent1" w:themeShade="7F"/>
     </w:rPr>
   </w:style>
   <w:style w:type="paragraph" w:styleId="Heading7">
@@ -16217,7 +16221,7 @@
       <w:rFonts w:asciiTheme="majorHAnsi" w:eastAsiaTheme="majorEastAsia" w:hAnsiTheme="majorHAnsi" w:cstheme="majorBidi"/>
       <w:i/>
       <w:iCs/>
-      <w:color w:val="404040" w:themeColor="text1" w:themeTint="BF"/>
+      <w:color w:val="2F2E47" w:themeColor="text1" w:themeTint="BF"/>
     </w:rPr>
   </w:style>
   <w:style w:type="paragraph" w:styleId="Heading8">
@@ -16238,7 +16242,7 @@
     </w:pPr>
     <w:rPr>
       <w:rFonts w:asciiTheme="majorHAnsi" w:eastAsiaTheme="majorEastAsia" w:hAnsiTheme="majorHAnsi" w:cstheme="majorBidi"/>
-      <w:color w:val="4F81BD" w:themeColor="accent1"/>
+      <w:color w:val="5C6684" w:themeColor="accent1"/>
       <w:sz w:val="20"/>
       <w:szCs w:val="20"/>
     </w:rPr>
@@ -16263,7 +16267,7 @@
       <w:rFonts w:asciiTheme="majorHAnsi" w:eastAsiaTheme="majorEastAsia" w:hAnsiTheme="majorHAnsi" w:cstheme="majorBidi"/>
       <w:i/>
       <w:iCs/>
-      <w:color w:val="404040" w:themeColor="text1" w:themeTint="BF"/>
+      <w:color w:val="2F2E47" w:themeColor="text1" w:themeTint="BF"/>
       <w:sz w:val="20"/>
       <w:szCs w:val="20"/>
     </w:rPr>
@@ -16314,7 +16318,7 @@
       <w:rFonts w:asciiTheme="majorHAnsi" w:eastAsiaTheme="majorEastAsia" w:hAnsiTheme="majorHAnsi" w:cstheme="majorBidi"/>
       <w:b/>
       <w:bCs/>
-      <w:color w:val="365F91" w:themeColor="accent1" w:themeShade="BF"/>
+      <w:color w:val="5C6684" w:themeColor="accent1" w:themeShade="BF"/>
       <w:sz w:val="28"/>
       <w:szCs w:val="28"/>
     </w:rPr>
@@ -16329,7 +16333,7 @@
       <w:rFonts w:asciiTheme="majorHAnsi" w:eastAsiaTheme="majorEastAsia" w:hAnsiTheme="majorHAnsi" w:cstheme="majorBidi"/>
       <w:b/>
       <w:bCs/>
-      <w:color w:val="4F81BD" w:themeColor="accent1"/>
+      <w:color w:val="5C6684" w:themeColor="accent1"/>
       <w:sz w:val="26"/>
       <w:szCs w:val="26"/>
     </w:rPr>
@@ -16344,7 +16348,7 @@
       <w:rFonts w:asciiTheme="majorHAnsi" w:eastAsiaTheme="majorEastAsia" w:hAnsiTheme="majorHAnsi" w:cstheme="majorBidi"/>
       <w:b/>
       <w:bCs/>
-      <w:color w:val="4F81BD" w:themeColor="accent1"/>
+      <w:color w:val="5C6684" w:themeColor="accent1"/>
     </w:rPr>
   </w:style>
   <w:style w:type="paragraph" w:styleId="Title">
@@ -16364,7 +16368,7 @@
     </w:pPr>
     <w:rPr>
       <w:rFonts w:asciiTheme="majorHAnsi" w:eastAsiaTheme="majorEastAsia" w:hAnsiTheme="majorHAnsi" w:cstheme="majorBidi"/>
-      <w:color w:val="17365D" w:themeColor="text2" w:themeShade="BF"/>
+      <w:color w:val="2F2E47" w:themeColor="text2" w:themeShade="BF"/>
       <w:spacing w:val="5"/>
       <w:kern w:val="28"/>
       <w:sz w:val="52"/>
@@ -16379,7 +16383,7 @@
     <w:rsid w:val="00FC693F"/>
     <w:rPr>
       <w:rFonts w:asciiTheme="majorHAnsi" w:eastAsiaTheme="majorEastAsia" w:hAnsiTheme="majorHAnsi" w:cstheme="majorBidi"/>
-      <w:color w:val="17365D" w:themeColor="text2" w:themeShade="BF"/>
+      <w:color w:val="2F2E47" w:themeColor="text2" w:themeShade="BF"/>
       <w:spacing w:val="5"/>
       <w:kern w:val="28"/>
       <w:sz w:val="52"/>
@@ -16403,7 +16407,7 @@
       <w:rFonts w:asciiTheme="majorHAnsi" w:eastAsiaTheme="majorEastAsia" w:hAnsiTheme="majorHAnsi" w:cstheme="majorBidi"/>
       <w:i/>
       <w:iCs/>
-      <w:color w:val="4F81BD" w:themeColor="accent1"/>
+      <w:color w:val="5C6684" w:themeColor="accent1"/>
       <w:spacing w:val="15"/>
       <w:sz w:val="24"/>
       <w:szCs w:val="24"/>
@@ -16419,7 +16423,7 @@
       <w:rFonts w:asciiTheme="majorHAnsi" w:eastAsiaTheme="majorEastAsia" w:hAnsiTheme="majorHAnsi" w:cstheme="majorBidi"/>
       <w:i/>
       <w:iCs/>
-      <w:color w:val="4F81BD" w:themeColor="accent1"/>
+      <w:color w:val="5C6684" w:themeColor="accent1"/>
       <w:spacing w:val="15"/>
       <w:sz w:val="24"/>
       <w:szCs w:val="24"/>
@@ -16691,7 +16695,7 @@
     <w:rPr>
       <w:i/>
       <w:iCs/>
-      <w:color w:val="000000" w:themeColor="text1"/>
+      <w:color w:val="131237" w:themeColor="text1"/>
     </w:rPr>
   </w:style>
   <w:style w:type="character" w:customStyle="1" w:styleId="QuoteChar">
@@ -16703,7 +16707,7 @@
     <w:rPr>
       <w:i/>
       <w:iCs/>
-      <w:color w:val="000000" w:themeColor="text1"/>
+      <w:color w:val="131237" w:themeColor="text1"/>
     </w:rPr>
   </w:style>
   <w:style w:type="character" w:customStyle="1" w:styleId="Heading4Char">
@@ -16719,7 +16723,7 @@
       <w:bCs/>
       <w:i/>
       <w:iCs/>
-      <w:color w:val="4F81BD" w:themeColor="accent1"/>
+      <w:color w:val="5C6684" w:themeColor="accent1"/>
     </w:rPr>
   </w:style>
   <w:style w:type="character" w:customStyle="1" w:styleId="Heading5Char">
@@ -16731,7 +16735,7 @@
     <w:rsid w:val="00FC693F"/>
     <w:rPr>
       <w:rFonts w:asciiTheme="majorHAnsi" w:eastAsiaTheme="majorEastAsia" w:hAnsiTheme="majorHAnsi" w:cstheme="majorBidi"/>
-      <w:color w:val="243F60" w:themeColor="accent1" w:themeShade="7F"/>
+      <w:color w:val="2F2E47" w:themeColor="accent1" w:themeShade="7F"/>
     </w:rPr>
   </w:style>
   <w:style w:type="character" w:customStyle="1" w:styleId="Heading6Char">
@@ -16745,7 +16749,7 @@
       <w:rFonts w:asciiTheme="majorHAnsi" w:eastAsiaTheme="majorEastAsia" w:hAnsiTheme="majorHAnsi" w:cstheme="majorBidi"/>
       <w:i/>
       <w:iCs/>
-      <w:color w:val="243F60" w:themeColor="accent1" w:themeShade="7F"/>
+      <w:color w:val="2F2E47" w:themeColor="accent1" w:themeShade="7F"/>
     </w:rPr>
   </w:style>
   <w:style w:type="character" w:customStyle="1" w:styleId="Heading7Char">
@@ -16759,7 +16763,7 @@
       <w:rFonts w:asciiTheme="majorHAnsi" w:eastAsiaTheme="majorEastAsia" w:hAnsiTheme="majorHAnsi" w:cstheme="majorBidi"/>
       <w:i/>
       <w:iCs/>
-      <w:color w:val="404040" w:themeColor="text1" w:themeTint="BF"/>
+      <w:color w:val="2F2E47" w:themeColor="text1" w:themeTint="BF"/>
     </w:rPr>
   </w:style>
   <w:style w:type="character" w:customStyle="1" w:styleId="Heading8Char">
@@ -16771,7 +16775,7 @@
     <w:rsid w:val="00FC693F"/>
     <w:rPr>
       <w:rFonts w:asciiTheme="majorHAnsi" w:eastAsiaTheme="majorEastAsia" w:hAnsiTheme="majorHAnsi" w:cstheme="majorBidi"/>
-      <w:color w:val="4F81BD" w:themeColor="accent1"/>
+      <w:color w:val="5C6684" w:themeColor="accent1"/>
       <w:sz w:val="20"/>
       <w:szCs w:val="20"/>
     </w:rPr>
@@ -16787,7 +16791,7 @@
       <w:rFonts w:asciiTheme="majorHAnsi" w:eastAsiaTheme="majorEastAsia" w:hAnsiTheme="majorHAnsi" w:cstheme="majorBidi"/>
       <w:i/>
       <w:iCs/>
-      <w:color w:val="404040" w:themeColor="text1" w:themeTint="BF"/>
+      <w:color w:val="2F2E47" w:themeColor="text1" w:themeTint="BF"/>
       <w:sz w:val="20"/>
       <w:szCs w:val="20"/>
     </w:rPr>
@@ -16807,7 +16811,7 @@
     <w:rPr>
       <w:b/>
       <w:bCs/>
-      <w:color w:val="4F81BD" w:themeColor="accent1"/>
+      <w:color w:val="5C6684" w:themeColor="accent1"/>
       <w:sz w:val="18"/>
       <w:szCs w:val="18"/>
     </w:rPr>
@@ -16854,7 +16858,7 @@
       <w:bCs/>
       <w:i/>
       <w:iCs/>
-      <w:color w:val="4F81BD" w:themeColor="accent1"/>
+      <w:color w:val="5C6684" w:themeColor="accent1"/>
     </w:rPr>
   </w:style>
   <w:style w:type="character" w:customStyle="1" w:styleId="IntenseQuoteChar">
@@ -16868,7 +16872,7 @@
       <w:bCs/>
       <w:i/>
       <w:iCs/>
-      <w:color w:val="4F81BD" w:themeColor="accent1"/>
+      <w:color w:val="5C6684" w:themeColor="accent1"/>
     </w:rPr>
   </w:style>
   <w:style w:type="character" w:styleId="SubtleEmphasis">
@@ -16880,7 +16884,7 @@
     <w:rPr>
       <w:i/>
       <w:iCs/>
-      <w:color w:val="808080" w:themeColor="text1" w:themeTint="7F"/>
+      <w:color w:val="5C6684" w:themeColor="text1" w:themeTint="7F"/>
     </w:rPr>
   </w:style>
   <w:style w:type="character" w:styleId="IntenseEmphasis">
@@ -16894,7 +16898,7 @@
       <w:bCs/>
       <w:i/>
       <w:iCs/>
-      <w:color w:val="4F81BD" w:themeColor="accent1"/>
+      <w:color w:val="5C6684" w:themeColor="accent1"/>
     </w:rPr>
   </w:style>
   <w:style w:type="character" w:styleId="SubtleReference">
@@ -16905,7 +16909,7 @@
     <w:rsid w:val="00FC693F"/>
     <w:rPr>
       <w:smallCaps/>
-      <w:color w:val="C0504D" w:themeColor="accent2"/>
+      <w:color w:val="5C6684" w:themeColor="accent2"/>
       <w:u w:val="single"/>
     </w:rPr>
   </w:style>
@@ -16919,7 +16923,7 @@
       <w:b/>
       <w:bCs/>
       <w:smallCaps/>
-      <w:color w:val="C0504D" w:themeColor="accent2"/>
+      <w:color w:val="5C6684" w:themeColor="accent2"/>
       <w:spacing w:val="5"/>
       <w:u w:val="single"/>
     </w:rPr>
@@ -16985,7 +16989,7 @@
       <w:spacing w:after="0" w:line="240" w:lineRule="auto"/>
     </w:pPr>
     <w:rPr>
-      <w:color w:val="000000" w:themeColor="text1" w:themeShade="BF"/>
+      <w:color w:val="131237" w:themeColor="text1" w:themeShade="BF"/>
     </w:rPr>
     <w:tblPr>
       <w:tblStyleRowBandSize w:val="1"/>
@@ -17063,7 +17067,7 @@
           <w:insideH w:val="nil"/>
           <w:insideV w:val="nil"/>
         </w:tcBorders>
-        <w:shd w:val="clear" w:color="auto" w:fill="C0C0C0" w:themeFill="text1" w:themeFillTint="3F"/>
+        <w:shd w:val="clear" w:color="auto" w:fill="D1D0CB" w:themeFill="text1" w:themeFillTint="3F"/>
       </w:tcPr>
     </w:tblStylePr>
     <w:tblStylePr w:type="band1Horz">
@@ -17075,7 +17079,7 @@
           <w:insideH w:val="nil"/>
           <w:insideV w:val="nil"/>
         </w:tcBorders>
-        <w:shd w:val="clear" w:color="auto" w:fill="C0C0C0" w:themeFill="text1" w:themeFillTint="3F"/>
+        <w:shd w:val="clear" w:color="auto" w:fill="D1D0CB" w:themeFill="text1" w:themeFillTint="3F"/>
       </w:tcPr>
     </w:tblStylePr>
   </w:style>
@@ -17088,7 +17092,7 @@
       <w:spacing w:after="0" w:line="240" w:lineRule="auto"/>
     </w:pPr>
     <w:rPr>
-      <w:color w:val="365F91" w:themeColor="accent1" w:themeShade="BF"/>
+      <w:color w:val="5C6684" w:themeColor="accent1" w:themeShade="BF"/>
     </w:rPr>
     <w:tblPr>
       <w:tblStyleRowBandSize w:val="1"/>
@@ -17166,7 +17170,7 @@
           <w:insideH w:val="nil"/>
           <w:insideV w:val="nil"/>
         </w:tcBorders>
-        <w:shd w:val="clear" w:color="auto" w:fill="D3DFEE" w:themeFill="accent1" w:themeFillTint="3F"/>
+        <w:shd w:val="clear" w:color="auto" w:fill="D1D0CB" w:themeFill="accent1" w:themeFillTint="3F"/>
       </w:tcPr>
     </w:tblStylePr>
     <w:tblStylePr w:type="band1Horz">
@@ -17178,7 +17182,7 @@
           <w:insideH w:val="nil"/>
           <w:insideV w:val="nil"/>
         </w:tcBorders>
-        <w:shd w:val="clear" w:color="auto" w:fill="D3DFEE" w:themeFill="accent1" w:themeFillTint="3F"/>
+        <w:shd w:val="clear" w:color="auto" w:fill="D1D0CB" w:themeFill="accent1" w:themeFillTint="3F"/>
       </w:tcPr>
     </w:tblStylePr>
   </w:style>
@@ -17191,7 +17195,7 @@
       <w:spacing w:after="0" w:line="240" w:lineRule="auto"/>
     </w:pPr>
     <w:rPr>
-      <w:color w:val="943634" w:themeColor="accent2" w:themeShade="BF"/>
+      <w:color w:val="2F2E47" w:themeColor="accent2" w:themeShade="BF"/>
     </w:rPr>
     <w:tblPr>
       <w:tblStyleRowBandSize w:val="1"/>
@@ -17269,7 +17273,7 @@
           <w:insideH w:val="nil"/>
           <w:insideV w:val="nil"/>
         </w:tcBorders>
-        <w:shd w:val="clear" w:color="auto" w:fill="EFD3D2" w:themeFill="accent2" w:themeFillTint="3F"/>
+        <w:shd w:val="clear" w:color="auto" w:fill="D1D0CB" w:themeFill="accent2" w:themeFillTint="3F"/>
       </w:tcPr>
     </w:tblStylePr>
     <w:tblStylePr w:type="band1Horz">
@@ -17281,7 +17285,7 @@
           <w:insideH w:val="nil"/>
           <w:insideV w:val="nil"/>
         </w:tcBorders>
-        <w:shd w:val="clear" w:color="auto" w:fill="EFD3D2" w:themeFill="accent2" w:themeFillTint="3F"/>
+        <w:shd w:val="clear" w:color="auto" w:fill="D1D0CB" w:themeFill="accent2" w:themeFillTint="3F"/>
       </w:tcPr>
     </w:tblStylePr>
   </w:style>
@@ -17294,7 +17298,7 @@
       <w:spacing w:after="0" w:line="240" w:lineRule="auto"/>
     </w:pPr>
     <w:rPr>
-      <w:color w:val="76923C" w:themeColor="accent3" w:themeShade="BF"/>
+      <w:color w:val="5C6684" w:themeColor="accent3" w:themeShade="BF"/>
     </w:rPr>
     <w:tblPr>
       <w:tblStyleRowBandSize w:val="1"/>
@@ -17372,7 +17376,7 @@
           <w:insideH w:val="nil"/>
           <w:insideV w:val="nil"/>
         </w:tcBorders>
-        <w:shd w:val="clear" w:color="auto" w:fill="E6EED5" w:themeFill="accent3" w:themeFillTint="3F"/>
+        <w:shd w:val="clear" w:color="auto" w:fill="D1D0CB" w:themeFill="accent3" w:themeFillTint="3F"/>
       </w:tcPr>
     </w:tblStylePr>
     <w:tblStylePr w:type="band1Horz">
@@ -17384,7 +17388,7 @@
           <w:insideH w:val="nil"/>
           <w:insideV w:val="nil"/>
         </w:tcBorders>
-        <w:shd w:val="clear" w:color="auto" w:fill="E6EED5" w:themeFill="accent3" w:themeFillTint="3F"/>
+        <w:shd w:val="clear" w:color="auto" w:fill="D1D0CB" w:themeFill="accent3" w:themeFillTint="3F"/>
       </w:tcPr>
     </w:tblStylePr>
   </w:style>
@@ -17397,7 +17401,7 @@
       <w:spacing w:after="0" w:line="240" w:lineRule="auto"/>
     </w:pPr>
     <w:rPr>
-      <w:color w:val="5F497A" w:themeColor="accent4" w:themeShade="BF"/>
+      <w:color w:val="5C6684" w:themeColor="accent4" w:themeShade="BF"/>
     </w:rPr>
     <w:tblPr>
       <w:tblStyleRowBandSize w:val="1"/>
@@ -17475,7 +17479,7 @@
           <w:insideH w:val="nil"/>
           <w:insideV w:val="nil"/>
         </w:tcBorders>
-        <w:shd w:val="clear" w:color="auto" w:fill="DFD8E8" w:themeFill="accent4" w:themeFillTint="3F"/>
+        <w:shd w:val="clear" w:color="auto" w:fill="D1D0CB" w:themeFill="accent4" w:themeFillTint="3F"/>
       </w:tcPr>
     </w:tblStylePr>
     <w:tblStylePr w:type="band1Horz">
@@ -17487,7 +17491,7 @@
           <w:insideH w:val="nil"/>
           <w:insideV w:val="nil"/>
         </w:tcBorders>
-        <w:shd w:val="clear" w:color="auto" w:fill="DFD8E8" w:themeFill="accent4" w:themeFillTint="3F"/>
+        <w:shd w:val="clear" w:color="auto" w:fill="D1D0CB" w:themeFill="accent4" w:themeFillTint="3F"/>
       </w:tcPr>
     </w:tblStylePr>
   </w:style>
@@ -17500,7 +17504,7 @@
       <w:spacing w:after="0" w:line="240" w:lineRule="auto"/>
     </w:pPr>
     <w:rPr>
-      <w:color w:val="31849B" w:themeColor="accent5" w:themeShade="BF"/>
+      <w:color w:val="5C6684" w:themeColor="accent5" w:themeShade="BF"/>
     </w:rPr>
     <w:tblPr>
       <w:tblStyleRowBandSize w:val="1"/>
@@ -17578,7 +17582,7 @@
           <w:insideH w:val="nil"/>
           <w:insideV w:val="nil"/>
         </w:tcBorders>
-        <w:shd w:val="clear" w:color="auto" w:fill="D2EAF1" w:themeFill="accent5" w:themeFillTint="3F"/>
+        <w:shd w:val="clear" w:color="auto" w:fill="D1D0CB" w:themeFill="accent5" w:themeFillTint="3F"/>
       </w:tcPr>
     </w:tblStylePr>
     <w:tblStylePr w:type="band1Horz">
@@ -17590,7 +17594,7 @@
           <w:insideH w:val="nil"/>
           <w:insideV w:val="nil"/>
         </w:tcBorders>
-        <w:shd w:val="clear" w:color="auto" w:fill="D2EAF1" w:themeFill="accent5" w:themeFillTint="3F"/>
+        <w:shd w:val="clear" w:color="auto" w:fill="D1D0CB" w:themeFill="accent5" w:themeFillTint="3F"/>
       </w:tcPr>
     </w:tblStylePr>
   </w:style>
@@ -17603,7 +17607,7 @@
       <w:spacing w:after="0" w:line="240" w:lineRule="auto"/>
     </w:pPr>
     <w:rPr>
-      <w:color w:val="E36C0A" w:themeColor="accent6" w:themeShade="BF"/>
+      <w:color w:val="5C6684" w:themeColor="accent6" w:themeShade="BF"/>
     </w:rPr>
     <w:tblPr>
       <w:tblStyleRowBandSize w:val="1"/>
@@ -17681,7 +17685,7 @@
           <w:insideH w:val="nil"/>
           <w:insideV w:val="nil"/>
         </w:tcBorders>
-        <w:shd w:val="clear" w:color="auto" w:fill="FDE4D0" w:themeFill="accent6" w:themeFillTint="3F"/>
+        <w:shd w:val="clear" w:color="auto" w:fill="D1D0CB" w:themeFill="accent6" w:themeFillTint="3F"/>
       </w:tcPr>
     </w:tblStylePr>
     <w:tblStylePr w:type="band1Horz">
@@ -17693,7 +17697,7 @@
           <w:insideH w:val="nil"/>
           <w:insideV w:val="nil"/>
         </w:tcBorders>
-        <w:shd w:val="clear" w:color="auto" w:fill="FDE4D0" w:themeFill="accent6" w:themeFillTint="3F"/>
+        <w:shd w:val="clear" w:color="auto" w:fill="D1D0CB" w:themeFill="accent6" w:themeFillTint="3F"/>
       </w:tcPr>
     </w:tblStylePr>
   </w:style>
@@ -17733,7 +17737,7 @@
       </w:rPr>
       <w:tblPr/>
       <w:tcPr>
-        <w:shd w:val="clear" w:color="auto" w:fill="000000" w:themeFill="text1"/>
+        <w:shd w:val="clear" w:color="auto" w:fill="131237" w:themeFill="text1"/>
       </w:tcPr>
     </w:tblStylePr>
     <w:tblStylePr w:type="lastRow">
@@ -17825,7 +17829,7 @@
       </w:rPr>
       <w:tblPr/>
       <w:tcPr>
-        <w:shd w:val="clear" w:color="auto" w:fill="4F81BD" w:themeFill="accent1"/>
+        <w:shd w:val="clear" w:color="auto" w:fill="5C6684" w:themeFill="accent1"/>
       </w:tcPr>
     </w:tblStylePr>
     <w:tblStylePr w:type="lastRow">
@@ -17917,7 +17921,7 @@
       </w:rPr>
       <w:tblPr/>
       <w:tcPr>
-        <w:shd w:val="clear" w:color="auto" w:fill="C0504D" w:themeFill="accent2"/>
+        <w:shd w:val="clear" w:color="auto" w:fill="5C6684" w:themeFill="accent2"/>
       </w:tcPr>
     </w:tblStylePr>
     <w:tblStylePr w:type="lastRow">
@@ -18009,7 +18013,7 @@
       </w:rPr>
       <w:tblPr/>
       <w:tcPr>
-        <w:shd w:val="clear" w:color="auto" w:fill="9BBB59" w:themeFill="accent3"/>
+        <w:shd w:val="clear" w:color="auto" w:fill="5C6684" w:themeFill="accent3"/>
       </w:tcPr>
     </w:tblStylePr>
     <w:tblStylePr w:type="lastRow">
@@ -18101,7 +18105,7 @@
       </w:rPr>
       <w:tblPr/>
       <w:tcPr>
-        <w:shd w:val="clear" w:color="auto" w:fill="8064A2" w:themeFill="accent4"/>
+        <w:shd w:val="clear" w:color="auto" w:fill="5C6684" w:themeFill="accent4"/>
       </w:tcPr>
     </w:tblStylePr>
     <w:tblStylePr w:type="lastRow">
@@ -18193,7 +18197,7 @@
       </w:rPr>
       <w:tblPr/>
       <w:tcPr>
-        <w:shd w:val="clear" w:color="auto" w:fill="4BACC6" w:themeFill="accent5"/>
+        <w:shd w:val="clear" w:color="auto" w:fill="5C6684" w:themeFill="accent5"/>
       </w:tcPr>
     </w:tblStylePr>
     <w:tblStylePr w:type="lastRow">
@@ -18285,7 +18289,7 @@
       </w:rPr>
       <w:tblPr/>
       <w:tcPr>
-        <w:shd w:val="clear" w:color="auto" w:fill="F79646" w:themeFill="accent6"/>
+        <w:shd w:val="clear" w:color="auto" w:fill="D1D0CB" w:themeFill="accent6"/>
       </w:tcPr>
     </w:tblStylePr>
     <w:tblStylePr w:type="lastRow">
@@ -18442,7 +18446,7 @@
           <w:bottom w:val="single" w:sz="8" w:space="0" w:color="000000" w:themeColor="text1"/>
           <w:right w:val="single" w:sz="8" w:space="0" w:color="000000" w:themeColor="text1"/>
         </w:tcBorders>
-        <w:shd w:val="clear" w:color="auto" w:fill="C0C0C0" w:themeFill="text1" w:themeFillTint="3F"/>
+        <w:shd w:val="clear" w:color="auto" w:fill="D1D0CB" w:themeFill="text1" w:themeFillTint="3F"/>
       </w:tcPr>
     </w:tblStylePr>
     <w:tblStylePr w:type="band1Horz">
@@ -18455,7 +18459,7 @@
           <w:right w:val="single" w:sz="8" w:space="0" w:color="000000" w:themeColor="text1"/>
           <w:insideV w:val="single" w:sz="8" w:space="0" w:color="000000" w:themeColor="text1"/>
         </w:tcBorders>
-        <w:shd w:val="clear" w:color="auto" w:fill="C0C0C0" w:themeFill="text1" w:themeFillTint="3F"/>
+        <w:shd w:val="clear" w:color="auto" w:fill="D1D0CB" w:themeFill="text1" w:themeFillTint="3F"/>
       </w:tcPr>
     </w:tblStylePr>
     <w:tblStylePr w:type="band2Horz">
@@ -18572,7 +18576,7 @@
           <w:bottom w:val="single" w:sz="8" w:space="0" w:color="4F81BD" w:themeColor="accent1"/>
           <w:right w:val="single" w:sz="8" w:space="0" w:color="4F81BD" w:themeColor="accent1"/>
         </w:tcBorders>
-        <w:shd w:val="clear" w:color="auto" w:fill="D3DFEE" w:themeFill="accent1" w:themeFillTint="3F"/>
+        <w:shd w:val="clear" w:color="auto" w:fill="D1D0CB" w:themeFill="accent1" w:themeFillTint="3F"/>
       </w:tcPr>
     </w:tblStylePr>
     <w:tblStylePr w:type="band1Horz">
@@ -18585,7 +18589,7 @@
           <w:right w:val="single" w:sz="8" w:space="0" w:color="4F81BD" w:themeColor="accent1"/>
           <w:insideV w:val="single" w:sz="8" w:space="0" w:color="4F81BD" w:themeColor="accent1"/>
         </w:tcBorders>
-        <w:shd w:val="clear" w:color="auto" w:fill="D3DFEE" w:themeFill="accent1" w:themeFillTint="3F"/>
+        <w:shd w:val="clear" w:color="auto" w:fill="D1D0CB" w:themeFill="accent1" w:themeFillTint="3F"/>
       </w:tcPr>
     </w:tblStylePr>
     <w:tblStylePr w:type="band2Horz">
@@ -18702,7 +18706,7 @@
           <w:bottom w:val="single" w:sz="8" w:space="0" w:color="C0504D" w:themeColor="accent2"/>
           <w:right w:val="single" w:sz="8" w:space="0" w:color="C0504D" w:themeColor="accent2"/>
         </w:tcBorders>
-        <w:shd w:val="clear" w:color="auto" w:fill="EFD3D2" w:themeFill="accent2" w:themeFillTint="3F"/>
+        <w:shd w:val="clear" w:color="auto" w:fill="D1D0CB" w:themeFill="accent2" w:themeFillTint="3F"/>
       </w:tcPr>
     </w:tblStylePr>
     <w:tblStylePr w:type="band1Horz">
@@ -18715,7 +18719,7 @@
           <w:right w:val="single" w:sz="8" w:space="0" w:color="C0504D" w:themeColor="accent2"/>
           <w:insideV w:val="single" w:sz="8" w:space="0" w:color="C0504D" w:themeColor="accent2"/>
         </w:tcBorders>
-        <w:shd w:val="clear" w:color="auto" w:fill="EFD3D2" w:themeFill="accent2" w:themeFillTint="3F"/>
+        <w:shd w:val="clear" w:color="auto" w:fill="D1D0CB" w:themeFill="accent2" w:themeFillTint="3F"/>
       </w:tcPr>
     </w:tblStylePr>
     <w:tblStylePr w:type="band2Horz">
@@ -18832,7 +18836,7 @@
           <w:bottom w:val="single" w:sz="8" w:space="0" w:color="9BBB59" w:themeColor="accent3"/>
           <w:right w:val="single" w:sz="8" w:space="0" w:color="9BBB59" w:themeColor="accent3"/>
         </w:tcBorders>
-        <w:shd w:val="clear" w:color="auto" w:fill="E6EED5" w:themeFill="accent3" w:themeFillTint="3F"/>
+        <w:shd w:val="clear" w:color="auto" w:fill="D1D0CB" w:themeFill="accent3" w:themeFillTint="3F"/>
       </w:tcPr>
     </w:tblStylePr>
     <w:tblStylePr w:type="band1Horz">
@@ -18845,7 +18849,7 @@
           <w:right w:val="single" w:sz="8" w:space="0" w:color="9BBB59" w:themeColor="accent3"/>
           <w:insideV w:val="single" w:sz="8" w:space="0" w:color="9BBB59" w:themeColor="accent3"/>
         </w:tcBorders>
-        <w:shd w:val="clear" w:color="auto" w:fill="E6EED5" w:themeFill="accent3" w:themeFillTint="3F"/>
+        <w:shd w:val="clear" w:color="auto" w:fill="D1D0CB" w:themeFill="accent3" w:themeFillTint="3F"/>
       </w:tcPr>
     </w:tblStylePr>
     <w:tblStylePr w:type="band2Horz">
@@ -18962,7 +18966,7 @@
           <w:bottom w:val="single" w:sz="8" w:space="0" w:color="8064A2" w:themeColor="accent4"/>
           <w:right w:val="single" w:sz="8" w:space="0" w:color="8064A2" w:themeColor="accent4"/>
         </w:tcBorders>
-        <w:shd w:val="clear" w:color="auto" w:fill="DFD8E8" w:themeFill="accent4" w:themeFillTint="3F"/>
+        <w:shd w:val="clear" w:color="auto" w:fill="D1D0CB" w:themeFill="accent4" w:themeFillTint="3F"/>
       </w:tcPr>
     </w:tblStylePr>
     <w:tblStylePr w:type="band1Horz">
@@ -18975,7 +18979,7 @@
           <w:right w:val="single" w:sz="8" w:space="0" w:color="8064A2" w:themeColor="accent4"/>
           <w:insideV w:val="single" w:sz="8" w:space="0" w:color="8064A2" w:themeColor="accent4"/>
         </w:tcBorders>
-        <w:shd w:val="clear" w:color="auto" w:fill="DFD8E8" w:themeFill="accent4" w:themeFillTint="3F"/>
+        <w:shd w:val="clear" w:color="auto" w:fill="D1D0CB" w:themeFill="accent4" w:themeFillTint="3F"/>
       </w:tcPr>
     </w:tblStylePr>
     <w:tblStylePr w:type="band2Horz">
@@ -19092,7 +19096,7 @@
           <w:bottom w:val="single" w:sz="8" w:space="0" w:color="4BACC6" w:themeColor="accent5"/>
           <w:right w:val="single" w:sz="8" w:space="0" w:color="4BACC6" w:themeColor="accent5"/>
         </w:tcBorders>
-        <w:shd w:val="clear" w:color="auto" w:fill="D2EAF1" w:themeFill="accent5" w:themeFillTint="3F"/>
+        <w:shd w:val="clear" w:color="auto" w:fill="D1D0CB" w:themeFill="accent5" w:themeFillTint="3F"/>
       </w:tcPr>
     </w:tblStylePr>
     <w:tblStylePr w:type="band1Horz">
@@ -19105,7 +19109,7 @@
           <w:right w:val="single" w:sz="8" w:space="0" w:color="4BACC6" w:themeColor="accent5"/>
           <w:insideV w:val="single" w:sz="8" w:space="0" w:color="4BACC6" w:themeColor="accent5"/>
         </w:tcBorders>
-        <w:shd w:val="clear" w:color="auto" w:fill="D2EAF1" w:themeFill="accent5" w:themeFillTint="3F"/>
+        <w:shd w:val="clear" w:color="auto" w:fill="D1D0CB" w:themeFill="accent5" w:themeFillTint="3F"/>
       </w:tcPr>
     </w:tblStylePr>
     <w:tblStylePr w:type="band2Horz">
@@ -19222,7 +19226,7 @@
           <w:bottom w:val="single" w:sz="8" w:space="0" w:color="F79646" w:themeColor="accent6"/>
           <w:right w:val="single" w:sz="8" w:space="0" w:color="F79646" w:themeColor="accent6"/>
         </w:tcBorders>
-        <w:shd w:val="clear" w:color="auto" w:fill="FDE4D0" w:themeFill="accent6" w:themeFillTint="3F"/>
+        <w:shd w:val="clear" w:color="auto" w:fill="D1D0CB" w:themeFill="accent6" w:themeFillTint="3F"/>
       </w:tcPr>
     </w:tblStylePr>
     <w:tblStylePr w:type="band1Horz">
@@ -19235,7 +19239,7 @@
           <w:right w:val="single" w:sz="8" w:space="0" w:color="F79646" w:themeColor="accent6"/>
           <w:insideV w:val="single" w:sz="8" w:space="0" w:color="F79646" w:themeColor="accent6"/>
         </w:tcBorders>
-        <w:shd w:val="clear" w:color="auto" w:fill="FDE4D0" w:themeFill="accent6" w:themeFillTint="3F"/>
+        <w:shd w:val="clear" w:color="auto" w:fill="D1D0CB" w:themeFill="accent6" w:themeFillTint="3F"/>
       </w:tcPr>
     </w:tblStylePr>
     <w:tblStylePr w:type="band2Horz">
@@ -19296,7 +19300,7 @@
           <w:insideH w:val="nil"/>
           <w:insideV w:val="nil"/>
         </w:tcBorders>
-        <w:shd w:val="clear" w:color="auto" w:fill="000000" w:themeFill="text1"/>
+        <w:shd w:val="clear" w:color="auto" w:fill="131237" w:themeFill="text1"/>
       </w:tcPr>
     </w:tblStylePr>
     <w:tblStylePr w:type="lastRow">
@@ -19334,7 +19338,7 @@
     <w:tblStylePr w:type="band1Vert">
       <w:tblPr/>
       <w:tcPr>
-        <w:shd w:val="clear" w:color="auto" w:fill="C0C0C0" w:themeFill="text1" w:themeFillTint="3F"/>
+        <w:shd w:val="clear" w:color="auto" w:fill="D1D0CB" w:themeFill="text1" w:themeFillTint="3F"/>
       </w:tcPr>
     </w:tblStylePr>
     <w:tblStylePr w:type="band1Horz">
@@ -19344,7 +19348,7 @@
           <w:insideH w:val="nil"/>
           <w:insideV w:val="nil"/>
         </w:tcBorders>
-        <w:shd w:val="clear" w:color="auto" w:fill="C0C0C0" w:themeFill="text1" w:themeFillTint="3F"/>
+        <w:shd w:val="clear" w:color="auto" w:fill="D1D0CB" w:themeFill="text1" w:themeFillTint="3F"/>
       </w:tcPr>
     </w:tblStylePr>
     <w:tblStylePr w:type="band2Horz">
@@ -19402,7 +19406,7 @@
           <w:insideH w:val="nil"/>
           <w:insideV w:val="nil"/>
         </w:tcBorders>
-        <w:shd w:val="clear" w:color="auto" w:fill="4F81BD" w:themeFill="accent1"/>
+        <w:shd w:val="clear" w:color="auto" w:fill="5C6684" w:themeFill="accent1"/>
       </w:tcPr>
     </w:tblStylePr>
     <w:tblStylePr w:type="lastRow">
@@ -19440,7 +19444,7 @@
     <w:tblStylePr w:type="band1Vert">
       <w:tblPr/>
       <w:tcPr>
-        <w:shd w:val="clear" w:color="auto" w:fill="D3DFEE" w:themeFill="accent1" w:themeFillTint="3F"/>
+        <w:shd w:val="clear" w:color="auto" w:fill="D1D0CB" w:themeFill="accent1" w:themeFillTint="3F"/>
       </w:tcPr>
     </w:tblStylePr>
     <w:tblStylePr w:type="band1Horz">
@@ -19450,7 +19454,7 @@
           <w:insideH w:val="nil"/>
           <w:insideV w:val="nil"/>
         </w:tcBorders>
-        <w:shd w:val="clear" w:color="auto" w:fill="D3DFEE" w:themeFill="accent1" w:themeFillTint="3F"/>
+        <w:shd w:val="clear" w:color="auto" w:fill="D1D0CB" w:themeFill="accent1" w:themeFillTint="3F"/>
       </w:tcPr>
     </w:tblStylePr>
     <w:tblStylePr w:type="band2Horz">
@@ -19508,7 +19512,7 @@
           <w:insideH w:val="nil"/>
           <w:insideV w:val="nil"/>
         </w:tcBorders>
-        <w:shd w:val="clear" w:color="auto" w:fill="C0504D" w:themeFill="accent2"/>
+        <w:shd w:val="clear" w:color="auto" w:fill="5C6684" w:themeFill="accent2"/>
       </w:tcPr>
     </w:tblStylePr>
     <w:tblStylePr w:type="lastRow">
@@ -19546,7 +19550,7 @@
     <w:tblStylePr w:type="band1Vert">
       <w:tblPr/>
       <w:tcPr>
-        <w:shd w:val="clear" w:color="auto" w:fill="EFD3D2" w:themeFill="accent2" w:themeFillTint="3F"/>
+        <w:shd w:val="clear" w:color="auto" w:fill="D1D0CB" w:themeFill="accent2" w:themeFillTint="3F"/>
       </w:tcPr>
     </w:tblStylePr>
     <w:tblStylePr w:type="band1Horz">
@@ -19556,7 +19560,7 @@
           <w:insideH w:val="nil"/>
           <w:insideV w:val="nil"/>
         </w:tcBorders>
-        <w:shd w:val="clear" w:color="auto" w:fill="EFD3D2" w:themeFill="accent2" w:themeFillTint="3F"/>
+        <w:shd w:val="clear" w:color="auto" w:fill="D1D0CB" w:themeFill="accent2" w:themeFillTint="3F"/>
       </w:tcPr>
     </w:tblStylePr>
     <w:tblStylePr w:type="band2Horz">
@@ -19614,7 +19618,7 @@
           <w:insideH w:val="nil"/>
           <w:insideV w:val="nil"/>
         </w:tcBorders>
-        <w:shd w:val="clear" w:color="auto" w:fill="9BBB59" w:themeFill="accent3"/>
+        <w:shd w:val="clear" w:color="auto" w:fill="5C6684" w:themeFill="accent3"/>
       </w:tcPr>
     </w:tblStylePr>
     <w:tblStylePr w:type="lastRow">
@@ -19652,7 +19656,7 @@
     <w:tblStylePr w:type="band1Vert">
       <w:tblPr/>
       <w:tcPr>
-        <w:shd w:val="clear" w:color="auto" w:fill="E6EED5" w:themeFill="accent3" w:themeFillTint="3F"/>
+        <w:shd w:val="clear" w:color="auto" w:fill="D1D0CB" w:themeFill="accent3" w:themeFillTint="3F"/>
       </w:tcPr>
     </w:tblStylePr>
     <w:tblStylePr w:type="band1Horz">
@@ -19662,7 +19666,7 @@
           <w:insideH w:val="nil"/>
           <w:insideV w:val="nil"/>
         </w:tcBorders>
-        <w:shd w:val="clear" w:color="auto" w:fill="E6EED5" w:themeFill="accent3" w:themeFillTint="3F"/>
+        <w:shd w:val="clear" w:color="auto" w:fill="D1D0CB" w:themeFill="accent3" w:themeFillTint="3F"/>
       </w:tcPr>
     </w:tblStylePr>
     <w:tblStylePr w:type="band2Horz">
@@ -19720,7 +19724,7 @@
           <w:insideH w:val="nil"/>
           <w:insideV w:val="nil"/>
         </w:tcBorders>
-        <w:shd w:val="clear" w:color="auto" w:fill="8064A2" w:themeFill="accent4"/>
+        <w:shd w:val="clear" w:color="auto" w:fill="5C6684" w:themeFill="accent4"/>
       </w:tcPr>
     </w:tblStylePr>
     <w:tblStylePr w:type="lastRow">
@@ -19758,7 +19762,7 @@
     <w:tblStylePr w:type="band1Vert">
       <w:tblPr/>
       <w:tcPr>
-        <w:shd w:val="clear" w:color="auto" w:fill="DFD8E8" w:themeFill="accent4" w:themeFillTint="3F"/>
+        <w:shd w:val="clear" w:color="auto" w:fill="D1D0CB" w:themeFill="accent4" w:themeFillTint="3F"/>
       </w:tcPr>
     </w:tblStylePr>
     <w:tblStylePr w:type="band1Horz">
@@ -19768,7 +19772,7 @@
           <w:insideH w:val="nil"/>
           <w:insideV w:val="nil"/>
         </w:tcBorders>
-        <w:shd w:val="clear" w:color="auto" w:fill="DFD8E8" w:themeFill="accent4" w:themeFillTint="3F"/>
+        <w:shd w:val="clear" w:color="auto" w:fill="D1D0CB" w:themeFill="accent4" w:themeFillTint="3F"/>
       </w:tcPr>
     </w:tblStylePr>
     <w:tblStylePr w:type="band2Horz">
@@ -19826,7 +19830,7 @@
           <w:insideH w:val="nil"/>
           <w:insideV w:val="nil"/>
         </w:tcBorders>
-        <w:shd w:val="clear" w:color="auto" w:fill="4BACC6" w:themeFill="accent5"/>
+        <w:shd w:val="clear" w:color="auto" w:fill="5C6684" w:themeFill="accent5"/>
       </w:tcPr>
     </w:tblStylePr>
     <w:tblStylePr w:type="lastRow">
@@ -19864,7 +19868,7 @@
     <w:tblStylePr w:type="band1Vert">
       <w:tblPr/>
       <w:tcPr>
-        <w:shd w:val="clear" w:color="auto" w:fill="D2EAF1" w:themeFill="accent5" w:themeFillTint="3F"/>
+        <w:shd w:val="clear" w:color="auto" w:fill="D1D0CB" w:themeFill="accent5" w:themeFillTint="3F"/>
       </w:tcPr>
     </w:tblStylePr>
     <w:tblStylePr w:type="band1Horz">
@@ -19874,7 +19878,7 @@
           <w:insideH w:val="nil"/>
           <w:insideV w:val="nil"/>
         </w:tcBorders>
-        <w:shd w:val="clear" w:color="auto" w:fill="D2EAF1" w:themeFill="accent5" w:themeFillTint="3F"/>
+        <w:shd w:val="clear" w:color="auto" w:fill="D1D0CB" w:themeFill="accent5" w:themeFillTint="3F"/>
       </w:tcPr>
     </w:tblStylePr>
     <w:tblStylePr w:type="band2Horz">
@@ -19932,7 +19936,7 @@
           <w:insideH w:val="nil"/>
           <w:insideV w:val="nil"/>
         </w:tcBorders>
-        <w:shd w:val="clear" w:color="auto" w:fill="F79646" w:themeFill="accent6"/>
+        <w:shd w:val="clear" w:color="auto" w:fill="D1D0CB" w:themeFill="accent6"/>
       </w:tcPr>
     </w:tblStylePr>
     <w:tblStylePr w:type="lastRow">
@@ -19970,7 +19974,7 @@
     <w:tblStylePr w:type="band1Vert">
       <w:tblPr/>
       <w:tcPr>
-        <w:shd w:val="clear" w:color="auto" w:fill="FDE4D0" w:themeFill="accent6" w:themeFillTint="3F"/>
+        <w:shd w:val="clear" w:color="auto" w:fill="D1D0CB" w:themeFill="accent6" w:themeFillTint="3F"/>
       </w:tcPr>
     </w:tblStylePr>
     <w:tblStylePr w:type="band1Horz">
@@ -19980,7 +19984,7 @@
           <w:insideH w:val="nil"/>
           <w:insideV w:val="nil"/>
         </w:tcBorders>
-        <w:shd w:val="clear" w:color="auto" w:fill="FDE4D0" w:themeFill="accent6" w:themeFillTint="3F"/>
+        <w:shd w:val="clear" w:color="auto" w:fill="D1D0CB" w:themeFill="accent6" w:themeFillTint="3F"/>
       </w:tcPr>
     </w:tblStylePr>
     <w:tblStylePr w:type="band2Horz">
@@ -20035,7 +20039,7 @@
           <w:insideH w:val="nil"/>
           <w:insideV w:val="nil"/>
         </w:tcBorders>
-        <w:shd w:val="clear" w:color="auto" w:fill="000000" w:themeFill="text1"/>
+        <w:shd w:val="clear" w:color="auto" w:fill="131237" w:themeFill="text1"/>
       </w:tcPr>
     </w:tblStylePr>
     <w:tblStylePr w:type="lastRow">
@@ -20074,7 +20078,7 @@
           <w:insideH w:val="nil"/>
           <w:insideV w:val="nil"/>
         </w:tcBorders>
-        <w:shd w:val="clear" w:color="auto" w:fill="000000" w:themeFill="text1"/>
+        <w:shd w:val="clear" w:color="auto" w:fill="131237" w:themeFill="text1"/>
       </w:tcPr>
     </w:tblStylePr>
     <w:tblStylePr w:type="lastCol">
@@ -20091,7 +20095,7 @@
           <w:insideH w:val="nil"/>
           <w:insideV w:val="nil"/>
         </w:tcBorders>
-        <w:shd w:val="clear" w:color="auto" w:fill="000000" w:themeFill="text1"/>
+        <w:shd w:val="clear" w:color="auto" w:fill="131237" w:themeFill="text1"/>
       </w:tcPr>
     </w:tblStylePr>
     <w:tblStylePr w:type="band1Vert">
@@ -20103,13 +20107,13 @@
           <w:insideH w:val="nil"/>
           <w:insideV w:val="nil"/>
         </w:tcBorders>
-        <w:shd w:val="clear" w:color="auto" w:fill="D8D8D8" w:themeFill="background1" w:themeFillShade="D8"/>
+        <w:shd w:val="clear" w:color="auto" w:fill="D1D0CB" w:themeFill="background1" w:themeFillShade="D8"/>
       </w:tcPr>
     </w:tblStylePr>
     <w:tblStylePr w:type="band1Horz">
       <w:tblPr/>
       <w:tcPr>
-        <w:shd w:val="clear" w:color="auto" w:fill="D8D8D8" w:themeFill="background1" w:themeFillShade="D8"/>
+        <w:shd w:val="clear" w:color="auto" w:fill="D1D0CB" w:themeFill="background1" w:themeFillShade="D8"/>
       </w:tcPr>
     </w:tblStylePr>
     <w:tblStylePr w:type="neCell">
@@ -20184,7 +20188,7 @@
           <w:insideH w:val="nil"/>
           <w:insideV w:val="nil"/>
         </w:tcBorders>
-        <w:shd w:val="clear" w:color="auto" w:fill="4F81BD" w:themeFill="accent1"/>
+        <w:shd w:val="clear" w:color="auto" w:fill="5C6684" w:themeFill="accent1"/>
       </w:tcPr>
     </w:tblStylePr>
     <w:tblStylePr w:type="lastRow">
@@ -20223,7 +20227,7 @@
           <w:insideH w:val="nil"/>
           <w:insideV w:val="nil"/>
         </w:tcBorders>
-        <w:shd w:val="clear" w:color="auto" w:fill="4F81BD" w:themeFill="accent1"/>
+        <w:shd w:val="clear" w:color="auto" w:fill="5C6684" w:themeFill="accent1"/>
       </w:tcPr>
     </w:tblStylePr>
     <w:tblStylePr w:type="lastCol">
@@ -20240,7 +20244,7 @@
           <w:insideH w:val="nil"/>
           <w:insideV w:val="nil"/>
         </w:tcBorders>
-        <w:shd w:val="clear" w:color="auto" w:fill="4F81BD" w:themeFill="accent1"/>
+        <w:shd w:val="clear" w:color="auto" w:fill="5C6684" w:themeFill="accent1"/>
       </w:tcPr>
     </w:tblStylePr>
     <w:tblStylePr w:type="band1Vert">
@@ -20252,13 +20256,13 @@
           <w:insideH w:val="nil"/>
           <w:insideV w:val="nil"/>
         </w:tcBorders>
-        <w:shd w:val="clear" w:color="auto" w:fill="D8D8D8" w:themeFill="background1" w:themeFillShade="D8"/>
+        <w:shd w:val="clear" w:color="auto" w:fill="D1D0CB" w:themeFill="background1" w:themeFillShade="D8"/>
       </w:tcPr>
     </w:tblStylePr>
     <w:tblStylePr w:type="band1Horz">
       <w:tblPr/>
       <w:tcPr>
-        <w:shd w:val="clear" w:color="auto" w:fill="D8D8D8" w:themeFill="background1" w:themeFillShade="D8"/>
+        <w:shd w:val="clear" w:color="auto" w:fill="D1D0CB" w:themeFill="background1" w:themeFillShade="D8"/>
       </w:tcPr>
     </w:tblStylePr>
     <w:tblStylePr w:type="neCell">
@@ -20333,7 +20337,7 @@
           <w:insideH w:val="nil"/>
           <w:insideV w:val="nil"/>
         </w:tcBorders>
-        <w:shd w:val="clear" w:color="auto" w:fill="C0504D" w:themeFill="accent2"/>
+        <w:shd w:val="clear" w:color="auto" w:fill="5C6684" w:themeFill="accent2"/>
       </w:tcPr>
     </w:tblStylePr>
     <w:tblStylePr w:type="lastRow">
@@ -20372,7 +20376,7 @@
           <w:insideH w:val="nil"/>
           <w:insideV w:val="nil"/>
         </w:tcBorders>
-        <w:shd w:val="clear" w:color="auto" w:fill="C0504D" w:themeFill="accent2"/>
+        <w:shd w:val="clear" w:color="auto" w:fill="5C6684" w:themeFill="accent2"/>
       </w:tcPr>
     </w:tblStylePr>
     <w:tblStylePr w:type="lastCol">
@@ -20389,7 +20393,7 @@
           <w:insideH w:val="nil"/>
           <w:insideV w:val="nil"/>
         </w:tcBorders>
-        <w:shd w:val="clear" w:color="auto" w:fill="C0504D" w:themeFill="accent2"/>
+        <w:shd w:val="clear" w:color="auto" w:fill="5C6684" w:themeFill="accent2"/>
       </w:tcPr>
     </w:tblStylePr>
     <w:tblStylePr w:type="band1Vert">
@@ -20401,13 +20405,13 @@
           <w:insideH w:val="nil"/>
           <w:insideV w:val="nil"/>
         </w:tcBorders>
-        <w:shd w:val="clear" w:color="auto" w:fill="D8D8D8" w:themeFill="background1" w:themeFillShade="D8"/>
+        <w:shd w:val="clear" w:color="auto" w:fill="D1D0CB" w:themeFill="background1" w:themeFillShade="D8"/>
       </w:tcPr>
     </w:tblStylePr>
     <w:tblStylePr w:type="band1Horz">
       <w:tblPr/>
       <w:tcPr>
-        <w:shd w:val="clear" w:color="auto" w:fill="D8D8D8" w:themeFill="background1" w:themeFillShade="D8"/>
+        <w:shd w:val="clear" w:color="auto" w:fill="D1D0CB" w:themeFill="background1" w:themeFillShade="D8"/>
       </w:tcPr>
     </w:tblStylePr>
     <w:tblStylePr w:type="neCell">
@@ -20482,7 +20486,7 @@
           <w:insideH w:val="nil"/>
           <w:insideV w:val="nil"/>
         </w:tcBorders>
-        <w:shd w:val="clear" w:color="auto" w:fill="9BBB59" w:themeFill="accent3"/>
+        <w:shd w:val="clear" w:color="auto" w:fill="5C6684" w:themeFill="accent3"/>
       </w:tcPr>
     </w:tblStylePr>
     <w:tblStylePr w:type="lastRow">
@@ -20521,7 +20525,7 @@
           <w:insideH w:val="nil"/>
           <w:insideV w:val="nil"/>
         </w:tcBorders>
-        <w:shd w:val="clear" w:color="auto" w:fill="9BBB59" w:themeFill="accent3"/>
+        <w:shd w:val="clear" w:color="auto" w:fill="5C6684" w:themeFill="accent3"/>
       </w:tcPr>
     </w:tblStylePr>
     <w:tblStylePr w:type="lastCol">
@@ -20538,7 +20542,7 @@
           <w:insideH w:val="nil"/>
           <w:insideV w:val="nil"/>
         </w:tcBorders>
-        <w:shd w:val="clear" w:color="auto" w:fill="9BBB59" w:themeFill="accent3"/>
+        <w:shd w:val="clear" w:color="auto" w:fill="5C6684" w:themeFill="accent3"/>
       </w:tcPr>
     </w:tblStylePr>
     <w:tblStylePr w:type="band1Vert">
@@ -20550,13 +20554,13 @@
           <w:insideH w:val="nil"/>
           <w:insideV w:val="nil"/>
         </w:tcBorders>
-        <w:shd w:val="clear" w:color="auto" w:fill="D8D8D8" w:themeFill="background1" w:themeFillShade="D8"/>
+        <w:shd w:val="clear" w:color="auto" w:fill="D1D0CB" w:themeFill="background1" w:themeFillShade="D8"/>
       </w:tcPr>
     </w:tblStylePr>
     <w:tblStylePr w:type="band1Horz">
       <w:tblPr/>
       <w:tcPr>
-        <w:shd w:val="clear" w:color="auto" w:fill="D8D8D8" w:themeFill="background1" w:themeFillShade="D8"/>
+        <w:shd w:val="clear" w:color="auto" w:fill="D1D0CB" w:themeFill="background1" w:themeFillShade="D8"/>
       </w:tcPr>
     </w:tblStylePr>
     <w:tblStylePr w:type="neCell">
@@ -20631,7 +20635,7 @@
           <w:insideH w:val="nil"/>
           <w:insideV w:val="nil"/>
         </w:tcBorders>
-        <w:shd w:val="clear" w:color="auto" w:fill="8064A2" w:themeFill="accent4"/>
+        <w:shd w:val="clear" w:color="auto" w:fill="5C6684" w:themeFill="accent4"/>
       </w:tcPr>
     </w:tblStylePr>
     <w:tblStylePr w:type="lastRow">
@@ -20670,7 +20674,7 @@
           <w:insideH w:val="nil"/>
           <w:insideV w:val="nil"/>
         </w:tcBorders>
-        <w:shd w:val="clear" w:color="auto" w:fill="8064A2" w:themeFill="accent4"/>
+        <w:shd w:val="clear" w:color="auto" w:fill="5C6684" w:themeFill="accent4"/>
       </w:tcPr>
     </w:tblStylePr>
     <w:tblStylePr w:type="lastCol">
@@ -20687,7 +20691,7 @@
           <w:insideH w:val="nil"/>
           <w:insideV w:val="nil"/>
         </w:tcBorders>
-        <w:shd w:val="clear" w:color="auto" w:fill="8064A2" w:themeFill="accent4"/>
+        <w:shd w:val="clear" w:color="auto" w:fill="5C6684" w:themeFill="accent4"/>
       </w:tcPr>
     </w:tblStylePr>
     <w:tblStylePr w:type="band1Vert">
@@ -20699,13 +20703,13 @@
           <w:insideH w:val="nil"/>
           <w:insideV w:val="nil"/>
         </w:tcBorders>
-        <w:shd w:val="clear" w:color="auto" w:fill="D8D8D8" w:themeFill="background1" w:themeFillShade="D8"/>
+        <w:shd w:val="clear" w:color="auto" w:fill="D1D0CB" w:themeFill="background1" w:themeFillShade="D8"/>
       </w:tcPr>
     </w:tblStylePr>
     <w:tblStylePr w:type="band1Horz">
       <w:tblPr/>
       <w:tcPr>
-        <w:shd w:val="clear" w:color="auto" w:fill="D8D8D8" w:themeFill="background1" w:themeFillShade="D8"/>
+        <w:shd w:val="clear" w:color="auto" w:fill="D1D0CB" w:themeFill="background1" w:themeFillShade="D8"/>
       </w:tcPr>
     </w:tblStylePr>
     <w:tblStylePr w:type="neCell">
@@ -20780,7 +20784,7 @@
           <w:insideH w:val="nil"/>
           <w:insideV w:val="nil"/>
         </w:tcBorders>
-        <w:shd w:val="clear" w:color="auto" w:fill="4BACC6" w:themeFill="accent5"/>
+        <w:shd w:val="clear" w:color="auto" w:fill="5C6684" w:themeFill="accent5"/>
       </w:tcPr>
     </w:tblStylePr>
     <w:tblStylePr w:type="lastRow">
@@ -20819,7 +20823,7 @@
           <w:insideH w:val="nil"/>
           <w:insideV w:val="nil"/>
         </w:tcBorders>
-        <w:shd w:val="clear" w:color="auto" w:fill="4BACC6" w:themeFill="accent5"/>
+        <w:shd w:val="clear" w:color="auto" w:fill="5C6684" w:themeFill="accent5"/>
       </w:tcPr>
     </w:tblStylePr>
     <w:tblStylePr w:type="lastCol">
@@ -20836,7 +20840,7 @@
           <w:insideH w:val="nil"/>
           <w:insideV w:val="nil"/>
         </w:tcBorders>
-        <w:shd w:val="clear" w:color="auto" w:fill="4BACC6" w:themeFill="accent5"/>
+        <w:shd w:val="clear" w:color="auto" w:fill="5C6684" w:themeFill="accent5"/>
       </w:tcPr>
     </w:tblStylePr>
     <w:tblStylePr w:type="band1Vert">
@@ -20848,13 +20852,13 @@
           <w:insideH w:val="nil"/>
           <w:insideV w:val="nil"/>
         </w:tcBorders>
-        <w:shd w:val="clear" w:color="auto" w:fill="D8D8D8" w:themeFill="background1" w:themeFillShade="D8"/>
+        <w:shd w:val="clear" w:color="auto" w:fill="D1D0CB" w:themeFill="background1" w:themeFillShade="D8"/>
       </w:tcPr>
     </w:tblStylePr>
     <w:tblStylePr w:type="band1Horz">
       <w:tblPr/>
       <w:tcPr>
-        <w:shd w:val="clear" w:color="auto" w:fill="D8D8D8" w:themeFill="background1" w:themeFillShade="D8"/>
+        <w:shd w:val="clear" w:color="auto" w:fill="D1D0CB" w:themeFill="background1" w:themeFillShade="D8"/>
       </w:tcPr>
     </w:tblStylePr>
     <w:tblStylePr w:type="neCell">
@@ -20929,7 +20933,7 @@
           <w:insideH w:val="nil"/>
           <w:insideV w:val="nil"/>
         </w:tcBorders>
-        <w:shd w:val="clear" w:color="auto" w:fill="F79646" w:themeFill="accent6"/>
+        <w:shd w:val="clear" w:color="auto" w:fill="D1D0CB" w:themeFill="accent6"/>
       </w:tcPr>
     </w:tblStylePr>
     <w:tblStylePr w:type="lastRow">
@@ -20968,7 +20972,7 @@
           <w:insideH w:val="nil"/>
           <w:insideV w:val="nil"/>
         </w:tcBorders>
-        <w:shd w:val="clear" w:color="auto" w:fill="F79646" w:themeFill="accent6"/>
+        <w:shd w:val="clear" w:color="auto" w:fill="D1D0CB" w:themeFill="accent6"/>
       </w:tcPr>
     </w:tblStylePr>
     <w:tblStylePr w:type="lastCol">
@@ -20985,7 +20989,7 @@
           <w:insideH w:val="nil"/>
           <w:insideV w:val="nil"/>
         </w:tcBorders>
-        <w:shd w:val="clear" w:color="auto" w:fill="F79646" w:themeFill="accent6"/>
+        <w:shd w:val="clear" w:color="auto" w:fill="D1D0CB" w:themeFill="accent6"/>
       </w:tcPr>
     </w:tblStylePr>
     <w:tblStylePr w:type="band1Vert">
@@ -20997,13 +21001,13 @@
           <w:insideH w:val="nil"/>
           <w:insideV w:val="nil"/>
         </w:tcBorders>
-        <w:shd w:val="clear" w:color="auto" w:fill="D8D8D8" w:themeFill="background1" w:themeFillShade="D8"/>
+        <w:shd w:val="clear" w:color="auto" w:fill="D1D0CB" w:themeFill="background1" w:themeFillShade="D8"/>
       </w:tcPr>
     </w:tblStylePr>
     <w:tblStylePr w:type="band1Horz">
       <w:tblPr/>
       <w:tcPr>
-        <w:shd w:val="clear" w:color="auto" w:fill="D8D8D8" w:themeFill="background1" w:themeFillShade="D8"/>
+        <w:shd w:val="clear" w:color="auto" w:fill="D1D0CB" w:themeFill="background1" w:themeFillShade="D8"/>
       </w:tcPr>
     </w:tblStylePr>
     <w:tblStylePr w:type="neCell">
@@ -21045,7 +21049,7 @@
       <w:spacing w:after="0" w:line="240" w:lineRule="auto"/>
     </w:pPr>
     <w:rPr>
-      <w:color w:val="000000" w:themeColor="text1"/>
+      <w:color w:val="131237" w:themeColor="text1"/>
     </w:rPr>
     <w:tblPr>
       <w:tblStyleRowBandSize w:val="1"/>
@@ -21078,7 +21082,7 @@
       <w:rPr>
         <w:b/>
         <w:bCs/>
-        <w:color w:val="1F497D" w:themeColor="text2"/>
+        <w:color w:val="2F2E47" w:themeColor="text2"/>
       </w:rPr>
       <w:tblPr/>
       <w:tcPr>
@@ -21110,13 +21114,13 @@
     <w:tblStylePr w:type="band1Vert">
       <w:tblPr/>
       <w:tcPr>
-        <w:shd w:val="clear" w:color="auto" w:fill="C0C0C0" w:themeFill="text1" w:themeFillTint="3F"/>
+        <w:shd w:val="clear" w:color="auto" w:fill="D1D0CB" w:themeFill="text1" w:themeFillTint="3F"/>
       </w:tcPr>
     </w:tblStylePr>
     <w:tblStylePr w:type="band1Horz">
       <w:tblPr/>
       <w:tcPr>
-        <w:shd w:val="clear" w:color="auto" w:fill="C0C0C0" w:themeFill="text1" w:themeFillTint="3F"/>
+        <w:shd w:val="clear" w:color="auto" w:fill="D1D0CB" w:themeFill="text1" w:themeFillTint="3F"/>
       </w:tcPr>
     </w:tblStylePr>
   </w:style>
@@ -21129,7 +21133,7 @@
       <w:spacing w:after="0" w:line="240" w:lineRule="auto"/>
     </w:pPr>
     <w:rPr>
-      <w:color w:val="000000" w:themeColor="text1"/>
+      <w:color w:val="131237" w:themeColor="text1"/>
     </w:rPr>
     <w:tblPr>
       <w:tblStyleRowBandSize w:val="1"/>
@@ -21162,7 +21166,7 @@
       <w:rPr>
         <w:b/>
         <w:bCs/>
-        <w:color w:val="1F497D" w:themeColor="text2"/>
+        <w:color w:val="2F2E47" w:themeColor="text2"/>
       </w:rPr>
       <w:tblPr/>
       <w:tcPr>
@@ -21194,13 +21198,13 @@
     <w:tblStylePr w:type="band1Vert">
       <w:tblPr/>
       <w:tcPr>
-        <w:shd w:val="clear" w:color="auto" w:fill="D3DFEE" w:themeFill="accent1" w:themeFillTint="3F"/>
+        <w:shd w:val="clear" w:color="auto" w:fill="D1D0CB" w:themeFill="accent1" w:themeFillTint="3F"/>
       </w:tcPr>
     </w:tblStylePr>
     <w:tblStylePr w:type="band1Horz">
       <w:tblPr/>
       <w:tcPr>
-        <w:shd w:val="clear" w:color="auto" w:fill="D3DFEE" w:themeFill="accent1" w:themeFillTint="3F"/>
+        <w:shd w:val="clear" w:color="auto" w:fill="D1D0CB" w:themeFill="accent1" w:themeFillTint="3F"/>
       </w:tcPr>
     </w:tblStylePr>
   </w:style>
@@ -21213,7 +21217,7 @@
       <w:spacing w:after="0" w:line="240" w:lineRule="auto"/>
     </w:pPr>
     <w:rPr>
-      <w:color w:val="000000" w:themeColor="text1"/>
+      <w:color w:val="131237" w:themeColor="text1"/>
     </w:rPr>
     <w:tblPr>
       <w:tblStyleRowBandSize w:val="1"/>
@@ -21246,7 +21250,7 @@
       <w:rPr>
         <w:b/>
         <w:bCs/>
-        <w:color w:val="1F497D" w:themeColor="text2"/>
+        <w:color w:val="2F2E47" w:themeColor="text2"/>
       </w:rPr>
       <w:tblPr/>
       <w:tcPr>
@@ -21278,13 +21282,13 @@
     <w:tblStylePr w:type="band1Vert">
       <w:tblPr/>
       <w:tcPr>
-        <w:shd w:val="clear" w:color="auto" w:fill="EFD3D2" w:themeFill="accent2" w:themeFillTint="3F"/>
+        <w:shd w:val="clear" w:color="auto" w:fill="D1D0CB" w:themeFill="accent2" w:themeFillTint="3F"/>
       </w:tcPr>
     </w:tblStylePr>
     <w:tblStylePr w:type="band1Horz">
       <w:tblPr/>
       <w:tcPr>
-        <w:shd w:val="clear" w:color="auto" w:fill="EFD3D2" w:themeFill="accent2" w:themeFillTint="3F"/>
+        <w:shd w:val="clear" w:color="auto" w:fill="D1D0CB" w:themeFill="accent2" w:themeFillTint="3F"/>
       </w:tcPr>
     </w:tblStylePr>
   </w:style>
@@ -21297,7 +21301,7 @@
       <w:spacing w:after="0" w:line="240" w:lineRule="auto"/>
     </w:pPr>
     <w:rPr>
-      <w:color w:val="000000" w:themeColor="text1"/>
+      <w:color w:val="131237" w:themeColor="text1"/>
     </w:rPr>
     <w:tblPr>
       <w:tblStyleRowBandSize w:val="1"/>
@@ -21330,7 +21334,7 @@
       <w:rPr>
         <w:b/>
         <w:bCs/>
-        <w:color w:val="1F497D" w:themeColor="text2"/>
+        <w:color w:val="2F2E47" w:themeColor="text2"/>
       </w:rPr>
       <w:tblPr/>
       <w:tcPr>
@@ -21362,13 +21366,13 @@
     <w:tblStylePr w:type="band1Vert">
       <w:tblPr/>
       <w:tcPr>
-        <w:shd w:val="clear" w:color="auto" w:fill="E6EED5" w:themeFill="accent3" w:themeFillTint="3F"/>
+        <w:shd w:val="clear" w:color="auto" w:fill="D1D0CB" w:themeFill="accent3" w:themeFillTint="3F"/>
       </w:tcPr>
     </w:tblStylePr>
     <w:tblStylePr w:type="band1Horz">
       <w:tblPr/>
       <w:tcPr>
-        <w:shd w:val="clear" w:color="auto" w:fill="E6EED5" w:themeFill="accent3" w:themeFillTint="3F"/>
+        <w:shd w:val="clear" w:color="auto" w:fill="D1D0CB" w:themeFill="accent3" w:themeFillTint="3F"/>
       </w:tcPr>
     </w:tblStylePr>
   </w:style>
@@ -21381,7 +21385,7 @@
       <w:spacing w:after="0" w:line="240" w:lineRule="auto"/>
     </w:pPr>
     <w:rPr>
-      <w:color w:val="000000" w:themeColor="text1"/>
+      <w:color w:val="131237" w:themeColor="text1"/>
     </w:rPr>
     <w:tblPr>
       <w:tblStyleRowBandSize w:val="1"/>
@@ -21414,7 +21418,7 @@
       <w:rPr>
         <w:b/>
         <w:bCs/>
-        <w:color w:val="1F497D" w:themeColor="text2"/>
+        <w:color w:val="2F2E47" w:themeColor="text2"/>
       </w:rPr>
       <w:tblPr/>
       <w:tcPr>
@@ -21446,13 +21450,13 @@
     <w:tblStylePr w:type="band1Vert">
       <w:tblPr/>
       <w:tcPr>
-        <w:shd w:val="clear" w:color="auto" w:fill="DFD8E8" w:themeFill="accent4" w:themeFillTint="3F"/>
+        <w:shd w:val="clear" w:color="auto" w:fill="D1D0CB" w:themeFill="accent4" w:themeFillTint="3F"/>
       </w:tcPr>
     </w:tblStylePr>
     <w:tblStylePr w:type="band1Horz">
       <w:tblPr/>
       <w:tcPr>
-        <w:shd w:val="clear" w:color="auto" w:fill="DFD8E8" w:themeFill="accent4" w:themeFillTint="3F"/>
+        <w:shd w:val="clear" w:color="auto" w:fill="D1D0CB" w:themeFill="accent4" w:themeFillTint="3F"/>
       </w:tcPr>
     </w:tblStylePr>
   </w:style>
@@ -21465,7 +21469,7 @@
       <w:spacing w:after="0" w:line="240" w:lineRule="auto"/>
     </w:pPr>
     <w:rPr>
-      <w:color w:val="000000" w:themeColor="text1"/>
+      <w:color w:val="131237" w:themeColor="text1"/>
     </w:rPr>
     <w:tblPr>
       <w:tblStyleRowBandSize w:val="1"/>
@@ -21498,7 +21502,7 @@
       <w:rPr>
         <w:b/>
         <w:bCs/>
-        <w:color w:val="1F497D" w:themeColor="text2"/>
+        <w:color w:val="2F2E47" w:themeColor="text2"/>
       </w:rPr>
       <w:tblPr/>
       <w:tcPr>
@@ -21530,13 +21534,13 @@
     <w:tblStylePr w:type="band1Vert">
       <w:tblPr/>
       <w:tcPr>
-        <w:shd w:val="clear" w:color="auto" w:fill="D2EAF1" w:themeFill="accent5" w:themeFillTint="3F"/>
+        <w:shd w:val="clear" w:color="auto" w:fill="D1D0CB" w:themeFill="accent5" w:themeFillTint="3F"/>
       </w:tcPr>
     </w:tblStylePr>
     <w:tblStylePr w:type="band1Horz">
       <w:tblPr/>
       <w:tcPr>
-        <w:shd w:val="clear" w:color="auto" w:fill="D2EAF1" w:themeFill="accent5" w:themeFillTint="3F"/>
+        <w:shd w:val="clear" w:color="auto" w:fill="D1D0CB" w:themeFill="accent5" w:themeFillTint="3F"/>
       </w:tcPr>
     </w:tblStylePr>
   </w:style>
@@ -21549,7 +21553,7 @@
       <w:spacing w:after="0" w:line="240" w:lineRule="auto"/>
     </w:pPr>
     <w:rPr>
-      <w:color w:val="000000" w:themeColor="text1"/>
+      <w:color w:val="131237" w:themeColor="text1"/>
     </w:rPr>
     <w:tblPr>
       <w:tblStyleRowBandSize w:val="1"/>
@@ -21582,7 +21586,7 @@
       <w:rPr>
         <w:b/>
         <w:bCs/>
-        <w:color w:val="1F497D" w:themeColor="text2"/>
+        <w:color w:val="2F2E47" w:themeColor="text2"/>
       </w:rPr>
       <w:tblPr/>
       <w:tcPr>
@@ -21614,13 +21618,13 @@
     <w:tblStylePr w:type="band1Vert">
       <w:tblPr/>
       <w:tcPr>
-        <w:shd w:val="clear" w:color="auto" w:fill="FDE4D0" w:themeFill="accent6" w:themeFillTint="3F"/>
+        <w:shd w:val="clear" w:color="auto" w:fill="D1D0CB" w:themeFill="accent6" w:themeFillTint="3F"/>
       </w:tcPr>
     </w:tblStylePr>
     <w:tblStylePr w:type="band1Horz">
       <w:tblPr/>
       <w:tcPr>
-        <w:shd w:val="clear" w:color="auto" w:fill="FDE4D0" w:themeFill="accent6" w:themeFillTint="3F"/>
+        <w:shd w:val="clear" w:color="auto" w:fill="D1D0CB" w:themeFill="accent6" w:themeFillTint="3F"/>
       </w:tcPr>
     </w:tblStylePr>
   </w:style>
@@ -21634,7 +21638,7 @@
     </w:pPr>
     <w:rPr>
       <w:rFonts w:asciiTheme="majorHAnsi" w:eastAsiaTheme="majorEastAsia" w:hAnsiTheme="majorHAnsi" w:cstheme="majorBidi"/>
-      <w:color w:val="000000" w:themeColor="text1"/>
+      <w:color w:val="131237" w:themeColor="text1"/>
     </w:rPr>
     <w:tblPr>
       <w:tblStyleRowBandSize w:val="1"/>
@@ -21722,7 +21726,7 @@
           <w:insideH w:val="nil"/>
           <w:insideV w:val="nil"/>
         </w:tcBorders>
-        <w:shd w:val="clear" w:color="auto" w:fill="C0C0C0" w:themeFill="text1" w:themeFillTint="3F"/>
+        <w:shd w:val="clear" w:color="auto" w:fill="D1D0CB" w:themeFill="text1" w:themeFillTint="3F"/>
       </w:tcPr>
     </w:tblStylePr>
     <w:tblStylePr w:type="band1Horz">
@@ -21734,7 +21738,7 @@
           <w:insideH w:val="nil"/>
           <w:insideV w:val="nil"/>
         </w:tcBorders>
-        <w:shd w:val="clear" w:color="auto" w:fill="C0C0C0" w:themeFill="text1" w:themeFillTint="3F"/>
+        <w:shd w:val="clear" w:color="auto" w:fill="D1D0CB" w:themeFill="text1" w:themeFillTint="3F"/>
       </w:tcPr>
     </w:tblStylePr>
     <w:tblStylePr w:type="nwCell">
@@ -21762,7 +21766,7 @@
     </w:pPr>
     <w:rPr>
       <w:rFonts w:asciiTheme="majorHAnsi" w:eastAsiaTheme="majorEastAsia" w:hAnsiTheme="majorHAnsi" w:cstheme="majorBidi"/>
-      <w:color w:val="000000" w:themeColor="text1"/>
+      <w:color w:val="131237" w:themeColor="text1"/>
     </w:rPr>
     <w:tblPr>
       <w:tblStyleRowBandSize w:val="1"/>
@@ -21850,7 +21854,7 @@
           <w:insideH w:val="nil"/>
           <w:insideV w:val="nil"/>
         </w:tcBorders>
-        <w:shd w:val="clear" w:color="auto" w:fill="D3DFEE" w:themeFill="accent1" w:themeFillTint="3F"/>
+        <w:shd w:val="clear" w:color="auto" w:fill="D1D0CB" w:themeFill="accent1" w:themeFillTint="3F"/>
       </w:tcPr>
     </w:tblStylePr>
     <w:tblStylePr w:type="band1Horz">
@@ -21862,7 +21866,7 @@
           <w:insideH w:val="nil"/>
           <w:insideV w:val="nil"/>
         </w:tcBorders>
-        <w:shd w:val="clear" w:color="auto" w:fill="D3DFEE" w:themeFill="accent1" w:themeFillTint="3F"/>
+        <w:shd w:val="clear" w:color="auto" w:fill="D1D0CB" w:themeFill="accent1" w:themeFillTint="3F"/>
       </w:tcPr>
     </w:tblStylePr>
     <w:tblStylePr w:type="nwCell">
@@ -21890,7 +21894,7 @@
     </w:pPr>
     <w:rPr>
       <w:rFonts w:asciiTheme="majorHAnsi" w:eastAsiaTheme="majorEastAsia" w:hAnsiTheme="majorHAnsi" w:cstheme="majorBidi"/>
-      <w:color w:val="000000" w:themeColor="text1"/>
+      <w:color w:val="131237" w:themeColor="text1"/>
     </w:rPr>
     <w:tblPr>
       <w:tblStyleRowBandSize w:val="1"/>
@@ -21978,7 +21982,7 @@
           <w:insideH w:val="nil"/>
           <w:insideV w:val="nil"/>
         </w:tcBorders>
-        <w:shd w:val="clear" w:color="auto" w:fill="EFD3D2" w:themeFill="accent2" w:themeFillTint="3F"/>
+        <w:shd w:val="clear" w:color="auto" w:fill="D1D0CB" w:themeFill="accent2" w:themeFillTint="3F"/>
       </w:tcPr>
     </w:tblStylePr>
     <w:tblStylePr w:type="band1Horz">
@@ -21990,7 +21994,7 @@
           <w:insideH w:val="nil"/>
           <w:insideV w:val="nil"/>
         </w:tcBorders>
-        <w:shd w:val="clear" w:color="auto" w:fill="EFD3D2" w:themeFill="accent2" w:themeFillTint="3F"/>
+        <w:shd w:val="clear" w:color="auto" w:fill="D1D0CB" w:themeFill="accent2" w:themeFillTint="3F"/>
       </w:tcPr>
     </w:tblStylePr>
     <w:tblStylePr w:type="nwCell">
@@ -22018,7 +22022,7 @@
     </w:pPr>
     <w:rPr>
       <w:rFonts w:asciiTheme="majorHAnsi" w:eastAsiaTheme="majorEastAsia" w:hAnsiTheme="majorHAnsi" w:cstheme="majorBidi"/>
-      <w:color w:val="000000" w:themeColor="text1"/>
+      <w:color w:val="131237" w:themeColor="text1"/>
     </w:rPr>
     <w:tblPr>
       <w:tblStyleRowBandSize w:val="1"/>
@@ -22106,7 +22110,7 @@
           <w:insideH w:val="nil"/>
           <w:insideV w:val="nil"/>
         </w:tcBorders>
-        <w:shd w:val="clear" w:color="auto" w:fill="E6EED5" w:themeFill="accent3" w:themeFillTint="3F"/>
+        <w:shd w:val="clear" w:color="auto" w:fill="D1D0CB" w:themeFill="accent3" w:themeFillTint="3F"/>
       </w:tcPr>
     </w:tblStylePr>
     <w:tblStylePr w:type="band1Horz">
@@ -22118,7 +22122,7 @@
           <w:insideH w:val="nil"/>
           <w:insideV w:val="nil"/>
         </w:tcBorders>
-        <w:shd w:val="clear" w:color="auto" w:fill="E6EED5" w:themeFill="accent3" w:themeFillTint="3F"/>
+        <w:shd w:val="clear" w:color="auto" w:fill="D1D0CB" w:themeFill="accent3" w:themeFillTint="3F"/>
       </w:tcPr>
     </w:tblStylePr>
     <w:tblStylePr w:type="nwCell">
@@ -22146,7 +22150,7 @@
     </w:pPr>
     <w:rPr>
       <w:rFonts w:asciiTheme="majorHAnsi" w:eastAsiaTheme="majorEastAsia" w:hAnsiTheme="majorHAnsi" w:cstheme="majorBidi"/>
-      <w:color w:val="000000" w:themeColor="text1"/>
+      <w:color w:val="131237" w:themeColor="text1"/>
     </w:rPr>
     <w:tblPr>
       <w:tblStyleRowBandSize w:val="1"/>
@@ -22234,7 +22238,7 @@
           <w:insideH w:val="nil"/>
           <w:insideV w:val="nil"/>
         </w:tcBorders>
-        <w:shd w:val="clear" w:color="auto" w:fill="DFD8E8" w:themeFill="accent4" w:themeFillTint="3F"/>
+        <w:shd w:val="clear" w:color="auto" w:fill="D1D0CB" w:themeFill="accent4" w:themeFillTint="3F"/>
       </w:tcPr>
     </w:tblStylePr>
     <w:tblStylePr w:type="band1Horz">
@@ -22246,7 +22250,7 @@
           <w:insideH w:val="nil"/>
           <w:insideV w:val="nil"/>
         </w:tcBorders>
-        <w:shd w:val="clear" w:color="auto" w:fill="DFD8E8" w:themeFill="accent4" w:themeFillTint="3F"/>
+        <w:shd w:val="clear" w:color="auto" w:fill="D1D0CB" w:themeFill="accent4" w:themeFillTint="3F"/>
       </w:tcPr>
     </w:tblStylePr>
     <w:tblStylePr w:type="nwCell">
@@ -22274,7 +22278,7 @@
     </w:pPr>
     <w:rPr>
       <w:rFonts w:asciiTheme="majorHAnsi" w:eastAsiaTheme="majorEastAsia" w:hAnsiTheme="majorHAnsi" w:cstheme="majorBidi"/>
-      <w:color w:val="000000" w:themeColor="text1"/>
+      <w:color w:val="131237" w:themeColor="text1"/>
     </w:rPr>
     <w:tblPr>
       <w:tblStyleRowBandSize w:val="1"/>
@@ -22362,7 +22366,7 @@
           <w:insideH w:val="nil"/>
           <w:insideV w:val="nil"/>
         </w:tcBorders>
-        <w:shd w:val="clear" w:color="auto" w:fill="D2EAF1" w:themeFill="accent5" w:themeFillTint="3F"/>
+        <w:shd w:val="clear" w:color="auto" w:fill="D1D0CB" w:themeFill="accent5" w:themeFillTint="3F"/>
       </w:tcPr>
     </w:tblStylePr>
     <w:tblStylePr w:type="band1Horz">
@@ -22374,7 +22378,7 @@
           <w:insideH w:val="nil"/>
           <w:insideV w:val="nil"/>
         </w:tcBorders>
-        <w:shd w:val="clear" w:color="auto" w:fill="D2EAF1" w:themeFill="accent5" w:themeFillTint="3F"/>
+        <w:shd w:val="clear" w:color="auto" w:fill="D1D0CB" w:themeFill="accent5" w:themeFillTint="3F"/>
       </w:tcPr>
     </w:tblStylePr>
     <w:tblStylePr w:type="nwCell">
@@ -22402,7 +22406,7 @@
     </w:pPr>
     <w:rPr>
       <w:rFonts w:asciiTheme="majorHAnsi" w:eastAsiaTheme="majorEastAsia" w:hAnsiTheme="majorHAnsi" w:cstheme="majorBidi"/>
-      <w:color w:val="000000" w:themeColor="text1"/>
+      <w:color w:val="131237" w:themeColor="text1"/>
     </w:rPr>
     <w:tblPr>
       <w:tblStyleRowBandSize w:val="1"/>
@@ -22490,7 +22494,7 @@
           <w:insideH w:val="nil"/>
           <w:insideV w:val="nil"/>
         </w:tcBorders>
-        <w:shd w:val="clear" w:color="auto" w:fill="FDE4D0" w:themeFill="accent6" w:themeFillTint="3F"/>
+        <w:shd w:val="clear" w:color="auto" w:fill="D1D0CB" w:themeFill="accent6" w:themeFillTint="3F"/>
       </w:tcPr>
     </w:tblStylePr>
     <w:tblStylePr w:type="band1Horz">
@@ -22502,7 +22506,7 @@
           <w:insideH w:val="nil"/>
           <w:insideV w:val="nil"/>
         </w:tcBorders>
-        <w:shd w:val="clear" w:color="auto" w:fill="FDE4D0" w:themeFill="accent6" w:themeFillTint="3F"/>
+        <w:shd w:val="clear" w:color="auto" w:fill="D1D0CB" w:themeFill="accent6" w:themeFillTint="3F"/>
       </w:tcPr>
     </w:tblStylePr>
     <w:tblStylePr w:type="nwCell">
@@ -22548,7 +22552,7 @@
       </w:tblCellMar>
     </w:tblPr>
     <w:tcPr>
-      <w:shd w:val="clear" w:color="auto" w:fill="C0C0C0" w:themeFill="text1" w:themeFillTint="3F"/>
+      <w:shd w:val="clear" w:color="auto" w:fill="D1D0CB" w:themeFill="text1" w:themeFillTint="3F"/>
     </w:tcPr>
     <w:tblStylePr w:type="firstRow">
       <w:rPr>
@@ -22583,13 +22587,13 @@
     <w:tblStylePr w:type="band1Vert">
       <w:tblPr/>
       <w:tcPr>
-        <w:shd w:val="clear" w:color="auto" w:fill="808080" w:themeFill="text1" w:themeFillTint="7F"/>
+        <w:shd w:val="clear" w:color="auto" w:fill="5C6684" w:themeFill="text1" w:themeFillTint="7F"/>
       </w:tcPr>
     </w:tblStylePr>
     <w:tblStylePr w:type="band1Horz">
       <w:tblPr/>
       <w:tcPr>
-        <w:shd w:val="clear" w:color="auto" w:fill="808080" w:themeFill="text1" w:themeFillTint="7F"/>
+        <w:shd w:val="clear" w:color="auto" w:fill="5C6684" w:themeFill="text1" w:themeFillTint="7F"/>
       </w:tcPr>
     </w:tblStylePr>
   </w:style>
@@ -22621,7 +22625,7 @@
       </w:tblCellMar>
     </w:tblPr>
     <w:tcPr>
-      <w:shd w:val="clear" w:color="auto" w:fill="D3DFEE" w:themeFill="accent1" w:themeFillTint="3F"/>
+      <w:shd w:val="clear" w:color="auto" w:fill="D1D0CB" w:themeFill="accent1" w:themeFillTint="3F"/>
     </w:tcPr>
     <w:tblStylePr w:type="firstRow">
       <w:rPr>
@@ -22656,13 +22660,13 @@
     <w:tblStylePr w:type="band1Vert">
       <w:tblPr/>
       <w:tcPr>
-        <w:shd w:val="clear" w:color="auto" w:fill="A7BFDE" w:themeFill="accent1" w:themeFillTint="7F"/>
+        <w:shd w:val="clear" w:color="auto" w:fill="D1D0CB" w:themeFill="accent1" w:themeFillTint="7F"/>
       </w:tcPr>
     </w:tblStylePr>
     <w:tblStylePr w:type="band1Horz">
       <w:tblPr/>
       <w:tcPr>
-        <w:shd w:val="clear" w:color="auto" w:fill="A7BFDE" w:themeFill="accent1" w:themeFillTint="7F"/>
+        <w:shd w:val="clear" w:color="auto" w:fill="D1D0CB" w:themeFill="accent1" w:themeFillTint="7F"/>
       </w:tcPr>
     </w:tblStylePr>
   </w:style>
@@ -22694,7 +22698,7 @@
       </w:tblCellMar>
     </w:tblPr>
     <w:tcPr>
-      <w:shd w:val="clear" w:color="auto" w:fill="EFD3D2" w:themeFill="accent2" w:themeFillTint="3F"/>
+      <w:shd w:val="clear" w:color="auto" w:fill="D1D0CB" w:themeFill="accent2" w:themeFillTint="3F"/>
     </w:tcPr>
     <w:tblStylePr w:type="firstRow">
       <w:rPr>
@@ -22729,13 +22733,13 @@
     <w:tblStylePr w:type="band1Vert">
       <w:tblPr/>
       <w:tcPr>
-        <w:shd w:val="clear" w:color="auto" w:fill="DFA7A6" w:themeFill="accent2" w:themeFillTint="7F"/>
+        <w:shd w:val="clear" w:color="auto" w:fill="D1D0CB" w:themeFill="accent2" w:themeFillTint="7F"/>
       </w:tcPr>
     </w:tblStylePr>
     <w:tblStylePr w:type="band1Horz">
       <w:tblPr/>
       <w:tcPr>
-        <w:shd w:val="clear" w:color="auto" w:fill="DFA7A6" w:themeFill="accent2" w:themeFillTint="7F"/>
+        <w:shd w:val="clear" w:color="auto" w:fill="D1D0CB" w:themeFill="accent2" w:themeFillTint="7F"/>
       </w:tcPr>
     </w:tblStylePr>
   </w:style>
@@ -22767,7 +22771,7 @@
       </w:tblCellMar>
     </w:tblPr>
     <w:tcPr>
-      <w:shd w:val="clear" w:color="auto" w:fill="E6EED5" w:themeFill="accent3" w:themeFillTint="3F"/>
+      <w:shd w:val="clear" w:color="auto" w:fill="D1D0CB" w:themeFill="accent3" w:themeFillTint="3F"/>
     </w:tcPr>
     <w:tblStylePr w:type="firstRow">
       <w:rPr>
@@ -22802,13 +22806,13 @@
     <w:tblStylePr w:type="band1Vert">
       <w:tblPr/>
       <w:tcPr>
-        <w:shd w:val="clear" w:color="auto" w:fill="CDDDAC" w:themeFill="accent3" w:themeFillTint="7F"/>
+        <w:shd w:val="clear" w:color="auto" w:fill="D1D0CB" w:themeFill="accent3" w:themeFillTint="7F"/>
       </w:tcPr>
     </w:tblStylePr>
     <w:tblStylePr w:type="band1Horz">
       <w:tblPr/>
       <w:tcPr>
-        <w:shd w:val="clear" w:color="auto" w:fill="CDDDAC" w:themeFill="accent3" w:themeFillTint="7F"/>
+        <w:shd w:val="clear" w:color="auto" w:fill="D1D0CB" w:themeFill="accent3" w:themeFillTint="7F"/>
       </w:tcPr>
     </w:tblStylePr>
   </w:style>
@@ -22840,7 +22844,7 @@
       </w:tblCellMar>
     </w:tblPr>
     <w:tcPr>
-      <w:shd w:val="clear" w:color="auto" w:fill="DFD8E8" w:themeFill="accent4" w:themeFillTint="3F"/>
+      <w:shd w:val="clear" w:color="auto" w:fill="D1D0CB" w:themeFill="accent4" w:themeFillTint="3F"/>
     </w:tcPr>
     <w:tblStylePr w:type="firstRow">
       <w:rPr>
@@ -22875,13 +22879,13 @@
     <w:tblStylePr w:type="band1Vert">
       <w:tblPr/>
       <w:tcPr>
-        <w:shd w:val="clear" w:color="auto" w:fill="BFB1D0" w:themeFill="accent4" w:themeFillTint="7F"/>
+        <w:shd w:val="clear" w:color="auto" w:fill="D1D0CB" w:themeFill="accent4" w:themeFillTint="7F"/>
       </w:tcPr>
     </w:tblStylePr>
     <w:tblStylePr w:type="band1Horz">
       <w:tblPr/>
       <w:tcPr>
-        <w:shd w:val="clear" w:color="auto" w:fill="BFB1D0" w:themeFill="accent4" w:themeFillTint="7F"/>
+        <w:shd w:val="clear" w:color="auto" w:fill="D1D0CB" w:themeFill="accent4" w:themeFillTint="7F"/>
       </w:tcPr>
     </w:tblStylePr>
   </w:style>
@@ -22913,7 +22917,7 @@
       </w:tblCellMar>
     </w:tblPr>
     <w:tcPr>
-      <w:shd w:val="clear" w:color="auto" w:fill="D2EAF1" w:themeFill="accent5" w:themeFillTint="3F"/>
+      <w:shd w:val="clear" w:color="auto" w:fill="D1D0CB" w:themeFill="accent5" w:themeFillTint="3F"/>
     </w:tcPr>
     <w:tblStylePr w:type="firstRow">
       <w:rPr>
@@ -22948,13 +22952,13 @@
     <w:tblStylePr w:type="band1Vert">
       <w:tblPr/>
       <w:tcPr>
-        <w:shd w:val="clear" w:color="auto" w:fill="A5D5E2" w:themeFill="accent5" w:themeFillTint="7F"/>
+        <w:shd w:val="clear" w:color="auto" w:fill="D1D0CB" w:themeFill="accent5" w:themeFillTint="7F"/>
       </w:tcPr>
     </w:tblStylePr>
     <w:tblStylePr w:type="band1Horz">
       <w:tblPr/>
       <w:tcPr>
-        <w:shd w:val="clear" w:color="auto" w:fill="A5D5E2" w:themeFill="accent5" w:themeFillTint="7F"/>
+        <w:shd w:val="clear" w:color="auto" w:fill="D1D0CB" w:themeFill="accent5" w:themeFillTint="7F"/>
       </w:tcPr>
     </w:tblStylePr>
   </w:style>
@@ -22986,7 +22990,7 @@
       </w:tblCellMar>
     </w:tblPr>
     <w:tcPr>
-      <w:shd w:val="clear" w:color="auto" w:fill="FDE4D0" w:themeFill="accent6" w:themeFillTint="3F"/>
+      <w:shd w:val="clear" w:color="auto" w:fill="D1D0CB" w:themeFill="accent6" w:themeFillTint="3F"/>
     </w:tcPr>
     <w:tblStylePr w:type="firstRow">
       <w:rPr>
@@ -23021,13 +23025,13 @@
     <w:tblStylePr w:type="band1Vert">
       <w:tblPr/>
       <w:tcPr>
-        <w:shd w:val="clear" w:color="auto" w:fill="FBCAA2" w:themeFill="accent6" w:themeFillTint="7F"/>
+        <w:shd w:val="clear" w:color="auto" w:fill="D1D0CB" w:themeFill="accent6" w:themeFillTint="7F"/>
       </w:tcPr>
     </w:tblStylePr>
     <w:tblStylePr w:type="band1Horz">
       <w:tblPr/>
       <w:tcPr>
-        <w:shd w:val="clear" w:color="auto" w:fill="FBCAA2" w:themeFill="accent6" w:themeFillTint="7F"/>
+        <w:shd w:val="clear" w:color="auto" w:fill="D1D0CB" w:themeFill="accent6" w:themeFillTint="7F"/>
       </w:tcPr>
     </w:tblStylePr>
   </w:style>
@@ -23041,7 +23045,7 @@
     </w:pPr>
     <w:rPr>
       <w:rFonts w:asciiTheme="majorHAnsi" w:eastAsiaTheme="majorEastAsia" w:hAnsiTheme="majorHAnsi" w:cstheme="majorBidi"/>
-      <w:color w:val="000000" w:themeColor="text1"/>
+      <w:color w:val="131237" w:themeColor="text1"/>
     </w:rPr>
     <w:tblPr>
       <w:tblStyleRowBandSize w:val="1"/>
@@ -23063,24 +23067,24 @@
       </w:tblCellMar>
     </w:tblPr>
     <w:tcPr>
-      <w:shd w:val="clear" w:color="auto" w:fill="C0C0C0" w:themeFill="text1" w:themeFillTint="3F"/>
+      <w:shd w:val="clear" w:color="auto" w:fill="D1D0CB" w:themeFill="text1" w:themeFillTint="3F"/>
     </w:tcPr>
     <w:tblStylePr w:type="firstRow">
       <w:rPr>
         <w:b/>
         <w:bCs/>
-        <w:color w:val="000000" w:themeColor="text1"/>
-      </w:rPr>
-      <w:tblPr/>
-      <w:tcPr>
-        <w:shd w:val="clear" w:color="auto" w:fill="E6E6E6" w:themeFill="text1" w:themeFillTint="19"/>
+        <w:color w:val="131237" w:themeColor="text1"/>
+      </w:rPr>
+      <w:tblPr/>
+      <w:tcPr>
+        <w:shd w:val="clear" w:color="auto" w:fill="D1D0CB" w:themeFill="text1" w:themeFillTint="19"/>
       </w:tcPr>
     </w:tblStylePr>
     <w:tblStylePr w:type="lastRow">
       <w:rPr>
         <w:b/>
         <w:bCs/>
-        <w:color w:val="000000" w:themeColor="text1"/>
+        <w:color w:val="131237" w:themeColor="text1"/>
       </w:rPr>
       <w:tblPr/>
       <w:tcPr>
@@ -23099,7 +23103,7 @@
       <w:rPr>
         <w:b/>
         <w:bCs/>
-        <w:color w:val="000000" w:themeColor="text1"/>
+        <w:color w:val="131237" w:themeColor="text1"/>
       </w:rPr>
       <w:tblPr/>
       <w:tcPr>
@@ -23118,7 +23122,7 @@
       <w:rPr>
         <w:b w:val="0"/>
         <w:bCs w:val="0"/>
-        <w:color w:val="000000" w:themeColor="text1"/>
+        <w:color w:val="131237" w:themeColor="text1"/>
       </w:rPr>
       <w:tblPr/>
       <w:tcPr>
@@ -23130,13 +23134,13 @@
           <w:insideH w:val="nil"/>
           <w:insideV w:val="nil"/>
         </w:tcBorders>
-        <w:shd w:val="clear" w:color="auto" w:fill="CCCCCC" w:themeFill="text1" w:themeFillTint="33"/>
+        <w:shd w:val="clear" w:color="auto" w:fill="D1D0CB" w:themeFill="text1" w:themeFillTint="33"/>
       </w:tcPr>
     </w:tblStylePr>
     <w:tblStylePr w:type="band1Vert">
       <w:tblPr/>
       <w:tcPr>
-        <w:shd w:val="clear" w:color="auto" w:fill="808080" w:themeFill="text1" w:themeFillTint="7F"/>
+        <w:shd w:val="clear" w:color="auto" w:fill="5C6684" w:themeFill="text1" w:themeFillTint="7F"/>
       </w:tcPr>
     </w:tblStylePr>
     <w:tblStylePr w:type="band1Horz">
@@ -23146,7 +23150,7 @@
           <w:insideH w:val="single" w:sz="6" w:space="0" w:color="000000" w:themeColor="text1"/>
           <w:insideV w:val="single" w:sz="6" w:space="0" w:color="000000" w:themeColor="text1"/>
         </w:tcBorders>
-        <w:shd w:val="clear" w:color="auto" w:fill="808080" w:themeFill="text1" w:themeFillTint="7F"/>
+        <w:shd w:val="clear" w:color="auto" w:fill="5C6684" w:themeFill="text1" w:themeFillTint="7F"/>
       </w:tcPr>
     </w:tblStylePr>
     <w:tblStylePr w:type="nwCell">
@@ -23166,7 +23170,7 @@
     </w:pPr>
     <w:rPr>
       <w:rFonts w:asciiTheme="majorHAnsi" w:eastAsiaTheme="majorEastAsia" w:hAnsiTheme="majorHAnsi" w:cstheme="majorBidi"/>
-      <w:color w:val="000000" w:themeColor="text1"/>
+      <w:color w:val="131237" w:themeColor="text1"/>
     </w:rPr>
     <w:tblPr>
       <w:tblStyleRowBandSize w:val="1"/>
@@ -23188,24 +23192,24 @@
       </w:tblCellMar>
     </w:tblPr>
     <w:tcPr>
-      <w:shd w:val="clear" w:color="auto" w:fill="D3DFEE" w:themeFill="accent1" w:themeFillTint="3F"/>
+      <w:shd w:val="clear" w:color="auto" w:fill="D1D0CB" w:themeFill="accent1" w:themeFillTint="3F"/>
     </w:tcPr>
     <w:tblStylePr w:type="firstRow">
       <w:rPr>
         <w:b/>
         <w:bCs/>
-        <w:color w:val="000000" w:themeColor="text1"/>
-      </w:rPr>
-      <w:tblPr/>
-      <w:tcPr>
-        <w:shd w:val="clear" w:color="auto" w:fill="EDF2F8" w:themeFill="accent1" w:themeFillTint="19"/>
+        <w:color w:val="131237" w:themeColor="text1"/>
+      </w:rPr>
+      <w:tblPr/>
+      <w:tcPr>
+        <w:shd w:val="clear" w:color="auto" w:fill="FFFFFF" w:themeFill="accent1" w:themeFillTint="19"/>
       </w:tcPr>
     </w:tblStylePr>
     <w:tblStylePr w:type="lastRow">
       <w:rPr>
         <w:b/>
         <w:bCs/>
-        <w:color w:val="000000" w:themeColor="text1"/>
+        <w:color w:val="131237" w:themeColor="text1"/>
       </w:rPr>
       <w:tblPr/>
       <w:tcPr>
@@ -23224,7 +23228,7 @@
       <w:rPr>
         <w:b/>
         <w:bCs/>
-        <w:color w:val="000000" w:themeColor="text1"/>
+        <w:color w:val="131237" w:themeColor="text1"/>
       </w:rPr>
       <w:tblPr/>
       <w:tcPr>
@@ -23243,7 +23247,7 @@
       <w:rPr>
         <w:b w:val="0"/>
         <w:bCs w:val="0"/>
-        <w:color w:val="000000" w:themeColor="text1"/>
+        <w:color w:val="131237" w:themeColor="text1"/>
       </w:rPr>
       <w:tblPr/>
       <w:tcPr>
@@ -23255,13 +23259,13 @@
           <w:insideH w:val="nil"/>
           <w:insideV w:val="nil"/>
         </w:tcBorders>
-        <w:shd w:val="clear" w:color="auto" w:fill="DBE5F1" w:themeFill="accent1" w:themeFillTint="33"/>
+        <w:shd w:val="clear" w:color="auto" w:fill="D1D0CB" w:themeFill="accent1" w:themeFillTint="33"/>
       </w:tcPr>
     </w:tblStylePr>
     <w:tblStylePr w:type="band1Vert">
       <w:tblPr/>
       <w:tcPr>
-        <w:shd w:val="clear" w:color="auto" w:fill="A7BFDE" w:themeFill="accent1" w:themeFillTint="7F"/>
+        <w:shd w:val="clear" w:color="auto" w:fill="D1D0CB" w:themeFill="accent1" w:themeFillTint="7F"/>
       </w:tcPr>
     </w:tblStylePr>
     <w:tblStylePr w:type="band1Horz">
@@ -23271,7 +23275,7 @@
           <w:insideH w:val="single" w:sz="6" w:space="0" w:color="4F81BD" w:themeColor="accent1"/>
           <w:insideV w:val="single" w:sz="6" w:space="0" w:color="4F81BD" w:themeColor="accent1"/>
         </w:tcBorders>
-        <w:shd w:val="clear" w:color="auto" w:fill="A7BFDE" w:themeFill="accent1" w:themeFillTint="7F"/>
+        <w:shd w:val="clear" w:color="auto" w:fill="D1D0CB" w:themeFill="accent1" w:themeFillTint="7F"/>
       </w:tcPr>
     </w:tblStylePr>
     <w:tblStylePr w:type="nwCell">
@@ -23291,7 +23295,7 @@
     </w:pPr>
     <w:rPr>
       <w:rFonts w:asciiTheme="majorHAnsi" w:eastAsiaTheme="majorEastAsia" w:hAnsiTheme="majorHAnsi" w:cstheme="majorBidi"/>
-      <w:color w:val="000000" w:themeColor="text1"/>
+      <w:color w:val="131237" w:themeColor="text1"/>
     </w:rPr>
     <w:tblPr>
       <w:tblStyleRowBandSize w:val="1"/>
@@ -23313,24 +23317,24 @@
       </w:tblCellMar>
     </w:tblPr>
     <w:tcPr>
-      <w:shd w:val="clear" w:color="auto" w:fill="EFD3D2" w:themeFill="accent2" w:themeFillTint="3F"/>
+      <w:shd w:val="clear" w:color="auto" w:fill="D1D0CB" w:themeFill="accent2" w:themeFillTint="3F"/>
     </w:tcPr>
     <w:tblStylePr w:type="firstRow">
       <w:rPr>
         <w:b/>
         <w:bCs/>
-        <w:color w:val="000000" w:themeColor="text1"/>
-      </w:rPr>
-      <w:tblPr/>
-      <w:tcPr>
-        <w:shd w:val="clear" w:color="auto" w:fill="F8EDED" w:themeFill="accent2" w:themeFillTint="19"/>
+        <w:color w:val="131237" w:themeColor="text1"/>
+      </w:rPr>
+      <w:tblPr/>
+      <w:tcPr>
+        <w:shd w:val="clear" w:color="auto" w:fill="FFFFFF" w:themeFill="accent2" w:themeFillTint="19"/>
       </w:tcPr>
     </w:tblStylePr>
     <w:tblStylePr w:type="lastRow">
       <w:rPr>
         <w:b/>
         <w:bCs/>
-        <w:color w:val="000000" w:themeColor="text1"/>
+        <w:color w:val="131237" w:themeColor="text1"/>
       </w:rPr>
       <w:tblPr/>
       <w:tcPr>
@@ -23349,7 +23353,7 @@
       <w:rPr>
         <w:b/>
         <w:bCs/>
-        <w:color w:val="000000" w:themeColor="text1"/>
+        <w:color w:val="131237" w:themeColor="text1"/>
       </w:rPr>
       <w:tblPr/>
       <w:tcPr>
@@ -23368,7 +23372,7 @@
       <w:rPr>
         <w:b w:val="0"/>
         <w:bCs w:val="0"/>
-        <w:color w:val="000000" w:themeColor="text1"/>
+        <w:color w:val="131237" w:themeColor="text1"/>
       </w:rPr>
       <w:tblPr/>
       <w:tcPr>
@@ -23380,13 +23384,13 @@
           <w:insideH w:val="nil"/>
           <w:insideV w:val="nil"/>
         </w:tcBorders>
-        <w:shd w:val="clear" w:color="auto" w:fill="F2DBDB" w:themeFill="accent2" w:themeFillTint="33"/>
+        <w:shd w:val="clear" w:color="auto" w:fill="D1D0CB" w:themeFill="accent2" w:themeFillTint="33"/>
       </w:tcPr>
     </w:tblStylePr>
     <w:tblStylePr w:type="band1Vert">
       <w:tblPr/>
       <w:tcPr>
-        <w:shd w:val="clear" w:color="auto" w:fill="DFA7A6" w:themeFill="accent2" w:themeFillTint="7F"/>
+        <w:shd w:val="clear" w:color="auto" w:fill="D1D0CB" w:themeFill="accent2" w:themeFillTint="7F"/>
       </w:tcPr>
     </w:tblStylePr>
     <w:tblStylePr w:type="band1Horz">
@@ -23396,7 +23400,7 @@
           <w:insideH w:val="single" w:sz="6" w:space="0" w:color="C0504D" w:themeColor="accent2"/>
           <w:insideV w:val="single" w:sz="6" w:space="0" w:color="C0504D" w:themeColor="accent2"/>
         </w:tcBorders>
-        <w:shd w:val="clear" w:color="auto" w:fill="DFA7A6" w:themeFill="accent2" w:themeFillTint="7F"/>
+        <w:shd w:val="clear" w:color="auto" w:fill="D1D0CB" w:themeFill="accent2" w:themeFillTint="7F"/>
       </w:tcPr>
     </w:tblStylePr>
     <w:tblStylePr w:type="nwCell">
@@ -23416,7 +23420,7 @@
     </w:pPr>
     <w:rPr>
       <w:rFonts w:asciiTheme="majorHAnsi" w:eastAsiaTheme="majorEastAsia" w:hAnsiTheme="majorHAnsi" w:cstheme="majorBidi"/>
-      <w:color w:val="000000" w:themeColor="text1"/>
+      <w:color w:val="131237" w:themeColor="text1"/>
     </w:rPr>
     <w:tblPr>
       <w:tblStyleRowBandSize w:val="1"/>
@@ -23438,24 +23442,24 @@
       </w:tblCellMar>
     </w:tblPr>
     <w:tcPr>
-      <w:shd w:val="clear" w:color="auto" w:fill="E6EED5" w:themeFill="accent3" w:themeFillTint="3F"/>
+      <w:shd w:val="clear" w:color="auto" w:fill="D1D0CB" w:themeFill="accent3" w:themeFillTint="3F"/>
     </w:tcPr>
     <w:tblStylePr w:type="firstRow">
       <w:rPr>
         <w:b/>
         <w:bCs/>
-        <w:color w:val="000000" w:themeColor="text1"/>
-      </w:rPr>
-      <w:tblPr/>
-      <w:tcPr>
-        <w:shd w:val="clear" w:color="auto" w:fill="F5F8EE" w:themeFill="accent3" w:themeFillTint="19"/>
+        <w:color w:val="131237" w:themeColor="text1"/>
+      </w:rPr>
+      <w:tblPr/>
+      <w:tcPr>
+        <w:shd w:val="clear" w:color="auto" w:fill="FFFFFF" w:themeFill="accent3" w:themeFillTint="19"/>
       </w:tcPr>
     </w:tblStylePr>
     <w:tblStylePr w:type="lastRow">
       <w:rPr>
         <w:b/>
         <w:bCs/>
-        <w:color w:val="000000" w:themeColor="text1"/>
+        <w:color w:val="131237" w:themeColor="text1"/>
       </w:rPr>
       <w:tblPr/>
       <w:tcPr>
@@ -23474,7 +23478,7 @@
       <w:rPr>
         <w:b/>
         <w:bCs/>
-        <w:color w:val="000000" w:themeColor="text1"/>
+        <w:color w:val="131237" w:themeColor="text1"/>
       </w:rPr>
       <w:tblPr/>
       <w:tcPr>
@@ -23493,7 +23497,7 @@
       <w:rPr>
         <w:b w:val="0"/>
         <w:bCs w:val="0"/>
-        <w:color w:val="000000" w:themeColor="text1"/>
+        <w:color w:val="131237" w:themeColor="text1"/>
       </w:rPr>
       <w:tblPr/>
       <w:tcPr>
@@ -23505,13 +23509,13 @@
           <w:insideH w:val="nil"/>
           <w:insideV w:val="nil"/>
         </w:tcBorders>
-        <w:shd w:val="clear" w:color="auto" w:fill="EAF1DD" w:themeFill="accent3" w:themeFillTint="33"/>
+        <w:shd w:val="clear" w:color="auto" w:fill="FFFFFF" w:themeFill="accent3" w:themeFillTint="33"/>
       </w:tcPr>
     </w:tblStylePr>
     <w:tblStylePr w:type="band1Vert">
       <w:tblPr/>
       <w:tcPr>
-        <w:shd w:val="clear" w:color="auto" w:fill="CDDDAC" w:themeFill="accent3" w:themeFillTint="7F"/>
+        <w:shd w:val="clear" w:color="auto" w:fill="D1D0CB" w:themeFill="accent3" w:themeFillTint="7F"/>
       </w:tcPr>
     </w:tblStylePr>
     <w:tblStylePr w:type="band1Horz">
@@ -23521,7 +23525,7 @@
           <w:insideH w:val="single" w:sz="6" w:space="0" w:color="9BBB59" w:themeColor="accent3"/>
           <w:insideV w:val="single" w:sz="6" w:space="0" w:color="9BBB59" w:themeColor="accent3"/>
         </w:tcBorders>
-        <w:shd w:val="clear" w:color="auto" w:fill="CDDDAC" w:themeFill="accent3" w:themeFillTint="7F"/>
+        <w:shd w:val="clear" w:color="auto" w:fill="D1D0CB" w:themeFill="accent3" w:themeFillTint="7F"/>
       </w:tcPr>
     </w:tblStylePr>
     <w:tblStylePr w:type="nwCell">
@@ -23541,7 +23545,7 @@
     </w:pPr>
     <w:rPr>
       <w:rFonts w:asciiTheme="majorHAnsi" w:eastAsiaTheme="majorEastAsia" w:hAnsiTheme="majorHAnsi" w:cstheme="majorBidi"/>
-      <w:color w:val="000000" w:themeColor="text1"/>
+      <w:color w:val="131237" w:themeColor="text1"/>
     </w:rPr>
     <w:tblPr>
       <w:tblStyleRowBandSize w:val="1"/>
@@ -23563,24 +23567,24 @@
       </w:tblCellMar>
     </w:tblPr>
     <w:tcPr>
-      <w:shd w:val="clear" w:color="auto" w:fill="DFD8E8" w:themeFill="accent4" w:themeFillTint="3F"/>
+      <w:shd w:val="clear" w:color="auto" w:fill="D1D0CB" w:themeFill="accent4" w:themeFillTint="3F"/>
     </w:tcPr>
     <w:tblStylePr w:type="firstRow">
       <w:rPr>
         <w:b/>
         <w:bCs/>
-        <w:color w:val="000000" w:themeColor="text1"/>
-      </w:rPr>
-      <w:tblPr/>
-      <w:tcPr>
-        <w:shd w:val="clear" w:color="auto" w:fill="F2EFF6" w:themeFill="accent4" w:themeFillTint="19"/>
+        <w:color w:val="131237" w:themeColor="text1"/>
+      </w:rPr>
+      <w:tblPr/>
+      <w:tcPr>
+        <w:shd w:val="clear" w:color="auto" w:fill="FFFFFF" w:themeFill="accent4" w:themeFillTint="19"/>
       </w:tcPr>
     </w:tblStylePr>
     <w:tblStylePr w:type="lastRow">
       <w:rPr>
         <w:b/>
         <w:bCs/>
-        <w:color w:val="000000" w:themeColor="text1"/>
+        <w:color w:val="131237" w:themeColor="text1"/>
       </w:rPr>
       <w:tblPr/>
       <w:tcPr>
@@ -23599,7 +23603,7 @@
       <w:rPr>
         <w:b/>
         <w:bCs/>
-        <w:color w:val="000000" w:themeColor="text1"/>
+        <w:color w:val="131237" w:themeColor="text1"/>
       </w:rPr>
       <w:tblPr/>
       <w:tcPr>
@@ -23618,7 +23622,7 @@
       <w:rPr>
         <w:b w:val="0"/>
         <w:bCs w:val="0"/>
-        <w:color w:val="000000" w:themeColor="text1"/>
+        <w:color w:val="131237" w:themeColor="text1"/>
       </w:rPr>
       <w:tblPr/>
       <w:tcPr>
@@ -23630,13 +23634,13 @@
           <w:insideH w:val="nil"/>
           <w:insideV w:val="nil"/>
         </w:tcBorders>
-        <w:shd w:val="clear" w:color="auto" w:fill="E5DFEC" w:themeFill="accent4" w:themeFillTint="33"/>
+        <w:shd w:val="clear" w:color="auto" w:fill="D1D0CB" w:themeFill="accent4" w:themeFillTint="33"/>
       </w:tcPr>
     </w:tblStylePr>
     <w:tblStylePr w:type="band1Vert">
       <w:tblPr/>
       <w:tcPr>
-        <w:shd w:val="clear" w:color="auto" w:fill="BFB1D0" w:themeFill="accent4" w:themeFillTint="7F"/>
+        <w:shd w:val="clear" w:color="auto" w:fill="D1D0CB" w:themeFill="accent4" w:themeFillTint="7F"/>
       </w:tcPr>
     </w:tblStylePr>
     <w:tblStylePr w:type="band1Horz">
@@ -23646,7 +23650,7 @@
           <w:insideH w:val="single" w:sz="6" w:space="0" w:color="8064A2" w:themeColor="accent4"/>
           <w:insideV w:val="single" w:sz="6" w:space="0" w:color="8064A2" w:themeColor="accent4"/>
         </w:tcBorders>
-        <w:shd w:val="clear" w:color="auto" w:fill="BFB1D0" w:themeFill="accent4" w:themeFillTint="7F"/>
+        <w:shd w:val="clear" w:color="auto" w:fill="D1D0CB" w:themeFill="accent4" w:themeFillTint="7F"/>
       </w:tcPr>
     </w:tblStylePr>
     <w:tblStylePr w:type="nwCell">
@@ -23666,7 +23670,7 @@
     </w:pPr>
     <w:rPr>
       <w:rFonts w:asciiTheme="majorHAnsi" w:eastAsiaTheme="majorEastAsia" w:hAnsiTheme="majorHAnsi" w:cstheme="majorBidi"/>
-      <w:color w:val="000000" w:themeColor="text1"/>
+      <w:color w:val="131237" w:themeColor="text1"/>
     </w:rPr>
     <w:tblPr>
       <w:tblStyleRowBandSize w:val="1"/>
@@ -23688,24 +23692,24 @@
       </w:tblCellMar>
     </w:tblPr>
     <w:tcPr>
-      <w:shd w:val="clear" w:color="auto" w:fill="D2EAF1" w:themeFill="accent5" w:themeFillTint="3F"/>
+      <w:shd w:val="clear" w:color="auto" w:fill="D1D0CB" w:themeFill="accent5" w:themeFillTint="3F"/>
     </w:tcPr>
     <w:tblStylePr w:type="firstRow">
       <w:rPr>
         <w:b/>
         <w:bCs/>
-        <w:color w:val="000000" w:themeColor="text1"/>
-      </w:rPr>
-      <w:tblPr/>
-      <w:tcPr>
-        <w:shd w:val="clear" w:color="auto" w:fill="EDF6F9" w:themeFill="accent5" w:themeFillTint="19"/>
+        <w:color w:val="131237" w:themeColor="text1"/>
+      </w:rPr>
+      <w:tblPr/>
+      <w:tcPr>
+        <w:shd w:val="clear" w:color="auto" w:fill="FFFFFF" w:themeFill="accent5" w:themeFillTint="19"/>
       </w:tcPr>
     </w:tblStylePr>
     <w:tblStylePr w:type="lastRow">
       <w:rPr>
         <w:b/>
         <w:bCs/>
-        <w:color w:val="000000" w:themeColor="text1"/>
+        <w:color w:val="131237" w:themeColor="text1"/>
       </w:rPr>
       <w:tblPr/>
       <w:tcPr>
@@ -23724,7 +23728,7 @@
       <w:rPr>
         <w:b/>
         <w:bCs/>
-        <w:color w:val="000000" w:themeColor="text1"/>
+        <w:color w:val="131237" w:themeColor="text1"/>
       </w:rPr>
       <w:tblPr/>
       <w:tcPr>
@@ -23743,7 +23747,7 @@
       <w:rPr>
         <w:b w:val="0"/>
         <w:bCs w:val="0"/>
-        <w:color w:val="000000" w:themeColor="text1"/>
+        <w:color w:val="131237" w:themeColor="text1"/>
       </w:rPr>
       <w:tblPr/>
       <w:tcPr>
@@ -23755,13 +23759,13 @@
           <w:insideH w:val="nil"/>
           <w:insideV w:val="nil"/>
         </w:tcBorders>
-        <w:shd w:val="clear" w:color="auto" w:fill="DAEEF3" w:themeFill="accent5" w:themeFillTint="33"/>
+        <w:shd w:val="clear" w:color="auto" w:fill="FFFFFF" w:themeFill="accent5" w:themeFillTint="33"/>
       </w:tcPr>
     </w:tblStylePr>
     <w:tblStylePr w:type="band1Vert">
       <w:tblPr/>
       <w:tcPr>
-        <w:shd w:val="clear" w:color="auto" w:fill="A5D5E2" w:themeFill="accent5" w:themeFillTint="7F"/>
+        <w:shd w:val="clear" w:color="auto" w:fill="D1D0CB" w:themeFill="accent5" w:themeFillTint="7F"/>
       </w:tcPr>
     </w:tblStylePr>
     <w:tblStylePr w:type="band1Horz">
@@ -23771,7 +23775,7 @@
           <w:insideH w:val="single" w:sz="6" w:space="0" w:color="4BACC6" w:themeColor="accent5"/>
           <w:insideV w:val="single" w:sz="6" w:space="0" w:color="4BACC6" w:themeColor="accent5"/>
         </w:tcBorders>
-        <w:shd w:val="clear" w:color="auto" w:fill="A5D5E2" w:themeFill="accent5" w:themeFillTint="7F"/>
+        <w:shd w:val="clear" w:color="auto" w:fill="D1D0CB" w:themeFill="accent5" w:themeFillTint="7F"/>
       </w:tcPr>
     </w:tblStylePr>
     <w:tblStylePr w:type="nwCell">
@@ -23791,7 +23795,7 @@
     </w:pPr>
     <w:rPr>
       <w:rFonts w:asciiTheme="majorHAnsi" w:eastAsiaTheme="majorEastAsia" w:hAnsiTheme="majorHAnsi" w:cstheme="majorBidi"/>
-      <w:color w:val="000000" w:themeColor="text1"/>
+      <w:color w:val="131237" w:themeColor="text1"/>
     </w:rPr>
     <w:tblPr>
       <w:tblStyleRowBandSize w:val="1"/>
@@ -23813,24 +23817,24 @@
       </w:tblCellMar>
     </w:tblPr>
     <w:tcPr>
-      <w:shd w:val="clear" w:color="auto" w:fill="FDE4D0" w:themeFill="accent6" w:themeFillTint="3F"/>
+      <w:shd w:val="clear" w:color="auto" w:fill="D1D0CB" w:themeFill="accent6" w:themeFillTint="3F"/>
     </w:tcPr>
     <w:tblStylePr w:type="firstRow">
       <w:rPr>
         <w:b/>
         <w:bCs/>
-        <w:color w:val="000000" w:themeColor="text1"/>
-      </w:rPr>
-      <w:tblPr/>
-      <w:tcPr>
-        <w:shd w:val="clear" w:color="auto" w:fill="FEF4EC" w:themeFill="accent6" w:themeFillTint="19"/>
+        <w:color w:val="131237" w:themeColor="text1"/>
+      </w:rPr>
+      <w:tblPr/>
+      <w:tcPr>
+        <w:shd w:val="clear" w:color="auto" w:fill="FFFFFF" w:themeFill="accent6" w:themeFillTint="19"/>
       </w:tcPr>
     </w:tblStylePr>
     <w:tblStylePr w:type="lastRow">
       <w:rPr>
         <w:b/>
         <w:bCs/>
-        <w:color w:val="000000" w:themeColor="text1"/>
+        <w:color w:val="131237" w:themeColor="text1"/>
       </w:rPr>
       <w:tblPr/>
       <w:tcPr>
@@ -23849,7 +23853,7 @@
       <w:rPr>
         <w:b/>
         <w:bCs/>
-        <w:color w:val="000000" w:themeColor="text1"/>
+        <w:color w:val="131237" w:themeColor="text1"/>
       </w:rPr>
       <w:tblPr/>
       <w:tcPr>
@@ -23868,7 +23872,7 @@
       <w:rPr>
         <w:b w:val="0"/>
         <w:bCs w:val="0"/>
-        <w:color w:val="000000" w:themeColor="text1"/>
+        <w:color w:val="131237" w:themeColor="text1"/>
       </w:rPr>
       <w:tblPr/>
       <w:tcPr>
@@ -23880,13 +23884,13 @@
           <w:insideH w:val="nil"/>
           <w:insideV w:val="nil"/>
         </w:tcBorders>
-        <w:shd w:val="clear" w:color="auto" w:fill="FDE9D9" w:themeFill="accent6" w:themeFillTint="33"/>
+        <w:shd w:val="clear" w:color="auto" w:fill="FFFFFF" w:themeFill="accent6" w:themeFillTint="33"/>
       </w:tcPr>
     </w:tblStylePr>
     <w:tblStylePr w:type="band1Vert">
       <w:tblPr/>
       <w:tcPr>
-        <w:shd w:val="clear" w:color="auto" w:fill="FBCAA2" w:themeFill="accent6" w:themeFillTint="7F"/>
+        <w:shd w:val="clear" w:color="auto" w:fill="D1D0CB" w:themeFill="accent6" w:themeFillTint="7F"/>
       </w:tcPr>
     </w:tblStylePr>
     <w:tblStylePr w:type="band1Horz">
@@ -23896,7 +23900,7 @@
           <w:insideH w:val="single" w:sz="6" w:space="0" w:color="F79646" w:themeColor="accent6"/>
           <w:insideV w:val="single" w:sz="6" w:space="0" w:color="F79646" w:themeColor="accent6"/>
         </w:tcBorders>
-        <w:shd w:val="clear" w:color="auto" w:fill="FBCAA2" w:themeFill="accent6" w:themeFillTint="7F"/>
+        <w:shd w:val="clear" w:color="auto" w:fill="D1D0CB" w:themeFill="accent6" w:themeFillTint="7F"/>
       </w:tcPr>
     </w:tblStylePr>
     <w:tblStylePr w:type="nwCell">
@@ -23934,7 +23938,7 @@
       </w:tblCellMar>
     </w:tblPr>
     <w:tcPr>
-      <w:shd w:val="clear" w:color="auto" w:fill="C0C0C0" w:themeFill="text1" w:themeFillTint="3F"/>
+      <w:shd w:val="clear" w:color="auto" w:fill="D1D0CB" w:themeFill="text1" w:themeFillTint="3F"/>
     </w:tcPr>
     <w:tblStylePr w:type="firstRow">
       <w:rPr>
@@ -23954,7 +23958,7 @@
           <w:insideH w:val="nil"/>
           <w:insideV w:val="single" w:sz="8" w:space="0" w:color="FFFFFF" w:themeColor="background1"/>
         </w:tcBorders>
-        <w:shd w:val="clear" w:color="auto" w:fill="000000" w:themeFill="text1"/>
+        <w:shd w:val="clear" w:color="auto" w:fill="131237" w:themeFill="text1"/>
       </w:tcPr>
     </w:tblStylePr>
     <w:tblStylePr w:type="lastRow">
@@ -23975,7 +23979,7 @@
           <w:insideH w:val="nil"/>
           <w:insideV w:val="single" w:sz="8" w:space="0" w:color="FFFFFF" w:themeColor="background1"/>
         </w:tcBorders>
-        <w:shd w:val="clear" w:color="auto" w:fill="000000" w:themeFill="text1"/>
+        <w:shd w:val="clear" w:color="auto" w:fill="131237" w:themeFill="text1"/>
       </w:tcPr>
     </w:tblStylePr>
     <w:tblStylePr w:type="firstCol">
@@ -23994,7 +23998,7 @@
           <w:insideH w:val="nil"/>
           <w:insideV w:val="nil"/>
         </w:tcBorders>
-        <w:shd w:val="clear" w:color="auto" w:fill="000000" w:themeFill="text1"/>
+        <w:shd w:val="clear" w:color="auto" w:fill="131237" w:themeFill="text1"/>
       </w:tcPr>
     </w:tblStylePr>
     <w:tblStylePr w:type="lastCol">
@@ -24015,7 +24019,7 @@
           <w:insideH w:val="nil"/>
           <w:insideV w:val="nil"/>
         </w:tcBorders>
-        <w:shd w:val="clear" w:color="auto" w:fill="000000" w:themeFill="text1"/>
+        <w:shd w:val="clear" w:color="auto" w:fill="131237" w:themeFill="text1"/>
       </w:tcPr>
     </w:tblStylePr>
     <w:tblStylePr w:type="band1Vert">
@@ -24029,7 +24033,7 @@
           <w:insideH w:val="nil"/>
           <w:insideV w:val="nil"/>
         </w:tcBorders>
-        <w:shd w:val="clear" w:color="auto" w:fill="808080" w:themeFill="text1" w:themeFillTint="7F"/>
+        <w:shd w:val="clear" w:color="auto" w:fill="5C6684" w:themeFill="text1" w:themeFillTint="7F"/>
       </w:tcPr>
     </w:tblStylePr>
     <w:tblStylePr w:type="band1Horz">
@@ -24043,7 +24047,7 @@
           <w:insideH w:val="single" w:sz="8" w:space="0" w:color="FFFFFF" w:themeColor="background1"/>
           <w:insideV w:val="single" w:sz="8" w:space="0" w:color="FFFFFF" w:themeColor="background1"/>
         </w:tcBorders>
-        <w:shd w:val="clear" w:color="auto" w:fill="808080" w:themeFill="text1" w:themeFillTint="7F"/>
+        <w:shd w:val="clear" w:color="auto" w:fill="5C6684" w:themeFill="text1" w:themeFillTint="7F"/>
       </w:tcPr>
     </w:tblStylePr>
   </w:style>
@@ -24075,7 +24079,7 @@
       </w:tblCellMar>
     </w:tblPr>
     <w:tcPr>
-      <w:shd w:val="clear" w:color="auto" w:fill="D3DFEE" w:themeFill="accent1" w:themeFillTint="3F"/>
+      <w:shd w:val="clear" w:color="auto" w:fill="D1D0CB" w:themeFill="accent1" w:themeFillTint="3F"/>
     </w:tcPr>
     <w:tblStylePr w:type="firstRow">
       <w:rPr>
@@ -24095,7 +24099,7 @@
           <w:insideH w:val="nil"/>
           <w:insideV w:val="single" w:sz="8" w:space="0" w:color="FFFFFF" w:themeColor="background1"/>
         </w:tcBorders>
-        <w:shd w:val="clear" w:color="auto" w:fill="4F81BD" w:themeFill="accent1"/>
+        <w:shd w:val="clear" w:color="auto" w:fill="5C6684" w:themeFill="accent1"/>
       </w:tcPr>
     </w:tblStylePr>
     <w:tblStylePr w:type="lastRow">
@@ -24116,7 +24120,7 @@
           <w:insideH w:val="nil"/>
           <w:insideV w:val="single" w:sz="8" w:space="0" w:color="FFFFFF" w:themeColor="background1"/>
         </w:tcBorders>
-        <w:shd w:val="clear" w:color="auto" w:fill="4F81BD" w:themeFill="accent1"/>
+        <w:shd w:val="clear" w:color="auto" w:fill="5C6684" w:themeFill="accent1"/>
       </w:tcPr>
     </w:tblStylePr>
     <w:tblStylePr w:type="firstCol">
@@ -24135,7 +24139,7 @@
           <w:insideH w:val="nil"/>
           <w:insideV w:val="nil"/>
         </w:tcBorders>
-        <w:shd w:val="clear" w:color="auto" w:fill="4F81BD" w:themeFill="accent1"/>
+        <w:shd w:val="clear" w:color="auto" w:fill="5C6684" w:themeFill="accent1"/>
       </w:tcPr>
     </w:tblStylePr>
     <w:tblStylePr w:type="lastCol">
@@ -24156,7 +24160,7 @@
           <w:insideH w:val="nil"/>
           <w:insideV w:val="nil"/>
         </w:tcBorders>
-        <w:shd w:val="clear" w:color="auto" w:fill="4F81BD" w:themeFill="accent1"/>
+        <w:shd w:val="clear" w:color="auto" w:fill="5C6684" w:themeFill="accent1"/>
       </w:tcPr>
     </w:tblStylePr>
     <w:tblStylePr w:type="band1Vert">
@@ -24170,7 +24174,7 @@
           <w:insideH w:val="nil"/>
           <w:insideV w:val="nil"/>
         </w:tcBorders>
-        <w:shd w:val="clear" w:color="auto" w:fill="A7BFDE" w:themeFill="accent1" w:themeFillTint="7F"/>
+        <w:shd w:val="clear" w:color="auto" w:fill="D1D0CB" w:themeFill="accent1" w:themeFillTint="7F"/>
       </w:tcPr>
     </w:tblStylePr>
     <w:tblStylePr w:type="band1Horz">
@@ -24184,7 +24188,7 @@
           <w:insideH w:val="single" w:sz="8" w:space="0" w:color="FFFFFF" w:themeColor="background1"/>
           <w:insideV w:val="single" w:sz="8" w:space="0" w:color="FFFFFF" w:themeColor="background1"/>
         </w:tcBorders>
-        <w:shd w:val="clear" w:color="auto" w:fill="A7BFDE" w:themeFill="accent1" w:themeFillTint="7F"/>
+        <w:shd w:val="clear" w:color="auto" w:fill="D1D0CB" w:themeFill="accent1" w:themeFillTint="7F"/>
       </w:tcPr>
     </w:tblStylePr>
   </w:style>
@@ -24216,7 +24220,7 @@
       </w:tblCellMar>
     </w:tblPr>
     <w:tcPr>
-      <w:shd w:val="clear" w:color="auto" w:fill="EFD3D2" w:themeFill="accent2" w:themeFillTint="3F"/>
+      <w:shd w:val="clear" w:color="auto" w:fill="D1D0CB" w:themeFill="accent2" w:themeFillTint="3F"/>
     </w:tcPr>
     <w:tblStylePr w:type="firstRow">
       <w:rPr>
@@ -24236,7 +24240,7 @@
           <w:insideH w:val="nil"/>
           <w:insideV w:val="single" w:sz="8" w:space="0" w:color="FFFFFF" w:themeColor="background1"/>
         </w:tcBorders>
-        <w:shd w:val="clear" w:color="auto" w:fill="C0504D" w:themeFill="accent2"/>
+        <w:shd w:val="clear" w:color="auto" w:fill="5C6684" w:themeFill="accent2"/>
       </w:tcPr>
     </w:tblStylePr>
     <w:tblStylePr w:type="lastRow">
@@ -24257,7 +24261,7 @@
           <w:insideH w:val="nil"/>
           <w:insideV w:val="single" w:sz="8" w:space="0" w:color="FFFFFF" w:themeColor="background1"/>
         </w:tcBorders>
-        <w:shd w:val="clear" w:color="auto" w:fill="C0504D" w:themeFill="accent2"/>
+        <w:shd w:val="clear" w:color="auto" w:fill="5C6684" w:themeFill="accent2"/>
       </w:tcPr>
     </w:tblStylePr>
     <w:tblStylePr w:type="firstCol">
@@ -24276,7 +24280,7 @@
           <w:insideH w:val="nil"/>
           <w:insideV w:val="nil"/>
         </w:tcBorders>
-        <w:shd w:val="clear" w:color="auto" w:fill="C0504D" w:themeFill="accent2"/>
+        <w:shd w:val="clear" w:color="auto" w:fill="5C6684" w:themeFill="accent2"/>
       </w:tcPr>
     </w:tblStylePr>
     <w:tblStylePr w:type="lastCol">
@@ -24297,7 +24301,7 @@
           <w:insideH w:val="nil"/>
           <w:insideV w:val="nil"/>
         </w:tcBorders>
-        <w:shd w:val="clear" w:color="auto" w:fill="C0504D" w:themeFill="accent2"/>
+        <w:shd w:val="clear" w:color="auto" w:fill="5C6684" w:themeFill="accent2"/>
       </w:tcPr>
     </w:tblStylePr>
     <w:tblStylePr w:type="band1Vert">
@@ -24311,7 +24315,7 @@
           <w:insideH w:val="nil"/>
           <w:insideV w:val="nil"/>
         </w:tcBorders>
-        <w:shd w:val="clear" w:color="auto" w:fill="DFA7A6" w:themeFill="accent2" w:themeFillTint="7F"/>
+        <w:shd w:val="clear" w:color="auto" w:fill="D1D0CB" w:themeFill="accent2" w:themeFillTint="7F"/>
       </w:tcPr>
     </w:tblStylePr>
     <w:tblStylePr w:type="band1Horz">
@@ -24325,7 +24329,7 @@
           <w:insideH w:val="single" w:sz="8" w:space="0" w:color="FFFFFF" w:themeColor="background1"/>
           <w:insideV w:val="single" w:sz="8" w:space="0" w:color="FFFFFF" w:themeColor="background1"/>
         </w:tcBorders>
-        <w:shd w:val="clear" w:color="auto" w:fill="DFA7A6" w:themeFill="accent2" w:themeFillTint="7F"/>
+        <w:shd w:val="clear" w:color="auto" w:fill="D1D0CB" w:themeFill="accent2" w:themeFillTint="7F"/>
       </w:tcPr>
     </w:tblStylePr>
   </w:style>
@@ -24357,7 +24361,7 @@
       </w:tblCellMar>
     </w:tblPr>
     <w:tcPr>
-      <w:shd w:val="clear" w:color="auto" w:fill="E6EED5" w:themeFill="accent3" w:themeFillTint="3F"/>
+      <w:shd w:val="clear" w:color="auto" w:fill="D1D0CB" w:themeFill="accent3" w:themeFillTint="3F"/>
     </w:tcPr>
     <w:tblStylePr w:type="firstRow">
       <w:rPr>
@@ -24377,7 +24381,7 @@
           <w:insideH w:val="nil"/>
           <w:insideV w:val="single" w:sz="8" w:space="0" w:color="FFFFFF" w:themeColor="background1"/>
         </w:tcBorders>
-        <w:shd w:val="clear" w:color="auto" w:fill="9BBB59" w:themeFill="accent3"/>
+        <w:shd w:val="clear" w:color="auto" w:fill="5C6684" w:themeFill="accent3"/>
       </w:tcPr>
     </w:tblStylePr>
     <w:tblStylePr w:type="lastRow">
@@ -24398,7 +24402,7 @@
           <w:insideH w:val="nil"/>
           <w:insideV w:val="single" w:sz="8" w:space="0" w:color="FFFFFF" w:themeColor="background1"/>
         </w:tcBorders>
-        <w:shd w:val="clear" w:color="auto" w:fill="9BBB59" w:themeFill="accent3"/>
+        <w:shd w:val="clear" w:color="auto" w:fill="5C6684" w:themeFill="accent3"/>
       </w:tcPr>
     </w:tblStylePr>
     <w:tblStylePr w:type="firstCol">
@@ -24417,7 +24421,7 @@
           <w:insideH w:val="nil"/>
           <w:insideV w:val="nil"/>
         </w:tcBorders>
-        <w:shd w:val="clear" w:color="auto" w:fill="9BBB59" w:themeFill="accent3"/>
+        <w:shd w:val="clear" w:color="auto" w:fill="5C6684" w:themeFill="accent3"/>
       </w:tcPr>
     </w:tblStylePr>
     <w:tblStylePr w:type="lastCol">
@@ -24438,7 +24442,7 @@
           <w:insideH w:val="nil"/>
           <w:insideV w:val="nil"/>
         </w:tcBorders>
-        <w:shd w:val="clear" w:color="auto" w:fill="9BBB59" w:themeFill="accent3"/>
+        <w:shd w:val="clear" w:color="auto" w:fill="5C6684" w:themeFill="accent3"/>
       </w:tcPr>
     </w:tblStylePr>
     <w:tblStylePr w:type="band1Vert">
@@ -24452,7 +24456,7 @@
           <w:insideH w:val="nil"/>
           <w:insideV w:val="nil"/>
         </w:tcBorders>
-        <w:shd w:val="clear" w:color="auto" w:fill="CDDDAC" w:themeFill="accent3" w:themeFillTint="7F"/>
+        <w:shd w:val="clear" w:color="auto" w:fill="D1D0CB" w:themeFill="accent3" w:themeFillTint="7F"/>
       </w:tcPr>
     </w:tblStylePr>
     <w:tblStylePr w:type="band1Horz">
@@ -24466,7 +24470,7 @@
           <w:insideH w:val="single" w:sz="8" w:space="0" w:color="FFFFFF" w:themeColor="background1"/>
           <w:insideV w:val="single" w:sz="8" w:space="0" w:color="FFFFFF" w:themeColor="background1"/>
         </w:tcBorders>
-        <w:shd w:val="clear" w:color="auto" w:fill="CDDDAC" w:themeFill="accent3" w:themeFillTint="7F"/>
+        <w:shd w:val="clear" w:color="auto" w:fill="D1D0CB" w:themeFill="accent3" w:themeFillTint="7F"/>
       </w:tcPr>
     </w:tblStylePr>
   </w:style>
@@ -24498,7 +24502,7 @@
       </w:tblCellMar>
     </w:tblPr>
     <w:tcPr>
-      <w:shd w:val="clear" w:color="auto" w:fill="DFD8E8" w:themeFill="accent4" w:themeFillTint="3F"/>
+      <w:shd w:val="clear" w:color="auto" w:fill="D1D0CB" w:themeFill="accent4" w:themeFillTint="3F"/>
     </w:tcPr>
     <w:tblStylePr w:type="firstRow">
       <w:rPr>
@@ -24518,7 +24522,7 @@
           <w:insideH w:val="nil"/>
           <w:insideV w:val="single" w:sz="8" w:space="0" w:color="FFFFFF" w:themeColor="background1"/>
         </w:tcBorders>
-        <w:shd w:val="clear" w:color="auto" w:fill="8064A2" w:themeFill="accent4"/>
+        <w:shd w:val="clear" w:color="auto" w:fill="5C6684" w:themeFill="accent4"/>
       </w:tcPr>
     </w:tblStylePr>
     <w:tblStylePr w:type="lastRow">
@@ -24539,7 +24543,7 @@
           <w:insideH w:val="nil"/>
           <w:insideV w:val="single" w:sz="8" w:space="0" w:color="FFFFFF" w:themeColor="background1"/>
         </w:tcBorders>
-        <w:shd w:val="clear" w:color="auto" w:fill="8064A2" w:themeFill="accent4"/>
+        <w:shd w:val="clear" w:color="auto" w:fill="5C6684" w:themeFill="accent4"/>
       </w:tcPr>
     </w:tblStylePr>
     <w:tblStylePr w:type="firstCol">
@@ -24558,7 +24562,7 @@
           <w:insideH w:val="nil"/>
           <w:insideV w:val="nil"/>
         </w:tcBorders>
-        <w:shd w:val="clear" w:color="auto" w:fill="8064A2" w:themeFill="accent4"/>
+        <w:shd w:val="clear" w:color="auto" w:fill="5C6684" w:themeFill="accent4"/>
       </w:tcPr>
     </w:tblStylePr>
     <w:tblStylePr w:type="lastCol">
@@ -24579,7 +24583,7 @@
           <w:insideH w:val="nil"/>
           <w:insideV w:val="nil"/>
         </w:tcBorders>
-        <w:shd w:val="clear" w:color="auto" w:fill="8064A2" w:themeFill="accent4"/>
+        <w:shd w:val="clear" w:color="auto" w:fill="5C6684" w:themeFill="accent4"/>
       </w:tcPr>
     </w:tblStylePr>
     <w:tblStylePr w:type="band1Vert">
@@ -24593,7 +24597,7 @@
           <w:insideH w:val="nil"/>
           <w:insideV w:val="nil"/>
         </w:tcBorders>
-        <w:shd w:val="clear" w:color="auto" w:fill="BFB1D0" w:themeFill="accent4" w:themeFillTint="7F"/>
+        <w:shd w:val="clear" w:color="auto" w:fill="D1D0CB" w:themeFill="accent4" w:themeFillTint="7F"/>
       </w:tcPr>
     </w:tblStylePr>
     <w:tblStylePr w:type="band1Horz">
@@ -24607,7 +24611,7 @@
           <w:insideH w:val="single" w:sz="8" w:space="0" w:color="FFFFFF" w:themeColor="background1"/>
           <w:insideV w:val="single" w:sz="8" w:space="0" w:color="FFFFFF" w:themeColor="background1"/>
         </w:tcBorders>
-        <w:shd w:val="clear" w:color="auto" w:fill="BFB1D0" w:themeFill="accent4" w:themeFillTint="7F"/>
+        <w:shd w:val="clear" w:color="auto" w:fill="D1D0CB" w:themeFill="accent4" w:themeFillTint="7F"/>
       </w:tcPr>
     </w:tblStylePr>
   </w:style>
@@ -24639,7 +24643,7 @@
       </w:tblCellMar>
     </w:tblPr>
     <w:tcPr>
-      <w:shd w:val="clear" w:color="auto" w:fill="D2EAF1" w:themeFill="accent5" w:themeFillTint="3F"/>
+      <w:shd w:val="clear" w:color="auto" w:fill="D1D0CB" w:themeFill="accent5" w:themeFillTint="3F"/>
     </w:tcPr>
     <w:tblStylePr w:type="firstRow">
       <w:rPr>
@@ -24659,7 +24663,7 @@
           <w:insideH w:val="nil"/>
           <w:insideV w:val="single" w:sz="8" w:space="0" w:color="FFFFFF" w:themeColor="background1"/>
         </w:tcBorders>
-        <w:shd w:val="clear" w:color="auto" w:fill="4BACC6" w:themeFill="accent5"/>
+        <w:shd w:val="clear" w:color="auto" w:fill="5C6684" w:themeFill="accent5"/>
       </w:tcPr>
     </w:tblStylePr>
     <w:tblStylePr w:type="lastRow">
@@ -24680,7 +24684,7 @@
           <w:insideH w:val="nil"/>
           <w:insideV w:val="single" w:sz="8" w:space="0" w:color="FFFFFF" w:themeColor="background1"/>
         </w:tcBorders>
-        <w:shd w:val="clear" w:color="auto" w:fill="4BACC6" w:themeFill="accent5"/>
+        <w:shd w:val="clear" w:color="auto" w:fill="5C6684" w:themeFill="accent5"/>
       </w:tcPr>
     </w:tblStylePr>
     <w:tblStylePr w:type="firstCol">
@@ -24699,7 +24703,7 @@
           <w:insideH w:val="nil"/>
           <w:insideV w:val="nil"/>
         </w:tcBorders>
-        <w:shd w:val="clear" w:color="auto" w:fill="4BACC6" w:themeFill="accent5"/>
+        <w:shd w:val="clear" w:color="auto" w:fill="5C6684" w:themeFill="accent5"/>
       </w:tcPr>
     </w:tblStylePr>
     <w:tblStylePr w:type="lastCol">
@@ -24720,7 +24724,7 @@
           <w:insideH w:val="nil"/>
           <w:insideV w:val="nil"/>
         </w:tcBorders>
-        <w:shd w:val="clear" w:color="auto" w:fill="4BACC6" w:themeFill="accent5"/>
+        <w:shd w:val="clear" w:color="auto" w:fill="5C6684" w:themeFill="accent5"/>
       </w:tcPr>
     </w:tblStylePr>
     <w:tblStylePr w:type="band1Vert">
@@ -24734,7 +24738,7 @@
           <w:insideH w:val="nil"/>
           <w:insideV w:val="nil"/>
         </w:tcBorders>
-        <w:shd w:val="clear" w:color="auto" w:fill="A5D5E2" w:themeFill="accent5" w:themeFillTint="7F"/>
+        <w:shd w:val="clear" w:color="auto" w:fill="D1D0CB" w:themeFill="accent5" w:themeFillTint="7F"/>
       </w:tcPr>
     </w:tblStylePr>
     <w:tblStylePr w:type="band1Horz">
@@ -24748,7 +24752,7 @@
           <w:insideH w:val="single" w:sz="8" w:space="0" w:color="FFFFFF" w:themeColor="background1"/>
           <w:insideV w:val="single" w:sz="8" w:space="0" w:color="FFFFFF" w:themeColor="background1"/>
         </w:tcBorders>
-        <w:shd w:val="clear" w:color="auto" w:fill="A5D5E2" w:themeFill="accent5" w:themeFillTint="7F"/>
+        <w:shd w:val="clear" w:color="auto" w:fill="D1D0CB" w:themeFill="accent5" w:themeFillTint="7F"/>
       </w:tcPr>
     </w:tblStylePr>
   </w:style>
@@ -24780,7 +24784,7 @@
       </w:tblCellMar>
     </w:tblPr>
     <w:tcPr>
-      <w:shd w:val="clear" w:color="auto" w:fill="FDE4D0" w:themeFill="accent6" w:themeFillTint="3F"/>
+      <w:shd w:val="clear" w:color="auto" w:fill="D1D0CB" w:themeFill="accent6" w:themeFillTint="3F"/>
     </w:tcPr>
     <w:tblStylePr w:type="firstRow">
       <w:rPr>
@@ -24800,7 +24804,7 @@
           <w:insideH w:val="nil"/>
           <w:insideV w:val="single" w:sz="8" w:space="0" w:color="FFFFFF" w:themeColor="background1"/>
         </w:tcBorders>
-        <w:shd w:val="clear" w:color="auto" w:fill="F79646" w:themeFill="accent6"/>
+        <w:shd w:val="clear" w:color="auto" w:fill="D1D0CB" w:themeFill="accent6"/>
       </w:tcPr>
     </w:tblStylePr>
     <w:tblStylePr w:type="lastRow">
@@ -24821,7 +24825,7 @@
           <w:insideH w:val="nil"/>
           <w:insideV w:val="single" w:sz="8" w:space="0" w:color="FFFFFF" w:themeColor="background1"/>
         </w:tcBorders>
-        <w:shd w:val="clear" w:color="auto" w:fill="F79646" w:themeFill="accent6"/>
+        <w:shd w:val="clear" w:color="auto" w:fill="D1D0CB" w:themeFill="accent6"/>
       </w:tcPr>
     </w:tblStylePr>
     <w:tblStylePr w:type="firstCol">
@@ -24840,7 +24844,7 @@
           <w:insideH w:val="nil"/>
           <w:insideV w:val="nil"/>
         </w:tcBorders>
-        <w:shd w:val="clear" w:color="auto" w:fill="F79646" w:themeFill="accent6"/>
+        <w:shd w:val="clear" w:color="auto" w:fill="D1D0CB" w:themeFill="accent6"/>
       </w:tcPr>
     </w:tblStylePr>
     <w:tblStylePr w:type="lastCol">
@@ -24861,7 +24865,7 @@
           <w:insideH w:val="nil"/>
           <w:insideV w:val="nil"/>
         </w:tcBorders>
-        <w:shd w:val="clear" w:color="auto" w:fill="F79646" w:themeFill="accent6"/>
+        <w:shd w:val="clear" w:color="auto" w:fill="D1D0CB" w:themeFill="accent6"/>
       </w:tcPr>
     </w:tblStylePr>
     <w:tblStylePr w:type="band1Vert">
@@ -24875,7 +24879,7 @@
           <w:insideH w:val="nil"/>
           <w:insideV w:val="nil"/>
         </w:tcBorders>
-        <w:shd w:val="clear" w:color="auto" w:fill="FBCAA2" w:themeFill="accent6" w:themeFillTint="7F"/>
+        <w:shd w:val="clear" w:color="auto" w:fill="D1D0CB" w:themeFill="accent6" w:themeFillTint="7F"/>
       </w:tcPr>
     </w:tblStylePr>
     <w:tblStylePr w:type="band1Horz">
@@ -24889,7 +24893,7 @@
           <w:insideH w:val="single" w:sz="8" w:space="0" w:color="FFFFFF" w:themeColor="background1"/>
           <w:insideV w:val="single" w:sz="8" w:space="0" w:color="FFFFFF" w:themeColor="background1"/>
         </w:tcBorders>
-        <w:shd w:val="clear" w:color="auto" w:fill="FBCAA2" w:themeFill="accent6" w:themeFillTint="7F"/>
+        <w:shd w:val="clear" w:color="auto" w:fill="D1D0CB" w:themeFill="accent6" w:themeFillTint="7F"/>
       </w:tcPr>
     </w:tblStylePr>
   </w:style>
@@ -24916,7 +24920,7 @@
       </w:tblCellMar>
     </w:tblPr>
     <w:tcPr>
-      <w:shd w:val="clear" w:color="auto" w:fill="000000" w:themeFill="text1"/>
+      <w:shd w:val="clear" w:color="auto" w:fill="131237" w:themeFill="text1"/>
     </w:tcPr>
     <w:tblStylePr w:type="firstRow">
       <w:rPr>
@@ -24933,7 +24937,7 @@
           <w:insideH w:val="nil"/>
           <w:insideV w:val="nil"/>
         </w:tcBorders>
-        <w:shd w:val="clear" w:color="auto" w:fill="000000" w:themeFill="text1"/>
+        <w:shd w:val="clear" w:color="auto" w:fill="131237" w:themeFill="text1"/>
       </w:tcPr>
     </w:tblStylePr>
     <w:tblStylePr w:type="lastRow">
@@ -24947,7 +24951,7 @@
           <w:insideH w:val="nil"/>
           <w:insideV w:val="nil"/>
         </w:tcBorders>
-        <w:shd w:val="clear" w:color="auto" w:fill="000000" w:themeFill="text1" w:themeFillShade="7F"/>
+        <w:shd w:val="clear" w:color="auto" w:fill="131237" w:themeFill="text1" w:themeFillShade="7F"/>
       </w:tcPr>
     </w:tblStylePr>
     <w:tblStylePr w:type="firstCol">
@@ -24961,7 +24965,7 @@
           <w:insideH w:val="nil"/>
           <w:insideV w:val="nil"/>
         </w:tcBorders>
-        <w:shd w:val="clear" w:color="auto" w:fill="000000" w:themeFill="text1" w:themeFillShade="BF"/>
+        <w:shd w:val="clear" w:color="auto" w:fill="131237" w:themeFill="text1" w:themeFillShade="BF"/>
       </w:tcPr>
     </w:tblStylePr>
     <w:tblStylePr w:type="lastCol">
@@ -24975,7 +24979,7 @@
           <w:insideH w:val="nil"/>
           <w:insideV w:val="nil"/>
         </w:tcBorders>
-        <w:shd w:val="clear" w:color="auto" w:fill="000000" w:themeFill="text1" w:themeFillShade="BF"/>
+        <w:shd w:val="clear" w:color="auto" w:fill="131237" w:themeFill="text1" w:themeFillShade="BF"/>
       </w:tcPr>
     </w:tblStylePr>
     <w:tblStylePr w:type="band1Vert">
@@ -24989,7 +24993,7 @@
           <w:insideH w:val="nil"/>
           <w:insideV w:val="nil"/>
         </w:tcBorders>
-        <w:shd w:val="clear" w:color="auto" w:fill="000000" w:themeFill="text1" w:themeFillShade="BF"/>
+        <w:shd w:val="clear" w:color="auto" w:fill="131237" w:themeFill="text1" w:themeFillShade="BF"/>
       </w:tcPr>
     </w:tblStylePr>
     <w:tblStylePr w:type="band1Horz">
@@ -25003,7 +25007,7 @@
           <w:insideH w:val="nil"/>
           <w:insideV w:val="nil"/>
         </w:tcBorders>
-        <w:shd w:val="clear" w:color="auto" w:fill="000000" w:themeFill="text1" w:themeFillShade="BF"/>
+        <w:shd w:val="clear" w:color="auto" w:fill="131237" w:themeFill="text1" w:themeFillShade="BF"/>
       </w:tcPr>
     </w:tblStylePr>
   </w:style>
@@ -25030,7 +25034,7 @@
       </w:tblCellMar>
     </w:tblPr>
     <w:tcPr>
-      <w:shd w:val="clear" w:color="auto" w:fill="4F81BD" w:themeFill="accent1"/>
+      <w:shd w:val="clear" w:color="auto" w:fill="5C6684" w:themeFill="accent1"/>
     </w:tcPr>
     <w:tblStylePr w:type="firstRow">
       <w:rPr>
@@ -25047,7 +25051,7 @@
           <w:insideH w:val="nil"/>
           <w:insideV w:val="nil"/>
         </w:tcBorders>
-        <w:shd w:val="clear" w:color="auto" w:fill="000000" w:themeFill="text1"/>
+        <w:shd w:val="clear" w:color="auto" w:fill="131237" w:themeFill="text1"/>
       </w:tcPr>
     </w:tblStylePr>
     <w:tblStylePr w:type="lastRow">
@@ -25061,7 +25065,7 @@
           <w:insideH w:val="nil"/>
           <w:insideV w:val="nil"/>
         </w:tcBorders>
-        <w:shd w:val="clear" w:color="auto" w:fill="243F60" w:themeFill="accent1" w:themeFillShade="7F"/>
+        <w:shd w:val="clear" w:color="auto" w:fill="2F2E47" w:themeFill="accent1" w:themeFillShade="7F"/>
       </w:tcPr>
     </w:tblStylePr>
     <w:tblStylePr w:type="firstCol">
@@ -25075,7 +25079,7 @@
           <w:insideH w:val="nil"/>
           <w:insideV w:val="nil"/>
         </w:tcBorders>
-        <w:shd w:val="clear" w:color="auto" w:fill="365F91" w:themeFill="accent1" w:themeFillShade="BF"/>
+        <w:shd w:val="clear" w:color="auto" w:fill="5C6684" w:themeFill="accent1" w:themeFillShade="BF"/>
       </w:tcPr>
     </w:tblStylePr>
     <w:tblStylePr w:type="lastCol">
@@ -25089,7 +25093,7 @@
           <w:insideH w:val="nil"/>
           <w:insideV w:val="nil"/>
         </w:tcBorders>
-        <w:shd w:val="clear" w:color="auto" w:fill="365F91" w:themeFill="accent1" w:themeFillShade="BF"/>
+        <w:shd w:val="clear" w:color="auto" w:fill="5C6684" w:themeFill="accent1" w:themeFillShade="BF"/>
       </w:tcPr>
     </w:tblStylePr>
     <w:tblStylePr w:type="band1Vert">
@@ -25103,7 +25107,7 @@
           <w:insideH w:val="nil"/>
           <w:insideV w:val="nil"/>
         </w:tcBorders>
-        <w:shd w:val="clear" w:color="auto" w:fill="365F91" w:themeFill="accent1" w:themeFillShade="BF"/>
+        <w:shd w:val="clear" w:color="auto" w:fill="5C6684" w:themeFill="accent1" w:themeFillShade="BF"/>
       </w:tcPr>
     </w:tblStylePr>
     <w:tblStylePr w:type="band1Horz">
@@ -25117,7 +25121,7 @@
           <w:insideH w:val="nil"/>
           <w:insideV w:val="nil"/>
         </w:tcBorders>
-        <w:shd w:val="clear" w:color="auto" w:fill="365F91" w:themeFill="accent1" w:themeFillShade="BF"/>
+        <w:shd w:val="clear" w:color="auto" w:fill="5C6684" w:themeFill="accent1" w:themeFillShade="BF"/>
       </w:tcPr>
     </w:tblStylePr>
   </w:style>
@@ -25144,7 +25148,7 @@
       </w:tblCellMar>
     </w:tblPr>
     <w:tcPr>
-      <w:shd w:val="clear" w:color="auto" w:fill="C0504D" w:themeFill="accent2"/>
+      <w:shd w:val="clear" w:color="auto" w:fill="5C6684" w:themeFill="accent2"/>
     </w:tcPr>
     <w:tblStylePr w:type="firstRow">
       <w:rPr>
@@ -25161,7 +25165,7 @@
           <w:insideH w:val="nil"/>
           <w:insideV w:val="nil"/>
         </w:tcBorders>
-        <w:shd w:val="clear" w:color="auto" w:fill="000000" w:themeFill="text1"/>
+        <w:shd w:val="clear" w:color="auto" w:fill="131237" w:themeFill="text1"/>
       </w:tcPr>
     </w:tblStylePr>
     <w:tblStylePr w:type="lastRow">
@@ -25175,7 +25179,7 @@
           <w:insideH w:val="nil"/>
           <w:insideV w:val="nil"/>
         </w:tcBorders>
-        <w:shd w:val="clear" w:color="auto" w:fill="622423" w:themeFill="accent2" w:themeFillShade="7F"/>
+        <w:shd w:val="clear" w:color="auto" w:fill="2F2E47" w:themeFill="accent2" w:themeFillShade="7F"/>
       </w:tcPr>
     </w:tblStylePr>
     <w:tblStylePr w:type="firstCol">
@@ -25189,7 +25193,7 @@
           <w:insideH w:val="nil"/>
           <w:insideV w:val="nil"/>
         </w:tcBorders>
-        <w:shd w:val="clear" w:color="auto" w:fill="943634" w:themeFill="accent2" w:themeFillShade="BF"/>
+        <w:shd w:val="clear" w:color="auto" w:fill="2F2E47" w:themeFill="accent2" w:themeFillShade="BF"/>
       </w:tcPr>
     </w:tblStylePr>
     <w:tblStylePr w:type="lastCol">
@@ -25203,7 +25207,7 @@
           <w:insideH w:val="nil"/>
           <w:insideV w:val="nil"/>
         </w:tcBorders>
-        <w:shd w:val="clear" w:color="auto" w:fill="943634" w:themeFill="accent2" w:themeFillShade="BF"/>
+        <w:shd w:val="clear" w:color="auto" w:fill="2F2E47" w:themeFill="accent2" w:themeFillShade="BF"/>
       </w:tcPr>
     </w:tblStylePr>
     <w:tblStylePr w:type="band1Vert">
@@ -25217,7 +25221,7 @@
           <w:insideH w:val="nil"/>
           <w:insideV w:val="nil"/>
         </w:tcBorders>
-        <w:shd w:val="clear" w:color="auto" w:fill="943634" w:themeFill="accent2" w:themeFillShade="BF"/>
+        <w:shd w:val="clear" w:color="auto" w:fill="2F2E47" w:themeFill="accent2" w:themeFillShade="BF"/>
       </w:tcPr>
     </w:tblStylePr>
     <w:tblStylePr w:type="band1Horz">
@@ -25231,7 +25235,7 @@
           <w:insideH w:val="nil"/>
           <w:insideV w:val="nil"/>
         </w:tcBorders>
-        <w:shd w:val="clear" w:color="auto" w:fill="943634" w:themeFill="accent2" w:themeFillShade="BF"/>
+        <w:shd w:val="clear" w:color="auto" w:fill="2F2E47" w:themeFill="accent2" w:themeFillShade="BF"/>
       </w:tcPr>
     </w:tblStylePr>
   </w:style>
@@ -25258,7 +25262,7 @@
       </w:tblCellMar>
     </w:tblPr>
     <w:tcPr>
-      <w:shd w:val="clear" w:color="auto" w:fill="9BBB59" w:themeFill="accent3"/>
+      <w:shd w:val="clear" w:color="auto" w:fill="5C6684" w:themeFill="accent3"/>
     </w:tcPr>
     <w:tblStylePr w:type="firstRow">
       <w:rPr>
@@ -25275,7 +25279,7 @@
           <w:insideH w:val="nil"/>
           <w:insideV w:val="nil"/>
         </w:tcBorders>
-        <w:shd w:val="clear" w:color="auto" w:fill="000000" w:themeFill="text1"/>
+        <w:shd w:val="clear" w:color="auto" w:fill="131237" w:themeFill="text1"/>
       </w:tcPr>
     </w:tblStylePr>
     <w:tblStylePr w:type="lastRow">
@@ -25289,7 +25293,7 @@
           <w:insideH w:val="nil"/>
           <w:insideV w:val="nil"/>
         </w:tcBorders>
-        <w:shd w:val="clear" w:color="auto" w:fill="4E6128" w:themeFill="accent3" w:themeFillShade="7F"/>
+        <w:shd w:val="clear" w:color="auto" w:fill="2F2E47" w:themeFill="accent3" w:themeFillShade="7F"/>
       </w:tcPr>
     </w:tblStylePr>
     <w:tblStylePr w:type="firstCol">
@@ -25303,7 +25307,7 @@
           <w:insideH w:val="nil"/>
           <w:insideV w:val="nil"/>
         </w:tcBorders>
-        <w:shd w:val="clear" w:color="auto" w:fill="76923C" w:themeFill="accent3" w:themeFillShade="BF"/>
+        <w:shd w:val="clear" w:color="auto" w:fill="5C6684" w:themeFill="accent3" w:themeFillShade="BF"/>
       </w:tcPr>
     </w:tblStylePr>
     <w:tblStylePr w:type="lastCol">
@@ -25317,7 +25321,7 @@
           <w:insideH w:val="nil"/>
           <w:insideV w:val="nil"/>
         </w:tcBorders>
-        <w:shd w:val="clear" w:color="auto" w:fill="76923C" w:themeFill="accent3" w:themeFillShade="BF"/>
+        <w:shd w:val="clear" w:color="auto" w:fill="5C6684" w:themeFill="accent3" w:themeFillShade="BF"/>
       </w:tcPr>
     </w:tblStylePr>
     <w:tblStylePr w:type="band1Vert">
@@ -25331,7 +25335,7 @@
           <w:insideH w:val="nil"/>
           <w:insideV w:val="nil"/>
         </w:tcBorders>
-        <w:shd w:val="clear" w:color="auto" w:fill="76923C" w:themeFill="accent3" w:themeFillShade="BF"/>
+        <w:shd w:val="clear" w:color="auto" w:fill="5C6684" w:themeFill="accent3" w:themeFillShade="BF"/>
       </w:tcPr>
     </w:tblStylePr>
     <w:tblStylePr w:type="band1Horz">
@@ -25345,7 +25349,7 @@
           <w:insideH w:val="nil"/>
           <w:insideV w:val="nil"/>
         </w:tcBorders>
-        <w:shd w:val="clear" w:color="auto" w:fill="76923C" w:themeFill="accent3" w:themeFillShade="BF"/>
+        <w:shd w:val="clear" w:color="auto" w:fill="5C6684" w:themeFill="accent3" w:themeFillShade="BF"/>
       </w:tcPr>
     </w:tblStylePr>
   </w:style>
@@ -25372,7 +25376,7 @@
       </w:tblCellMar>
     </w:tblPr>
     <w:tcPr>
-      <w:shd w:val="clear" w:color="auto" w:fill="8064A2" w:themeFill="accent4"/>
+      <w:shd w:val="clear" w:color="auto" w:fill="5C6684" w:themeFill="accent4"/>
     </w:tcPr>
     <w:tblStylePr w:type="firstRow">
       <w:rPr>
@@ -25389,7 +25393,7 @@
           <w:insideH w:val="nil"/>
           <w:insideV w:val="nil"/>
         </w:tcBorders>
-        <w:shd w:val="clear" w:color="auto" w:fill="000000" w:themeFill="text1"/>
+        <w:shd w:val="clear" w:color="auto" w:fill="131237" w:themeFill="text1"/>
       </w:tcPr>
     </w:tblStylePr>
     <w:tblStylePr w:type="lastRow">
@@ -25403,7 +25407,7 @@
           <w:insideH w:val="nil"/>
           <w:insideV w:val="nil"/>
         </w:tcBorders>
-        <w:shd w:val="clear" w:color="auto" w:fill="3F3151" w:themeFill="accent4" w:themeFillShade="7F"/>
+        <w:shd w:val="clear" w:color="auto" w:fill="2F2E47" w:themeFill="accent4" w:themeFillShade="7F"/>
       </w:tcPr>
     </w:tblStylePr>
     <w:tblStylePr w:type="firstCol">
@@ -25417,7 +25421,7 @@
           <w:insideH w:val="nil"/>
           <w:insideV w:val="nil"/>
         </w:tcBorders>
-        <w:shd w:val="clear" w:color="auto" w:fill="5F497A" w:themeFill="accent4" w:themeFillShade="BF"/>
+        <w:shd w:val="clear" w:color="auto" w:fill="5C6684" w:themeFill="accent4" w:themeFillShade="BF"/>
       </w:tcPr>
     </w:tblStylePr>
     <w:tblStylePr w:type="lastCol">
@@ -25431,7 +25435,7 @@
           <w:insideH w:val="nil"/>
           <w:insideV w:val="nil"/>
         </w:tcBorders>
-        <w:shd w:val="clear" w:color="auto" w:fill="5F497A" w:themeFill="accent4" w:themeFillShade="BF"/>
+        <w:shd w:val="clear" w:color="auto" w:fill="5C6684" w:themeFill="accent4" w:themeFillShade="BF"/>
       </w:tcPr>
     </w:tblStylePr>
     <w:tblStylePr w:type="band1Vert">
@@ -25445,7 +25449,7 @@
           <w:insideH w:val="nil"/>
           <w:insideV w:val="nil"/>
         </w:tcBorders>
-        <w:shd w:val="clear" w:color="auto" w:fill="5F497A" w:themeFill="accent4" w:themeFillShade="BF"/>
+        <w:shd w:val="clear" w:color="auto" w:fill="5C6684" w:themeFill="accent4" w:themeFillShade="BF"/>
       </w:tcPr>
     </w:tblStylePr>
     <w:tblStylePr w:type="band1Horz">
@@ -25459,7 +25463,7 @@
           <w:insideH w:val="nil"/>
           <w:insideV w:val="nil"/>
         </w:tcBorders>
-        <w:shd w:val="clear" w:color="auto" w:fill="5F497A" w:themeFill="accent4" w:themeFillShade="BF"/>
+        <w:shd w:val="clear" w:color="auto" w:fill="5C6684" w:themeFill="accent4" w:themeFillShade="BF"/>
       </w:tcPr>
     </w:tblStylePr>
   </w:style>
@@ -25486,7 +25490,7 @@
       </w:tblCellMar>
     </w:tblPr>
     <w:tcPr>
-      <w:shd w:val="clear" w:color="auto" w:fill="4BACC6" w:themeFill="accent5"/>
+      <w:shd w:val="clear" w:color="auto" w:fill="5C6684" w:themeFill="accent5"/>
     </w:tcPr>
     <w:tblStylePr w:type="firstRow">
       <w:rPr>
@@ -25503,7 +25507,7 @@
           <w:insideH w:val="nil"/>
           <w:insideV w:val="nil"/>
         </w:tcBorders>
-        <w:shd w:val="clear" w:color="auto" w:fill="000000" w:themeFill="text1"/>
+        <w:shd w:val="clear" w:color="auto" w:fill="131237" w:themeFill="text1"/>
       </w:tcPr>
     </w:tblStylePr>
     <w:tblStylePr w:type="lastRow">
@@ -25517,7 +25521,7 @@
           <w:insideH w:val="nil"/>
           <w:insideV w:val="nil"/>
         </w:tcBorders>
-        <w:shd w:val="clear" w:color="auto" w:fill="205867" w:themeFill="accent5" w:themeFillShade="7F"/>
+        <w:shd w:val="clear" w:color="auto" w:fill="2F2E47" w:themeFill="accent5" w:themeFillShade="7F"/>
       </w:tcPr>
     </w:tblStylePr>
     <w:tblStylePr w:type="firstCol">
@@ -25531,7 +25535,7 @@
           <w:insideH w:val="nil"/>
           <w:insideV w:val="nil"/>
         </w:tcBorders>
-        <w:shd w:val="clear" w:color="auto" w:fill="31849B" w:themeFill="accent5" w:themeFillShade="BF"/>
+        <w:shd w:val="clear" w:color="auto" w:fill="5C6684" w:themeFill="accent5" w:themeFillShade="BF"/>
       </w:tcPr>
     </w:tblStylePr>
     <w:tblStylePr w:type="lastCol">
@@ -25545,7 +25549,7 @@
           <w:insideH w:val="nil"/>
           <w:insideV w:val="nil"/>
         </w:tcBorders>
-        <w:shd w:val="clear" w:color="auto" w:fill="31849B" w:themeFill="accent5" w:themeFillShade="BF"/>
+        <w:shd w:val="clear" w:color="auto" w:fill="5C6684" w:themeFill="accent5" w:themeFillShade="BF"/>
       </w:tcPr>
     </w:tblStylePr>
     <w:tblStylePr w:type="band1Vert">
@@ -25559,7 +25563,7 @@
           <w:insideH w:val="nil"/>
           <w:insideV w:val="nil"/>
         </w:tcBorders>
-        <w:shd w:val="clear" w:color="auto" w:fill="31849B" w:themeFill="accent5" w:themeFillShade="BF"/>
+        <w:shd w:val="clear" w:color="auto" w:fill="5C6684" w:themeFill="accent5" w:themeFillShade="BF"/>
       </w:tcPr>
     </w:tblStylePr>
     <w:tblStylePr w:type="band1Horz">
@@ -25573,7 +25577,7 @@
           <w:insideH w:val="nil"/>
           <w:insideV w:val="nil"/>
         </w:tcBorders>
-        <w:shd w:val="clear" w:color="auto" w:fill="31849B" w:themeFill="accent5" w:themeFillShade="BF"/>
+        <w:shd w:val="clear" w:color="auto" w:fill="5C6684" w:themeFill="accent5" w:themeFillShade="BF"/>
       </w:tcPr>
     </w:tblStylePr>
   </w:style>
@@ -25600,7 +25604,7 @@
       </w:tblCellMar>
     </w:tblPr>
     <w:tcPr>
-      <w:shd w:val="clear" w:color="auto" w:fill="F79646" w:themeFill="accent6"/>
+      <w:shd w:val="clear" w:color="auto" w:fill="D1D0CB" w:themeFill="accent6"/>
     </w:tcPr>
     <w:tblStylePr w:type="firstRow">
       <w:rPr>
@@ -25617,7 +25621,7 @@
           <w:insideH w:val="nil"/>
           <w:insideV w:val="nil"/>
         </w:tcBorders>
-        <w:shd w:val="clear" w:color="auto" w:fill="000000" w:themeFill="text1"/>
+        <w:shd w:val="clear" w:color="auto" w:fill="131237" w:themeFill="text1"/>
       </w:tcPr>
     </w:tblStylePr>
     <w:tblStylePr w:type="lastRow">
@@ -25631,7 +25635,7 @@
           <w:insideH w:val="nil"/>
           <w:insideV w:val="nil"/>
         </w:tcBorders>
-        <w:shd w:val="clear" w:color="auto" w:fill="974706" w:themeFill="accent6" w:themeFillShade="7F"/>
+        <w:shd w:val="clear" w:color="auto" w:fill="2F2E47" w:themeFill="accent6" w:themeFillShade="7F"/>
       </w:tcPr>
     </w:tblStylePr>
     <w:tblStylePr w:type="firstCol">
@@ -25645,7 +25649,7 @@
           <w:insideH w:val="nil"/>
           <w:insideV w:val="nil"/>
         </w:tcBorders>
-        <w:shd w:val="clear" w:color="auto" w:fill="E36C0A" w:themeFill="accent6" w:themeFillShade="BF"/>
+        <w:shd w:val="clear" w:color="auto" w:fill="5C6684" w:themeFill="accent6" w:themeFillShade="BF"/>
       </w:tcPr>
     </w:tblStylePr>
     <w:tblStylePr w:type="lastCol">
@@ -25659,7 +25663,7 @@
           <w:insideH w:val="nil"/>
           <w:insideV w:val="nil"/>
         </w:tcBorders>
-        <w:shd w:val="clear" w:color="auto" w:fill="E36C0A" w:themeFill="accent6" w:themeFillShade="BF"/>
+        <w:shd w:val="clear" w:color="auto" w:fill="5C6684" w:themeFill="accent6" w:themeFillShade="BF"/>
       </w:tcPr>
     </w:tblStylePr>
     <w:tblStylePr w:type="band1Vert">
@@ -25673,7 +25677,7 @@
           <w:insideH w:val="nil"/>
           <w:insideV w:val="nil"/>
         </w:tcBorders>
-        <w:shd w:val="clear" w:color="auto" w:fill="E36C0A" w:themeFill="accent6" w:themeFillShade="BF"/>
+        <w:shd w:val="clear" w:color="auto" w:fill="5C6684" w:themeFill="accent6" w:themeFillShade="BF"/>
       </w:tcPr>
     </w:tblStylePr>
     <w:tblStylePr w:type="band1Horz">
@@ -25687,7 +25691,7 @@
           <w:insideH w:val="nil"/>
           <w:insideV w:val="nil"/>
         </w:tcBorders>
-        <w:shd w:val="clear" w:color="auto" w:fill="E36C0A" w:themeFill="accent6" w:themeFillShade="BF"/>
+        <w:shd w:val="clear" w:color="auto" w:fill="5C6684" w:themeFill="accent6" w:themeFillShade="BF"/>
       </w:tcPr>
     </w:tblStylePr>
   </w:style>
@@ -25700,7 +25704,7 @@
       <w:spacing w:after="0" w:line="240" w:lineRule="auto"/>
     </w:pPr>
     <w:rPr>
-      <w:color w:val="000000" w:themeColor="text1"/>
+      <w:color w:val="131237" w:themeColor="text1"/>
     </w:rPr>
     <w:tblPr>
       <w:tblStyleRowBandSize w:val="1"/>
@@ -25722,7 +25726,7 @@
       </w:tblCellMar>
     </w:tblPr>
     <w:tcPr>
-      <w:shd w:val="clear" w:color="auto" w:fill="E6E6E6" w:themeFill="text1" w:themeFillTint="19"/>
+      <w:shd w:val="clear" w:color="auto" w:fill="D1D0CB" w:themeFill="text1" w:themeFillTint="19"/>
     </w:tcPr>
     <w:tblStylePr w:type="firstRow">
       <w:rPr>
@@ -25753,7 +25757,7 @@
         <w:tcBorders>
           <w:top w:val="single" w:sz="6" w:space="0" w:color="FFFFFF" w:themeColor="background1"/>
         </w:tcBorders>
-        <w:shd w:val="clear" w:color="auto" w:fill="000000" w:themeFill="text1" w:themeFillShade="99"/>
+        <w:shd w:val="clear" w:color="auto" w:fill="131237" w:themeFill="text1" w:themeFillShade="99"/>
       </w:tcPr>
     </w:tblStylePr>
     <w:tblStylePr w:type="firstCol">
@@ -25770,7 +25774,7 @@
           <w:insideH w:val="single" w:sz="4" w:space="0" w:color="000000" w:themeColor="text1" w:themeShade="99"/>
           <w:insideV w:val="nil"/>
         </w:tcBorders>
-        <w:shd w:val="clear" w:color="auto" w:fill="000000" w:themeFill="text1" w:themeFillShade="99"/>
+        <w:shd w:val="clear" w:color="auto" w:fill="131237" w:themeFill="text1" w:themeFillShade="99"/>
       </w:tcPr>
     </w:tblStylePr>
     <w:tblStylePr w:type="lastCol">
@@ -25787,29 +25791,29 @@
           <w:insideH w:val="nil"/>
           <w:insideV w:val="nil"/>
         </w:tcBorders>
-        <w:shd w:val="clear" w:color="auto" w:fill="000000" w:themeFill="text1" w:themeFillShade="BF"/>
+        <w:shd w:val="clear" w:color="auto" w:fill="131237" w:themeFill="text1" w:themeFillShade="BF"/>
       </w:tcPr>
     </w:tblStylePr>
     <w:tblStylePr w:type="band1Vert">
       <w:tblPr/>
       <w:tcPr>
-        <w:shd w:val="clear" w:color="auto" w:fill="999999" w:themeFill="text1" w:themeFillTint="66"/>
+        <w:shd w:val="clear" w:color="auto" w:fill="5C6684" w:themeFill="text1" w:themeFillTint="66"/>
       </w:tcPr>
     </w:tblStylePr>
     <w:tblStylePr w:type="band1Horz">
       <w:tblPr/>
       <w:tcPr>
-        <w:shd w:val="clear" w:color="auto" w:fill="808080" w:themeFill="text1" w:themeFillTint="7F"/>
+        <w:shd w:val="clear" w:color="auto" w:fill="5C6684" w:themeFill="text1" w:themeFillTint="7F"/>
       </w:tcPr>
     </w:tblStylePr>
     <w:tblStylePr w:type="neCell">
       <w:rPr>
-        <w:color w:val="000000" w:themeColor="text1"/>
+        <w:color w:val="131237" w:themeColor="text1"/>
       </w:rPr>
     </w:tblStylePr>
     <w:tblStylePr w:type="nwCell">
       <w:rPr>
-        <w:color w:val="000000" w:themeColor="text1"/>
+        <w:color w:val="131237" w:themeColor="text1"/>
       </w:rPr>
     </w:tblStylePr>
   </w:style>
@@ -25822,7 +25826,7 @@
       <w:spacing w:after="0" w:line="240" w:lineRule="auto"/>
     </w:pPr>
     <w:rPr>
-      <w:color w:val="000000" w:themeColor="text1"/>
+      <w:color w:val="131237" w:themeColor="text1"/>
     </w:rPr>
     <w:tblPr>
       <w:tblStyleRowBandSize w:val="1"/>
@@ -25844,7 +25848,7 @@
       </w:tblCellMar>
     </w:tblPr>
     <w:tcPr>
-      <w:shd w:val="clear" w:color="auto" w:fill="EDF2F8" w:themeFill="accent1" w:themeFillTint="19"/>
+      <w:shd w:val="clear" w:color="auto" w:fill="FFFFFF" w:themeFill="accent1" w:themeFillTint="19"/>
     </w:tcPr>
     <w:tblStylePr w:type="firstRow">
       <w:rPr>
@@ -25875,7 +25879,7 @@
         <w:tcBorders>
           <w:top w:val="single" w:sz="6" w:space="0" w:color="FFFFFF" w:themeColor="background1"/>
         </w:tcBorders>
-        <w:shd w:val="clear" w:color="auto" w:fill="2C4C74" w:themeFill="accent1" w:themeFillShade="99"/>
+        <w:shd w:val="clear" w:color="auto" w:fill="2F2E47" w:themeFill="accent1" w:themeFillShade="99"/>
       </w:tcPr>
     </w:tblStylePr>
     <w:tblStylePr w:type="firstCol">
@@ -25892,7 +25896,7 @@
           <w:insideH w:val="single" w:sz="4" w:space="0" w:color="2C4C74" w:themeColor="accent1" w:themeShade="99"/>
           <w:insideV w:val="nil"/>
         </w:tcBorders>
-        <w:shd w:val="clear" w:color="auto" w:fill="2C4C74" w:themeFill="accent1" w:themeFillShade="99"/>
+        <w:shd w:val="clear" w:color="auto" w:fill="2F2E47" w:themeFill="accent1" w:themeFillShade="99"/>
       </w:tcPr>
     </w:tblStylePr>
     <w:tblStylePr w:type="lastCol">
@@ -25909,29 +25913,29 @@
           <w:insideH w:val="nil"/>
           <w:insideV w:val="nil"/>
         </w:tcBorders>
-        <w:shd w:val="clear" w:color="auto" w:fill="2C4C74" w:themeFill="accent1" w:themeFillShade="99"/>
+        <w:shd w:val="clear" w:color="auto" w:fill="2F2E47" w:themeFill="accent1" w:themeFillShade="99"/>
       </w:tcPr>
     </w:tblStylePr>
     <w:tblStylePr w:type="band1Vert">
       <w:tblPr/>
       <w:tcPr>
-        <w:shd w:val="clear" w:color="auto" w:fill="B8CCE4" w:themeFill="accent1" w:themeFillTint="66"/>
+        <w:shd w:val="clear" w:color="auto" w:fill="D1D0CB" w:themeFill="accent1" w:themeFillTint="66"/>
       </w:tcPr>
     </w:tblStylePr>
     <w:tblStylePr w:type="band1Horz">
       <w:tblPr/>
       <w:tcPr>
-        <w:shd w:val="clear" w:color="auto" w:fill="A7BFDE" w:themeFill="accent1" w:themeFillTint="7F"/>
+        <w:shd w:val="clear" w:color="auto" w:fill="D1D0CB" w:themeFill="accent1" w:themeFillTint="7F"/>
       </w:tcPr>
     </w:tblStylePr>
     <w:tblStylePr w:type="neCell">
       <w:rPr>
-        <w:color w:val="000000" w:themeColor="text1"/>
+        <w:color w:val="131237" w:themeColor="text1"/>
       </w:rPr>
     </w:tblStylePr>
     <w:tblStylePr w:type="nwCell">
       <w:rPr>
-        <w:color w:val="000000" w:themeColor="text1"/>
+        <w:color w:val="131237" w:themeColor="text1"/>
       </w:rPr>
     </w:tblStylePr>
   </w:style>
@@ -25944,7 +25948,7 @@
       <w:spacing w:after="0" w:line="240" w:lineRule="auto"/>
     </w:pPr>
     <w:rPr>
-      <w:color w:val="000000" w:themeColor="text1"/>
+      <w:color w:val="131237" w:themeColor="text1"/>
     </w:rPr>
     <w:tblPr>
       <w:tblStyleRowBandSize w:val="1"/>
@@ -25966,7 +25970,7 @@
       </w:tblCellMar>
     </w:tblPr>
     <w:tcPr>
-      <w:shd w:val="clear" w:color="auto" w:fill="F8EDED" w:themeFill="accent2" w:themeFillTint="19"/>
+      <w:shd w:val="clear" w:color="auto" w:fill="FFFFFF" w:themeFill="accent2" w:themeFillTint="19"/>
     </w:tcPr>
     <w:tblStylePr w:type="firstRow">
       <w:rPr>
@@ -25997,7 +26001,7 @@
         <w:tcBorders>
           <w:top w:val="single" w:sz="6" w:space="0" w:color="FFFFFF" w:themeColor="background1"/>
         </w:tcBorders>
-        <w:shd w:val="clear" w:color="auto" w:fill="772C2A" w:themeFill="accent2" w:themeFillShade="99"/>
+        <w:shd w:val="clear" w:color="auto" w:fill="2F2E47" w:themeFill="accent2" w:themeFillShade="99"/>
       </w:tcPr>
     </w:tblStylePr>
     <w:tblStylePr w:type="firstCol">
@@ -26014,7 +26018,7 @@
           <w:insideH w:val="single" w:sz="4" w:space="0" w:color="772C2A" w:themeColor="accent2" w:themeShade="99"/>
           <w:insideV w:val="nil"/>
         </w:tcBorders>
-        <w:shd w:val="clear" w:color="auto" w:fill="772C2A" w:themeFill="accent2" w:themeFillShade="99"/>
+        <w:shd w:val="clear" w:color="auto" w:fill="2F2E47" w:themeFill="accent2" w:themeFillShade="99"/>
       </w:tcPr>
     </w:tblStylePr>
     <w:tblStylePr w:type="lastCol">
@@ -26031,29 +26035,29 @@
           <w:insideH w:val="nil"/>
           <w:insideV w:val="nil"/>
         </w:tcBorders>
-        <w:shd w:val="clear" w:color="auto" w:fill="772C2A" w:themeFill="accent2" w:themeFillShade="99"/>
+        <w:shd w:val="clear" w:color="auto" w:fill="2F2E47" w:themeFill="accent2" w:themeFillShade="99"/>
       </w:tcPr>
     </w:tblStylePr>
     <w:tblStylePr w:type="band1Vert">
       <w:tblPr/>
       <w:tcPr>
-        <w:shd w:val="clear" w:color="auto" w:fill="E5B8B7" w:themeFill="accent2" w:themeFillTint="66"/>
+        <w:shd w:val="clear" w:color="auto" w:fill="D1D0CB" w:themeFill="accent2" w:themeFillTint="66"/>
       </w:tcPr>
     </w:tblStylePr>
     <w:tblStylePr w:type="band1Horz">
       <w:tblPr/>
       <w:tcPr>
-        <w:shd w:val="clear" w:color="auto" w:fill="DFA7A6" w:themeFill="accent2" w:themeFillTint="7F"/>
+        <w:shd w:val="clear" w:color="auto" w:fill="D1D0CB" w:themeFill="accent2" w:themeFillTint="7F"/>
       </w:tcPr>
     </w:tblStylePr>
     <w:tblStylePr w:type="neCell">
       <w:rPr>
-        <w:color w:val="000000" w:themeColor="text1"/>
+        <w:color w:val="131237" w:themeColor="text1"/>
       </w:rPr>
     </w:tblStylePr>
     <w:tblStylePr w:type="nwCell">
       <w:rPr>
-        <w:color w:val="000000" w:themeColor="text1"/>
+        <w:color w:val="131237" w:themeColor="text1"/>
       </w:rPr>
     </w:tblStylePr>
   </w:style>
@@ -26066,7 +26070,7 @@
       <w:spacing w:after="0" w:line="240" w:lineRule="auto"/>
     </w:pPr>
     <w:rPr>
-      <w:color w:val="000000" w:themeColor="text1"/>
+      <w:color w:val="131237" w:themeColor="text1"/>
     </w:rPr>
     <w:tblPr>
       <w:tblStyleRowBandSize w:val="1"/>
@@ -26088,7 +26092,7 @@
       </w:tblCellMar>
     </w:tblPr>
     <w:tcPr>
-      <w:shd w:val="clear" w:color="auto" w:fill="F5F8EE" w:themeFill="accent3" w:themeFillTint="19"/>
+      <w:shd w:val="clear" w:color="auto" w:fill="FFFFFF" w:themeFill="accent3" w:themeFillTint="19"/>
     </w:tcPr>
     <w:tblStylePr w:type="firstRow">
       <w:rPr>
@@ -26119,7 +26123,7 @@
         <w:tcBorders>
           <w:top w:val="single" w:sz="6" w:space="0" w:color="FFFFFF" w:themeColor="background1"/>
         </w:tcBorders>
-        <w:shd w:val="clear" w:color="auto" w:fill="5E7530" w:themeFill="accent3" w:themeFillShade="99"/>
+        <w:shd w:val="clear" w:color="auto" w:fill="5C6684" w:themeFill="accent3" w:themeFillShade="99"/>
       </w:tcPr>
     </w:tblStylePr>
     <w:tblStylePr w:type="firstCol">
@@ -26136,7 +26140,7 @@
           <w:insideH w:val="single" w:sz="4" w:space="0" w:color="5E7530" w:themeColor="accent3" w:themeShade="99"/>
           <w:insideV w:val="nil"/>
         </w:tcBorders>
-        <w:shd w:val="clear" w:color="auto" w:fill="5E7530" w:themeFill="accent3" w:themeFillShade="99"/>
+        <w:shd w:val="clear" w:color="auto" w:fill="5C6684" w:themeFill="accent3" w:themeFillShade="99"/>
       </w:tcPr>
     </w:tblStylePr>
     <w:tblStylePr w:type="lastCol">
@@ -26153,19 +26157,19 @@
           <w:insideH w:val="nil"/>
           <w:insideV w:val="nil"/>
         </w:tcBorders>
-        <w:shd w:val="clear" w:color="auto" w:fill="5E7530" w:themeFill="accent3" w:themeFillShade="99"/>
+        <w:shd w:val="clear" w:color="auto" w:fill="5C6684" w:themeFill="accent3" w:themeFillShade="99"/>
       </w:tcPr>
     </w:tblStylePr>
     <w:tblStylePr w:type="band1Vert">
       <w:tblPr/>
       <w:tcPr>
-        <w:shd w:val="clear" w:color="auto" w:fill="D6E3BC" w:themeFill="accent3" w:themeFillTint="66"/>
+        <w:shd w:val="clear" w:color="auto" w:fill="D1D0CB" w:themeFill="accent3" w:themeFillTint="66"/>
       </w:tcPr>
     </w:tblStylePr>
     <w:tblStylePr w:type="band1Horz">
       <w:tblPr/>
       <w:tcPr>
-        <w:shd w:val="clear" w:color="auto" w:fill="CDDDAC" w:themeFill="accent3" w:themeFillTint="7F"/>
+        <w:shd w:val="clear" w:color="auto" w:fill="D1D0CB" w:themeFill="accent3" w:themeFillTint="7F"/>
       </w:tcPr>
     </w:tblStylePr>
   </w:style>
@@ -26178,7 +26182,7 @@
       <w:spacing w:after="0" w:line="240" w:lineRule="auto"/>
     </w:pPr>
     <w:rPr>
-      <w:color w:val="000000" w:themeColor="text1"/>
+      <w:color w:val="131237" w:themeColor="text1"/>
     </w:rPr>
     <w:tblPr>
       <w:tblStyleRowBandSize w:val="1"/>
@@ -26200,7 +26204,7 @@
       </w:tblCellMar>
     </w:tblPr>
     <w:tcPr>
-      <w:shd w:val="clear" w:color="auto" w:fill="F2EFF6" w:themeFill="accent4" w:themeFillTint="19"/>
+      <w:shd w:val="clear" w:color="auto" w:fill="FFFFFF" w:themeFill="accent4" w:themeFillTint="19"/>
     </w:tcPr>
     <w:tblStylePr w:type="firstRow">
       <w:rPr>
@@ -26231,7 +26235,7 @@
         <w:tcBorders>
           <w:top w:val="single" w:sz="6" w:space="0" w:color="FFFFFF" w:themeColor="background1"/>
         </w:tcBorders>
-        <w:shd w:val="clear" w:color="auto" w:fill="4C3B62" w:themeFill="accent4" w:themeFillShade="99"/>
+        <w:shd w:val="clear" w:color="auto" w:fill="2F2E47" w:themeFill="accent4" w:themeFillShade="99"/>
       </w:tcPr>
     </w:tblStylePr>
     <w:tblStylePr w:type="firstCol">
@@ -26248,7 +26252,7 @@
           <w:insideH w:val="single" w:sz="4" w:space="0" w:color="4C3B62" w:themeColor="accent4" w:themeShade="99"/>
           <w:insideV w:val="nil"/>
         </w:tcBorders>
-        <w:shd w:val="clear" w:color="auto" w:fill="4C3B62" w:themeFill="accent4" w:themeFillShade="99"/>
+        <w:shd w:val="clear" w:color="auto" w:fill="2F2E47" w:themeFill="accent4" w:themeFillShade="99"/>
       </w:tcPr>
     </w:tblStylePr>
     <w:tblStylePr w:type="lastCol">
@@ -26265,29 +26269,29 @@
           <w:insideH w:val="nil"/>
           <w:insideV w:val="nil"/>
         </w:tcBorders>
-        <w:shd w:val="clear" w:color="auto" w:fill="4C3B62" w:themeFill="accent4" w:themeFillShade="99"/>
+        <w:shd w:val="clear" w:color="auto" w:fill="2F2E47" w:themeFill="accent4" w:themeFillShade="99"/>
       </w:tcPr>
     </w:tblStylePr>
     <w:tblStylePr w:type="band1Vert">
       <w:tblPr/>
       <w:tcPr>
-        <w:shd w:val="clear" w:color="auto" w:fill="CCC0D9" w:themeFill="accent4" w:themeFillTint="66"/>
+        <w:shd w:val="clear" w:color="auto" w:fill="D1D0CB" w:themeFill="accent4" w:themeFillTint="66"/>
       </w:tcPr>
     </w:tblStylePr>
     <w:tblStylePr w:type="band1Horz">
       <w:tblPr/>
       <w:tcPr>
-        <w:shd w:val="clear" w:color="auto" w:fill="BFB1D0" w:themeFill="accent4" w:themeFillTint="7F"/>
+        <w:shd w:val="clear" w:color="auto" w:fill="D1D0CB" w:themeFill="accent4" w:themeFillTint="7F"/>
       </w:tcPr>
     </w:tblStylePr>
     <w:tblStylePr w:type="neCell">
       <w:rPr>
-        <w:color w:val="000000" w:themeColor="text1"/>
+        <w:color w:val="131237" w:themeColor="text1"/>
       </w:rPr>
     </w:tblStylePr>
     <w:tblStylePr w:type="nwCell">
       <w:rPr>
-        <w:color w:val="000000" w:themeColor="text1"/>
+        <w:color w:val="131237" w:themeColor="text1"/>
       </w:rPr>
     </w:tblStylePr>
   </w:style>
@@ -26300,7 +26304,7 @@
       <w:spacing w:after="0" w:line="240" w:lineRule="auto"/>
     </w:pPr>
     <w:rPr>
-      <w:color w:val="000000" w:themeColor="text1"/>
+      <w:color w:val="131237" w:themeColor="text1"/>
     </w:rPr>
     <w:tblPr>
       <w:tblStyleRowBandSize w:val="1"/>
@@ -26322,7 +26326,7 @@
       </w:tblCellMar>
     </w:tblPr>
     <w:tcPr>
-      <w:shd w:val="clear" w:color="auto" w:fill="EDF6F9" w:themeFill="accent5" w:themeFillTint="19"/>
+      <w:shd w:val="clear" w:color="auto" w:fill="FFFFFF" w:themeFill="accent5" w:themeFillTint="19"/>
     </w:tcPr>
     <w:tblStylePr w:type="firstRow">
       <w:rPr>
@@ -26353,7 +26357,7 @@
         <w:tcBorders>
           <w:top w:val="single" w:sz="6" w:space="0" w:color="FFFFFF" w:themeColor="background1"/>
         </w:tcBorders>
-        <w:shd w:val="clear" w:color="auto" w:fill="276A7C" w:themeFill="accent5" w:themeFillShade="99"/>
+        <w:shd w:val="clear" w:color="auto" w:fill="5C6684" w:themeFill="accent5" w:themeFillShade="99"/>
       </w:tcPr>
     </w:tblStylePr>
     <w:tblStylePr w:type="firstCol">
@@ -26370,7 +26374,7 @@
           <w:insideH w:val="single" w:sz="4" w:space="0" w:color="276A7C" w:themeColor="accent5" w:themeShade="99"/>
           <w:insideV w:val="nil"/>
         </w:tcBorders>
-        <w:shd w:val="clear" w:color="auto" w:fill="276A7C" w:themeFill="accent5" w:themeFillShade="99"/>
+        <w:shd w:val="clear" w:color="auto" w:fill="5C6684" w:themeFill="accent5" w:themeFillShade="99"/>
       </w:tcPr>
     </w:tblStylePr>
     <w:tblStylePr w:type="lastCol">
@@ -26387,29 +26391,29 @@
           <w:insideH w:val="nil"/>
           <w:insideV w:val="nil"/>
         </w:tcBorders>
-        <w:shd w:val="clear" w:color="auto" w:fill="276A7C" w:themeFill="accent5" w:themeFillShade="99"/>
+        <w:shd w:val="clear" w:color="auto" w:fill="5C6684" w:themeFill="accent5" w:themeFillShade="99"/>
       </w:tcPr>
     </w:tblStylePr>
     <w:tblStylePr w:type="band1Vert">
       <w:tblPr/>
       <w:tcPr>
-        <w:shd w:val="clear" w:color="auto" w:fill="B6DDE8" w:themeFill="accent5" w:themeFillTint="66"/>
+        <w:shd w:val="clear" w:color="auto" w:fill="D1D0CB" w:themeFill="accent5" w:themeFillTint="66"/>
       </w:tcPr>
     </w:tblStylePr>
     <w:tblStylePr w:type="band1Horz">
       <w:tblPr/>
       <w:tcPr>
-        <w:shd w:val="clear" w:color="auto" w:fill="A5D5E2" w:themeFill="accent5" w:themeFillTint="7F"/>
+        <w:shd w:val="clear" w:color="auto" w:fill="D1D0CB" w:themeFill="accent5" w:themeFillTint="7F"/>
       </w:tcPr>
     </w:tblStylePr>
     <w:tblStylePr w:type="neCell">
       <w:rPr>
-        <w:color w:val="000000" w:themeColor="text1"/>
+        <w:color w:val="131237" w:themeColor="text1"/>
       </w:rPr>
     </w:tblStylePr>
     <w:tblStylePr w:type="nwCell">
       <w:rPr>
-        <w:color w:val="000000" w:themeColor="text1"/>
+        <w:color w:val="131237" w:themeColor="text1"/>
       </w:rPr>
     </w:tblStylePr>
   </w:style>
@@ -26422,7 +26426,7 @@
       <w:spacing w:after="0" w:line="240" w:lineRule="auto"/>
     </w:pPr>
     <w:rPr>
-      <w:color w:val="000000" w:themeColor="text1"/>
+      <w:color w:val="131237" w:themeColor="text1"/>
     </w:rPr>
     <w:tblPr>
       <w:tblStyleRowBandSize w:val="1"/>
@@ -26444,7 +26448,7 @@
       </w:tblCellMar>
     </w:tblPr>
     <w:tcPr>
-      <w:shd w:val="clear" w:color="auto" w:fill="FEF4EC" w:themeFill="accent6" w:themeFillTint="19"/>
+      <w:shd w:val="clear" w:color="auto" w:fill="FFFFFF" w:themeFill="accent6" w:themeFillTint="19"/>
     </w:tcPr>
     <w:tblStylePr w:type="firstRow">
       <w:rPr>
@@ -26475,7 +26479,7 @@
         <w:tcBorders>
           <w:top w:val="single" w:sz="6" w:space="0" w:color="FFFFFF" w:themeColor="background1"/>
         </w:tcBorders>
-        <w:shd w:val="clear" w:color="auto" w:fill="B65608" w:themeFill="accent6" w:themeFillShade="99"/>
+        <w:shd w:val="clear" w:color="auto" w:fill="5C6684" w:themeFill="accent6" w:themeFillShade="99"/>
       </w:tcPr>
     </w:tblStylePr>
     <w:tblStylePr w:type="firstCol">
@@ -26492,7 +26496,7 @@
           <w:insideH w:val="single" w:sz="4" w:space="0" w:color="B65608" w:themeColor="accent6" w:themeShade="99"/>
           <w:insideV w:val="nil"/>
         </w:tcBorders>
-        <w:shd w:val="clear" w:color="auto" w:fill="B65608" w:themeFill="accent6" w:themeFillShade="99"/>
+        <w:shd w:val="clear" w:color="auto" w:fill="5C6684" w:themeFill="accent6" w:themeFillShade="99"/>
       </w:tcPr>
     </w:tblStylePr>
     <w:tblStylePr w:type="lastCol">
@@ -26509,29 +26513,29 @@
           <w:insideH w:val="nil"/>
           <w:insideV w:val="nil"/>
         </w:tcBorders>
-        <w:shd w:val="clear" w:color="auto" w:fill="B65608" w:themeFill="accent6" w:themeFillShade="99"/>
+        <w:shd w:val="clear" w:color="auto" w:fill="5C6684" w:themeFill="accent6" w:themeFillShade="99"/>
       </w:tcPr>
     </w:tblStylePr>
     <w:tblStylePr w:type="band1Vert">
       <w:tblPr/>
       <w:tcPr>
-        <w:shd w:val="clear" w:color="auto" w:fill="FBD4B4" w:themeFill="accent6" w:themeFillTint="66"/>
+        <w:shd w:val="clear" w:color="auto" w:fill="D1D0CB" w:themeFill="accent6" w:themeFillTint="66"/>
       </w:tcPr>
     </w:tblStylePr>
     <w:tblStylePr w:type="band1Horz">
       <w:tblPr/>
       <w:tcPr>
-        <w:shd w:val="clear" w:color="auto" w:fill="FBCAA2" w:themeFill="accent6" w:themeFillTint="7F"/>
+        <w:shd w:val="clear" w:color="auto" w:fill="D1D0CB" w:themeFill="accent6" w:themeFillTint="7F"/>
       </w:tcPr>
     </w:tblStylePr>
     <w:tblStylePr w:type="neCell">
       <w:rPr>
-        <w:color w:val="000000" w:themeColor="text1"/>
+        <w:color w:val="131237" w:themeColor="text1"/>
       </w:rPr>
     </w:tblStylePr>
     <w:tblStylePr w:type="nwCell">
       <w:rPr>
-        <w:color w:val="000000" w:themeColor="text1"/>
+        <w:color w:val="131237" w:themeColor="text1"/>
       </w:rPr>
     </w:tblStylePr>
   </w:style>
@@ -26544,7 +26548,7 @@
       <w:spacing w:after="0" w:line="240" w:lineRule="auto"/>
     </w:pPr>
     <w:rPr>
-      <w:color w:val="000000" w:themeColor="text1"/>
+      <w:color w:val="131237" w:themeColor="text1"/>
     </w:rPr>
     <w:tblPr>
       <w:tblStyleRowBandSize w:val="1"/>
@@ -26558,7 +26562,7 @@
       </w:tblCellMar>
     </w:tblPr>
     <w:tcPr>
-      <w:shd w:val="clear" w:color="auto" w:fill="E6E6E6" w:themeFill="text1" w:themeFillTint="19"/>
+      <w:shd w:val="clear" w:color="auto" w:fill="D1D0CB" w:themeFill="text1" w:themeFillTint="19"/>
     </w:tcPr>
     <w:tblStylePr w:type="firstRow">
       <w:rPr>
@@ -26571,14 +26575,14 @@
         <w:tcBorders>
           <w:bottom w:val="single" w:sz="12" w:space="0" w:color="FFFFFF" w:themeColor="background1"/>
         </w:tcBorders>
-        <w:shd w:val="clear" w:color="auto" w:fill="9E3A38" w:themeFill="accent2" w:themeFillShade="CC"/>
+        <w:shd w:val="clear" w:color="auto" w:fill="5C6684" w:themeFill="accent2" w:themeFillShade="CC"/>
       </w:tcPr>
     </w:tblStylePr>
     <w:tblStylePr w:type="lastRow">
       <w:rPr>
         <w:b/>
         <w:bCs/>
-        <w:color w:val="9E3A38" w:themeColor="accent2" w:themeShade="CC"/>
+        <w:color w:val="5C6684" w:themeColor="accent2" w:themeShade="CC"/>
       </w:rPr>
       <w:tblPr/>
       <w:tcPr>
@@ -26611,13 +26615,13 @@
           <w:insideH w:val="nil"/>
           <w:insideV w:val="nil"/>
         </w:tcBorders>
-        <w:shd w:val="clear" w:color="auto" w:fill="C0C0C0" w:themeFill="text1" w:themeFillTint="3F"/>
+        <w:shd w:val="clear" w:color="auto" w:fill="D1D0CB" w:themeFill="text1" w:themeFillTint="3F"/>
       </w:tcPr>
     </w:tblStylePr>
     <w:tblStylePr w:type="band1Horz">
       <w:tblPr/>
       <w:tcPr>
-        <w:shd w:val="clear" w:color="auto" w:fill="CCCCCC" w:themeFill="text1" w:themeFillTint="33"/>
+        <w:shd w:val="clear" w:color="auto" w:fill="D1D0CB" w:themeFill="text1" w:themeFillTint="33"/>
       </w:tcPr>
     </w:tblStylePr>
   </w:style>
@@ -26630,7 +26634,7 @@
       <w:spacing w:after="0" w:line="240" w:lineRule="auto"/>
     </w:pPr>
     <w:rPr>
-      <w:color w:val="000000" w:themeColor="text1"/>
+      <w:color w:val="131237" w:themeColor="text1"/>
     </w:rPr>
     <w:tblPr>
       <w:tblStyleRowBandSize w:val="1"/>
@@ -26644,7 +26648,7 @@
       </w:tblCellMar>
     </w:tblPr>
     <w:tcPr>
-      <w:shd w:val="clear" w:color="auto" w:fill="EDF2F8" w:themeFill="accent1" w:themeFillTint="19"/>
+      <w:shd w:val="clear" w:color="auto" w:fill="FFFFFF" w:themeFill="accent1" w:themeFillTint="19"/>
     </w:tcPr>
     <w:tblStylePr w:type="firstRow">
       <w:rPr>
@@ -26657,14 +26661,14 @@
         <w:tcBorders>
           <w:bottom w:val="single" w:sz="12" w:space="0" w:color="FFFFFF" w:themeColor="background1"/>
         </w:tcBorders>
-        <w:shd w:val="clear" w:color="auto" w:fill="9E3A38" w:themeFill="accent2" w:themeFillShade="CC"/>
+        <w:shd w:val="clear" w:color="auto" w:fill="5C6684" w:themeFill="accent2" w:themeFillShade="CC"/>
       </w:tcPr>
     </w:tblStylePr>
     <w:tblStylePr w:type="lastRow">
       <w:rPr>
         <w:b/>
         <w:bCs/>
-        <w:color w:val="9E3A38" w:themeColor="accent2" w:themeShade="CC"/>
+        <w:color w:val="5C6684" w:themeColor="accent2" w:themeShade="CC"/>
       </w:rPr>
       <w:tblPr/>
       <w:tcPr>
@@ -26697,13 +26701,13 @@
           <w:insideH w:val="nil"/>
           <w:insideV w:val="nil"/>
         </w:tcBorders>
-        <w:shd w:val="clear" w:color="auto" w:fill="D3DFEE" w:themeFill="accent1" w:themeFillTint="3F"/>
+        <w:shd w:val="clear" w:color="auto" w:fill="D1D0CB" w:themeFill="accent1" w:themeFillTint="3F"/>
       </w:tcPr>
     </w:tblStylePr>
     <w:tblStylePr w:type="band1Horz">
       <w:tblPr/>
       <w:tcPr>
-        <w:shd w:val="clear" w:color="auto" w:fill="DBE5F1" w:themeFill="accent1" w:themeFillTint="33"/>
+        <w:shd w:val="clear" w:color="auto" w:fill="D1D0CB" w:themeFill="accent1" w:themeFillTint="33"/>
       </w:tcPr>
     </w:tblStylePr>
   </w:style>
@@ -26716,7 +26720,7 @@
       <w:spacing w:after="0" w:line="240" w:lineRule="auto"/>
     </w:pPr>
     <w:rPr>
-      <w:color w:val="000000" w:themeColor="text1"/>
+      <w:color w:val="131237" w:themeColor="text1"/>
     </w:rPr>
     <w:tblPr>
       <w:tblStyleRowBandSize w:val="1"/>
@@ -26730,7 +26734,7 @@
       </w:tblCellMar>
     </w:tblPr>
     <w:tcPr>
-      <w:shd w:val="clear" w:color="auto" w:fill="F8EDED" w:themeFill="accent2" w:themeFillTint="19"/>
+      <w:shd w:val="clear" w:color="auto" w:fill="FFFFFF" w:themeFill="accent2" w:themeFillTint="19"/>
     </w:tcPr>
     <w:tblStylePr w:type="firstRow">
       <w:rPr>
@@ -26743,14 +26747,14 @@
         <w:tcBorders>
           <w:bottom w:val="single" w:sz="12" w:space="0" w:color="FFFFFF" w:themeColor="background1"/>
         </w:tcBorders>
-        <w:shd w:val="clear" w:color="auto" w:fill="9E3A38" w:themeFill="accent2" w:themeFillShade="CC"/>
+        <w:shd w:val="clear" w:color="auto" w:fill="5C6684" w:themeFill="accent2" w:themeFillShade="CC"/>
       </w:tcPr>
     </w:tblStylePr>
     <w:tblStylePr w:type="lastRow">
       <w:rPr>
         <w:b/>
         <w:bCs/>
-        <w:color w:val="9E3A38" w:themeColor="accent2" w:themeShade="CC"/>
+        <w:color w:val="5C6684" w:themeColor="accent2" w:themeShade="CC"/>
       </w:rPr>
       <w:tblPr/>
       <w:tcPr>
@@ -26783,13 +26787,13 @@
           <w:insideH w:val="nil"/>
           <w:insideV w:val="nil"/>
         </w:tcBorders>
-        <w:shd w:val="clear" w:color="auto" w:fill="EFD3D2" w:themeFill="accent2" w:themeFillTint="3F"/>
+        <w:shd w:val="clear" w:color="auto" w:fill="D1D0CB" w:themeFill="accent2" w:themeFillTint="3F"/>
       </w:tcPr>
     </w:tblStylePr>
     <w:tblStylePr w:type="band1Horz">
       <w:tblPr/>
       <w:tcPr>
-        <w:shd w:val="clear" w:color="auto" w:fill="F2DBDB" w:themeFill="accent2" w:themeFillTint="33"/>
+        <w:shd w:val="clear" w:color="auto" w:fill="D1D0CB" w:themeFill="accent2" w:themeFillTint="33"/>
       </w:tcPr>
     </w:tblStylePr>
   </w:style>
@@ -26802,7 +26806,7 @@
       <w:spacing w:after="0" w:line="240" w:lineRule="auto"/>
     </w:pPr>
     <w:rPr>
-      <w:color w:val="000000" w:themeColor="text1"/>
+      <w:color w:val="131237" w:themeColor="text1"/>
     </w:rPr>
     <w:tblPr>
       <w:tblStyleRowBandSize w:val="1"/>
@@ -26816,7 +26820,7 @@
       </w:tblCellMar>
     </w:tblPr>
     <w:tcPr>
-      <w:shd w:val="clear" w:color="auto" w:fill="F5F8EE" w:themeFill="accent3" w:themeFillTint="19"/>
+      <w:shd w:val="clear" w:color="auto" w:fill="FFFFFF" w:themeFill="accent3" w:themeFillTint="19"/>
     </w:tcPr>
     <w:tblStylePr w:type="firstRow">
       <w:rPr>
@@ -26829,14 +26833,14 @@
         <w:tcBorders>
           <w:bottom w:val="single" w:sz="12" w:space="0" w:color="FFFFFF" w:themeColor="background1"/>
         </w:tcBorders>
-        <w:shd w:val="clear" w:color="auto" w:fill="664E82" w:themeFill="accent4" w:themeFillShade="CC"/>
+        <w:shd w:val="clear" w:color="auto" w:fill="5C6684" w:themeFill="accent4" w:themeFillShade="CC"/>
       </w:tcPr>
     </w:tblStylePr>
     <w:tblStylePr w:type="lastRow">
       <w:rPr>
         <w:b/>
         <w:bCs/>
-        <w:color w:val="664E82" w:themeColor="accent4" w:themeShade="CC"/>
+        <w:color w:val="5C6684" w:themeColor="accent4" w:themeShade="CC"/>
       </w:rPr>
       <w:tblPr/>
       <w:tcPr>
@@ -26869,13 +26873,13 @@
           <w:insideH w:val="nil"/>
           <w:insideV w:val="nil"/>
         </w:tcBorders>
-        <w:shd w:val="clear" w:color="auto" w:fill="E6EED5" w:themeFill="accent3" w:themeFillTint="3F"/>
+        <w:shd w:val="clear" w:color="auto" w:fill="D1D0CB" w:themeFill="accent3" w:themeFillTint="3F"/>
       </w:tcPr>
     </w:tblStylePr>
     <w:tblStylePr w:type="band1Horz">
       <w:tblPr/>
       <w:tcPr>
-        <w:shd w:val="clear" w:color="auto" w:fill="EAF1DD" w:themeFill="accent3" w:themeFillTint="33"/>
+        <w:shd w:val="clear" w:color="auto" w:fill="FFFFFF" w:themeFill="accent3" w:themeFillTint="33"/>
       </w:tcPr>
     </w:tblStylePr>
   </w:style>
@@ -26888,7 +26892,7 @@
       <w:spacing w:after="0" w:line="240" w:lineRule="auto"/>
     </w:pPr>
     <w:rPr>
-      <w:color w:val="000000" w:themeColor="text1"/>
+      <w:color w:val="131237" w:themeColor="text1"/>
     </w:rPr>
     <w:tblPr>
       <w:tblStyleRowBandSize w:val="1"/>
@@ -26902,7 +26906,7 @@
       </w:tblCellMar>
     </w:tblPr>
     <w:tcPr>
-      <w:shd w:val="clear" w:color="auto" w:fill="F2EFF6" w:themeFill="accent4" w:themeFillTint="19"/>
+      <w:shd w:val="clear" w:color="auto" w:fill="FFFFFF" w:themeFill="accent4" w:themeFillTint="19"/>
     </w:tcPr>
     <w:tblStylePr w:type="firstRow">
       <w:rPr>
@@ -26915,14 +26919,14 @@
         <w:tcBorders>
           <w:bottom w:val="single" w:sz="12" w:space="0" w:color="FFFFFF" w:themeColor="background1"/>
         </w:tcBorders>
-        <w:shd w:val="clear" w:color="auto" w:fill="7E9C40" w:themeFill="accent3" w:themeFillShade="CC"/>
+        <w:shd w:val="clear" w:color="auto" w:fill="5C6684" w:themeFill="accent3" w:themeFillShade="CC"/>
       </w:tcPr>
     </w:tblStylePr>
     <w:tblStylePr w:type="lastRow">
       <w:rPr>
         <w:b/>
         <w:bCs/>
-        <w:color w:val="7E9C40" w:themeColor="accent3" w:themeShade="CC"/>
+        <w:color w:val="5C6684" w:themeColor="accent3" w:themeShade="CC"/>
       </w:rPr>
       <w:tblPr/>
       <w:tcPr>
@@ -26955,13 +26959,13 @@
           <w:insideH w:val="nil"/>
           <w:insideV w:val="nil"/>
         </w:tcBorders>
-        <w:shd w:val="clear" w:color="auto" w:fill="DFD8E8" w:themeFill="accent4" w:themeFillTint="3F"/>
+        <w:shd w:val="clear" w:color="auto" w:fill="D1D0CB" w:themeFill="accent4" w:themeFillTint="3F"/>
       </w:tcPr>
     </w:tblStylePr>
     <w:tblStylePr w:type="band1Horz">
       <w:tblPr/>
       <w:tcPr>
-        <w:shd w:val="clear" w:color="auto" w:fill="E5DFEC" w:themeFill="accent4" w:themeFillTint="33"/>
+        <w:shd w:val="clear" w:color="auto" w:fill="D1D0CB" w:themeFill="accent4" w:themeFillTint="33"/>
       </w:tcPr>
     </w:tblStylePr>
   </w:style>
@@ -26974,7 +26978,7 @@
       <w:spacing w:after="0" w:line="240" w:lineRule="auto"/>
     </w:pPr>
     <w:rPr>
-      <w:color w:val="000000" w:themeColor="text1"/>
+      <w:color w:val="131237" w:themeColor="text1"/>
     </w:rPr>
     <w:tblPr>
       <w:tblStyleRowBandSize w:val="1"/>
@@ -26988,7 +26992,7 @@
       </w:tblCellMar>
     </w:tblPr>
     <w:tcPr>
-      <w:shd w:val="clear" w:color="auto" w:fill="EDF6F9" w:themeFill="accent5" w:themeFillTint="19"/>
+      <w:shd w:val="clear" w:color="auto" w:fill="FFFFFF" w:themeFill="accent5" w:themeFillTint="19"/>
     </w:tcPr>
     <w:tblStylePr w:type="firstRow">
       <w:rPr>
@@ -27001,14 +27005,14 @@
         <w:tcBorders>
           <w:bottom w:val="single" w:sz="12" w:space="0" w:color="FFFFFF" w:themeColor="background1"/>
         </w:tcBorders>
-        <w:shd w:val="clear" w:color="auto" w:fill="F2730A" w:themeFill="accent6" w:themeFillShade="CC"/>
+        <w:shd w:val="clear" w:color="auto" w:fill="5C6684" w:themeFill="accent6" w:themeFillShade="CC"/>
       </w:tcPr>
     </w:tblStylePr>
     <w:tblStylePr w:type="lastRow">
       <w:rPr>
         <w:b/>
         <w:bCs/>
-        <w:color w:val="F2730A" w:themeColor="accent6" w:themeShade="CC"/>
+        <w:color w:val="5C6684" w:themeColor="accent6" w:themeShade="CC"/>
       </w:rPr>
       <w:tblPr/>
       <w:tcPr>
@@ -27041,13 +27045,13 @@
           <w:insideH w:val="nil"/>
           <w:insideV w:val="nil"/>
         </w:tcBorders>
-        <w:shd w:val="clear" w:color="auto" w:fill="D2EAF1" w:themeFill="accent5" w:themeFillTint="3F"/>
+        <w:shd w:val="clear" w:color="auto" w:fill="D1D0CB" w:themeFill="accent5" w:themeFillTint="3F"/>
       </w:tcPr>
     </w:tblStylePr>
     <w:tblStylePr w:type="band1Horz">
       <w:tblPr/>
       <w:tcPr>
-        <w:shd w:val="clear" w:color="auto" w:fill="DAEEF3" w:themeFill="accent5" w:themeFillTint="33"/>
+        <w:shd w:val="clear" w:color="auto" w:fill="FFFFFF" w:themeFill="accent5" w:themeFillTint="33"/>
       </w:tcPr>
     </w:tblStylePr>
   </w:style>
@@ -27060,7 +27064,7 @@
       <w:spacing w:after="0" w:line="240" w:lineRule="auto"/>
     </w:pPr>
     <w:rPr>
-      <w:color w:val="000000" w:themeColor="text1"/>
+      <w:color w:val="131237" w:themeColor="text1"/>
     </w:rPr>
     <w:tblPr>
       <w:tblStyleRowBandSize w:val="1"/>
@@ -27074,7 +27078,7 @@
       </w:tblCellMar>
     </w:tblPr>
     <w:tcPr>
-      <w:shd w:val="clear" w:color="auto" w:fill="FEF4EC" w:themeFill="accent6" w:themeFillTint="19"/>
+      <w:shd w:val="clear" w:color="auto" w:fill="FFFFFF" w:themeFill="accent6" w:themeFillTint="19"/>
     </w:tcPr>
     <w:tblStylePr w:type="firstRow">
       <w:rPr>
@@ -27087,14 +27091,14 @@
         <w:tcBorders>
           <w:bottom w:val="single" w:sz="12" w:space="0" w:color="FFFFFF" w:themeColor="background1"/>
         </w:tcBorders>
-        <w:shd w:val="clear" w:color="auto" w:fill="348DA5" w:themeFill="accent5" w:themeFillShade="CC"/>
+        <w:shd w:val="clear" w:color="auto" w:fill="5C6684" w:themeFill="accent5" w:themeFillShade="CC"/>
       </w:tcPr>
     </w:tblStylePr>
     <w:tblStylePr w:type="lastRow">
       <w:rPr>
         <w:b/>
         <w:bCs/>
-        <w:color w:val="348DA5" w:themeColor="accent5" w:themeShade="CC"/>
+        <w:color w:val="5C6684" w:themeColor="accent5" w:themeShade="CC"/>
       </w:rPr>
       <w:tblPr/>
       <w:tcPr>
@@ -27127,13 +27131,13 @@
           <w:insideH w:val="nil"/>
           <w:insideV w:val="nil"/>
         </w:tcBorders>
-        <w:shd w:val="clear" w:color="auto" w:fill="FDE4D0" w:themeFill="accent6" w:themeFillTint="3F"/>
+        <w:shd w:val="clear" w:color="auto" w:fill="D1D0CB" w:themeFill="accent6" w:themeFillTint="3F"/>
       </w:tcPr>
     </w:tblStylePr>
     <w:tblStylePr w:type="band1Horz">
       <w:tblPr/>
       <w:tcPr>
-        <w:shd w:val="clear" w:color="auto" w:fill="FDE9D9" w:themeFill="accent6" w:themeFillTint="33"/>
+        <w:shd w:val="clear" w:color="auto" w:fill="FFFFFF" w:themeFill="accent6" w:themeFillTint="33"/>
       </w:tcPr>
     </w:tblStylePr>
   </w:style>
@@ -27146,7 +27150,7 @@
       <w:spacing w:after="0" w:line="240" w:lineRule="auto"/>
     </w:pPr>
     <w:rPr>
-      <w:color w:val="000000" w:themeColor="text1"/>
+      <w:color w:val="131237" w:themeColor="text1"/>
     </w:rPr>
     <w:tblPr>
       <w:tblStyleRowBandSize w:val="1"/>
@@ -27163,7 +27167,7 @@
       </w:tblCellMar>
     </w:tblPr>
     <w:tcPr>
-      <w:shd w:val="clear" w:color="auto" w:fill="CCCCCC" w:themeFill="text1" w:themeFillTint="33"/>
+      <w:shd w:val="clear" w:color="auto" w:fill="D1D0CB" w:themeFill="text1" w:themeFillTint="33"/>
     </w:tcPr>
     <w:tblStylePr w:type="firstRow">
       <w:rPr>
@@ -27172,18 +27176,18 @@
       </w:rPr>
       <w:tblPr/>
       <w:tcPr>
-        <w:shd w:val="clear" w:color="auto" w:fill="999999" w:themeFill="text1" w:themeFillTint="66"/>
+        <w:shd w:val="clear" w:color="auto" w:fill="5C6684" w:themeFill="text1" w:themeFillTint="66"/>
       </w:tcPr>
     </w:tblStylePr>
     <w:tblStylePr w:type="lastRow">
       <w:rPr>
         <w:b/>
         <w:bCs/>
-        <w:color w:val="000000" w:themeColor="text1"/>
-      </w:rPr>
-      <w:tblPr/>
-      <w:tcPr>
-        <w:shd w:val="clear" w:color="auto" w:fill="999999" w:themeFill="text1" w:themeFillTint="66"/>
+        <w:color w:val="131237" w:themeColor="text1"/>
+      </w:rPr>
+      <w:tblPr/>
+      <w:tcPr>
+        <w:shd w:val="clear" w:color="auto" w:fill="5C6684" w:themeFill="text1" w:themeFillTint="66"/>
       </w:tcPr>
     </w:tblStylePr>
     <w:tblStylePr w:type="firstCol">
@@ -27192,7 +27196,7 @@
       </w:rPr>
       <w:tblPr/>
       <w:tcPr>
-        <w:shd w:val="clear" w:color="auto" w:fill="000000" w:themeFill="text1" w:themeFillShade="BF"/>
+        <w:shd w:val="clear" w:color="auto" w:fill="131237" w:themeFill="text1" w:themeFillShade="BF"/>
       </w:tcPr>
     </w:tblStylePr>
     <w:tblStylePr w:type="lastCol">
@@ -27201,19 +27205,19 @@
       </w:rPr>
       <w:tblPr/>
       <w:tcPr>
-        <w:shd w:val="clear" w:color="auto" w:fill="000000" w:themeFill="text1" w:themeFillShade="BF"/>
+        <w:shd w:val="clear" w:color="auto" w:fill="131237" w:themeFill="text1" w:themeFillShade="BF"/>
       </w:tcPr>
     </w:tblStylePr>
     <w:tblStylePr w:type="band1Vert">
       <w:tblPr/>
       <w:tcPr>
-        <w:shd w:val="clear" w:color="auto" w:fill="808080" w:themeFill="text1" w:themeFillTint="7F"/>
+        <w:shd w:val="clear" w:color="auto" w:fill="5C6684" w:themeFill="text1" w:themeFillTint="7F"/>
       </w:tcPr>
     </w:tblStylePr>
     <w:tblStylePr w:type="band1Horz">
       <w:tblPr/>
       <w:tcPr>
-        <w:shd w:val="clear" w:color="auto" w:fill="808080" w:themeFill="text1" w:themeFillTint="7F"/>
+        <w:shd w:val="clear" w:color="auto" w:fill="5C6684" w:themeFill="text1" w:themeFillTint="7F"/>
       </w:tcPr>
     </w:tblStylePr>
   </w:style>
@@ -27226,7 +27230,7 @@
       <w:spacing w:after="0" w:line="240" w:lineRule="auto"/>
     </w:pPr>
     <w:rPr>
-      <w:color w:val="000000" w:themeColor="text1"/>
+      <w:color w:val="131237" w:themeColor="text1"/>
     </w:rPr>
     <w:tblPr>
       <w:tblStyleRowBandSize w:val="1"/>
@@ -27243,7 +27247,7 @@
       </w:tblCellMar>
     </w:tblPr>
     <w:tcPr>
-      <w:shd w:val="clear" w:color="auto" w:fill="DBE5F1" w:themeFill="accent1" w:themeFillTint="33"/>
+      <w:shd w:val="clear" w:color="auto" w:fill="D1D0CB" w:themeFill="accent1" w:themeFillTint="33"/>
     </w:tcPr>
     <w:tblStylePr w:type="firstRow">
       <w:rPr>
@@ -27252,18 +27256,18 @@
       </w:rPr>
       <w:tblPr/>
       <w:tcPr>
-        <w:shd w:val="clear" w:color="auto" w:fill="B8CCE4" w:themeFill="accent1" w:themeFillTint="66"/>
+        <w:shd w:val="clear" w:color="auto" w:fill="D1D0CB" w:themeFill="accent1" w:themeFillTint="66"/>
       </w:tcPr>
     </w:tblStylePr>
     <w:tblStylePr w:type="lastRow">
       <w:rPr>
         <w:b/>
         <w:bCs/>
-        <w:color w:val="000000" w:themeColor="text1"/>
-      </w:rPr>
-      <w:tblPr/>
-      <w:tcPr>
-        <w:shd w:val="clear" w:color="auto" w:fill="B8CCE4" w:themeFill="accent1" w:themeFillTint="66"/>
+        <w:color w:val="131237" w:themeColor="text1"/>
+      </w:rPr>
+      <w:tblPr/>
+      <w:tcPr>
+        <w:shd w:val="clear" w:color="auto" w:fill="D1D0CB" w:themeFill="accent1" w:themeFillTint="66"/>
       </w:tcPr>
     </w:tblStylePr>
     <w:tblStylePr w:type="firstCol">
@@ -27272,7 +27276,7 @@
       </w:rPr>
       <w:tblPr/>
       <w:tcPr>
-        <w:shd w:val="clear" w:color="auto" w:fill="365F91" w:themeFill="accent1" w:themeFillShade="BF"/>
+        <w:shd w:val="clear" w:color="auto" w:fill="5C6684" w:themeFill="accent1" w:themeFillShade="BF"/>
       </w:tcPr>
     </w:tblStylePr>
     <w:tblStylePr w:type="lastCol">
@@ -27281,19 +27285,19 @@
       </w:rPr>
       <w:tblPr/>
       <w:tcPr>
-        <w:shd w:val="clear" w:color="auto" w:fill="365F91" w:themeFill="accent1" w:themeFillShade="BF"/>
+        <w:shd w:val="clear" w:color="auto" w:fill="5C6684" w:themeFill="accent1" w:themeFillShade="BF"/>
       </w:tcPr>
     </w:tblStylePr>
     <w:tblStylePr w:type="band1Vert">
       <w:tblPr/>
       <w:tcPr>
-        <w:shd w:val="clear" w:color="auto" w:fill="A7BFDE" w:themeFill="accent1" w:themeFillTint="7F"/>
+        <w:shd w:val="clear" w:color="auto" w:fill="D1D0CB" w:themeFill="accent1" w:themeFillTint="7F"/>
       </w:tcPr>
     </w:tblStylePr>
     <w:tblStylePr w:type="band1Horz">
       <w:tblPr/>
       <w:tcPr>
-        <w:shd w:val="clear" w:color="auto" w:fill="A7BFDE" w:themeFill="accent1" w:themeFillTint="7F"/>
+        <w:shd w:val="clear" w:color="auto" w:fill="D1D0CB" w:themeFill="accent1" w:themeFillTint="7F"/>
       </w:tcPr>
     </w:tblStylePr>
   </w:style>
@@ -27306,7 +27310,7 @@
       <w:spacing w:after="0" w:line="240" w:lineRule="auto"/>
     </w:pPr>
     <w:rPr>
-      <w:color w:val="000000" w:themeColor="text1"/>
+      <w:color w:val="131237" w:themeColor="text1"/>
     </w:rPr>
     <w:tblPr>
       <w:tblStyleRowBandSize w:val="1"/>
@@ -27323,7 +27327,7 @@
       </w:tblCellMar>
     </w:tblPr>
     <w:tcPr>
-      <w:shd w:val="clear" w:color="auto" w:fill="F2DBDB" w:themeFill="accent2" w:themeFillTint="33"/>
+      <w:shd w:val="clear" w:color="auto" w:fill="D1D0CB" w:themeFill="accent2" w:themeFillTint="33"/>
     </w:tcPr>
     <w:tblStylePr w:type="firstRow">
       <w:rPr>
@@ -27332,18 +27336,18 @@
       </w:rPr>
       <w:tblPr/>
       <w:tcPr>
-        <w:shd w:val="clear" w:color="auto" w:fill="E5B8B7" w:themeFill="accent2" w:themeFillTint="66"/>
+        <w:shd w:val="clear" w:color="auto" w:fill="D1D0CB" w:themeFill="accent2" w:themeFillTint="66"/>
       </w:tcPr>
     </w:tblStylePr>
     <w:tblStylePr w:type="lastRow">
       <w:rPr>
         <w:b/>
         <w:bCs/>
-        <w:color w:val="000000" w:themeColor="text1"/>
-      </w:rPr>
-      <w:tblPr/>
-      <w:tcPr>
-        <w:shd w:val="clear" w:color="auto" w:fill="E5B8B7" w:themeFill="accent2" w:themeFillTint="66"/>
+        <w:color w:val="131237" w:themeColor="text1"/>
+      </w:rPr>
+      <w:tblPr/>
+      <w:tcPr>
+        <w:shd w:val="clear" w:color="auto" w:fill="D1D0CB" w:themeFill="accent2" w:themeFillTint="66"/>
       </w:tcPr>
     </w:tblStylePr>
     <w:tblStylePr w:type="firstCol">
@@ -27352,7 +27356,7 @@
       </w:rPr>
       <w:tblPr/>
       <w:tcPr>
-        <w:shd w:val="clear" w:color="auto" w:fill="943634" w:themeFill="accent2" w:themeFillShade="BF"/>
+        <w:shd w:val="clear" w:color="auto" w:fill="2F2E47" w:themeFill="accent2" w:themeFillShade="BF"/>
       </w:tcPr>
     </w:tblStylePr>
     <w:tblStylePr w:type="lastCol">
@@ -27361,19 +27365,19 @@
       </w:rPr>
       <w:tblPr/>
       <w:tcPr>
-        <w:shd w:val="clear" w:color="auto" w:fill="943634" w:themeFill="accent2" w:themeFillShade="BF"/>
+        <w:shd w:val="clear" w:color="auto" w:fill="2F2E47" w:themeFill="accent2" w:themeFillShade="BF"/>
       </w:tcPr>
     </w:tblStylePr>
     <w:tblStylePr w:type="band1Vert">
       <w:tblPr/>
       <w:tcPr>
-        <w:shd w:val="clear" w:color="auto" w:fill="DFA7A6" w:themeFill="accent2" w:themeFillTint="7F"/>
+        <w:shd w:val="clear" w:color="auto" w:fill="D1D0CB" w:themeFill="accent2" w:themeFillTint="7F"/>
       </w:tcPr>
     </w:tblStylePr>
     <w:tblStylePr w:type="band1Horz">
       <w:tblPr/>
       <w:tcPr>
-        <w:shd w:val="clear" w:color="auto" w:fill="DFA7A6" w:themeFill="accent2" w:themeFillTint="7F"/>
+        <w:shd w:val="clear" w:color="auto" w:fill="D1D0CB" w:themeFill="accent2" w:themeFillTint="7F"/>
       </w:tcPr>
     </w:tblStylePr>
   </w:style>
@@ -27386,7 +27390,7 @@
       <w:spacing w:after="0" w:line="240" w:lineRule="auto"/>
     </w:pPr>
     <w:rPr>
-      <w:color w:val="000000" w:themeColor="text1"/>
+      <w:color w:val="131237" w:themeColor="text1"/>
     </w:rPr>
     <w:tblPr>
       <w:tblStyleRowBandSize w:val="1"/>
@@ -27403,7 +27407,7 @@
       </w:tblCellMar>
     </w:tblPr>
     <w:tcPr>
-      <w:shd w:val="clear" w:color="auto" w:fill="EAF1DD" w:themeFill="accent3" w:themeFillTint="33"/>
+      <w:shd w:val="clear" w:color="auto" w:fill="FFFFFF" w:themeFill="accent3" w:themeFillTint="33"/>
     </w:tcPr>
     <w:tblStylePr w:type="firstRow">
       <w:rPr>
@@ -27412,18 +27416,18 @@
       </w:rPr>
       <w:tblPr/>
       <w:tcPr>
-        <w:shd w:val="clear" w:color="auto" w:fill="D6E3BC" w:themeFill="accent3" w:themeFillTint="66"/>
+        <w:shd w:val="clear" w:color="auto" w:fill="D1D0CB" w:themeFill="accent3" w:themeFillTint="66"/>
       </w:tcPr>
     </w:tblStylePr>
     <w:tblStylePr w:type="lastRow">
       <w:rPr>
         <w:b/>
         <w:bCs/>
-        <w:color w:val="000000" w:themeColor="text1"/>
-      </w:rPr>
-      <w:tblPr/>
-      <w:tcPr>
-        <w:shd w:val="clear" w:color="auto" w:fill="D6E3BC" w:themeFill="accent3" w:themeFillTint="66"/>
+        <w:color w:val="131237" w:themeColor="text1"/>
+      </w:rPr>
+      <w:tblPr/>
+      <w:tcPr>
+        <w:shd w:val="clear" w:color="auto" w:fill="D1D0CB" w:themeFill="accent3" w:themeFillTint="66"/>
       </w:tcPr>
     </w:tblStylePr>
     <w:tblStylePr w:type="firstCol">
@@ -27432,7 +27436,7 @@
       </w:rPr>
       <w:tblPr/>
       <w:tcPr>
-        <w:shd w:val="clear" w:color="auto" w:fill="76923C" w:themeFill="accent3" w:themeFillShade="BF"/>
+        <w:shd w:val="clear" w:color="auto" w:fill="5C6684" w:themeFill="accent3" w:themeFillShade="BF"/>
       </w:tcPr>
     </w:tblStylePr>
     <w:tblStylePr w:type="lastCol">
@@ -27441,19 +27445,19 @@
       </w:rPr>
       <w:tblPr/>
       <w:tcPr>
-        <w:shd w:val="clear" w:color="auto" w:fill="76923C" w:themeFill="accent3" w:themeFillShade="BF"/>
+        <w:shd w:val="clear" w:color="auto" w:fill="5C6684" w:themeFill="accent3" w:themeFillShade="BF"/>
       </w:tcPr>
     </w:tblStylePr>
     <w:tblStylePr w:type="band1Vert">
       <w:tblPr/>
       <w:tcPr>
-        <w:shd w:val="clear" w:color="auto" w:fill="CDDDAC" w:themeFill="accent3" w:themeFillTint="7F"/>
+        <w:shd w:val="clear" w:color="auto" w:fill="D1D0CB" w:themeFill="accent3" w:themeFillTint="7F"/>
       </w:tcPr>
     </w:tblStylePr>
     <w:tblStylePr w:type="band1Horz">
       <w:tblPr/>
       <w:tcPr>
-        <w:shd w:val="clear" w:color="auto" w:fill="CDDDAC" w:themeFill="accent3" w:themeFillTint="7F"/>
+        <w:shd w:val="clear" w:color="auto" w:fill="D1D0CB" w:themeFill="accent3" w:themeFillTint="7F"/>
       </w:tcPr>
     </w:tblStylePr>
   </w:style>
@@ -27466,7 +27470,7 @@
       <w:spacing w:after="0" w:line="240" w:lineRule="auto"/>
     </w:pPr>
     <w:rPr>
-      <w:color w:val="000000" w:themeColor="text1"/>
+      <w:color w:val="131237" w:themeColor="text1"/>
     </w:rPr>
     <w:tblPr>
       <w:tblStyleRowBandSize w:val="1"/>
@@ -27483,7 +27487,7 @@
       </w:tblCellMar>
     </w:tblPr>
     <w:tcPr>
-      <w:shd w:val="clear" w:color="auto" w:fill="E5DFEC" w:themeFill="accent4" w:themeFillTint="33"/>
+      <w:shd w:val="clear" w:color="auto" w:fill="D1D0CB" w:themeFill="accent4" w:themeFillTint="33"/>
     </w:tcPr>
     <w:tblStylePr w:type="firstRow">
       <w:rPr>
@@ -27492,18 +27496,18 @@
       </w:rPr>
       <w:tblPr/>
       <w:tcPr>
-        <w:shd w:val="clear" w:color="auto" w:fill="CCC0D9" w:themeFill="accent4" w:themeFillTint="66"/>
+        <w:shd w:val="clear" w:color="auto" w:fill="D1D0CB" w:themeFill="accent4" w:themeFillTint="66"/>
       </w:tcPr>
     </w:tblStylePr>
     <w:tblStylePr w:type="lastRow">
       <w:rPr>
         <w:b/>
         <w:bCs/>
-        <w:color w:val="000000" w:themeColor="text1"/>
-      </w:rPr>
-      <w:tblPr/>
-      <w:tcPr>
-        <w:shd w:val="clear" w:color="auto" w:fill="CCC0D9" w:themeFill="accent4" w:themeFillTint="66"/>
+        <w:color w:val="131237" w:themeColor="text1"/>
+      </w:rPr>
+      <w:tblPr/>
+      <w:tcPr>
+        <w:shd w:val="clear" w:color="auto" w:fill="D1D0CB" w:themeFill="accent4" w:themeFillTint="66"/>
       </w:tcPr>
     </w:tblStylePr>
     <w:tblStylePr w:type="firstCol">
@@ -27512,7 +27516,7 @@
       </w:rPr>
       <w:tblPr/>
       <w:tcPr>
-        <w:shd w:val="clear" w:color="auto" w:fill="5F497A" w:themeFill="accent4" w:themeFillShade="BF"/>
+        <w:shd w:val="clear" w:color="auto" w:fill="5C6684" w:themeFill="accent4" w:themeFillShade="BF"/>
       </w:tcPr>
     </w:tblStylePr>
     <w:tblStylePr w:type="lastCol">
@@ -27521,19 +27525,19 @@
       </w:rPr>
       <w:tblPr/>
       <w:tcPr>
-        <w:shd w:val="clear" w:color="auto" w:fill="5F497A" w:themeFill="accent4" w:themeFillShade="BF"/>
+        <w:shd w:val="clear" w:color="auto" w:fill="5C6684" w:themeFill="accent4" w:themeFillShade="BF"/>
       </w:tcPr>
     </w:tblStylePr>
     <w:tblStylePr w:type="band1Vert">
       <w:tblPr/>
       <w:tcPr>
-        <w:shd w:val="clear" w:color="auto" w:fill="BFB1D0" w:themeFill="accent4" w:themeFillTint="7F"/>
+        <w:shd w:val="clear" w:color="auto" w:fill="D1D0CB" w:themeFill="accent4" w:themeFillTint="7F"/>
       </w:tcPr>
     </w:tblStylePr>
     <w:tblStylePr w:type="band1Horz">
       <w:tblPr/>
       <w:tcPr>
-        <w:shd w:val="clear" w:color="auto" w:fill="BFB1D0" w:themeFill="accent4" w:themeFillTint="7F"/>
+        <w:shd w:val="clear" w:color="auto" w:fill="D1D0CB" w:themeFill="accent4" w:themeFillTint="7F"/>
       </w:tcPr>
     </w:tblStylePr>
   </w:style>
@@ -27546,7 +27550,7 @@
       <w:spacing w:after="0" w:line="240" w:lineRule="auto"/>
     </w:pPr>
     <w:rPr>
-      <w:color w:val="000000" w:themeColor="text1"/>
+      <w:color w:val="131237" w:themeColor="text1"/>
     </w:rPr>
     <w:tblPr>
       <w:tblStyleRowBandSize w:val="1"/>
@@ -27563,7 +27567,7 @@
       </w:tblCellMar>
     </w:tblPr>
     <w:tcPr>
-      <w:shd w:val="clear" w:color="auto" w:fill="DAEEF3" w:themeFill="accent5" w:themeFillTint="33"/>
+      <w:shd w:val="clear" w:color="auto" w:fill="FFFFFF" w:themeFill="accent5" w:themeFillTint="33"/>
     </w:tcPr>
     <w:tblStylePr w:type="firstRow">
       <w:rPr>
@@ -27572,18 +27576,18 @@
       </w:rPr>
       <w:tblPr/>
       <w:tcPr>
-        <w:shd w:val="clear" w:color="auto" w:fill="B6DDE8" w:themeFill="accent5" w:themeFillTint="66"/>
+        <w:shd w:val="clear" w:color="auto" w:fill="D1D0CB" w:themeFill="accent5" w:themeFillTint="66"/>
       </w:tcPr>
     </w:tblStylePr>
     <w:tblStylePr w:type="lastRow">
       <w:rPr>
         <w:b/>
         <w:bCs/>
-        <w:color w:val="000000" w:themeColor="text1"/>
-      </w:rPr>
-      <w:tblPr/>
-      <w:tcPr>
-        <w:shd w:val="clear" w:color="auto" w:fill="B6DDE8" w:themeFill="accent5" w:themeFillTint="66"/>
+        <w:color w:val="131237" w:themeColor="text1"/>
+      </w:rPr>
+      <w:tblPr/>
+      <w:tcPr>
+        <w:shd w:val="clear" w:color="auto" w:fill="D1D0CB" w:themeFill="accent5" w:themeFillTint="66"/>
       </w:tcPr>
     </w:tblStylePr>
     <w:tblStylePr w:type="firstCol">
@@ -27592,7 +27596,7 @@
       </w:rPr>
       <w:tblPr/>
       <w:tcPr>
-        <w:shd w:val="clear" w:color="auto" w:fill="31849B" w:themeFill="accent5" w:themeFillShade="BF"/>
+        <w:shd w:val="clear" w:color="auto" w:fill="5C6684" w:themeFill="accent5" w:themeFillShade="BF"/>
       </w:tcPr>
     </w:tblStylePr>
     <w:tblStylePr w:type="lastCol">
@@ -27601,19 +27605,19 @@
       </w:rPr>
       <w:tblPr/>
       <w:tcPr>
-        <w:shd w:val="clear" w:color="auto" w:fill="31849B" w:themeFill="accent5" w:themeFillShade="BF"/>
+        <w:shd w:val="clear" w:color="auto" w:fill="5C6684" w:themeFill="accent5" w:themeFillShade="BF"/>
       </w:tcPr>
     </w:tblStylePr>
     <w:tblStylePr w:type="band1Vert">
       <w:tblPr/>
       <w:tcPr>
-        <w:shd w:val="clear" w:color="auto" w:fill="A5D5E2" w:themeFill="accent5" w:themeFillTint="7F"/>
+        <w:shd w:val="clear" w:color="auto" w:fill="D1D0CB" w:themeFill="accent5" w:themeFillTint="7F"/>
       </w:tcPr>
     </w:tblStylePr>
     <w:tblStylePr w:type="band1Horz">
       <w:tblPr/>
       <w:tcPr>
-        <w:shd w:val="clear" w:color="auto" w:fill="A5D5E2" w:themeFill="accent5" w:themeFillTint="7F"/>
+        <w:shd w:val="clear" w:color="auto" w:fill="D1D0CB" w:themeFill="accent5" w:themeFillTint="7F"/>
       </w:tcPr>
     </w:tblStylePr>
   </w:style>
@@ -27626,7 +27630,7 @@
       <w:spacing w:after="0" w:line="240" w:lineRule="auto"/>
     </w:pPr>
     <w:rPr>
-      <w:color w:val="000000" w:themeColor="text1"/>
+      <w:color w:val="131237" w:themeColor="text1"/>
     </w:rPr>
     <w:tblPr>
       <w:tblStyleRowBandSize w:val="1"/>
@@ -27643,7 +27647,7 @@
       </w:tblCellMar>
     </w:tblPr>
     <w:tcPr>
-      <w:shd w:val="clear" w:color="auto" w:fill="FDE9D9" w:themeFill="accent6" w:themeFillTint="33"/>
+      <w:shd w:val="clear" w:color="auto" w:fill="FFFFFF" w:themeFill="accent6" w:themeFillTint="33"/>
     </w:tcPr>
     <w:tblStylePr w:type="firstRow">
       <w:rPr>
@@ -27652,18 +27656,18 @@
       </w:rPr>
       <w:tblPr/>
       <w:tcPr>
-        <w:shd w:val="clear" w:color="auto" w:fill="FBD4B4" w:themeFill="accent6" w:themeFillTint="66"/>
+        <w:shd w:val="clear" w:color="auto" w:fill="D1D0CB" w:themeFill="accent6" w:themeFillTint="66"/>
       </w:tcPr>
     </w:tblStylePr>
     <w:tblStylePr w:type="lastRow">
       <w:rPr>
         <w:b/>
         <w:bCs/>
-        <w:color w:val="000000" w:themeColor="text1"/>
-      </w:rPr>
-      <w:tblPr/>
-      <w:tcPr>
-        <w:shd w:val="clear" w:color="auto" w:fill="FBD4B4" w:themeFill="accent6" w:themeFillTint="66"/>
+        <w:color w:val="131237" w:themeColor="text1"/>
+      </w:rPr>
+      <w:tblPr/>
+      <w:tcPr>
+        <w:shd w:val="clear" w:color="auto" w:fill="D1D0CB" w:themeFill="accent6" w:themeFillTint="66"/>
       </w:tcPr>
     </w:tblStylePr>
     <w:tblStylePr w:type="firstCol">
@@ -27672,7 +27676,7 @@
       </w:rPr>
       <w:tblPr/>
       <w:tcPr>
-        <w:shd w:val="clear" w:color="auto" w:fill="E36C0A" w:themeFill="accent6" w:themeFillShade="BF"/>
+        <w:shd w:val="clear" w:color="auto" w:fill="5C6684" w:themeFill="accent6" w:themeFillShade="BF"/>
       </w:tcPr>
     </w:tblStylePr>
     <w:tblStylePr w:type="lastCol">
@@ -27681,19 +27685,19 @@
       </w:rPr>
       <w:tblPr/>
       <w:tcPr>
-        <w:shd w:val="clear" w:color="auto" w:fill="E36C0A" w:themeFill="accent6" w:themeFillShade="BF"/>
+        <w:shd w:val="clear" w:color="auto" w:fill="5C6684" w:themeFill="accent6" w:themeFillShade="BF"/>
       </w:tcPr>
     </w:tblStylePr>
     <w:tblStylePr w:type="band1Vert">
       <w:tblPr/>
       <w:tcPr>
-        <w:shd w:val="clear" w:color="auto" w:fill="FBCAA2" w:themeFill="accent6" w:themeFillTint="7F"/>
+        <w:shd w:val="clear" w:color="auto" w:fill="D1D0CB" w:themeFill="accent6" w:themeFillTint="7F"/>
       </w:tcPr>
     </w:tblStylePr>
     <w:tblStylePr w:type="band1Horz">
       <w:tblPr/>
       <w:tcPr>
-        <w:shd w:val="clear" w:color="auto" w:fill="FBCAA2" w:themeFill="accent6" w:themeFillTint="7F"/>
+        <w:shd w:val="clear" w:color="auto" w:fill="D1D0CB" w:themeFill="accent6" w:themeFillTint="7F"/>
       </w:tcPr>
     </w:tblStylePr>
   </w:style>
@@ -27705,40 +27709,40 @@
   <a:themeElements>
     <a:clrScheme name="Office">
       <a:dk1>
-        <a:sysClr val="windowText" lastClr="000000"/>
+        <a:sysClr val="windowText" lastClr="131237"/>
       </a:dk1>
       <a:lt1>
         <a:sysClr val="window" lastClr="FFFFFF"/>
       </a:lt1>
       <a:dk2>
-        <a:srgbClr val="1F497D"/>
+        <a:srgbClr val="2F2E47"/>
       </a:dk2>
       <a:lt2>
-        <a:srgbClr val="EEECE1"/>
+        <a:srgbClr val="FFFFFF"/>
       </a:lt2>
       <a:accent1>
-        <a:srgbClr val="4F81BD"/>
+        <a:srgbClr val="5C6684"/>
       </a:accent1>
       <a:accent2>
-        <a:srgbClr val="C0504D"/>
+        <a:srgbClr val="5C6684"/>
       </a:accent2>
       <a:accent3>
-        <a:srgbClr val="9BBB59"/>
+        <a:srgbClr val="5C6684"/>
       </a:accent3>
       <a:accent4>
-        <a:srgbClr val="8064A2"/>
+        <a:srgbClr val="5C6684"/>
       </a:accent4>
       <a:accent5>
-        <a:srgbClr val="4BACC6"/>
+        <a:srgbClr val="5C6684"/>
       </a:accent5>
       <a:accent6>
-        <a:srgbClr val="F79646"/>
+        <a:srgbClr val="D1D0CB"/>
       </a:accent6>
       <a:hlink>
-        <a:srgbClr val="0000FF"/>
+        <a:srgbClr val="5C6684"/>
       </a:hlink>
       <a:folHlink>
-        <a:srgbClr val="800080"/>
+        <a:srgbClr val="5C6684"/>
       </a:folHlink>
     </a:clrScheme>
     <a:fontScheme name="Office">
@@ -27888,7 +27892,7 @@
         <a:effectStyle>
           <a:effectLst>
             <a:outerShdw blurRad="40000" dist="20000" dir="5400000" rotWithShape="0">
-              <a:srgbClr val="000000">
+              <a:srgbClr val="131237">
                 <a:alpha val="38000"/>
               </a:srgbClr>
             </a:outerShdw>
@@ -27897,7 +27901,7 @@
         <a:effectStyle>
           <a:effectLst>
             <a:outerShdw blurRad="40000" dist="23000" dir="5400000" rotWithShape="0">
-              <a:srgbClr val="000000">
+              <a:srgbClr val="131237">
                 <a:alpha val="35000"/>
               </a:srgbClr>
             </a:outerShdw>
@@ -27906,7 +27910,7 @@
         <a:effectStyle>
           <a:effectLst>
             <a:outerShdw blurRad="40000" dist="23000" dir="5400000" rotWithShape="0">
-              <a:srgbClr val="000000">
+              <a:srgbClr val="131237">
                 <a:alpha val="35000"/>
               </a:srgbClr>
             </a:outerShdw>
